--- a/Documentation/Work-OS-Team-Setup-Azure-Repos.docx
+++ b/Documentation/Work-OS-Team-Setup-Azure-Repos.docx
@@ -189,6 +189,28 @@
     </w:p>
     <w:p>
       <w:pPr>
+        <w:spacing w:after="30"/>
+        <w:ind w:left="360"/>
+      </w:pPr>
+      <w:r>
+        <w:rPr>
+          <w:color w:val="425466"/>
+          <w:sz w:val="20"/>
+          <w:szCs w:val="20"/>
+        </w:rPr>
+        <w:t xml:space="preserve">How changes reach the team</w:t>
+      </w:r>
+      <w:r>
+        <w:rPr>
+          <w:color w:val="697386"/>
+          <w:sz w:val="17"/>
+          <w:szCs w:val="17"/>
+        </w:rPr>
+        <w:t xml:space="preserve">   Everyone · 3 min read</w:t>
+      </w:r>
+    </w:p>
+    <w:p>
+      <w:pPr>
         <w:spacing w:after="40" w:before="120"/>
       </w:pPr>
       <w:r>
@@ -265,7 +287,7 @@
           <w:sz w:val="17"/>
           <w:szCs w:val="17"/>
         </w:rPr>
-        <w:t xml:space="preserve">   Stage 2 (Work OS admin) and Stage 3 (everyone) · about 15 minutes, once</w:t>
+        <w:t xml:space="preserve">   Stage 2 (Work OS admin) and Stage 3 (everyone) · about 20 minutes, once</w:t>
       </w:r>
     </w:p>
     <w:p>
@@ -336,21 +358,6 @@
     </w:p>
     <w:p>
       <w:pPr>
-        <w:spacing w:after="40" w:before="120"/>
-      </w:pPr>
-      <w:r>
-        <w:rPr>
-          <w:b/>
-          <w:bCs/>
-          <w:color w:val="0E5E8B"/>
-          <w:sz w:val="20"/>
-          <w:szCs w:val="20"/>
-        </w:rPr>
-        <w:t xml:space="preserve">FAQ</w:t>
-      </w:r>
-    </w:p>
-    <w:p>
-      <w:pPr>
         <w:spacing w:after="30"/>
         <w:ind w:left="360"/>
       </w:pPr>
@@ -361,50 +368,6 @@
           <w:szCs w:val="20"/>
         </w:rPr>
         <w:t xml:space="preserve">Troubleshooting</w:t>
-      </w:r>
-      <w:r>
-        <w:rPr>
-          <w:color w:val="697386"/>
-          <w:sz w:val="17"/>
-          <w:szCs w:val="17"/>
-        </w:rPr>
-        <w:t xml:space="preserve">   Everyone</w:t>
-      </w:r>
-    </w:p>
-    <w:p>
-      <w:pPr>
-        <w:spacing w:after="30"/>
-        <w:ind w:left="360"/>
-      </w:pPr>
-      <w:r>
-        <w:rPr>
-          <w:color w:val="425466"/>
-          <w:sz w:val="20"/>
-          <w:szCs w:val="20"/>
-        </w:rPr>
-        <w:t xml:space="preserve">How changes flow</w:t>
-      </w:r>
-      <w:r>
-        <w:rPr>
-          <w:color w:val="697386"/>
-          <w:sz w:val="17"/>
-          <w:szCs w:val="17"/>
-        </w:rPr>
-        <w:t xml:space="preserve">   Everyone · 3 min read</w:t>
-      </w:r>
-    </w:p>
-    <w:p>
-      <w:pPr>
-        <w:spacing w:after="30"/>
-        <w:ind w:left="360"/>
-      </w:pPr>
-      <w:r>
-        <w:rPr>
-          <w:color w:val="425466"/>
-          <w:sz w:val="20"/>
-          <w:szCs w:val="20"/>
-        </w:rPr>
-        <w:t xml:space="preserve">Reference</w:t>
       </w:r>
       <w:r>
         <w:rPr>
@@ -2032,7 +1995,7 @@
                 <w:sz w:val="17"/>
                 <w:szCs w:val="17"/>
               </w:rPr>
-              <w:t xml:space="preserve">How changes flow</w:t>
+              <w:t xml:space="preserve">How changes reach the team</w:t>
             </w:r>
             <w:r>
               <w:rPr>
@@ -2040,7 +2003,7 @@
                 <w:sz w:val="15"/>
                 <w:szCs w:val="15"/>
               </w:rPr>
-              <w:t xml:space="preserve"> (see “How changes flow”)</w:t>
+              <w:t xml:space="preserve"> (see “How changes reach the team”)</w:t>
             </w:r>
             <w:r>
               <w:rPr>
@@ -2143,7 +2106,7 @@
         <w:rPr>
           <w:color w:val="0E5E8B"/>
         </w:rPr>
-        <w:t xml:space="preserve">How changes flow</w:t>
+        <w:t xml:space="preserve">How changes reach the team</w:t>
       </w:r>
       <w:r>
         <w:rPr>
@@ -2151,7 +2114,7 @@
           <w:sz w:val="18"/>
           <w:szCs w:val="18"/>
         </w:rPr>
-        <w:t xml:space="preserve"> (see “How changes flow”)</w:t>
+        <w:t xml:space="preserve"> (see “How changes reach the team”)</w:t>
       </w:r>
       <w:r>
         <w:t xml:space="preserve">.</w:t>
@@ -4031,11 +3994,12 @@
     </w:p>
     <w:p>
       <w:pPr>
+        <w:keepNext/>
         <w:pBdr>
           <w:left w:val="single" w:color="459FDD" w:sz="18" w:space="8"/>
         </w:pBdr>
         <w:shd w:fill="F6F9FC" w:val="clear"/>
-        <w:spacing w:after="160" w:before="40" w:line="264"/>
+        <w:spacing w:after="0" w:before="40" w:line="240"/>
         <w:ind w:left="240"/>
       </w:pPr>
       <w:r>
@@ -4047,8 +4011,18 @@
           <w:sz w:val="15"/>
           <w:szCs w:val="15"/>
         </w:rPr>
-        <w:t xml:space="preserve">TIP  </w:t>
-      </w:r>
+        <w:t xml:space="preserve">TIP</w:t>
+      </w:r>
+    </w:p>
+    <w:p>
+      <w:pPr>
+        <w:pBdr>
+          <w:left w:val="single" w:color="459FDD" w:sz="18" w:space="8"/>
+        </w:pBdr>
+        <w:shd w:fill="F6F9FC" w:val="clear"/>
+        <w:spacing w:after="160" w:before="0" w:line="264"/>
+        <w:ind w:left="240"/>
+      </w:pPr>
       <w:r>
         <w:rPr>
           <w:color w:val="425466"/>
@@ -4279,11 +4253,12 @@
     </w:p>
     <w:p>
       <w:pPr>
+        <w:keepNext/>
         <w:pBdr>
           <w:left w:val="single" w:color="459FDD" w:sz="18" w:space="8"/>
         </w:pBdr>
         <w:shd w:fill="F6F9FC" w:val="clear"/>
-        <w:spacing w:after="160" w:before="40" w:line="264"/>
+        <w:spacing w:after="0" w:before="40" w:line="240"/>
         <w:ind w:left="240"/>
       </w:pPr>
       <w:r>
@@ -4295,8 +4270,18 @@
           <w:sz w:val="15"/>
           <w:szCs w:val="15"/>
         </w:rPr>
-        <w:t xml:space="preserve">NOTE  </w:t>
-      </w:r>
+        <w:t xml:space="preserve">NOTE</w:t>
+      </w:r>
+    </w:p>
+    <w:p>
+      <w:pPr>
+        <w:pBdr>
+          <w:left w:val="single" w:color="459FDD" w:sz="18" w:space="8"/>
+        </w:pBdr>
+        <w:shd w:fill="F6F9FC" w:val="clear"/>
+        <w:spacing w:after="160" w:before="0" w:line="264"/>
+        <w:ind w:left="240"/>
+      </w:pPr>
       <w:r>
         <w:rPr>
           <w:color w:val="425466"/>
@@ -15807,7 +15792,7 @@
                 <w:sz w:val="17"/>
                 <w:szCs w:val="17"/>
               </w:rPr>
-              <w:t xml:space="preserve">How changes flow</w:t>
+              <w:t xml:space="preserve">How changes reach the team</w:t>
             </w:r>
             <w:r>
               <w:rPr>
@@ -15815,30 +15800,7 @@
                 <w:sz w:val="15"/>
                 <w:szCs w:val="15"/>
               </w:rPr>
-              <w:t xml:space="preserve"> (see “How changes flow”)</w:t>
-            </w:r>
-            <w:r>
-              <w:rPr>
-                <w:sz w:val="17"/>
-                <w:szCs w:val="17"/>
-              </w:rPr>
-              <w:t xml:space="preserve"> and the </w:t>
-            </w:r>
-            <w:r>
-              <w:rPr>
-                <w:color w:val="0E5E8B"/>
-                <w:sz w:val="17"/>
-                <w:szCs w:val="17"/>
-              </w:rPr>
-              <w:t xml:space="preserve">Reference</w:t>
-            </w:r>
-            <w:r>
-              <w:rPr>
-                <w:color w:val="697386"/>
-                <w:sz w:val="15"/>
-                <w:szCs w:val="15"/>
-              </w:rPr>
-              <w:t xml:space="preserve"> (see “Reference”)</w:t>
+              <w:t xml:space="preserve"> (see “How changes reach the team”)</w:t>
             </w:r>
           </w:p>
         </w:tc>
@@ -21325,11 +21287,12 @@
     </w:p>
     <w:p>
       <w:pPr>
+        <w:keepNext/>
         <w:pBdr>
           <w:left w:val="single" w:color="459FDD" w:sz="18" w:space="8"/>
         </w:pBdr>
         <w:shd w:fill="F6F9FC" w:val="clear"/>
-        <w:spacing w:after="160" w:before="40" w:line="264"/>
+        <w:spacing w:after="0" w:before="40" w:line="240"/>
         <w:ind w:left="240"/>
       </w:pPr>
       <w:r>
@@ -21341,8 +21304,18 @@
           <w:sz w:val="15"/>
           <w:szCs w:val="15"/>
         </w:rPr>
-        <w:t xml:space="preserve">TIP  </w:t>
-      </w:r>
+        <w:t xml:space="preserve">TIP</w:t>
+      </w:r>
+    </w:p>
+    <w:p>
+      <w:pPr>
+        <w:pBdr>
+          <w:left w:val="single" w:color="459FDD" w:sz="18" w:space="8"/>
+        </w:pBdr>
+        <w:shd w:fill="F6F9FC" w:val="clear"/>
+        <w:spacing w:after="160" w:before="0" w:line="264"/>
+        <w:ind w:left="240"/>
+      </w:pPr>
       <w:r>
         <w:rPr>
           <w:color w:val="425466"/>
@@ -21424,6 +21397,739 @@
           <w:szCs w:val="19"/>
         </w:rPr>
         <w:t xml:space="preserve"> keeps them honest.</w:t>
+      </w:r>
+    </w:p>
+    <w:p>
+      <w:r>
+        <w:br w:type="page"/>
+      </w:r>
+    </w:p>
+    <w:p>
+      <w:pPr>
+        <w:spacing w:after="40"/>
+      </w:pPr>
+      <w:r>
+        <w:rPr>
+          <w:b/>
+          <w:bCs/>
+          <w:color w:val="F46A4A"/>
+          <w:spacing w:val="30"/>
+          <w:sz w:val="15"/>
+          <w:szCs w:val="15"/>
+        </w:rPr>
+        <w:t xml:space="preserve">OVERVIEW</w:t>
+      </w:r>
+    </w:p>
+    <w:p>
+      <w:pPr>
+        <w:pStyle w:val="Heading1"/>
+      </w:pPr>
+      <w:r>
+        <w:t xml:space="preserve">How changes reach the team</w:t>
+      </w:r>
+    </w:p>
+    <w:p>
+      <w:pPr>
+        <w:spacing w:after="200"/>
+      </w:pPr>
+      <w:r>
+        <w:rPr>
+          <w:i/>
+          <w:iCs/>
+          <w:color w:val="697386"/>
+          <w:sz w:val="18"/>
+          <w:szCs w:val="18"/>
+        </w:rPr>
+        <w:t xml:space="preserve">For: Everyone   ·   Time: 3 min read</w:t>
+      </w:r>
+    </w:p>
+    <w:p>
+      <w:pPr>
+        <w:spacing w:after="200" w:line="300"/>
+      </w:pPr>
+      <w:r>
+        <w:rPr>
+          <w:color w:val="425466"/>
+          <w:sz w:val="22"/>
+          <w:szCs w:val="22"/>
+        </w:rPr>
+        <w:t xml:space="preserve">What happens between "Claude finished a response" and "the team can see it" — in plain words, and what you will see in </w:t>
+      </w:r>
+      <w:r>
+        <w:rPr>
+          <w:color w:val="425466"/>
+          <w:sz w:val="22"/>
+          <w:szCs w:val="22"/>
+        </w:rPr>
+        <w:t xml:space="preserve">Azure Repos</w:t>
+      </w:r>
+      <w:r>
+        <w:rPr>
+          <w:color w:val="425466"/>
+          <w:sz w:val="22"/>
+          <w:szCs w:val="22"/>
+        </w:rPr>
+        <w:t xml:space="preserve">.</w:t>
+      </w:r>
+    </w:p>
+    <w:p>
+      <w:pPr>
+        <w:pStyle w:val="Heading2"/>
+      </w:pPr>
+      <w:r>
+        <w:t xml:space="preserve">Everyday changes</w:t>
+      </w:r>
+    </w:p>
+    <w:p>
+      <w:pPr>
+        <w:pStyle w:val="ListParagraph"/>
+        <w:numPr>
+          <w:ilvl w:val="0"/>
+          <w:numId w:val="3"/>
+        </w:numPr>
+        <w:spacing w:after="80" w:line="276"/>
+      </w:pPr>
+      <w:r>
+        <w:t xml:space="preserve">You ask Claude for something — a meeting summary, a decision record, a customer note. Claude writes the file.</w:t>
+      </w:r>
+    </w:p>
+    <w:p>
+      <w:pPr>
+        <w:pStyle w:val="ListParagraph"/>
+        <w:numPr>
+          <w:ilvl w:val="0"/>
+          <w:numId w:val="3"/>
+        </w:numPr>
+        <w:spacing w:after="80" w:line="276"/>
+      </w:pPr>
+      <w:r>
+        <w:t xml:space="preserve">When Claude finishes the response, auto-sync saves the change to your personal branch in the shared repository (a branch is a private working line; yours is named </w:t>
+      </w:r>
+      <w:r>
+        <w:rPr>
+          <w:rFonts w:ascii="Consolas" w:cs="Consolas" w:eastAsia="Consolas" w:hAnsi="Consolas"/>
+          <w:color w:val="0E5E8B"/>
+          <w:sz w:val="19"/>
+          <w:szCs w:val="19"/>
+          <w:shd w:fill="EDF0F2" w:val="clear"/>
+        </w:rPr>
+        <w:t xml:space="preserve">sync/&lt;your git name&gt;</w:t>
+      </w:r>
+      <w:r>
+        <w:t xml:space="preserve">).</w:t>
+      </w:r>
+    </w:p>
+    <w:p>
+      <w:pPr>
+        <w:pStyle w:val="ListParagraph"/>
+        <w:numPr>
+          <w:ilvl w:val="0"/>
+          <w:numId w:val="3"/>
+        </w:numPr>
+        <w:spacing w:after="80" w:line="276"/>
+      </w:pPr>
+      <w:r>
+        <w:t xml:space="preserve">Auto-sync opens a small pull request from that branch into </w:t>
+      </w:r>
+      <w:r>
+        <w:rPr>
+          <w:rFonts w:ascii="Consolas" w:cs="Consolas" w:eastAsia="Consolas" w:hAnsi="Consolas"/>
+          <w:color w:val="0E5E8B"/>
+          <w:sz w:val="19"/>
+          <w:szCs w:val="19"/>
+          <w:shd w:fill="EDF0F2" w:val="clear"/>
+        </w:rPr>
+        <w:t xml:space="preserve">main</w:t>
+      </w:r>
+      <w:r>
+        <w:t xml:space="preserve"> — the team's shared line — and it merges by itself. Nobody has to look at it.</w:t>
+      </w:r>
+    </w:p>
+    <w:p>
+      <w:pPr>
+        <w:keepNext/>
+        <w:pBdr>
+          <w:left w:val="single" w:color="F46A4A" w:sz="18" w:space="8"/>
+        </w:pBdr>
+        <w:shd w:fill="EAF4FB" w:val="clear"/>
+        <w:spacing w:after="0" w:before="40" w:line="240"/>
+        <w:ind w:left="240"/>
+      </w:pPr>
+      <w:r>
+        <w:rPr>
+          <w:b/>
+          <w:bCs/>
+          <w:color w:val="F46A4A"/>
+          <w:spacing w:val="15"/>
+          <w:sz w:val="15"/>
+          <w:szCs w:val="15"/>
+        </w:rPr>
+        <w:t xml:space="preserve">CHECK IN AZURE REPOS</w:t>
+      </w:r>
+    </w:p>
+    <w:p>
+      <w:pPr>
+        <w:pBdr>
+          <w:left w:val="single" w:color="F46A4A" w:sz="18" w:space="8"/>
+        </w:pBdr>
+        <w:shd w:fill="EAF4FB" w:val="clear"/>
+        <w:spacing w:after="160" w:before="0" w:line="264"/>
+        <w:ind w:left="240"/>
+      </w:pPr>
+      <w:r>
+        <w:rPr>
+          <w:color w:val="0A2540"/>
+          <w:sz w:val="19"/>
+          <w:szCs w:val="19"/>
+        </w:rPr>
+        <w:t xml:space="preserve">On the repository page you'll see the file on </w:t>
+      </w:r>
+      <w:r>
+        <w:rPr>
+          <w:rFonts w:ascii="Consolas" w:cs="Consolas" w:eastAsia="Consolas" w:hAnsi="Consolas"/>
+          <w:color w:val="0A2540"/>
+          <w:sz w:val="18"/>
+          <w:szCs w:val="18"/>
+          <w:shd w:fill="EDF0F2" w:val="clear"/>
+        </w:rPr>
+        <w:t xml:space="preserve">main</w:t>
+      </w:r>
+      <w:r>
+        <w:rPr>
+          <w:color w:val="0A2540"/>
+          <w:sz w:val="19"/>
+          <w:szCs w:val="19"/>
+        </w:rPr>
+        <w:t xml:space="preserve"> within about a minute, and under </w:t>
+      </w:r>
+      <w:r>
+        <w:rPr>
+          <w:b/>
+          <w:bCs/>
+          <w:color w:val="0A2540"/>
+          <w:sz w:val="19"/>
+          <w:szCs w:val="19"/>
+        </w:rPr>
+        <w:t xml:space="preserve">Pull requests › </w:t>
+      </w:r>
+      <w:r>
+        <w:rPr>
+          <w:b/>
+          <w:bCs/>
+          <w:color w:val="0A2540"/>
+          <w:sz w:val="19"/>
+          <w:szCs w:val="19"/>
+        </w:rPr>
+        <w:t xml:space="preserve">Completed</w:t>
+      </w:r>
+      <w:r>
+        <w:rPr>
+          <w:color w:val="0A2540"/>
+          <w:sz w:val="19"/>
+          <w:szCs w:val="19"/>
+        </w:rPr>
+        <w:t xml:space="preserve"> a pull request called </w:t>
+      </w:r>
+      <w:r>
+        <w:rPr>
+          <w:i/>
+          <w:iCs/>
+          <w:color w:val="0A2540"/>
+          <w:sz w:val="19"/>
+          <w:szCs w:val="19"/>
+        </w:rPr>
+        <w:t xml:space="preserve">"context: sync from sync/&lt;name&gt;"</w:t>
+      </w:r>
+      <w:r>
+        <w:rPr>
+          <w:color w:val="0A2540"/>
+          <w:sz w:val="19"/>
+          <w:szCs w:val="19"/>
+        </w:rPr>
+        <w:t xml:space="preserve">.</w:t>
+      </w:r>
+    </w:p>
+    <w:p>
+      <w:pPr>
+        <w:pStyle w:val="Heading2"/>
+      </w:pPr>
+      <w:r>
+        <w:t xml:space="preserve">Changes to gated files</w:t>
+      </w:r>
+    </w:p>
+    <w:p>
+      <w:pPr>
+        <w:spacing w:after="120" w:line="276"/>
+      </w:pPr>
+      <w:r>
+        <w:t xml:space="preserve">Gated files are the ones that steer the whole Work OS. The authoritative list lives in </w:t>
+      </w:r>
+      <w:r>
+        <w:rPr>
+          <w:rFonts w:ascii="Consolas" w:cs="Consolas" w:eastAsia="Consolas" w:hAnsi="Consolas"/>
+          <w:color w:val="0E5E8B"/>
+          <w:sz w:val="19"/>
+          <w:szCs w:val="19"/>
+          <w:shd w:fill="EDF0F2" w:val="clear"/>
+        </w:rPr>
+        <w:t xml:space="preserve">governance/write-policy.yaml</w:t>
+      </w:r>
+      <w:r>
+        <w:t xml:space="preserve"> (</w:t>
+      </w:r>
+      <w:r>
+        <w:rPr>
+          <w:rFonts w:ascii="Consolas" w:cs="Consolas" w:eastAsia="Consolas" w:hAnsi="Consolas"/>
+          <w:color w:val="0E5E8B"/>
+          <w:sz w:val="19"/>
+          <w:szCs w:val="19"/>
+          <w:shd w:fill="EDF0F2" w:val="clear"/>
+        </w:rPr>
+        <w:t xml:space="preserve">tiers → gated</w:t>
+      </w:r>
+      <w:r>
+        <w:t xml:space="preserve">); everything else is an everyday file:</w:t>
+      </w:r>
+    </w:p>
+    <w:p>
+      <w:pPr>
+        <w:pStyle w:val="ListParagraph"/>
+        <w:numPr>
+          <w:ilvl w:val="0"/>
+          <w:numId w:val="2"/>
+        </w:numPr>
+        <w:spacing w:after="60" w:line="276"/>
+      </w:pPr>
+      <w:r>
+        <w:rPr>
+          <w:rFonts w:ascii="Consolas" w:cs="Consolas" w:eastAsia="Consolas" w:hAnsi="Consolas"/>
+          <w:color w:val="0E5E8B"/>
+          <w:sz w:val="19"/>
+          <w:szCs w:val="19"/>
+          <w:shd w:fill="EDF0F2" w:val="clear"/>
+        </w:rPr>
+        <w:t xml:space="preserve">CLAUDE.md</w:t>
+      </w:r>
+      <w:r>
+        <w:t xml:space="preserve"> · </w:t>
+      </w:r>
+      <w:r>
+        <w:rPr>
+          <w:rFonts w:ascii="Consolas" w:cs="Consolas" w:eastAsia="Consolas" w:hAnsi="Consolas"/>
+          <w:color w:val="0E5E8B"/>
+          <w:sz w:val="19"/>
+          <w:szCs w:val="19"/>
+          <w:shd w:fill="EDF0F2" w:val="clear"/>
+        </w:rPr>
+        <w:t xml:space="preserve">governance/</w:t>
+      </w:r>
+      <w:r>
+        <w:t xml:space="preserve"> · </w:t>
+      </w:r>
+      <w:r>
+        <w:rPr>
+          <w:rFonts w:ascii="Consolas" w:cs="Consolas" w:eastAsia="Consolas" w:hAnsi="Consolas"/>
+          <w:color w:val="0E5E8B"/>
+          <w:sz w:val="19"/>
+          <w:szCs w:val="19"/>
+          <w:shd w:fill="EDF0F2" w:val="clear"/>
+        </w:rPr>
+        <w:t xml:space="preserve">os-installation/</w:t>
+      </w:r>
+      <w:r>
+        <w:t xml:space="preserve"> · </w:t>
+      </w:r>
+      <w:r>
+        <w:rPr>
+          <w:rFonts w:ascii="Consolas" w:cs="Consolas" w:eastAsia="Consolas" w:hAnsi="Consolas"/>
+          <w:color w:val="0E5E8B"/>
+          <w:sz w:val="19"/>
+          <w:szCs w:val="19"/>
+          <w:shd w:fill="EDF0F2" w:val="clear"/>
+        </w:rPr>
+        <w:t xml:space="preserve">Documentation/</w:t>
+      </w:r>
+      <w:r>
+        <w:t xml:space="preserve"> · </w:t>
+      </w:r>
+      <w:r>
+        <w:rPr>
+          <w:rFonts w:ascii="Consolas" w:cs="Consolas" w:eastAsia="Consolas" w:hAnsi="Consolas"/>
+          <w:color w:val="0E5E8B"/>
+          <w:sz w:val="19"/>
+          <w:szCs w:val="19"/>
+          <w:shd w:fill="EDF0F2" w:val="clear"/>
+        </w:rPr>
+        <w:t xml:space="preserve">.claude/</w:t>
+      </w:r>
+      <w:r>
+        <w:t xml:space="preserve"> · </w:t>
+      </w:r>
+      <w:r>
+        <w:rPr>
+          <w:rFonts w:ascii="Consolas" w:cs="Consolas" w:eastAsia="Consolas" w:hAnsi="Consolas"/>
+          <w:color w:val="0E5E8B"/>
+          <w:sz w:val="19"/>
+          <w:szCs w:val="19"/>
+          <w:shd w:fill="EDF0F2" w:val="clear"/>
+        </w:rPr>
+        <w:t xml:space="preserve">.github/</w:t>
+      </w:r>
+    </w:p>
+    <w:p>
+      <w:pPr>
+        <w:pStyle w:val="ListParagraph"/>
+        <w:numPr>
+          <w:ilvl w:val="0"/>
+          <w:numId w:val="2"/>
+        </w:numPr>
+        <w:spacing w:after="60" w:line="276"/>
+      </w:pPr>
+      <w:r>
+        <w:rPr>
+          <w:rFonts w:ascii="Consolas" w:cs="Consolas" w:eastAsia="Consolas" w:hAnsi="Consolas"/>
+          <w:color w:val="0E5E8B"/>
+          <w:sz w:val="19"/>
+          <w:szCs w:val="19"/>
+          <w:shd w:fill="EDF0F2" w:val="clear"/>
+        </w:rPr>
+        <w:t xml:space="preserve">product-development/feature-index.yaml</w:t>
+      </w:r>
+    </w:p>
+    <w:p>
+      <w:pPr>
+        <w:pStyle w:val="ListParagraph"/>
+        <w:numPr>
+          <w:ilvl w:val="0"/>
+          <w:numId w:val="2"/>
+        </w:numPr>
+        <w:spacing w:after="60" w:line="276"/>
+      </w:pPr>
+      <w:r>
+        <w:rPr>
+          <w:rFonts w:ascii="Consolas" w:cs="Consolas" w:eastAsia="Consolas" w:hAnsi="Consolas"/>
+          <w:color w:val="0E5E8B"/>
+          <w:sz w:val="19"/>
+          <w:szCs w:val="19"/>
+          <w:shd w:fill="EDF0F2" w:val="clear"/>
+        </w:rPr>
+        <w:t xml:space="preserve">product-development/product/strategy/business-context/</w:t>
+      </w:r>
+      <w:r>
+        <w:t xml:space="preserve"> (business-info, stakeholders, segmentation)</w:t>
+      </w:r>
+    </w:p>
+    <w:p>
+      <w:pPr>
+        <w:pStyle w:val="ListParagraph"/>
+        <w:numPr>
+          <w:ilvl w:val="0"/>
+          <w:numId w:val="2"/>
+        </w:numPr>
+        <w:spacing w:after="60" w:line="276"/>
+      </w:pPr>
+      <w:r>
+        <w:rPr>
+          <w:rFonts w:ascii="Consolas" w:cs="Consolas" w:eastAsia="Consolas" w:hAnsi="Consolas"/>
+          <w:color w:val="0E5E8B"/>
+          <w:sz w:val="19"/>
+          <w:szCs w:val="19"/>
+          <w:shd w:fill="EDF0F2" w:val="clear"/>
+        </w:rPr>
+        <w:t xml:space="preserve">product-development/product/handbook/templates/</w:t>
+      </w:r>
+    </w:p>
+    <w:p>
+      <w:pPr>
+        <w:pStyle w:val="ListParagraph"/>
+        <w:numPr>
+          <w:ilvl w:val="0"/>
+          <w:numId w:val="2"/>
+        </w:numPr>
+        <w:spacing w:after="60" w:line="276"/>
+      </w:pPr>
+      <w:r>
+        <w:rPr>
+          <w:rFonts w:ascii="Consolas" w:cs="Consolas" w:eastAsia="Consolas" w:hAnsi="Consolas"/>
+          <w:color w:val="0E5E8B"/>
+          <w:sz w:val="19"/>
+          <w:szCs w:val="19"/>
+          <w:shd w:fill="EDF0F2" w:val="clear"/>
+        </w:rPr>
+        <w:t xml:space="preserve">product-development/engineering/</w:t>
+      </w:r>
+    </w:p>
+    <w:p>
+      <w:pPr>
+        <w:pStyle w:val="ListParagraph"/>
+        <w:numPr>
+          <w:ilvl w:val="0"/>
+          <w:numId w:val="4"/>
+        </w:numPr>
+        <w:spacing w:after="80" w:line="276"/>
+      </w:pPr>
+      <w:r>
+        <w:t xml:space="preserve">You ask Claude to change a gated file. Before writing, Claude shows a </w:t>
+      </w:r>
+      <w:r>
+        <w:rPr>
+          <w:b/>
+          <w:bCs/>
+        </w:rPr>
+        <w:t xml:space="preserve">🔒 GATED FILE</w:t>
+      </w:r>
+      <w:r>
+        <w:t xml:space="preserve"> prompt — you read the change and approve it.</w:t>
+      </w:r>
+    </w:p>
+    <w:p>
+      <w:pPr>
+        <w:pStyle w:val="ListParagraph"/>
+        <w:numPr>
+          <w:ilvl w:val="0"/>
+          <w:numId w:val="4"/>
+        </w:numPr>
+        <w:spacing w:after="80" w:line="276"/>
+      </w:pPr>
+      <w:r>
+        <w:t xml:space="preserve">When Claude finishes, auto-sync saves the change to your personal branch — but not to </w:t>
+      </w:r>
+      <w:r>
+        <w:rPr>
+          <w:rFonts w:ascii="Consolas" w:cs="Consolas" w:eastAsia="Consolas" w:hAnsi="Consolas"/>
+          <w:color w:val="0E5E8B"/>
+          <w:sz w:val="19"/>
+          <w:szCs w:val="19"/>
+          <w:shd w:fill="EDF0F2" w:val="clear"/>
+        </w:rPr>
+        <w:t xml:space="preserve">main</w:t>
+      </w:r>
+      <w:r>
+        <w:t xml:space="preserve">. It waits there while you keep iterating.</w:t>
+      </w:r>
+    </w:p>
+    <w:p>
+      <w:pPr>
+        <w:pStyle w:val="ListParagraph"/>
+        <w:numPr>
+          <w:ilvl w:val="0"/>
+          <w:numId w:val="4"/>
+        </w:numPr>
+        <w:spacing w:after="80" w:line="276"/>
+      </w:pPr>
+      <w:r>
+        <w:t xml:space="preserve">When you're done, you say </w:t>
+      </w:r>
+      <w:r>
+        <w:rPr>
+          <w:b/>
+          <w:bCs/>
+        </w:rPr>
+        <w:t xml:space="preserve">"propose the gated changes"</w:t>
+      </w:r>
+      <w:r>
+        <w:t xml:space="preserve">. Claude opens a pull request with a plain-language description of everything that changed.</w:t>
+      </w:r>
+    </w:p>
+    <w:p>
+      <w:pPr>
+        <w:pStyle w:val="ListParagraph"/>
+        <w:numPr>
+          <w:ilvl w:val="0"/>
+          <w:numId w:val="4"/>
+        </w:numPr>
+        <w:spacing w:after="80" w:line="276"/>
+      </w:pPr>
+      <w:r>
+        <w:t xml:space="preserve">A Work OS admin reviews it — in </w:t>
+      </w:r>
+      <w:r>
+        <w:t xml:space="preserve">Azure Repos</w:t>
+      </w:r>
+      <w:r>
+        <w:t xml:space="preserve">, or by asking their own Claude — approves, and </w:t>
+      </w:r>
+      <w:r>
+        <w:t xml:space="preserve">completes</w:t>
+      </w:r>
+      <w:r>
+        <w:t xml:space="preserve"> it. </w:t>
+      </w:r>
+      <w:r>
+        <w:t xml:space="preserve">Azure Repos</w:t>
+      </w:r>
+      <w:r>
+        <w:t xml:space="preserve"> won't let anyone else. (An admin publishing their </w:t>
+      </w:r>
+      <w:r>
+        <w:rPr>
+          <w:i/>
+          <w:iCs/>
+        </w:rPr>
+        <w:t xml:space="preserve">own</w:t>
+      </w:r>
+      <w:r>
+        <w:t xml:space="preserve"> gated change can ask Claude to do all three at once — see </w:t>
+      </w:r>
+      <w:r>
+        <w:rPr>
+          <w:color w:val="0E5E8B"/>
+        </w:rPr>
+        <w:t xml:space="preserve">Customize the Work OS, step 3</w:t>
+      </w:r>
+      <w:r>
+        <w:rPr>
+          <w:color w:val="697386"/>
+          <w:sz w:val="18"/>
+          <w:szCs w:val="18"/>
+        </w:rPr>
+        <w:t xml:space="preserve"> (see “Customize the Work OS” → Step 3 — Publish the changes for everyone)</w:t>
+      </w:r>
+      <w:r>
+        <w:t xml:space="preserve">.)</w:t>
+      </w:r>
+    </w:p>
+    <w:p>
+      <w:pPr>
+        <w:pStyle w:val="ListParagraph"/>
+        <w:numPr>
+          <w:ilvl w:val="0"/>
+          <w:numId w:val="4"/>
+        </w:numPr>
+        <w:spacing w:after="80" w:line="276"/>
+      </w:pPr>
+      <w:r>
+        <w:t xml:space="preserve">Next time Claude finishes a response, your branch tidies itself — the approved change is now part of </w:t>
+      </w:r>
+      <w:r>
+        <w:rPr>
+          <w:rFonts w:ascii="Consolas" w:cs="Consolas" w:eastAsia="Consolas" w:hAnsi="Consolas"/>
+          <w:color w:val="0E5E8B"/>
+          <w:sz w:val="19"/>
+          <w:szCs w:val="19"/>
+          <w:shd w:fill="EDF0F2" w:val="clear"/>
+        </w:rPr>
+        <w:t xml:space="preserve">main</w:t>
+      </w:r>
+      <w:r>
+        <w:t xml:space="preserve"> for everyone.</w:t>
+      </w:r>
+    </w:p>
+    <w:p>
+      <w:pPr>
+        <w:keepNext/>
+        <w:pBdr>
+          <w:left w:val="single" w:color="F46A4A" w:sz="18" w:space="8"/>
+        </w:pBdr>
+        <w:shd w:fill="EAF4FB" w:val="clear"/>
+        <w:spacing w:after="0" w:before="40" w:line="240"/>
+        <w:ind w:left="240"/>
+      </w:pPr>
+      <w:r>
+        <w:rPr>
+          <w:b/>
+          <w:bCs/>
+          <w:color w:val="F46A4A"/>
+          <w:spacing w:val="15"/>
+          <w:sz w:val="15"/>
+          <w:szCs w:val="15"/>
+        </w:rPr>
+        <w:t xml:space="preserve">CHECK IN AZURE REPOS</w:t>
+      </w:r>
+    </w:p>
+    <w:p>
+      <w:pPr>
+        <w:pBdr>
+          <w:left w:val="single" w:color="F46A4A" w:sz="18" w:space="8"/>
+        </w:pBdr>
+        <w:shd w:fill="EAF4FB" w:val="clear"/>
+        <w:spacing w:after="160" w:before="0" w:line="264"/>
+        <w:ind w:left="240"/>
+      </w:pPr>
+      <w:r>
+        <w:rPr>
+          <w:color w:val="0A2540"/>
+          <w:sz w:val="19"/>
+          <w:szCs w:val="19"/>
+        </w:rPr>
+        <w:t xml:space="preserve">The pull request is titled </w:t>
+      </w:r>
+      <w:r>
+        <w:rPr>
+          <w:i/>
+          <w:iCs/>
+          <w:color w:val="0A2540"/>
+          <w:sz w:val="19"/>
+          <w:szCs w:val="19"/>
+        </w:rPr>
+        <w:t xml:space="preserve">"gated: …"</w:t>
+      </w:r>
+      <w:r>
+        <w:rPr>
+          <w:color w:val="0A2540"/>
+          <w:sz w:val="19"/>
+          <w:szCs w:val="19"/>
+        </w:rPr>
+        <w:t xml:space="preserve"> and shows </w:t>
+      </w:r>
+      <w:r>
+        <w:rPr>
+          <w:b/>
+          <w:bCs/>
+          <w:color w:val="0A2540"/>
+          <w:sz w:val="19"/>
+          <w:szCs w:val="19"/>
+        </w:rPr>
+        <w:t xml:space="preserve">OS-Admins</w:t>
+      </w:r>
+      <w:r>
+        <w:rPr>
+          <w:color w:val="0A2540"/>
+          <w:sz w:val="19"/>
+          <w:szCs w:val="19"/>
+        </w:rPr>
+        <w:t xml:space="preserve"> as a required reviewer</w:t>
+      </w:r>
+      <w:r>
+        <w:rPr>
+          <w:color w:val="0A2540"/>
+          <w:sz w:val="19"/>
+          <w:szCs w:val="19"/>
+        </w:rPr>
+        <w:t xml:space="preserve">.</w:t>
+      </w:r>
+    </w:p>
+    <w:p>
+      <w:pPr>
+        <w:pStyle w:val="Heading2"/>
+      </w:pPr>
+      <w:r>
+        <w:t xml:space="preserve">Two people, one file</w:t>
+      </w:r>
+    </w:p>
+    <w:p>
+      <w:pPr>
+        <w:spacing w:after="120" w:line="276"/>
+      </w:pPr>
+      <w:r>
+        <w:t xml:space="preserve">If two people change the same file, auto-sync tries to combine the changes; when it can't, it tells the person whose save is waiting exactly what to do (see </w:t>
+      </w:r>
+      <w:r>
+        <w:rPr>
+          <w:color w:val="0E5E8B"/>
+        </w:rPr>
+        <w:t xml:space="preserve">Troubleshooting</w:t>
+      </w:r>
+      <w:r>
+        <w:rPr>
+          <w:color w:val="697386"/>
+          <w:sz w:val="18"/>
+          <w:szCs w:val="18"/>
+        </w:rPr>
+        <w:t xml:space="preserve"> (see “Troubleshooting”)</w:t>
+      </w:r>
+      <w:r>
+        <w:t xml:space="preserve">). Nothing is lost — the change stays on their branch.</w:t>
       </w:r>
     </w:p>
     <w:p>
@@ -22500,16 +23206,17 @@
           <w:sz w:val="18"/>
           <w:szCs w:val="18"/>
         </w:rPr>
-        <w:t xml:space="preserve">  (about 15 minutes each; see “Set up your computer”)</w:t>
-      </w:r>
-    </w:p>
-    <w:p>
-      <w:pPr>
+        <w:t xml:space="preserve">  (about 20 minutes each; see “Set up your computer”)</w:t>
+      </w:r>
+    </w:p>
+    <w:p>
+      <w:pPr>
+        <w:keepNext/>
         <w:pBdr>
           <w:left w:val="single" w:color="459FDD" w:sz="18" w:space="8"/>
         </w:pBdr>
         <w:shd w:fill="F6F9FC" w:val="clear"/>
-        <w:spacing w:after="160" w:before="40" w:line="264"/>
+        <w:spacing w:after="0" w:before="40" w:line="240"/>
         <w:ind w:left="240"/>
       </w:pPr>
       <w:r>
@@ -22521,8 +23228,18 @@
           <w:sz w:val="15"/>
           <w:szCs w:val="15"/>
         </w:rPr>
-        <w:t xml:space="preserve">NOTE  </w:t>
-      </w:r>
+        <w:t xml:space="preserve">NOTE</w:t>
+      </w:r>
+    </w:p>
+    <w:p>
+      <w:pPr>
+        <w:pBdr>
+          <w:left w:val="single" w:color="459FDD" w:sz="18" w:space="8"/>
+        </w:pBdr>
+        <w:shd w:fill="F6F9FC" w:val="clear"/>
+        <w:spacing w:after="160" w:before="0" w:line="264"/>
+        <w:ind w:left="240"/>
+      </w:pPr>
       <w:r>
         <w:rPr>
           <w:color w:val="425466"/>
@@ -22583,13 +23300,13 @@
         <w:t xml:space="preserve">everyday file</w:t>
       </w:r>
       <w:r>
-        <w:t xml:space="preserve">. The full list is in the </w:t>
+        <w:t xml:space="preserve">. The full list is in </w:t>
       </w:r>
       <w:r>
         <w:rPr>
           <w:color w:val="0E5E8B"/>
         </w:rPr>
-        <w:t xml:space="preserve">Reference</w:t>
+        <w:t xml:space="preserve">How changes reach the team</w:t>
       </w:r>
       <w:r>
         <w:rPr>
@@ -22597,7 +23314,7 @@
           <w:sz w:val="18"/>
           <w:szCs w:val="18"/>
         </w:rPr>
-        <w:t xml:space="preserve"> (see “Reference” → Gated files)</w:t>
+        <w:t xml:space="preserve"> (see “How changes reach the team” → Changes to gated files)</w:t>
       </w:r>
       <w:r>
         <w:t xml:space="preserve">.</w:t>
@@ -22645,7 +23362,7 @@
         <w:rPr>
           <w:color w:val="0E5E8B"/>
         </w:rPr>
-        <w:t xml:space="preserve">How changes flow</w:t>
+        <w:t xml:space="preserve">How changes reach the team</w:t>
       </w:r>
       <w:r>
         <w:rPr>
@@ -22653,7 +23370,7 @@
           <w:sz w:val="18"/>
           <w:szCs w:val="18"/>
         </w:rPr>
-        <w:t xml:space="preserve"> (see “How changes flow”)</w:t>
+        <w:t xml:space="preserve"> (see “How changes reach the team”)</w:t>
       </w:r>
       <w:r>
         <w:t xml:space="preserve">.</w:t>
@@ -22761,7 +23478,7 @@
         <w:pStyle w:val="ListParagraph"/>
         <w:numPr>
           <w:ilvl w:val="0"/>
-          <w:numId w:val="3"/>
+          <w:numId w:val="5"/>
         </w:numPr>
         <w:spacing w:after="60" w:line="276"/>
       </w:pPr>
@@ -22780,7 +23497,7 @@
         <w:pStyle w:val="ListParagraph"/>
         <w:numPr>
           <w:ilvl w:val="0"/>
-          <w:numId w:val="3"/>
+          <w:numId w:val="5"/>
         </w:numPr>
         <w:spacing w:after="60" w:line="276"/>
       </w:pPr>
@@ -22793,7 +23510,7 @@
         <w:pStyle w:val="ListParagraph"/>
         <w:numPr>
           <w:ilvl w:val="0"/>
-          <w:numId w:val="3"/>
+          <w:numId w:val="5"/>
         </w:numPr>
         <w:spacing w:after="60" w:line="276"/>
       </w:pPr>
@@ -22828,7 +23545,7 @@
         <w:pStyle w:val="ListParagraph"/>
         <w:numPr>
           <w:ilvl w:val="0"/>
-          <w:numId w:val="3"/>
+          <w:numId w:val="5"/>
         </w:numPr>
         <w:spacing w:after="60" w:line="276"/>
       </w:pPr>
@@ -22873,7 +23590,7 @@
         <w:pStyle w:val="ListParagraph"/>
         <w:numPr>
           <w:ilvl w:val="0"/>
-          <w:numId w:val="4"/>
+          <w:numId w:val="6"/>
         </w:numPr>
         <w:spacing w:after="80" w:line="276"/>
       </w:pPr>
@@ -22906,7 +23623,7 @@
         <w:pStyle w:val="ListParagraph"/>
         <w:numPr>
           <w:ilvl w:val="0"/>
-          <w:numId w:val="4"/>
+          <w:numId w:val="6"/>
         </w:numPr>
         <w:spacing w:after="80" w:line="276"/>
       </w:pPr>
@@ -22946,7 +23663,7 @@
         <w:pStyle w:val="ListParagraph"/>
         <w:numPr>
           <w:ilvl w:val="0"/>
-          <w:numId w:val="4"/>
+          <w:numId w:val="6"/>
         </w:numPr>
         <w:spacing w:after="80" w:line="276"/>
       </w:pPr>
@@ -22989,7 +23706,7 @@
         <w:pStyle w:val="ListParagraph"/>
         <w:numPr>
           <w:ilvl w:val="0"/>
-          <w:numId w:val="4"/>
+          <w:numId w:val="6"/>
         </w:numPr>
         <w:spacing w:after="80" w:line="276"/>
       </w:pPr>
@@ -23032,11 +23749,12 @@
     </w:p>
     <w:p>
       <w:pPr>
+        <w:keepNext/>
         <w:pBdr>
           <w:left w:val="single" w:color="F46A4A" w:sz="18" w:space="8"/>
         </w:pBdr>
         <w:shd w:fill="EAF4FB" w:val="clear"/>
-        <w:spacing w:after="160" w:before="40" w:line="264"/>
+        <w:spacing w:after="0" w:before="40" w:line="240"/>
         <w:ind w:left="240"/>
       </w:pPr>
       <w:r>
@@ -23048,8 +23766,18 @@
           <w:sz w:val="15"/>
           <w:szCs w:val="15"/>
         </w:rPr>
-        <w:t xml:space="preserve">EXPECTED  </w:t>
-      </w:r>
+        <w:t xml:space="preserve">EXPECTED</w:t>
+      </w:r>
+    </w:p>
+    <w:p>
+      <w:pPr>
+        <w:pBdr>
+          <w:left w:val="single" w:color="F46A4A" w:sz="18" w:space="8"/>
+        </w:pBdr>
+        <w:shd w:fill="EAF4FB" w:val="clear"/>
+        <w:spacing w:after="160" w:before="0" w:line="264"/>
+        <w:ind w:left="240"/>
+      </w:pPr>
       <w:r>
         <w:rPr>
           <w:color w:val="0A2540"/>
@@ -23151,35 +23879,6 @@
     </w:p>
     <w:p>
       <w:pPr>
-        <w:pBdr>
-          <w:left w:val="single" w:color="459FDD" w:sz="18" w:space="8"/>
-        </w:pBdr>
-        <w:shd w:fill="F6F9FC" w:val="clear"/>
-        <w:spacing w:after="160" w:before="40" w:line="264"/>
-        <w:ind w:left="240"/>
-      </w:pPr>
-      <w:r>
-        <w:rPr>
-          <w:b/>
-          <w:bCs/>
-          <w:color w:val="0E5E8B"/>
-          <w:spacing w:val="15"/>
-          <w:sz w:val="15"/>
-          <w:szCs w:val="15"/>
-        </w:rPr>
-        <w:t xml:space="preserve">TIP  </w:t>
-      </w:r>
-      <w:r>
-        <w:rPr>
-          <w:color w:val="425466"/>
-          <w:sz w:val="19"/>
-          <w:szCs w:val="19"/>
-        </w:rPr>
-        <w:t xml:space="preserve">If your organization doesn't allow imports, give one SoftServe person temporary access to the empty repository and they will upload the content for you (about ten minutes). Remove the access afterwards.</w:t>
-      </w:r>
-    </w:p>
-    <w:p>
-      <w:pPr>
         <w:pStyle w:val="Heading2"/>
       </w:pPr>
       <w:r>
@@ -23191,7 +23890,7 @@
         <w:pStyle w:val="ListParagraph"/>
         <w:numPr>
           <w:ilvl w:val="0"/>
-          <w:numId w:val="5"/>
+          <w:numId w:val="7"/>
         </w:numPr>
         <w:spacing w:after="80" w:line="276"/>
       </w:pPr>
@@ -23224,7 +23923,7 @@
         <w:pStyle w:val="ListParagraph"/>
         <w:numPr>
           <w:ilvl w:val="0"/>
-          <w:numId w:val="5"/>
+          <w:numId w:val="7"/>
         </w:numPr>
         <w:spacing w:after="80" w:line="276"/>
       </w:pPr>
@@ -23274,11 +23973,12 @@
     </w:p>
     <w:p>
       <w:pPr>
+        <w:keepNext/>
         <w:pBdr>
           <w:left w:val="single" w:color="F46A4A" w:sz="18" w:space="8"/>
         </w:pBdr>
         <w:shd w:fill="EAF4FB" w:val="clear"/>
-        <w:spacing w:after="160" w:before="40" w:line="264"/>
+        <w:spacing w:after="0" w:before="40" w:line="240"/>
         <w:ind w:left="240"/>
       </w:pPr>
       <w:r>
@@ -23290,8 +23990,18 @@
           <w:sz w:val="15"/>
           <w:szCs w:val="15"/>
         </w:rPr>
-        <w:t xml:space="preserve">EXPECTED  </w:t>
-      </w:r>
+        <w:t xml:space="preserve">EXPECTED</w:t>
+      </w:r>
+    </w:p>
+    <w:p>
+      <w:pPr>
+        <w:pBdr>
+          <w:left w:val="single" w:color="F46A4A" w:sz="18" w:space="8"/>
+        </w:pBdr>
+        <w:shd w:fill="EAF4FB" w:val="clear"/>
+        <w:spacing w:after="160" w:before="0" w:line="264"/>
+        <w:ind w:left="240"/>
+      </w:pPr>
       <w:r>
         <w:rPr>
           <w:color w:val="0A2540"/>
@@ -23314,7 +24024,7 @@
         <w:pStyle w:val="ListParagraph"/>
         <w:numPr>
           <w:ilvl w:val="0"/>
-          <w:numId w:val="6"/>
+          <w:numId w:val="8"/>
         </w:numPr>
         <w:spacing w:after="80" w:line="276"/>
       </w:pPr>
@@ -23347,7 +24057,7 @@
         <w:pStyle w:val="ListParagraph"/>
         <w:numPr>
           <w:ilvl w:val="0"/>
-          <w:numId w:val="6"/>
+          <w:numId w:val="8"/>
         </w:numPr>
         <w:spacing w:after="80" w:line="276"/>
       </w:pPr>
@@ -23380,7 +24090,7 @@
         <w:pStyle w:val="ListParagraph"/>
         <w:numPr>
           <w:ilvl w:val="0"/>
-          <w:numId w:val="6"/>
+          <w:numId w:val="8"/>
         </w:numPr>
         <w:spacing w:after="80" w:line="276"/>
       </w:pPr>
@@ -23773,7 +24483,7 @@
         <w:pStyle w:val="ListParagraph"/>
         <w:numPr>
           <w:ilvl w:val="0"/>
-          <w:numId w:val="6"/>
+          <w:numId w:val="8"/>
         </w:numPr>
         <w:spacing w:after="80" w:line="276"/>
       </w:pPr>
@@ -23823,11 +24533,12 @@
     </w:p>
     <w:p>
       <w:pPr>
+        <w:keepNext/>
         <w:pBdr>
           <w:left w:val="single" w:color="C74040" w:sz="18" w:space="8"/>
         </w:pBdr>
         <w:shd w:fill="F6F9FC" w:val="clear"/>
-        <w:spacing w:after="160" w:before="40" w:line="264"/>
+        <w:spacing w:after="0" w:before="40" w:line="240"/>
         <w:ind w:left="240"/>
       </w:pPr>
       <w:r>
@@ -23839,8 +24550,18 @@
           <w:sz w:val="15"/>
           <w:szCs w:val="15"/>
         </w:rPr>
-        <w:t xml:space="preserve">DON'T  </w:t>
-      </w:r>
+        <w:t xml:space="preserve">DON'T</w:t>
+      </w:r>
+    </w:p>
+    <w:p>
+      <w:pPr>
+        <w:pBdr>
+          <w:left w:val="single" w:color="C74040" w:sz="18" w:space="8"/>
+        </w:pBdr>
+        <w:shd w:fill="F6F9FC" w:val="clear"/>
+        <w:spacing w:after="160" w:before="0" w:line="264"/>
+        <w:ind w:left="240"/>
+      </w:pPr>
       <w:r>
         <w:rPr>
           <w:color w:val="425466"/>
@@ -23870,11 +24591,12 @@
     </w:p>
     <w:p>
       <w:pPr>
+        <w:keepNext/>
         <w:pBdr>
           <w:left w:val="single" w:color="F46A4A" w:sz="18" w:space="8"/>
         </w:pBdr>
         <w:shd w:fill="EAF4FB" w:val="clear"/>
-        <w:spacing w:after="160" w:before="40" w:line="264"/>
+        <w:spacing w:after="0" w:before="40" w:line="240"/>
         <w:ind w:left="240"/>
       </w:pPr>
       <w:r>
@@ -23886,8 +24608,18 @@
           <w:sz w:val="15"/>
           <w:szCs w:val="15"/>
         </w:rPr>
-        <w:t xml:space="preserve">EXPECTED  </w:t>
-      </w:r>
+        <w:t xml:space="preserve">EXPECTED</w:t>
+      </w:r>
+    </w:p>
+    <w:p>
+      <w:pPr>
+        <w:pBdr>
+          <w:left w:val="single" w:color="F46A4A" w:sz="18" w:space="8"/>
+        </w:pBdr>
+        <w:shd w:fill="EAF4FB" w:val="clear"/>
+        <w:spacing w:after="160" w:before="0" w:line="264"/>
+        <w:ind w:left="240"/>
+      </w:pPr>
       <w:r>
         <w:rPr>
           <w:color w:val="0A2540"/>
@@ -24008,7 +24740,7 @@
         <w:pStyle w:val="ListParagraph"/>
         <w:numPr>
           <w:ilvl w:val="0"/>
-          <w:numId w:val="7"/>
+          <w:numId w:val="9"/>
         </w:numPr>
         <w:spacing w:after="80" w:line="276"/>
       </w:pPr>
@@ -24064,7 +24796,7 @@
         <w:pStyle w:val="ListParagraph"/>
         <w:numPr>
           <w:ilvl w:val="0"/>
-          <w:numId w:val="7"/>
+          <w:numId w:val="9"/>
         </w:numPr>
         <w:spacing w:after="80" w:line="276"/>
       </w:pPr>
@@ -24097,7 +24829,7 @@
         <w:pStyle w:val="ListParagraph"/>
         <w:numPr>
           <w:ilvl w:val="0"/>
-          <w:numId w:val="7"/>
+          <w:numId w:val="9"/>
         </w:numPr>
         <w:spacing w:after="80" w:line="276"/>
       </w:pPr>
@@ -24173,7 +24905,7 @@
         <w:pStyle w:val="ListParagraph"/>
         <w:numPr>
           <w:ilvl w:val="0"/>
-          <w:numId w:val="7"/>
+          <w:numId w:val="9"/>
         </w:numPr>
         <w:spacing w:after="80" w:line="276"/>
       </w:pPr>
@@ -24229,11 +24961,12 @@
     </w:p>
     <w:p>
       <w:pPr>
+        <w:keepNext/>
         <w:pBdr>
           <w:left w:val="single" w:color="459FDD" w:sz="18" w:space="8"/>
         </w:pBdr>
         <w:shd w:fill="F6F9FC" w:val="clear"/>
-        <w:spacing w:after="160" w:before="40" w:line="264"/>
+        <w:spacing w:after="0" w:before="40" w:line="240"/>
         <w:ind w:left="240"/>
       </w:pPr>
       <w:r>
@@ -24245,8 +24978,18 @@
           <w:sz w:val="15"/>
           <w:szCs w:val="15"/>
         </w:rPr>
-        <w:t xml:space="preserve">TIP  </w:t>
-      </w:r>
+        <w:t xml:space="preserve">TIP</w:t>
+      </w:r>
+    </w:p>
+    <w:p>
+      <w:pPr>
+        <w:pBdr>
+          <w:left w:val="single" w:color="459FDD" w:sz="18" w:space="8"/>
+        </w:pBdr>
+        <w:shd w:fill="F6F9FC" w:val="clear"/>
+        <w:spacing w:after="160" w:before="0" w:line="264"/>
+        <w:ind w:left="240"/>
+      </w:pPr>
       <w:r>
         <w:rPr>
           <w:color w:val="425466"/>
@@ -24261,7 +25004,7 @@
         <w:pStyle w:val="ListParagraph"/>
         <w:numPr>
           <w:ilvl w:val="0"/>
-          <w:numId w:val="7"/>
+          <w:numId w:val="9"/>
         </w:numPr>
         <w:spacing w:after="80" w:line="276"/>
       </w:pPr>
@@ -24284,7 +25027,7 @@
         <w:pStyle w:val="ListParagraph"/>
         <w:numPr>
           <w:ilvl w:val="0"/>
-          <w:numId w:val="7"/>
+          <w:numId w:val="9"/>
         </w:numPr>
         <w:spacing w:after="80" w:line="276"/>
       </w:pPr>
@@ -24327,7 +25070,7 @@
         <w:pStyle w:val="ListParagraph"/>
         <w:numPr>
           <w:ilvl w:val="0"/>
-          <w:numId w:val="7"/>
+          <w:numId w:val="9"/>
         </w:numPr>
         <w:spacing w:after="80" w:line="276"/>
       </w:pPr>
@@ -24367,11 +25110,12 @@
     </w:p>
     <w:p>
       <w:pPr>
+        <w:keepNext/>
         <w:pBdr>
           <w:left w:val="single" w:color="459FDD" w:sz="18" w:space="8"/>
         </w:pBdr>
         <w:shd w:fill="F6F9FC" w:val="clear"/>
-        <w:spacing w:after="160" w:before="40" w:line="264"/>
+        <w:spacing w:after="0" w:before="40" w:line="240"/>
         <w:ind w:left="240"/>
       </w:pPr>
       <w:r>
@@ -24383,8 +25127,18 @@
           <w:sz w:val="15"/>
           <w:szCs w:val="15"/>
         </w:rPr>
-        <w:t xml:space="preserve">NOTE  </w:t>
-      </w:r>
+        <w:t xml:space="preserve">NOTE</w:t>
+      </w:r>
+    </w:p>
+    <w:p>
+      <w:pPr>
+        <w:pBdr>
+          <w:left w:val="single" w:color="459FDD" w:sz="18" w:space="8"/>
+        </w:pBdr>
+        <w:shd w:fill="F6F9FC" w:val="clear"/>
+        <w:spacing w:after="160" w:before="0" w:line="264"/>
+        <w:ind w:left="240"/>
+      </w:pPr>
       <w:r>
         <w:rPr>
           <w:color w:val="425466"/>
@@ -24450,11 +25204,12 @@
     </w:p>
     <w:p>
       <w:pPr>
+        <w:keepNext/>
         <w:pBdr>
           <w:left w:val="single" w:color="F46A4A" w:sz="18" w:space="8"/>
         </w:pBdr>
         <w:shd w:fill="EAF4FB" w:val="clear"/>
-        <w:spacing w:after="160" w:before="40" w:line="264"/>
+        <w:spacing w:after="0" w:before="40" w:line="240"/>
         <w:ind w:left="240"/>
       </w:pPr>
       <w:r>
@@ -24466,8 +25221,18 @@
           <w:sz w:val="15"/>
           <w:szCs w:val="15"/>
         </w:rPr>
-        <w:t xml:space="preserve">EXPECTED  </w:t>
-      </w:r>
+        <w:t xml:space="preserve">EXPECTED</w:t>
+      </w:r>
+    </w:p>
+    <w:p>
+      <w:pPr>
+        <w:pBdr>
+          <w:left w:val="single" w:color="F46A4A" w:sz="18" w:space="8"/>
+        </w:pBdr>
+        <w:shd w:fill="EAF4FB" w:val="clear"/>
+        <w:spacing w:after="160" w:before="0" w:line="264"/>
+        <w:ind w:left="240"/>
+      </w:pPr>
       <w:r>
         <w:rPr>
           <w:b/>
@@ -24554,7 +25319,7 @@
         <w:pStyle w:val="ListParagraph"/>
         <w:numPr>
           <w:ilvl w:val="0"/>
-          <w:numId w:val="8"/>
+          <w:numId w:val="10"/>
         </w:numPr>
         <w:spacing w:after="80" w:line="276"/>
       </w:pPr>
@@ -24567,7 +25332,7 @@
         <w:pStyle w:val="ListParagraph"/>
         <w:numPr>
           <w:ilvl w:val="0"/>
-          <w:numId w:val="8"/>
+          <w:numId w:val="10"/>
         </w:numPr>
         <w:spacing w:after="80" w:line="276"/>
       </w:pPr>
@@ -24577,11 +25342,12 @@
     </w:p>
     <w:p>
       <w:pPr>
+        <w:keepNext/>
         <w:pBdr>
           <w:left w:val="single" w:color="F46A4A" w:sz="18" w:space="8"/>
         </w:pBdr>
         <w:shd w:fill="EAF4FB" w:val="clear"/>
-        <w:spacing w:after="160" w:before="40" w:line="264"/>
+        <w:spacing w:after="0" w:before="40" w:line="240"/>
         <w:ind w:left="240"/>
       </w:pPr>
       <w:r>
@@ -24593,8 +25359,18 @@
           <w:sz w:val="15"/>
           <w:szCs w:val="15"/>
         </w:rPr>
-        <w:t xml:space="preserve">YOU'RE DONE WHEN  </w:t>
-      </w:r>
+        <w:t xml:space="preserve">YOU'RE DONE WHEN</w:t>
+      </w:r>
+    </w:p>
+    <w:p>
+      <w:pPr>
+        <w:pBdr>
+          <w:left w:val="single" w:color="F46A4A" w:sz="18" w:space="8"/>
+        </w:pBdr>
+        <w:shd w:fill="EAF4FB" w:val="clear"/>
+        <w:spacing w:after="160" w:before="0" w:line="264"/>
+        <w:ind w:left="240"/>
+      </w:pPr>
       <w:r>
         <w:rPr>
           <w:color w:val="0A2540"/>
@@ -24711,7 +25487,7 @@
           <w:sz w:val="18"/>
           <w:szCs w:val="18"/>
         </w:rPr>
-        <w:t xml:space="preserve">For: Stage 2 (Work OS admin) and Stage 3 (everyone)   ·   Time: about 15 minutes, once</w:t>
+        <w:t xml:space="preserve">For: Stage 2 (Work OS admin) and Stage 3 (everyone)   ·   Time: about 20 minutes, once</w:t>
       </w:r>
     </w:p>
     <w:p>
@@ -24724,7 +25500,7 @@
           <w:sz w:val="22"/>
           <w:szCs w:val="22"/>
         </w:rPr>
-        <w:t xml:space="preserve">Get your own copy of the Work OS on your computer, connect it to the shared repository, and check that your work reaches the team. You will do everything in the </w:t>
+        <w:t xml:space="preserve">Get your own copy of the Work OS on your computer, connect it to the shared repository, and check that your work reaches the team. After a one-time install (step 1) you do everything in the </w:t>
       </w:r>
       <w:r>
         <w:rPr>
@@ -24758,12 +25534,12 @@
         <w:pStyle w:val="ListParagraph"/>
         <w:numPr>
           <w:ilvl w:val="0"/>
-          <w:numId w:val="3"/>
+          <w:numId w:val="5"/>
         </w:numPr>
         <w:spacing w:after="60" w:line="276"/>
       </w:pPr>
       <w:r>
-        <w:t xml:space="preserve">The </w:t>
+        <w:t xml:space="preserve">You have access to the Work OS repository. If you don't yet, ask the </w:t>
       </w:r>
       <w:r>
         <w:rPr>
@@ -24773,63 +25549,23 @@
         <w:t xml:space="preserve">repository admin</w:t>
       </w:r>
       <w:r>
-        <w:t xml:space="preserve"> has given you access — you can open the repository page in your browser with the link they sent. </w:t>
-      </w:r>
-      <w:r>
-        <w:t xml:space="preserve">If the page asks you to sign in, use your Azure DevOps account.</w:t>
-      </w:r>
-    </w:p>
-    <w:p>
-      <w:pPr>
-        <w:pStyle w:val="ListParagraph"/>
-        <w:numPr>
-          <w:ilvl w:val="0"/>
-          <w:numId w:val="3"/>
-        </w:numPr>
-        <w:spacing w:after="60" w:line="276"/>
-      </w:pPr>
-      <w:r>
-        <w:t xml:space="preserve">The </w:t>
+        <w:t xml:space="preserve"> — through your organization's usual access request, if it has one — for </w:t>
+      </w:r>
+      <w:r>
+        <w:t xml:space="preserve">membership of the project's </w:t>
       </w:r>
       <w:r>
         <w:rPr>
           <w:b/>
           <w:bCs/>
         </w:rPr>
-        <w:t xml:space="preserve">Work OS admin</w:t>
-      </w:r>
-      <w:r>
-        <w:t xml:space="preserve"> has told you the Work OS is ready (Stage 2 done: customized, auto-sync on). </w:t>
-      </w:r>
-      <w:r>
-        <w:rPr>
-          <w:i/>
-          <w:iCs/>
-        </w:rPr>
-        <w:t xml:space="preserve">Skip this line if you are the Work OS admin doing Stage 2 yourself — you'll do that next.</w:t>
-      </w:r>
-    </w:p>
-    <w:p>
-      <w:pPr>
-        <w:pStyle w:val="ListParagraph"/>
-        <w:numPr>
-          <w:ilvl w:val="0"/>
-          <w:numId w:val="3"/>
-        </w:numPr>
-        <w:spacing w:after="60" w:line="276"/>
-      </w:pPr>
-      <w:r>
-        <w:t xml:space="preserve">You have the </w:t>
-      </w:r>
-      <w:r>
-        <w:rPr>
-          <w:b/>
-          <w:bCs/>
-        </w:rPr>
-        <w:t xml:space="preserve">Claude Code desktop app</w:t>
-      </w:r>
-      <w:r>
-        <w:t xml:space="preserve"> installed and are signed in (see </w:t>
+        <w:t xml:space="preserve">Contributors</w:t>
+      </w:r>
+      <w:r>
+        <w:t xml:space="preserve"> group; that is what lets you read, clone and contribute</w:t>
+      </w:r>
+      <w:r>
+        <w:t xml:space="preserve">. You can tell you have it when the repository link they sent opens in your browser and shows the files (</w:t>
       </w:r>
       <w:r>
         <w:rPr>
@@ -24839,31 +25575,10 @@
           <w:szCs w:val="19"/>
           <w:shd w:fill="EDF0F2" w:val="clear"/>
         </w:rPr>
-        <w:t xml:space="preserve">os-installation/installation-guide.md</w:t>
-      </w:r>
-      <w:r>
-        <w:t xml:space="preserve">).</w:t>
-      </w:r>
-    </w:p>
-    <w:p>
-      <w:pPr>
-        <w:pStyle w:val="Heading2"/>
-      </w:pPr>
-      <w:r>
-        <w:t xml:space="preserve">Step 1 — Open a folder for the Work OS</w:t>
-      </w:r>
-    </w:p>
-    <w:p>
-      <w:pPr>
-        <w:pStyle w:val="ListParagraph"/>
-        <w:numPr>
-          <w:ilvl w:val="0"/>
-          <w:numId w:val="9"/>
-        </w:numPr>
-        <w:spacing w:after="80" w:line="276"/>
-      </w:pPr>
-      <w:r>
-        <w:t xml:space="preserve">Create an empty folder on your computer, for example </w:t>
+        <w:t xml:space="preserve">CLAUDE.md</w:t>
+      </w:r>
+      <w:r>
+        <w:t xml:space="preserve">, </w:t>
       </w:r>
       <w:r>
         <w:rPr>
@@ -24873,10 +25588,26 @@
           <w:szCs w:val="19"/>
           <w:shd w:fill="EDF0F2" w:val="clear"/>
         </w:rPr>
-        <w:t xml:space="preserve">Documents/work-os</w:t>
-      </w:r>
-      <w:r>
-        <w:t xml:space="preserve">.</w:t>
+        <w:t xml:space="preserve">governance/</w:t>
+      </w:r>
+      <w:r>
+        <w:t xml:space="preserve">, </w:t>
+      </w:r>
+      <w:r>
+        <w:rPr>
+          <w:rFonts w:ascii="Consolas" w:cs="Consolas" w:eastAsia="Consolas" w:hAnsi="Consolas"/>
+          <w:color w:val="0E5E8B"/>
+          <w:sz w:val="19"/>
+          <w:szCs w:val="19"/>
+          <w:shd w:fill="EDF0F2" w:val="clear"/>
+        </w:rPr>
+        <w:t xml:space="preserve">product-development/</w:t>
+      </w:r>
+      <w:r>
+        <w:t xml:space="preserve"> …). </w:t>
+      </w:r>
+      <w:r>
+        <w:t xml:space="preserve">If the page asks you to sign in, use your Azure DevOps account; if it then says you don't have access, you are not in the group yet — ask again.</w:t>
       </w:r>
     </w:p>
     <w:p>
@@ -24884,20 +25615,29 @@
         <w:pStyle w:val="ListParagraph"/>
         <w:numPr>
           <w:ilvl w:val="0"/>
-          <w:numId w:val="9"/>
+          <w:numId w:val="5"/>
         </w:numPr>
-        <w:spacing w:after="80" w:line="276"/>
-      </w:pPr>
-      <w:r>
-        <w:t xml:space="preserve">In the Claude Code desktop app, start a new session and choose that folder as the project folder.</w:t>
-      </w:r>
-    </w:p>
-    <w:p>
-      <w:pPr>
-        <w:pStyle w:val="Heading2"/>
-      </w:pPr>
-      <w:r>
-        <w:t xml:space="preserve">Step 2 — Ask Claude to bring in the Work OS</w:t>
+        <w:spacing w:after="60" w:line="276"/>
+      </w:pPr>
+      <w:r>
+        <w:t xml:space="preserve">The </w:t>
+      </w:r>
+      <w:r>
+        <w:rPr>
+          <w:b/>
+          <w:bCs/>
+        </w:rPr>
+        <w:t xml:space="preserve">Work OS admin</w:t>
+      </w:r>
+      <w:r>
+        <w:t xml:space="preserve"> has told you the Work OS is ready (Stage 2 done: customized, auto-sync on). </w:t>
+      </w:r>
+      <w:r>
+        <w:rPr>
+          <w:i/>
+          <w:iCs/>
+        </w:rPr>
+        <w:t xml:space="preserve">Skip this line if you are the Work OS admin doing Stage 2 yourself — you'll do that next.</w:t>
       </w:r>
     </w:p>
     <w:p>
@@ -24905,22 +25645,288 @@
         <w:pStyle w:val="ListParagraph"/>
         <w:numPr>
           <w:ilvl w:val="0"/>
-          <w:numId w:val="10"/>
+          <w:numId w:val="5"/>
+        </w:numPr>
+        <w:spacing w:after="60" w:line="276"/>
+      </w:pPr>
+      <w:r>
+        <w:t xml:space="preserve">You can install software on your computer, or you know how your organization provides it — an internal software catalog or self-service client, or a request to IT. Step 1 needs two tools: </w:t>
+      </w:r>
+      <w:r>
+        <w:rPr>
+          <w:b/>
+          <w:bCs/>
+        </w:rPr>
+        <w:t xml:space="preserve">Claude Code</w:t>
+      </w:r>
+      <w:r>
+        <w:t xml:space="preserve"> and </w:t>
+      </w:r>
+      <w:r>
+        <w:rPr>
+          <w:b/>
+          <w:bCs/>
+        </w:rPr>
+        <w:t xml:space="preserve">Git</w:t>
+      </w:r>
+      <w:r>
+        <w:t xml:space="preserve">.</w:t>
+      </w:r>
+    </w:p>
+    <w:p>
+      <w:pPr>
+        <w:pStyle w:val="Heading2"/>
+      </w:pPr>
+      <w:r>
+        <w:t xml:space="preserve">Step 1 — Install Claude Code and Git</w:t>
+      </w:r>
+    </w:p>
+    <w:p>
+      <w:pPr>
+        <w:spacing w:after="120" w:line="276"/>
+      </w:pPr>
+      <w:r>
+        <w:t xml:space="preserve">Two tools, once. Get both the way your organization provides software — its software catalog or self-service client if it has one, otherwise from the links below.</w:t>
+      </w:r>
+    </w:p>
+    <w:p>
+      <w:pPr>
+        <w:pStyle w:val="ListParagraph"/>
+        <w:numPr>
+          <w:ilvl w:val="0"/>
+          <w:numId w:val="11"/>
         </w:numPr>
         <w:spacing w:after="80" w:line="276"/>
       </w:pPr>
       <w:r>
-        <w:t xml:space="preserve">Copy the repository link from </w:t>
-      </w:r>
-      <w:r>
         <w:rPr>
           <w:b/>
           <w:bCs/>
         </w:rPr>
-        <w:t xml:space="preserve">Repos › Files › Clone</w:t>
-      </w:r>
-      <w:r>
-        <w:t xml:space="preserve"> and ask Claude:</w:t>
+        <w:t xml:space="preserve">Git</w:t>
+      </w:r>
+      <w:r>
+        <w:t xml:space="preserve"> — the tool the Work OS runs on: it brings the repository to your computer, and auto-sync uses it to save your work. Install it from your organization's software catalog, or from </w:t>
+      </w:r>
+      <w:hyperlink w:history="1" r:id="rIdmlnlo_g-g9ckoxwutefdh">
+        <w:r>
+          <w:rPr>
+            <w:color w:val="0E5E8B"/>
+            <w:u w:val="single"/>
+          </w:rPr>
+          <w:t xml:space="preserve">git-scm.com/downloads</w:t>
+        </w:r>
+      </w:hyperlink>
+      <w:r>
+        <w:t xml:space="preserve">, accepting the defaults. You'll check it in step 3.</w:t>
+      </w:r>
+    </w:p>
+    <w:p>
+      <w:pPr>
+        <w:keepNext/>
+        <w:pBdr>
+          <w:left w:val="single" w:color="459FDD" w:sz="18" w:space="8"/>
+        </w:pBdr>
+        <w:shd w:fill="F6F9FC" w:val="clear"/>
+        <w:spacing w:after="0" w:before="40" w:line="240"/>
+        <w:ind w:left="240"/>
+      </w:pPr>
+      <w:r>
+        <w:rPr>
+          <w:b/>
+          <w:bCs/>
+          <w:color w:val="0E5E8B"/>
+          <w:spacing w:val="15"/>
+          <w:sz w:val="15"/>
+          <w:szCs w:val="15"/>
+        </w:rPr>
+        <w:t xml:space="preserve">NOTE</w:t>
+      </w:r>
+    </w:p>
+    <w:p>
+      <w:pPr>
+        <w:pBdr>
+          <w:left w:val="single" w:color="459FDD" w:sz="18" w:space="8"/>
+        </w:pBdr>
+        <w:shd w:fill="F6F9FC" w:val="clear"/>
+        <w:spacing w:after="160" w:before="0" w:line="264"/>
+        <w:ind w:left="240"/>
+      </w:pPr>
+      <w:r>
+        <w:rPr>
+          <w:b/>
+          <w:bCs/>
+          <w:color w:val="425466"/>
+          <w:sz w:val="19"/>
+          <w:szCs w:val="19"/>
+        </w:rPr>
+        <w:t xml:space="preserve">Windows:</w:t>
+      </w:r>
+      <w:r>
+        <w:rPr>
+          <w:color w:val="425466"/>
+          <w:sz w:val="19"/>
+          <w:szCs w:val="19"/>
+        </w:rPr>
+        <w:t xml:space="preserve"> install Git </w:t>
+      </w:r>
+      <w:r>
+        <w:rPr>
+          <w:i/>
+          <w:iCs/>
+          <w:color w:val="425466"/>
+          <w:sz w:val="19"/>
+          <w:szCs w:val="19"/>
+        </w:rPr>
+        <w:t xml:space="preserve">before</w:t>
+      </w:r>
+      <w:r>
+        <w:rPr>
+          <w:color w:val="425466"/>
+          <w:sz w:val="19"/>
+          <w:szCs w:val="19"/>
+        </w:rPr>
+        <w:t xml:space="preserve"> you open Claude Code — on Windows, Claude Code uses Git for Windows to run the Work OS's automation. If Claude Code is already open, close it and open it again after installing Git.</w:t>
+      </w:r>
+    </w:p>
+    <w:p>
+      <w:pPr>
+        <w:pStyle w:val="ListParagraph"/>
+        <w:numPr>
+          <w:ilvl w:val="0"/>
+          <w:numId w:val="11"/>
+        </w:numPr>
+        <w:spacing w:after="80" w:line="276"/>
+      </w:pPr>
+      <w:r>
+        <w:rPr>
+          <w:b/>
+          <w:bCs/>
+        </w:rPr>
+        <w:t xml:space="preserve">Claude Code desktop app</w:t>
+      </w:r>
+      <w:r>
+        <w:t xml:space="preserve"> — install it from your organization's software catalog, or from </w:t>
+      </w:r>
+      <w:hyperlink w:history="1" r:id="rIdn5hevj0dendyw58q_d6gx">
+        <w:r>
+          <w:rPr>
+            <w:color w:val="0E5E8B"/>
+            <w:u w:val="single"/>
+          </w:rPr>
+          <w:t xml:space="preserve">claude.ai/download</w:t>
+        </w:r>
+      </w:hyperlink>
+      <w:r>
+        <w:t xml:space="preserve">. Open it and sign in with the account your organization uses for Claude — usually your work e-mail. If you're not sure which account, the Work OS admin knows.</w:t>
+      </w:r>
+    </w:p>
+    <w:p>
+      <w:pPr>
+        <w:keepNext/>
+        <w:pBdr>
+          <w:left w:val="single" w:color="F46A4A" w:sz="18" w:space="8"/>
+        </w:pBdr>
+        <w:shd w:fill="EAF4FB" w:val="clear"/>
+        <w:spacing w:after="0" w:before="40" w:line="240"/>
+        <w:ind w:left="240"/>
+      </w:pPr>
+      <w:r>
+        <w:rPr>
+          <w:b/>
+          <w:bCs/>
+          <w:color w:val="F46A4A"/>
+          <w:spacing w:val="15"/>
+          <w:sz w:val="15"/>
+          <w:szCs w:val="15"/>
+        </w:rPr>
+        <w:t xml:space="preserve">EXPECTED</w:t>
+      </w:r>
+    </w:p>
+    <w:p>
+      <w:pPr>
+        <w:pBdr>
+          <w:left w:val="single" w:color="F46A4A" w:sz="18" w:space="8"/>
+        </w:pBdr>
+        <w:shd w:fill="EAF4FB" w:val="clear"/>
+        <w:spacing w:after="160" w:before="0" w:line="264"/>
+        <w:ind w:left="240"/>
+      </w:pPr>
+      <w:r>
+        <w:rPr>
+          <w:color w:val="0A2540"/>
+          <w:sz w:val="19"/>
+          <w:szCs w:val="19"/>
+        </w:rPr>
+        <w:t xml:space="preserve">Claude Code opens and shows you as signed in, and asks for a project folder — that's step 2.</w:t>
+      </w:r>
+    </w:p>
+    <w:p>
+      <w:pPr>
+        <w:pStyle w:val="Heading2"/>
+      </w:pPr>
+      <w:r>
+        <w:t xml:space="preserve">Step 2 — Open a folder for the Work OS</w:t>
+      </w:r>
+    </w:p>
+    <w:p>
+      <w:pPr>
+        <w:pStyle w:val="ListParagraph"/>
+        <w:numPr>
+          <w:ilvl w:val="0"/>
+          <w:numId w:val="12"/>
+        </w:numPr>
+        <w:spacing w:after="80" w:line="276"/>
+      </w:pPr>
+      <w:r>
+        <w:t xml:space="preserve">Create an empty folder on your computer, for example </w:t>
+      </w:r>
+      <w:r>
+        <w:rPr>
+          <w:rFonts w:ascii="Consolas" w:cs="Consolas" w:eastAsia="Consolas" w:hAnsi="Consolas"/>
+          <w:color w:val="0E5E8B"/>
+          <w:sz w:val="19"/>
+          <w:szCs w:val="19"/>
+          <w:shd w:fill="EDF0F2" w:val="clear"/>
+        </w:rPr>
+        <w:t xml:space="preserve">Documents/work-os</w:t>
+      </w:r>
+      <w:r>
+        <w:t xml:space="preserve">.</w:t>
+      </w:r>
+    </w:p>
+    <w:p>
+      <w:pPr>
+        <w:pStyle w:val="ListParagraph"/>
+        <w:numPr>
+          <w:ilvl w:val="0"/>
+          <w:numId w:val="12"/>
+        </w:numPr>
+        <w:spacing w:after="80" w:line="276"/>
+      </w:pPr>
+      <w:r>
+        <w:t xml:space="preserve">In the Claude Code desktop app, start a new session and choose that folder as the project folder.</w:t>
+      </w:r>
+    </w:p>
+    <w:p>
+      <w:pPr>
+        <w:pStyle w:val="Heading2"/>
+      </w:pPr>
+      <w:r>
+        <w:t xml:space="preserve">Step 3 — Ask Claude to bring in the Work OS</w:t>
+      </w:r>
+    </w:p>
+    <w:p>
+      <w:pPr>
+        <w:pStyle w:val="ListParagraph"/>
+        <w:numPr>
+          <w:ilvl w:val="0"/>
+          <w:numId w:val="13"/>
+        </w:numPr>
+        <w:spacing w:after="80" w:line="276"/>
+      </w:pPr>
+      <w:r>
+        <w:t xml:space="preserve">First, check that Git is in place — ask Claude:</w:t>
       </w:r>
     </w:p>
     <w:p>
@@ -24956,16 +25962,17 @@
           <w:sz w:val="20"/>
           <w:szCs w:val="20"/>
         </w:rPr>
-        <w:t xml:space="preserve">“Clone &lt;paste the repository link&gt; into this folder, so that the repository's files are directly in it (git clone &lt;link&gt; .)”</w:t>
-      </w:r>
-    </w:p>
-    <w:p>
-      <w:pPr>
+        <w:t xml:space="preserve">“Check that git is installed and tell me the version”</w:t>
+      </w:r>
+    </w:p>
+    <w:p>
+      <w:pPr>
+        <w:keepNext/>
         <w:pBdr>
           <w:left w:val="single" w:color="F46A4A" w:sz="18" w:space="8"/>
         </w:pBdr>
         <w:shd w:fill="EAF4FB" w:val="clear"/>
-        <w:spacing w:after="160" w:before="40" w:line="264"/>
+        <w:spacing w:after="0" w:before="40" w:line="240"/>
         <w:ind w:left="240"/>
       </w:pPr>
       <w:r>
@@ -24977,15 +25984,25 @@
           <w:sz w:val="15"/>
           <w:szCs w:val="15"/>
         </w:rPr>
-        <w:t xml:space="preserve">EXPECTED  </w:t>
-      </w:r>
+        <w:t xml:space="preserve">EXPECTED</w:t>
+      </w:r>
+    </w:p>
+    <w:p>
+      <w:pPr>
+        <w:pBdr>
+          <w:left w:val="single" w:color="F46A4A" w:sz="18" w:space="8"/>
+        </w:pBdr>
+        <w:shd w:fill="EAF4FB" w:val="clear"/>
+        <w:spacing w:after="160" w:before="0" w:line="264"/>
+        <w:ind w:left="240"/>
+      </w:pPr>
       <w:r>
         <w:rPr>
           <w:color w:val="0A2540"/>
           <w:sz w:val="19"/>
           <w:szCs w:val="19"/>
         </w:rPr>
-        <w:t xml:space="preserve">Claude confirms the clone and you see </w:t>
+        <w:t xml:space="preserve">Claude answers with a version, for example </w:t>
       </w:r>
       <w:r>
         <w:rPr>
@@ -24995,7 +26012,7 @@
           <w:szCs w:val="18"/>
           <w:shd w:fill="EDF0F2" w:val="clear"/>
         </w:rPr>
-        <w:t xml:space="preserve">CLAUDE.md</w:t>
+        <w:t xml:space="preserve">git version 2.4x</w:t>
       </w:r>
       <w:r>
         <w:rPr>
@@ -25003,43 +26020,7 @@
           <w:sz w:val="19"/>
           <w:szCs w:val="19"/>
         </w:rPr>
-        <w:t xml:space="preserve">, </w:t>
-      </w:r>
-      <w:r>
-        <w:rPr>
-          <w:rFonts w:ascii="Consolas" w:cs="Consolas" w:eastAsia="Consolas" w:hAnsi="Consolas"/>
-          <w:color w:val="0A2540"/>
-          <w:sz w:val="18"/>
-          <w:szCs w:val="18"/>
-          <w:shd w:fill="EDF0F2" w:val="clear"/>
-        </w:rPr>
-        <w:t xml:space="preserve">governance/</w:t>
-      </w:r>
-      <w:r>
-        <w:rPr>
-          <w:color w:val="0A2540"/>
-          <w:sz w:val="19"/>
-          <w:szCs w:val="19"/>
-        </w:rPr>
-        <w:t xml:space="preserve">, </w:t>
-      </w:r>
-      <w:r>
-        <w:rPr>
-          <w:rFonts w:ascii="Consolas" w:cs="Consolas" w:eastAsia="Consolas" w:hAnsi="Consolas"/>
-          <w:color w:val="0A2540"/>
-          <w:sz w:val="18"/>
-          <w:szCs w:val="18"/>
-          <w:shd w:fill="EDF0F2" w:val="clear"/>
-        </w:rPr>
-        <w:t xml:space="preserve">product-development/</w:t>
-      </w:r>
-      <w:r>
-        <w:rPr>
-          <w:color w:val="0A2540"/>
-          <w:sz w:val="19"/>
-          <w:szCs w:val="19"/>
-        </w:rPr>
-        <w:t xml:space="preserve"> … in the folder.</w:t>
+        <w:t xml:space="preserve">. If it says Git is missing, install it (step 1) and start a new session.</w:t>
       </w:r>
     </w:p>
     <w:p>
@@ -25047,72 +26028,22 @@
         <w:pStyle w:val="ListParagraph"/>
         <w:numPr>
           <w:ilvl w:val="0"/>
-          <w:numId w:val="10"/>
+          <w:numId w:val="13"/>
         </w:numPr>
         <w:spacing w:after="80" w:line="276"/>
       </w:pPr>
       <w:r>
-        <w:t xml:space="preserve">Start a </w:t>
+        <w:t xml:space="preserve">Copy the repository link from </w:t>
       </w:r>
       <w:r>
         <w:rPr>
           <w:b/>
           <w:bCs/>
         </w:rPr>
-        <w:t xml:space="preserve">new session</w:t>
-      </w:r>
-      <w:r>
-        <w:t xml:space="preserve"> in the same folder — Claude now loads the Work OS.</w:t>
-      </w:r>
-    </w:p>
-    <w:p>
-      <w:pPr>
-        <w:pBdr>
-          <w:left w:val="single" w:color="F46A4A" w:sz="18" w:space="8"/>
-        </w:pBdr>
-        <w:shd w:fill="EAF4FB" w:val="clear"/>
-        <w:spacing w:after="160" w:before="40" w:line="264"/>
-        <w:ind w:left="240"/>
-      </w:pPr>
-      <w:r>
-        <w:rPr>
-          <w:b/>
-          <w:bCs/>
-          <w:color w:val="F46A4A"/>
-          <w:spacing w:val="15"/>
-          <w:sz w:val="15"/>
-          <w:szCs w:val="15"/>
-        </w:rPr>
-        <w:t xml:space="preserve">EXPECTED  </w:t>
-      </w:r>
-      <w:r>
-        <w:rPr>
-          <w:color w:val="0A2540"/>
-          <w:sz w:val="19"/>
-          <w:szCs w:val="19"/>
-        </w:rPr>
-        <w:t xml:space="preserve">Claude opens with a short briefing: recent decisions, the current quarter, active initiatives. That's the Work OS talking.</w:t>
-      </w:r>
-    </w:p>
-    <w:p>
-      <w:pPr>
-        <w:pStyle w:val="Heading2"/>
-      </w:pPr>
-      <w:r>
-        <w:t xml:space="preserve">Step 3 — Tell Claude who you are</w:t>
-      </w:r>
-    </w:p>
-    <w:p>
-      <w:pPr>
-        <w:pStyle w:val="ListParagraph"/>
-        <w:numPr>
-          <w:ilvl w:val="0"/>
-          <w:numId w:val="11"/>
-        </w:numPr>
-        <w:spacing w:after="80" w:line="276"/>
-      </w:pPr>
-      <w:r>
-        <w:t xml:space="preserve">Auto-sync signs your changes with your name and e-mail. Ask Claude:</w:t>
+        <w:t xml:space="preserve">Repos › Files › Clone</w:t>
+      </w:r>
+      <w:r>
+        <w:t xml:space="preserve"> and ask Claude:</w:t>
       </w:r>
     </w:p>
     <w:p>
@@ -25148,16 +26079,17 @@
           <w:sz w:val="20"/>
           <w:szCs w:val="20"/>
         </w:rPr>
-        <w:t xml:space="preserve">“Set my git name to &lt;Your Name&gt; and my git e-mail to &lt;you@company.com&gt; for this repository”</w:t>
-      </w:r>
-    </w:p>
-    <w:p>
-      <w:pPr>
+        <w:t xml:space="preserve">“Clone &lt;paste the repository link&gt; into this folder, so that the repository's files are directly in it (git clone &lt;link&gt; .)”</w:t>
+      </w:r>
+    </w:p>
+    <w:p>
+      <w:pPr>
+        <w:keepNext/>
         <w:pBdr>
           <w:left w:val="single" w:color="F46A4A" w:sz="18" w:space="8"/>
         </w:pBdr>
         <w:shd w:fill="EAF4FB" w:val="clear"/>
-        <w:spacing w:after="160" w:before="40" w:line="264"/>
+        <w:spacing w:after="0" w:before="40" w:line="240"/>
         <w:ind w:left="240"/>
       </w:pPr>
       <w:r>
@@ -25169,37 +26101,79 @@
           <w:sz w:val="15"/>
           <w:szCs w:val="15"/>
         </w:rPr>
-        <w:t xml:space="preserve">EXPECTED  </w:t>
-      </w:r>
+        <w:t xml:space="preserve">EXPECTED</w:t>
+      </w:r>
+    </w:p>
+    <w:p>
+      <w:pPr>
+        <w:pBdr>
+          <w:left w:val="single" w:color="F46A4A" w:sz="18" w:space="8"/>
+        </w:pBdr>
+        <w:shd w:fill="EAF4FB" w:val="clear"/>
+        <w:spacing w:after="160" w:before="0" w:line="264"/>
+        <w:ind w:left="240"/>
+      </w:pPr>
       <w:r>
         <w:rPr>
           <w:color w:val="0A2540"/>
           <w:sz w:val="19"/>
           <w:szCs w:val="19"/>
         </w:rPr>
-        <w:t xml:space="preserve">Claude confirms both values.</w:t>
-      </w:r>
-    </w:p>
-    <w:p>
-      <w:pPr>
-        <w:pStyle w:val="Heading2"/>
-      </w:pPr>
-      <w:r>
-        <w:t xml:space="preserve">Step 4 — Sign in to Azure DevOps once</w:t>
-      </w:r>
-    </w:p>
-    <w:p>
-      <w:pPr>
-        <w:spacing w:after="120" w:line="276"/>
-      </w:pPr>
-      <w:r>
-        <w:t xml:space="preserve">Auto-sync opens and merges pull requests on your behalf. For that it uses the </w:t>
-      </w:r>
-      <w:r>
-        <w:t xml:space="preserve">Azure</w:t>
-      </w:r>
-      <w:r>
-        <w:t xml:space="preserve"> command-line tool, signed in as you. Claude handles it; you only confirm in the browser.</w:t>
+        <w:t xml:space="preserve">Claude confirms the clone and you see </w:t>
+      </w:r>
+      <w:r>
+        <w:rPr>
+          <w:rFonts w:ascii="Consolas" w:cs="Consolas" w:eastAsia="Consolas" w:hAnsi="Consolas"/>
+          <w:color w:val="0A2540"/>
+          <w:sz w:val="18"/>
+          <w:szCs w:val="18"/>
+          <w:shd w:fill="EDF0F2" w:val="clear"/>
+        </w:rPr>
+        <w:t xml:space="preserve">CLAUDE.md</w:t>
+      </w:r>
+      <w:r>
+        <w:rPr>
+          <w:color w:val="0A2540"/>
+          <w:sz w:val="19"/>
+          <w:szCs w:val="19"/>
+        </w:rPr>
+        <w:t xml:space="preserve">, </w:t>
+      </w:r>
+      <w:r>
+        <w:rPr>
+          <w:rFonts w:ascii="Consolas" w:cs="Consolas" w:eastAsia="Consolas" w:hAnsi="Consolas"/>
+          <w:color w:val="0A2540"/>
+          <w:sz w:val="18"/>
+          <w:szCs w:val="18"/>
+          <w:shd w:fill="EDF0F2" w:val="clear"/>
+        </w:rPr>
+        <w:t xml:space="preserve">governance/</w:t>
+      </w:r>
+      <w:r>
+        <w:rPr>
+          <w:color w:val="0A2540"/>
+          <w:sz w:val="19"/>
+          <w:szCs w:val="19"/>
+        </w:rPr>
+        <w:t xml:space="preserve">, </w:t>
+      </w:r>
+      <w:r>
+        <w:rPr>
+          <w:rFonts w:ascii="Consolas" w:cs="Consolas" w:eastAsia="Consolas" w:hAnsi="Consolas"/>
+          <w:color w:val="0A2540"/>
+          <w:sz w:val="18"/>
+          <w:szCs w:val="18"/>
+          <w:shd w:fill="EDF0F2" w:val="clear"/>
+        </w:rPr>
+        <w:t xml:space="preserve">product-development/</w:t>
+      </w:r>
+      <w:r>
+        <w:rPr>
+          <w:color w:val="0A2540"/>
+          <w:sz w:val="19"/>
+          <w:szCs w:val="19"/>
+        </w:rPr>
+        <w:t xml:space="preserve"> … in the folder.</w:t>
       </w:r>
     </w:p>
     <w:p>
@@ -25207,12 +26181,83 @@
         <w:pStyle w:val="ListParagraph"/>
         <w:numPr>
           <w:ilvl w:val="0"/>
-          <w:numId w:val="12"/>
+          <w:numId w:val="13"/>
         </w:numPr>
         <w:spacing w:after="80" w:line="276"/>
       </w:pPr>
       <w:r>
-        <w:t xml:space="preserve">Ask Claude:</w:t>
+        <w:t xml:space="preserve">Start a </w:t>
+      </w:r>
+      <w:r>
+        <w:rPr>
+          <w:b/>
+          <w:bCs/>
+        </w:rPr>
+        <w:t xml:space="preserve">new session</w:t>
+      </w:r>
+      <w:r>
+        <w:t xml:space="preserve"> in the same folder — Claude now loads the Work OS.</w:t>
+      </w:r>
+    </w:p>
+    <w:p>
+      <w:pPr>
+        <w:keepNext/>
+        <w:pBdr>
+          <w:left w:val="single" w:color="F46A4A" w:sz="18" w:space="8"/>
+        </w:pBdr>
+        <w:shd w:fill="EAF4FB" w:val="clear"/>
+        <w:spacing w:after="0" w:before="40" w:line="240"/>
+        <w:ind w:left="240"/>
+      </w:pPr>
+      <w:r>
+        <w:rPr>
+          <w:b/>
+          <w:bCs/>
+          <w:color w:val="F46A4A"/>
+          <w:spacing w:val="15"/>
+          <w:sz w:val="15"/>
+          <w:szCs w:val="15"/>
+        </w:rPr>
+        <w:t xml:space="preserve">EXPECTED</w:t>
+      </w:r>
+    </w:p>
+    <w:p>
+      <w:pPr>
+        <w:pBdr>
+          <w:left w:val="single" w:color="F46A4A" w:sz="18" w:space="8"/>
+        </w:pBdr>
+        <w:shd w:fill="EAF4FB" w:val="clear"/>
+        <w:spacing w:after="160" w:before="0" w:line="264"/>
+        <w:ind w:left="240"/>
+      </w:pPr>
+      <w:r>
+        <w:rPr>
+          <w:color w:val="0A2540"/>
+          <w:sz w:val="19"/>
+          <w:szCs w:val="19"/>
+        </w:rPr>
+        <w:t xml:space="preserve">Claude opens with a short briefing: recent decisions, the current quarter, active initiatives. That's the Work OS talking.</w:t>
+      </w:r>
+    </w:p>
+    <w:p>
+      <w:pPr>
+        <w:pStyle w:val="Heading2"/>
+      </w:pPr>
+      <w:r>
+        <w:t xml:space="preserve">Step 4 — Tell Claude who you are</w:t>
+      </w:r>
+    </w:p>
+    <w:p>
+      <w:pPr>
+        <w:pStyle w:val="ListParagraph"/>
+        <w:numPr>
+          <w:ilvl w:val="0"/>
+          <w:numId w:val="14"/>
+        </w:numPr>
+        <w:spacing w:after="80" w:line="276"/>
+      </w:pPr>
+      <w:r>
+        <w:t xml:space="preserve">Auto-sync signs your changes with your name and e-mail. Ask Claude:</w:t>
       </w:r>
     </w:p>
     <w:p>
@@ -25248,16 +26293,17 @@
           <w:sz w:val="20"/>
           <w:szCs w:val="20"/>
         </w:rPr>
-        <w:t xml:space="preserve">“Sign me in to Azure DevOps with the Azure CLI (az login with a device code) and add the azure-devops extension. If az is not installed, install it first.”</w:t>
-      </w:r>
-    </w:p>
-    <w:p>
-      <w:pPr>
+        <w:t xml:space="preserve">“Set my git name to &lt;Your Name&gt; and my git e-mail to &lt;you@company.com&gt; for this repository”</w:t>
+      </w:r>
+    </w:p>
+    <w:p>
+      <w:pPr>
+        <w:keepNext/>
         <w:pBdr>
           <w:left w:val="single" w:color="F46A4A" w:sz="18" w:space="8"/>
         </w:pBdr>
         <w:shd w:fill="EAF4FB" w:val="clear"/>
-        <w:spacing w:after="160" w:before="40" w:line="264"/>
+        <w:spacing w:after="0" w:before="40" w:line="240"/>
         <w:ind w:left="240"/>
       </w:pPr>
       <w:r>
@@ -25269,44 +26315,25 @@
           <w:sz w:val="15"/>
           <w:szCs w:val="15"/>
         </w:rPr>
-        <w:t xml:space="preserve">EXPECTED  </w:t>
-      </w:r>
+        <w:t xml:space="preserve">EXPECTED</w:t>
+      </w:r>
+    </w:p>
+    <w:p>
+      <w:pPr>
+        <w:pBdr>
+          <w:left w:val="single" w:color="F46A4A" w:sz="18" w:space="8"/>
+        </w:pBdr>
+        <w:shd w:fill="EAF4FB" w:val="clear"/>
+        <w:spacing w:after="160" w:before="0" w:line="264"/>
+        <w:ind w:left="240"/>
+      </w:pPr>
       <w:r>
         <w:rPr>
           <w:color w:val="0A2540"/>
           <w:sz w:val="19"/>
           <w:szCs w:val="19"/>
         </w:rPr>
-        <w:t xml:space="preserve">Claude shows a code and a microsoft.com link. Open the link, enter the code, sign in with your work account. Claude then confirms you are signed in.</w:t>
-      </w:r>
-    </w:p>
-    <w:p>
-      <w:pPr>
-        <w:pBdr>
-          <w:left w:val="single" w:color="459FDD" w:sz="18" w:space="8"/>
-        </w:pBdr>
-        <w:shd w:fill="F6F9FC" w:val="clear"/>
-        <w:spacing w:after="160" w:before="40" w:line="264"/>
-        <w:ind w:left="240"/>
-      </w:pPr>
-      <w:r>
-        <w:rPr>
-          <w:b/>
-          <w:bCs/>
-          <w:color w:val="0E5E8B"/>
-          <w:spacing w:val="15"/>
-          <w:sz w:val="15"/>
-          <w:szCs w:val="15"/>
-        </w:rPr>
-        <w:t xml:space="preserve">TIP  </w:t>
-      </w:r>
-      <w:r>
-        <w:rPr>
-          <w:color w:val="425466"/>
-          <w:sz w:val="19"/>
-          <w:szCs w:val="19"/>
-        </w:rPr>
-        <w:t xml:space="preserve">Installing a tool may ask for your computer password. That is normal — it happens once.</w:t>
+        <w:t xml:space="preserve">Claude confirms both values.</w:t>
       </w:r>
     </w:p>
     <w:p>
@@ -25314,7 +26341,21 @@
         <w:pStyle w:val="Heading2"/>
       </w:pPr>
       <w:r>
-        <w:t xml:space="preserve">Step 5 — Check that auto-sync is on</w:t>
+        <w:t xml:space="preserve">Step 5 — Sign in to Azure DevOps once</w:t>
+      </w:r>
+    </w:p>
+    <w:p>
+      <w:pPr>
+        <w:spacing w:after="120" w:line="276"/>
+      </w:pPr>
+      <w:r>
+        <w:t xml:space="preserve">Auto-sync opens and merges pull requests on your behalf. For that it uses the </w:t>
+      </w:r>
+      <w:r>
+        <w:t xml:space="preserve">Azure</w:t>
+      </w:r>
+      <w:r>
+        <w:t xml:space="preserve"> command-line tool, signed in as you. Claude handles it; you only confirm in the browser.</w:t>
       </w:r>
     </w:p>
     <w:p>
@@ -25322,7 +26363,7 @@
         <w:pStyle w:val="ListParagraph"/>
         <w:numPr>
           <w:ilvl w:val="0"/>
-          <w:numId w:val="13"/>
+          <w:numId w:val="15"/>
         </w:numPr>
         <w:spacing w:after="80" w:line="276"/>
       </w:pPr>
@@ -25363,16 +26404,17 @@
           <w:sz w:val="20"/>
           <w:szCs w:val="20"/>
         </w:rPr>
-        <w:t xml:space="preserve">“/auto-sync status”</w:t>
-      </w:r>
-    </w:p>
-    <w:p>
-      <w:pPr>
+        <w:t xml:space="preserve">“Sign me in to Azure DevOps with the Azure CLI (az login with a device code) and add the azure-devops extension. If az is not installed, install it first.”</w:t>
+      </w:r>
+    </w:p>
+    <w:p>
+      <w:pPr>
+        <w:keepNext/>
         <w:pBdr>
           <w:left w:val="single" w:color="F46A4A" w:sz="18" w:space="8"/>
         </w:pBdr>
         <w:shd w:fill="EAF4FB" w:val="clear"/>
-        <w:spacing w:after="160" w:before="40" w:line="264"/>
+        <w:spacing w:after="0" w:before="40" w:line="240"/>
         <w:ind w:left="240"/>
       </w:pPr>
       <w:r>
@@ -25384,85 +26426,65 @@
           <w:sz w:val="15"/>
           <w:szCs w:val="15"/>
         </w:rPr>
-        <w:t xml:space="preserve">EXPECTED  </w:t>
-      </w:r>
-      <w:r>
-        <w:rPr>
-          <w:b/>
-          <w:bCs/>
+        <w:t xml:space="preserve">EXPECTED</w:t>
+      </w:r>
+    </w:p>
+    <w:p>
+      <w:pPr>
+        <w:pBdr>
+          <w:left w:val="single" w:color="F46A4A" w:sz="18" w:space="8"/>
+        </w:pBdr>
+        <w:shd w:fill="EAF4FB" w:val="clear"/>
+        <w:spacing w:after="160" w:before="0" w:line="264"/>
+        <w:ind w:left="240"/>
+      </w:pPr>
+      <w:r>
+        <w:rPr>
           <w:color w:val="0A2540"/>
           <w:sz w:val="19"/>
           <w:szCs w:val="19"/>
         </w:rPr>
-        <w:t xml:space="preserve">ON</w:t>
-      </w:r>
-      <w:r>
-        <w:rPr>
-          <w:color w:val="0A2540"/>
+        <w:t xml:space="preserve">Claude shows a code and a microsoft.com link. Open the link, enter the code, sign in with your work account. Claude then confirms you are signed in.</w:t>
+      </w:r>
+    </w:p>
+    <w:p>
+      <w:pPr>
+        <w:keepNext/>
+        <w:pBdr>
+          <w:left w:val="single" w:color="459FDD" w:sz="18" w:space="8"/>
+        </w:pBdr>
+        <w:shd w:fill="F6F9FC" w:val="clear"/>
+        <w:spacing w:after="0" w:before="40" w:line="240"/>
+        <w:ind w:left="240"/>
+      </w:pPr>
+      <w:r>
+        <w:rPr>
+          <w:b/>
+          <w:bCs/>
+          <w:color w:val="0E5E8B"/>
+          <w:spacing w:val="15"/>
+          <w:sz w:val="15"/>
+          <w:szCs w:val="15"/>
+        </w:rPr>
+        <w:t xml:space="preserve">TIP</w:t>
+      </w:r>
+    </w:p>
+    <w:p>
+      <w:pPr>
+        <w:pBdr>
+          <w:left w:val="single" w:color="459FDD" w:sz="18" w:space="8"/>
+        </w:pBdr>
+        <w:shd w:fill="F6F9FC" w:val="clear"/>
+        <w:spacing w:after="160" w:before="0" w:line="264"/>
+        <w:ind w:left="240"/>
+      </w:pPr>
+      <w:r>
+        <w:rPr>
+          <w:color w:val="425466"/>
           <w:sz w:val="19"/>
           <w:szCs w:val="19"/>
         </w:rPr>
-        <w:t xml:space="preserve">, mode </w:t>
-      </w:r>
-      <w:r>
-        <w:rPr>
-          <w:b/>
-          <w:bCs/>
-          <w:color w:val="0A2540"/>
-          <w:sz w:val="19"/>
-          <w:szCs w:val="19"/>
-        </w:rPr>
-        <w:t xml:space="preserve">pr</w:t>
-      </w:r>
-      <w:r>
-        <w:rPr>
-          <w:color w:val="0A2540"/>
-          <w:sz w:val="19"/>
-          <w:szCs w:val="19"/>
-        </w:rPr>
-        <w:t xml:space="preserve">. If it says off and you are a Work OS user, ask the Work OS admin — the switch is shared and only admins turn it on. If you </w:t>
-      </w:r>
-      <w:r>
-        <w:rPr>
-          <w:i/>
-          <w:iCs/>
-          <w:color w:val="0A2540"/>
-          <w:sz w:val="19"/>
-          <w:szCs w:val="19"/>
-        </w:rPr>
-        <w:t xml:space="preserve">are</w:t>
-      </w:r>
-      <w:r>
-        <w:rPr>
-          <w:color w:val="0A2540"/>
-          <w:sz w:val="19"/>
-          <w:szCs w:val="19"/>
-        </w:rPr>
-        <w:t xml:space="preserve"> the Work OS admin doing Stage 2, it will be off: skip step 6 for now and continue with </w:t>
-      </w:r>
-      <w:r>
-        <w:rPr>
-          <w:color w:val="0E5E8B"/>
-          <w:sz w:val="19"/>
-          <w:szCs w:val="19"/>
-        </w:rPr>
-        <w:t xml:space="preserve">Customize the Work OS</w:t>
-      </w:r>
-      <w:r>
-        <w:rPr>
-          <w:color w:val="697386"/>
-          <w:sz w:val="17"/>
-          <w:szCs w:val="17"/>
-        </w:rPr>
-        <w:t xml:space="preserve"> (see “Customize the Work OS”)</w:t>
-      </w:r>
-      <w:r>
-        <w:rPr>
-          <w:color w:val="0A2540"/>
-          <w:sz w:val="19"/>
-          <w:szCs w:val="19"/>
-        </w:rPr>
-        <w:t xml:space="preserve"> — auto-sync is switched on there.</w:t>
+        <w:t xml:space="preserve">Installing a tool may ask for your computer password. That is normal — it happens once.</w:t>
       </w:r>
     </w:p>
     <w:p>
@@ -25470,15 +26492,7 @@
         <w:pStyle w:val="Heading2"/>
       </w:pPr>
       <w:r>
-        <w:t xml:space="preserve">Step 6 — Check that your work reaches the team</w:t>
-      </w:r>
-    </w:p>
-    <w:p>
-      <w:pPr>
-        <w:spacing w:after="120" w:line="276"/>
-      </w:pPr>
-      <w:r>
-        <w:t xml:space="preserve">Two quick tests: an everyday change that lands by itself, and a gated change that waits for an admin.</w:t>
+        <w:t xml:space="preserve">Step 6 — Check that auto-sync is on</w:t>
       </w:r>
     </w:p>
     <w:p>
@@ -25486,12 +26500,12 @@
         <w:pStyle w:val="ListParagraph"/>
         <w:numPr>
           <w:ilvl w:val="0"/>
-          <w:numId w:val="14"/>
+          <w:numId w:val="16"/>
         </w:numPr>
         <w:spacing w:after="80" w:line="276"/>
       </w:pPr>
       <w:r>
-        <w:t xml:space="preserve">Ask Claude to create an everyday file, then wait until Claude finishes the response — that's when auto-sync runs:</w:t>
+        <w:t xml:space="preserve">Ask Claude:</w:t>
       </w:r>
     </w:p>
     <w:p>
@@ -25527,16 +26541,17 @@
           <w:sz w:val="20"/>
           <w:szCs w:val="20"/>
         </w:rPr>
-        <w:t xml:space="preserve">“Create a short test meeting summary at product-development/product/meetings/other/summaries/&lt;today's date&gt;-access-test-&lt;your name&gt;.md and mark it clearly as TEST”</w:t>
-      </w:r>
-    </w:p>
-    <w:p>
-      <w:pPr>
+        <w:t xml:space="preserve">“/auto-sync status”</w:t>
+      </w:r>
+    </w:p>
+    <w:p>
+      <w:pPr>
+        <w:keepNext/>
         <w:pBdr>
           <w:left w:val="single" w:color="F46A4A" w:sz="18" w:space="8"/>
         </w:pBdr>
         <w:shd w:fill="EAF4FB" w:val="clear"/>
-        <w:spacing w:after="160" w:before="40" w:line="264"/>
+        <w:spacing w:after="0" w:before="40" w:line="240"/>
         <w:ind w:left="240"/>
       </w:pPr>
       <w:r>
@@ -25548,34 +26563,18 @@
           <w:sz w:val="15"/>
           <w:szCs w:val="15"/>
         </w:rPr>
-        <w:t xml:space="preserve">CHECK IN AZURE REPOS  </w:t>
-      </w:r>
-      <w:r>
-        <w:rPr>
-          <w:color w:val="0A2540"/>
-          <w:sz w:val="19"/>
-          <w:szCs w:val="19"/>
-        </w:rPr>
-        <w:t xml:space="preserve">Within about a minute the file is on </w:t>
-      </w:r>
-      <w:r>
-        <w:rPr>
-          <w:rFonts w:ascii="Consolas" w:cs="Consolas" w:eastAsia="Consolas" w:hAnsi="Consolas"/>
-          <w:color w:val="0A2540"/>
-          <w:sz w:val="18"/>
-          <w:szCs w:val="18"/>
-          <w:shd w:fill="EDF0F2" w:val="clear"/>
-        </w:rPr>
-        <w:t xml:space="preserve">main</w:t>
-      </w:r>
-      <w:r>
-        <w:rPr>
-          <w:color w:val="0A2540"/>
-          <w:sz w:val="19"/>
-          <w:szCs w:val="19"/>
-        </w:rPr>
-        <w:t xml:space="preserve"> (repository page → the folder). Under </w:t>
-      </w:r>
+        <w:t xml:space="preserve">EXPECTED</w:t>
+      </w:r>
+    </w:p>
+    <w:p>
+      <w:pPr>
+        <w:pBdr>
+          <w:left w:val="single" w:color="F46A4A" w:sz="18" w:space="8"/>
+        </w:pBdr>
+        <w:shd w:fill="EAF4FB" w:val="clear"/>
+        <w:spacing w:after="160" w:before="0" w:line="264"/>
+        <w:ind w:left="240"/>
+      </w:pPr>
       <w:r>
         <w:rPr>
           <w:b/>
@@ -25584,7 +26583,15 @@
           <w:sz w:val="19"/>
           <w:szCs w:val="19"/>
         </w:rPr>
-        <w:t xml:space="preserve">Pull requests › </w:t>
+        <w:t xml:space="preserve">ON</w:t>
+      </w:r>
+      <w:r>
+        <w:rPr>
+          <w:color w:val="0A2540"/>
+          <w:sz w:val="19"/>
+          <w:szCs w:val="19"/>
+        </w:rPr>
+        <w:t xml:space="preserve">, mode </w:t>
       </w:r>
       <w:r>
         <w:rPr>
@@ -25594,7 +26601,7 @@
           <w:sz w:val="19"/>
           <w:szCs w:val="19"/>
         </w:rPr>
-        <w:t xml:space="preserve">Completed</w:t>
+        <w:t xml:space="preserve">pr</w:t>
       </w:r>
       <w:r>
         <w:rPr>
@@ -25602,7 +26609,7 @@
           <w:sz w:val="19"/>
           <w:szCs w:val="19"/>
         </w:rPr>
-        <w:t xml:space="preserve"> there is a pull request </w:t>
+        <w:t xml:space="preserve">. If it says off and you are a Work OS user, ask the Work OS admin — the switch is shared and only admins turn it on. If you </w:t>
       </w:r>
       <w:r>
         <w:rPr>
@@ -25612,7 +26619,7 @@
           <w:sz w:val="19"/>
           <w:szCs w:val="19"/>
         </w:rPr>
-        <w:t xml:space="preserve">"context: sync from sync/&lt;your name&gt;"</w:t>
+        <w:t xml:space="preserve">are</w:t>
       </w:r>
       <w:r>
         <w:rPr>
@@ -25620,7 +26627,47 @@
           <w:sz w:val="19"/>
           <w:szCs w:val="19"/>
         </w:rPr>
-        <w:t xml:space="preserve"> that merged by itself.</w:t>
+        <w:t xml:space="preserve"> the Work OS admin doing Stage 2, it will be off: skip step 7 for now and continue with </w:t>
+      </w:r>
+      <w:r>
+        <w:rPr>
+          <w:color w:val="0E5E8B"/>
+          <w:sz w:val="19"/>
+          <w:szCs w:val="19"/>
+        </w:rPr>
+        <w:t xml:space="preserve">Customize the Work OS</w:t>
+      </w:r>
+      <w:r>
+        <w:rPr>
+          <w:color w:val="697386"/>
+          <w:sz w:val="17"/>
+          <w:szCs w:val="17"/>
+        </w:rPr>
+        <w:t xml:space="preserve"> (see “Customize the Work OS”)</w:t>
+      </w:r>
+      <w:r>
+        <w:rPr>
+          <w:color w:val="0A2540"/>
+          <w:sz w:val="19"/>
+          <w:szCs w:val="19"/>
+        </w:rPr>
+        <w:t xml:space="preserve"> — auto-sync is switched on there.</w:t>
+      </w:r>
+    </w:p>
+    <w:p>
+      <w:pPr>
+        <w:pStyle w:val="Heading2"/>
+      </w:pPr>
+      <w:r>
+        <w:t xml:space="preserve">Step 7 — Check that your work reaches the team</w:t>
+      </w:r>
+    </w:p>
+    <w:p>
+      <w:pPr>
+        <w:spacing w:after="120" w:line="276"/>
+      </w:pPr>
+      <w:r>
+        <w:t xml:space="preserve">Two quick tests: an everyday change that lands by itself, and a gated change that waits for an admin.</w:t>
       </w:r>
     </w:p>
     <w:p>
@@ -25628,22 +26675,12 @@
         <w:pStyle w:val="ListParagraph"/>
         <w:numPr>
           <w:ilvl w:val="0"/>
-          <w:numId w:val="14"/>
+          <w:numId w:val="17"/>
         </w:numPr>
         <w:spacing w:after="80" w:line="276"/>
       </w:pPr>
       <w:r>
-        <w:t xml:space="preserve">Ask Claude to change a gated file. A </w:t>
-      </w:r>
-      <w:r>
-        <w:rPr>
-          <w:b/>
-          <w:bCs/>
-        </w:rPr>
-        <w:t xml:space="preserve">🔒 GATED FILE</w:t>
-      </w:r>
-      <w:r>
-        <w:t xml:space="preserve"> prompt appears — read it and approve. Wait until Claude finishes.</w:t>
+        <w:t xml:space="preserve">Ask Claude to create an everyday file, then wait until Claude finishes the response — that's when auto-sync runs:</w:t>
       </w:r>
     </w:p>
     <w:p>
@@ -25679,16 +26716,17 @@
           <w:sz w:val="20"/>
           <w:szCs w:val="20"/>
         </w:rPr>
-        <w:t xml:space="preserve">“In business-info.md, correct or fill in one line”</w:t>
-      </w:r>
-    </w:p>
-    <w:p>
-      <w:pPr>
+        <w:t xml:space="preserve">“Create a short test meeting summary at product-development/product/meetings/other/summaries/&lt;today's date&gt;-access-test-&lt;your name&gt;.md and mark it clearly as TEST”</w:t>
+      </w:r>
+    </w:p>
+    <w:p>
+      <w:pPr>
+        <w:keepNext/>
         <w:pBdr>
           <w:left w:val="single" w:color="F46A4A" w:sz="18" w:space="8"/>
         </w:pBdr>
         <w:shd w:fill="EAF4FB" w:val="clear"/>
-        <w:spacing w:after="160" w:before="40" w:line="264"/>
+        <w:spacing w:after="0" w:before="40" w:line="240"/>
         <w:ind w:left="240"/>
       </w:pPr>
       <w:r>
@@ -25700,15 +26738,25 @@
           <w:sz w:val="15"/>
           <w:szCs w:val="15"/>
         </w:rPr>
-        <w:t xml:space="preserve">EXPECTED  </w:t>
-      </w:r>
+        <w:t xml:space="preserve">CHECK IN AZURE REPOS</w:t>
+      </w:r>
+    </w:p>
+    <w:p>
+      <w:pPr>
+        <w:pBdr>
+          <w:left w:val="single" w:color="F46A4A" w:sz="18" w:space="8"/>
+        </w:pBdr>
+        <w:shd w:fill="EAF4FB" w:val="clear"/>
+        <w:spacing w:after="160" w:before="0" w:line="264"/>
+        <w:ind w:left="240"/>
+      </w:pPr>
       <w:r>
         <w:rPr>
           <w:color w:val="0A2540"/>
           <w:sz w:val="19"/>
           <w:szCs w:val="19"/>
         </w:rPr>
-        <w:t xml:space="preserve">Claude reports the change is saved on your branch, not on </w:t>
+        <w:t xml:space="preserve">Within about a minute the file is on </w:t>
       </w:r>
       <w:r>
         <w:rPr>
@@ -25726,7 +26774,53 @@
           <w:sz w:val="19"/>
           <w:szCs w:val="19"/>
         </w:rPr>
-        <w:t xml:space="preserve">, and that there is no pull request yet.</w:t>
+        <w:t xml:space="preserve"> (repository page → the folder). Under </w:t>
+      </w:r>
+      <w:r>
+        <w:rPr>
+          <w:b/>
+          <w:bCs/>
+          <w:color w:val="0A2540"/>
+          <w:sz w:val="19"/>
+          <w:szCs w:val="19"/>
+        </w:rPr>
+        <w:t xml:space="preserve">Pull requests › </w:t>
+      </w:r>
+      <w:r>
+        <w:rPr>
+          <w:b/>
+          <w:bCs/>
+          <w:color w:val="0A2540"/>
+          <w:sz w:val="19"/>
+          <w:szCs w:val="19"/>
+        </w:rPr>
+        <w:t xml:space="preserve">Completed</w:t>
+      </w:r>
+      <w:r>
+        <w:rPr>
+          <w:color w:val="0A2540"/>
+          <w:sz w:val="19"/>
+          <w:szCs w:val="19"/>
+        </w:rPr>
+        <w:t xml:space="preserve"> there is a pull request </w:t>
+      </w:r>
+      <w:r>
+        <w:rPr>
+          <w:i/>
+          <w:iCs/>
+          <w:color w:val="0A2540"/>
+          <w:sz w:val="19"/>
+          <w:szCs w:val="19"/>
+        </w:rPr>
+        <w:t xml:space="preserve">"context: sync from sync/&lt;your name&gt;"</w:t>
+      </w:r>
+      <w:r>
+        <w:rPr>
+          <w:color w:val="0A2540"/>
+          <w:sz w:val="19"/>
+          <w:szCs w:val="19"/>
+        </w:rPr>
+        <w:t xml:space="preserve"> that merged by itself.</w:t>
       </w:r>
     </w:p>
     <w:p>
@@ -25734,12 +26828,22 @@
         <w:pStyle w:val="ListParagraph"/>
         <w:numPr>
           <w:ilvl w:val="0"/>
-          <w:numId w:val="14"/>
+          <w:numId w:val="17"/>
         </w:numPr>
         <w:spacing w:after="80" w:line="276"/>
       </w:pPr>
       <w:r>
-        <w:t xml:space="preserve">Send it for approval:</w:t>
+        <w:t xml:space="preserve">Ask Claude to change a gated file. A </w:t>
+      </w:r>
+      <w:r>
+        <w:rPr>
+          <w:b/>
+          <w:bCs/>
+        </w:rPr>
+        <w:t xml:space="preserve">🔒 GATED FILE</w:t>
+      </w:r>
+      <w:r>
+        <w:t xml:space="preserve"> prompt appears — read it and approve. Wait until Claude finishes.</w:t>
       </w:r>
     </w:p>
     <w:p>
@@ -25775,16 +26879,17 @@
           <w:sz w:val="20"/>
           <w:szCs w:val="20"/>
         </w:rPr>
-        <w:t xml:space="preserve">“propose the gated changes”</w:t>
-      </w:r>
-    </w:p>
-    <w:p>
-      <w:pPr>
+        <w:t xml:space="preserve">“In business-info.md, correct or fill in one line”</w:t>
+      </w:r>
+    </w:p>
+    <w:p>
+      <w:pPr>
+        <w:keepNext/>
         <w:pBdr>
           <w:left w:val="single" w:color="F46A4A" w:sz="18" w:space="8"/>
         </w:pBdr>
         <w:shd w:fill="EAF4FB" w:val="clear"/>
-        <w:spacing w:after="160" w:before="40" w:line="264"/>
+        <w:spacing w:after="0" w:before="40" w:line="240"/>
         <w:ind w:left="240"/>
       </w:pPr>
       <w:r>
@@ -25796,136 +26901,7 @@
           <w:sz w:val="15"/>
           <w:szCs w:val="15"/>
         </w:rPr>
-        <w:t xml:space="preserve">CHECK IN AZURE REPOS  </w:t>
-      </w:r>
-      <w:r>
-        <w:rPr>
-          <w:color w:val="0A2540"/>
-          <w:sz w:val="19"/>
-          <w:szCs w:val="19"/>
-        </w:rPr>
-        <w:t xml:space="preserve">Claude reports the pull request link. Open it: it is titled </w:t>
-      </w:r>
-      <w:r>
-        <w:rPr>
-          <w:i/>
-          <w:iCs/>
-          <w:color w:val="0A2540"/>
-          <w:sz w:val="19"/>
-          <w:szCs w:val="19"/>
-        </w:rPr>
-        <w:t xml:space="preserve">"gated: …"</w:t>
-      </w:r>
-      <w:r>
-        <w:rPr>
-          <w:color w:val="0A2540"/>
-          <w:sz w:val="19"/>
-          <w:szCs w:val="19"/>
-        </w:rPr>
-        <w:t xml:space="preserve">, shows </w:t>
-      </w:r>
-      <w:r>
-        <w:rPr>
-          <w:b/>
-          <w:bCs/>
-          <w:color w:val="0A2540"/>
-          <w:sz w:val="19"/>
-          <w:szCs w:val="19"/>
-        </w:rPr>
-        <w:t xml:space="preserve">OS-Admins</w:t>
-      </w:r>
-      <w:r>
-        <w:rPr>
-          <w:color w:val="0A2540"/>
-          <w:sz w:val="19"/>
-          <w:szCs w:val="19"/>
-        </w:rPr>
-        <w:t xml:space="preserve"> as a </w:t>
-      </w:r>
-      <w:r>
-        <w:rPr>
-          <w:i/>
-          <w:iCs/>
-          <w:color w:val="0A2540"/>
-          <w:sz w:val="19"/>
-          <w:szCs w:val="19"/>
-        </w:rPr>
-        <w:t xml:space="preserve">Required</w:t>
-      </w:r>
-      <w:r>
-        <w:rPr>
-          <w:color w:val="0A2540"/>
-          <w:sz w:val="19"/>
-          <w:szCs w:val="19"/>
-        </w:rPr>
-        <w:t xml:space="preserve"> reviewer</w:t>
-      </w:r>
-      <w:r>
-        <w:rPr>
-          <w:color w:val="0A2540"/>
-          <w:sz w:val="19"/>
-          <w:szCs w:val="19"/>
-        </w:rPr>
-        <w:t xml:space="preserve">, and the </w:t>
-      </w:r>
-      <w:r>
-        <w:rPr>
-          <w:color w:val="0A2540"/>
-          <w:sz w:val="19"/>
-          <w:szCs w:val="19"/>
-        </w:rPr>
-        <w:t xml:space="preserve">Complete</w:t>
-      </w:r>
-      <w:r>
-        <w:rPr>
-          <w:color w:val="0A2540"/>
-          <w:sz w:val="19"/>
-          <w:szCs w:val="19"/>
-        </w:rPr>
-        <w:t xml:space="preserve"> button is disabled for you.</w:t>
-      </w:r>
-    </w:p>
-    <w:p>
-      <w:pPr>
-        <w:pStyle w:val="ListParagraph"/>
-        <w:numPr>
-          <w:ilvl w:val="0"/>
-          <w:numId w:val="14"/>
-        </w:numPr>
-        <w:spacing w:after="80" w:line="276"/>
-      </w:pPr>
-      <w:r>
-        <w:t xml:space="preserve">Ask a Work OS admin to approve and merge it — in </w:t>
-      </w:r>
-      <w:r>
-        <w:t xml:space="preserve">Azure Repos</w:t>
-      </w:r>
-      <w:r>
-        <w:t xml:space="preserve">, or by telling their own Claude </w:t>
-      </w:r>
-      <w:r>
-        <w:rPr>
-          <w:i/>
-          <w:iCs/>
-        </w:rPr>
-        <w:t xml:space="preserve">"approve and </w:t>
-      </w:r>
-      <w:r>
-        <w:rPr>
-          <w:i/>
-          <w:iCs/>
-        </w:rPr>
-        <w:t xml:space="preserve">complete</w:t>
-      </w:r>
-      <w:r>
-        <w:rPr>
-          <w:i/>
-          <w:iCs/>
-        </w:rPr>
-        <w:t xml:space="preserve"> pull request &lt;number&gt;"</w:t>
-      </w:r>
-      <w:r>
-        <w:t xml:space="preserve">.</w:t>
+        <w:t xml:space="preserve">EXPECTED</w:t>
       </w:r>
     </w:p>
     <w:p>
@@ -25934,27 +26910,16 @@
           <w:left w:val="single" w:color="F46A4A" w:sz="18" w:space="8"/>
         </w:pBdr>
         <w:shd w:fill="EAF4FB" w:val="clear"/>
-        <w:spacing w:after="160" w:before="40" w:line="264"/>
+        <w:spacing w:after="160" w:before="0" w:line="264"/>
         <w:ind w:left="240"/>
       </w:pPr>
-      <w:r>
-        <w:rPr>
-          <w:b/>
-          <w:bCs/>
-          <w:color w:val="F46A4A"/>
-          <w:spacing w:val="15"/>
-          <w:sz w:val="15"/>
-          <w:szCs w:val="15"/>
-        </w:rPr>
-        <w:t xml:space="preserve">CHECK IN AZURE REPOS  </w:t>
-      </w:r>
       <w:r>
         <w:rPr>
           <w:color w:val="0A2540"/>
           <w:sz w:val="19"/>
           <w:szCs w:val="19"/>
         </w:rPr>
-        <w:t xml:space="preserve">Your change is on </w:t>
+        <w:t xml:space="preserve">Claude reports the change is saved on your branch, not on </w:t>
       </w:r>
       <w:r>
         <w:rPr>
@@ -25972,271 +26937,7 @@
           <w:sz w:val="19"/>
           <w:szCs w:val="19"/>
         </w:rPr>
-        <w:t xml:space="preserve">. The next time Claude finishes a response, it notes that everything on your branch has landed and the branch is clean.</w:t>
-      </w:r>
-    </w:p>
-    <w:p>
-      <w:pPr>
-        <w:pBdr>
-          <w:left w:val="single" w:color="F46A4A" w:sz="18" w:space="8"/>
-        </w:pBdr>
-        <w:shd w:fill="EAF4FB" w:val="clear"/>
-        <w:spacing w:after="160" w:before="40" w:line="264"/>
-        <w:ind w:left="240"/>
-      </w:pPr>
-      <w:r>
-        <w:rPr>
-          <w:b/>
-          <w:bCs/>
-          <w:color w:val="F46A4A"/>
-          <w:spacing w:val="15"/>
-          <w:sz w:val="15"/>
-          <w:szCs w:val="15"/>
-        </w:rPr>
-        <w:t xml:space="preserve">YOU'RE DONE WHEN  </w:t>
-      </w:r>
-      <w:r>
-        <w:rPr>
-          <w:color w:val="0A2540"/>
-          <w:sz w:val="19"/>
-          <w:szCs w:val="19"/>
-        </w:rPr>
-        <w:t xml:space="preserve">The everyday file landed by itself; the gated change could not be merged by you; it landed after an admin approved it. You're set — work as usual from here. If your team has connected tools or code, finish with your part of </w:t>
-      </w:r>
-      <w:r>
-        <w:rPr>
-          <w:color w:val="0E5E8B"/>
-          <w:sz w:val="19"/>
-          <w:szCs w:val="19"/>
-        </w:rPr>
-        <w:t xml:space="preserve">Connect your tools</w:t>
-      </w:r>
-      <w:r>
-        <w:rPr>
-          <w:color w:val="697386"/>
-          <w:sz w:val="17"/>
-          <w:szCs w:val="17"/>
-        </w:rPr>
-        <w:t xml:space="preserve"> (see “Connect your tools”)</w:t>
-      </w:r>
-      <w:r>
-        <w:rPr>
-          <w:color w:val="0A2540"/>
-          <w:sz w:val="19"/>
-          <w:szCs w:val="19"/>
-        </w:rPr>
-        <w:t xml:space="preserve"> and </w:t>
-      </w:r>
-      <w:r>
-        <w:rPr>
-          <w:color w:val="0E5E8B"/>
-          <w:sz w:val="19"/>
-          <w:szCs w:val="19"/>
-        </w:rPr>
-        <w:t xml:space="preserve">Connect your product's code</w:t>
-      </w:r>
-      <w:r>
-        <w:rPr>
-          <w:color w:val="697386"/>
-          <w:sz w:val="17"/>
-          <w:szCs w:val="17"/>
-        </w:rPr>
-        <w:t xml:space="preserve"> (see “Connect your product's code”)</w:t>
-      </w:r>
-      <w:r>
-        <w:rPr>
-          <w:color w:val="0A2540"/>
-          <w:sz w:val="19"/>
-          <w:szCs w:val="19"/>
-        </w:rPr>
-        <w:t xml:space="preserve">.</w:t>
-      </w:r>
-    </w:p>
-    <w:p>
-      <w:pPr>
-        <w:pBdr>
-          <w:left w:val="single" w:color="459FDD" w:sz="18" w:space="8"/>
-        </w:pBdr>
-        <w:shd w:fill="F6F9FC" w:val="clear"/>
-        <w:spacing w:after="160" w:before="40" w:line="264"/>
-        <w:ind w:left="240"/>
-      </w:pPr>
-      <w:r>
-        <w:rPr>
-          <w:b/>
-          <w:bCs/>
-          <w:color w:val="0E5E8B"/>
-          <w:spacing w:val="15"/>
-          <w:sz w:val="15"/>
-          <w:szCs w:val="15"/>
-        </w:rPr>
-        <w:t xml:space="preserve">TIP  </w:t>
-      </w:r>
-      <w:r>
-        <w:rPr>
-          <w:b/>
-          <w:bCs/>
-          <w:color w:val="425466"/>
-          <w:sz w:val="19"/>
-          <w:szCs w:val="19"/>
-        </w:rPr>
-        <w:t xml:space="preserve">Clean-up:</w:t>
-      </w:r>
-      <w:r>
-        <w:rPr>
-          <w:color w:val="425466"/>
-          <w:sz w:val="19"/>
-          <w:szCs w:val="19"/>
-        </w:rPr>
-        <w:t xml:space="preserve"> ask Claude to delete the TEST summary — an everyday change, it lands by itself. Keep the </w:t>
-      </w:r>
-      <w:r>
-        <w:rPr>
-          <w:rFonts w:ascii="Consolas" w:cs="Consolas" w:eastAsia="Consolas" w:hAnsi="Consolas"/>
-          <w:color w:val="425466"/>
-          <w:sz w:val="18"/>
-          <w:szCs w:val="18"/>
-          <w:shd w:fill="EDF0F2" w:val="clear"/>
-        </w:rPr>
-        <w:t xml:space="preserve">business-info.md</w:t>
-      </w:r>
-      <w:r>
-        <w:rPr>
-          <w:color w:val="425466"/>
-          <w:sz w:val="19"/>
-          <w:szCs w:val="19"/>
-        </w:rPr>
-        <w:t xml:space="preserve"> edit if it was a real correction.</w:t>
-      </w:r>
-    </w:p>
-    <w:p>
-      <w:r>
-        <w:br w:type="page"/>
-      </w:r>
-    </w:p>
-    <w:p>
-      <w:pPr>
-        <w:spacing w:after="40"/>
-      </w:pPr>
-      <w:r>
-        <w:rPr>
-          <w:b/>
-          <w:bCs/>
-          <w:color w:val="F46A4A"/>
-          <w:spacing w:val="30"/>
-          <w:sz w:val="15"/>
-          <w:szCs w:val="15"/>
-        </w:rPr>
-        <w:t xml:space="preserve">SETUP</w:t>
-      </w:r>
-    </w:p>
-    <w:p>
-      <w:pPr>
-        <w:pStyle w:val="Heading1"/>
-      </w:pPr>
-      <w:r>
-        <w:t xml:space="preserve">Customize the Work OS</w:t>
-      </w:r>
-    </w:p>
-    <w:p>
-      <w:pPr>
-        <w:spacing w:after="200"/>
-      </w:pPr>
-      <w:r>
-        <w:rPr>
-          <w:i/>
-          <w:iCs/>
-          <w:color w:val="697386"/>
-          <w:sz w:val="18"/>
-          <w:szCs w:val="18"/>
-        </w:rPr>
-        <w:t xml:space="preserve">For: Stage 2 · Work OS admin   ·   Time: 1–2 hours, once — resumable</w:t>
-      </w:r>
-    </w:p>
-    <w:p>
-      <w:pPr>
-        <w:spacing w:after="200" w:line="300"/>
-      </w:pPr>
-      <w:r>
-        <w:rPr>
-          <w:color w:val="425466"/>
-          <w:sz w:val="22"/>
-          <w:szCs w:val="22"/>
-        </w:rPr>
-        <w:t xml:space="preserve">You own the Work OS for your team. In this article you run the guided customization — which adapts the Work OS to your company and switches auto-sync on</w:t>
-      </w:r>
-      <w:r>
-        <w:rPr>
-          <w:color w:val="425466"/>
-          <w:sz w:val="22"/>
-          <w:szCs w:val="22"/>
-        </w:rPr>
-        <w:t xml:space="preserve">, publish the changes for everyone, and do the first access test. After that you invite the users.</w:t>
-      </w:r>
-    </w:p>
-    <w:p>
-      <w:pPr>
-        <w:pBdr>
-          <w:left w:val="single" w:color="459FDD" w:sz="18" w:space="8"/>
-        </w:pBdr>
-        <w:shd w:fill="F6F9FC" w:val="clear"/>
-        <w:spacing w:after="160" w:before="40" w:line="264"/>
-        <w:ind w:left="240"/>
-      </w:pPr>
-      <w:r>
-        <w:rPr>
-          <w:b/>
-          <w:bCs/>
-          <w:color w:val="0E5E8B"/>
-          <w:spacing w:val="15"/>
-          <w:sz w:val="15"/>
-          <w:szCs w:val="15"/>
-        </w:rPr>
-        <w:t xml:space="preserve">NOTE  </w:t>
-      </w:r>
-      <w:r>
-        <w:rPr>
-          <w:b/>
-          <w:bCs/>
-          <w:color w:val="425466"/>
-          <w:sz w:val="19"/>
-          <w:szCs w:val="19"/>
-        </w:rPr>
-        <w:t xml:space="preserve">Work in progress.</w:t>
-      </w:r>
-      <w:r>
-        <w:rPr>
-          <w:color w:val="425466"/>
-          <w:sz w:val="19"/>
-          <w:szCs w:val="19"/>
-        </w:rPr>
-        <w:t xml:space="preserve"> The detailed walkthrough of the </w:t>
-      </w:r>
-      <w:r>
-        <w:rPr>
-          <w:rFonts w:ascii="Consolas" w:cs="Consolas" w:eastAsia="Consolas" w:hAnsi="Consolas"/>
-          <w:color w:val="425466"/>
-          <w:sz w:val="18"/>
-          <w:szCs w:val="18"/>
-          <w:shd w:fill="EDF0F2" w:val="clear"/>
-        </w:rPr>
-        <w:t xml:space="preserve">/customize-os</w:t>
-      </w:r>
-      <w:r>
-        <w:rPr>
-          <w:color w:val="425466"/>
-          <w:sz w:val="19"/>
-          <w:szCs w:val="19"/>
-        </w:rPr>
-        <w:t xml:space="preserve"> conversation (naming, business context, templates) is being written. The steps below are complete for the access and auto-sync part.</w:t>
-      </w:r>
-    </w:p>
-    <w:p>
-      <w:pPr>
-        <w:pStyle w:val="Heading2"/>
-      </w:pPr>
-      <w:r>
-        <w:t xml:space="preserve">Before you start</w:t>
+        <w:t xml:space="preserve">, and that there is no pull request yet.</w:t>
       </w:r>
     </w:p>
     <w:p>
@@ -26244,133 +26945,12 @@
         <w:pStyle w:val="ListParagraph"/>
         <w:numPr>
           <w:ilvl w:val="0"/>
-          <w:numId w:val="3"/>
-        </w:numPr>
-        <w:spacing w:after="60" w:line="276"/>
-      </w:pPr>
-      <w:r>
-        <w:t xml:space="preserve">You have finished </w:t>
-      </w:r>
-      <w:r>
-        <w:rPr>
-          <w:color w:val="0E5E8B"/>
-        </w:rPr>
-        <w:t xml:space="preserve">Set up your computer</w:t>
-      </w:r>
-      <w:r>
-        <w:rPr>
-          <w:color w:val="697386"/>
-          <w:sz w:val="18"/>
-          <w:szCs w:val="18"/>
-        </w:rPr>
-        <w:t xml:space="preserve"> (see “Set up your computer”)</w:t>
-      </w:r>
-      <w:r>
-        <w:t xml:space="preserve"> steps 1–5 (folder, clone, name, sign-in; auto-sync will show </w:t>
-      </w:r>
-      <w:r>
-        <w:rPr>
-          <w:i/>
-          <w:iCs/>
-        </w:rPr>
-        <w:t xml:space="preserve">off</w:t>
-      </w:r>
-      <w:r>
-        <w:t xml:space="preserve"> — expected).</w:t>
-      </w:r>
-    </w:p>
-    <w:p>
-      <w:pPr>
-        <w:pStyle w:val="ListParagraph"/>
-        <w:numPr>
-          <w:ilvl w:val="0"/>
-          <w:numId w:val="3"/>
-        </w:numPr>
-        <w:spacing w:after="60" w:line="276"/>
-      </w:pPr>
-      <w:r>
-        <w:t xml:space="preserve">The repository admin has confirmed you are in the </w:t>
-      </w:r>
-      <w:r>
-        <w:rPr>
-          <w:rFonts w:ascii="Consolas" w:cs="Consolas" w:eastAsia="Consolas" w:hAnsi="Consolas"/>
-          <w:color w:val="0E5E8B"/>
-          <w:sz w:val="19"/>
-          <w:szCs w:val="19"/>
-          <w:shd w:fill="EDF0F2" w:val="clear"/>
-        </w:rPr>
-        <w:t xml:space="preserve">OS-Admins</w:t>
-      </w:r>
-      <w:r>
-        <w:t xml:space="preserve"> group</w:t>
-      </w:r>
-      <w:r>
-        <w:t xml:space="preserve">.</w:t>
-      </w:r>
-    </w:p>
-    <w:p>
-      <w:pPr>
-        <w:pStyle w:val="ListParagraph"/>
-        <w:numPr>
-          <w:ilvl w:val="0"/>
-          <w:numId w:val="3"/>
-        </w:numPr>
-        <w:spacing w:after="60" w:line="276"/>
-      </w:pPr>
-      <w:r>
-        <w:t xml:space="preserve">You have your company's basics at hand: product, customers, how you name your documents (PRD / brief / one-pager …), two to four example documents in your house format.</w:t>
-      </w:r>
-    </w:p>
-    <w:p>
-      <w:pPr>
-        <w:pStyle w:val="Heading2"/>
-      </w:pPr>
-      <w:r>
-        <w:t xml:space="preserve">Step 1 — Run the guided customization</w:t>
-      </w:r>
-    </w:p>
-    <w:p>
-      <w:pPr>
-        <w:spacing w:after="120" w:line="276"/>
-      </w:pPr>
-      <w:r>
-        <w:rPr>
-          <w:rFonts w:ascii="Consolas" w:cs="Consolas" w:eastAsia="Consolas" w:hAnsi="Consolas"/>
-          <w:color w:val="0E5E8B"/>
-          <w:sz w:val="19"/>
-          <w:szCs w:val="19"/>
-          <w:shd w:fill="EDF0F2" w:val="clear"/>
-        </w:rPr>
-        <w:t xml:space="preserve">/customize-os</w:t>
-      </w:r>
-      <w:r>
-        <w:t xml:space="preserve"> is a conversation. It reads what is already customized, asks only for what is missing, writes the customized context files behind the 🔒 prompt, and ends with a readout of what changed and what is still needed. You can stop any time and continue later with </w:t>
-      </w:r>
-      <w:r>
-        <w:rPr>
-          <w:rFonts w:ascii="Consolas" w:cs="Consolas" w:eastAsia="Consolas" w:hAnsi="Consolas"/>
-          <w:color w:val="0E5E8B"/>
-          <w:sz w:val="19"/>
-          <w:szCs w:val="19"/>
-          <w:shd w:fill="EDF0F2" w:val="clear"/>
-        </w:rPr>
-        <w:t xml:space="preserve">/customize-os continue</w:t>
-      </w:r>
-      <w:r>
-        <w:t xml:space="preserve">.</w:t>
-      </w:r>
-    </w:p>
-    <w:p>
-      <w:pPr>
-        <w:pStyle w:val="ListParagraph"/>
-        <w:numPr>
-          <w:ilvl w:val="0"/>
-          <w:numId w:val="15"/>
+          <w:numId w:val="17"/>
         </w:numPr>
         <w:spacing w:after="80" w:line="276"/>
       </w:pPr>
       <w:r>
-        <w:t xml:space="preserve">Ask Claude:</w:t>
+        <w:t xml:space="preserve">Send it for approval:</w:t>
       </w:r>
     </w:p>
     <w:p>
@@ -26406,85 +26986,17 @@
           <w:sz w:val="20"/>
           <w:szCs w:val="20"/>
         </w:rPr>
-        <w:t xml:space="preserve">“/customize-os”</w:t>
-      </w:r>
-    </w:p>
-    <w:p>
-      <w:pPr>
-        <w:pStyle w:val="ListParagraph"/>
-        <w:numPr>
-          <w:ilvl w:val="0"/>
-          <w:numId w:val="15"/>
-        </w:numPr>
-        <w:spacing w:after="80" w:line="276"/>
-      </w:pPr>
-      <w:r>
-        <w:t xml:space="preserve">Answer the questions: how your company names its documents (keep the Work OS names or map them to yours), your business context, your document formats (from example documents). Approve each 🔒 prompt after reading the change.</w:t>
-      </w:r>
-    </w:p>
-    <w:p>
-      <w:pPr>
-        <w:pStyle w:val="ListParagraph"/>
-        <w:numPr>
-          <w:ilvl w:val="0"/>
-          <w:numId w:val="15"/>
-        </w:numPr>
-        <w:spacing w:after="80" w:line="276"/>
-      </w:pPr>
-      <w:r>
-        <w:t xml:space="preserve">Near the end Claude asks which </w:t>
-      </w:r>
-      <w:r>
-        <w:rPr>
-          <w:b/>
-          <w:bCs/>
-        </w:rPr>
-        <w:t xml:space="preserve">auto-sync mode</w:t>
-      </w:r>
-      <w:r>
-        <w:t xml:space="preserve"> the team wants. Answer </w:t>
-      </w:r>
-      <w:r>
-        <w:rPr>
-          <w:b/>
-          <w:bCs/>
-        </w:rPr>
-        <w:t xml:space="preserve">pr</w:t>
-      </w:r>
-      <w:r>
-        <w:t xml:space="preserve"> (the mode for a protected </w:t>
-      </w:r>
-      <w:r>
-        <w:rPr>
-          <w:rFonts w:ascii="Consolas" w:cs="Consolas" w:eastAsia="Consolas" w:hAnsi="Consolas"/>
-          <w:color w:val="0E5E8B"/>
-          <w:sz w:val="19"/>
-          <w:szCs w:val="19"/>
-          <w:shd w:fill="EDF0F2" w:val="clear"/>
-        </w:rPr>
-        <w:t xml:space="preserve">main</w:t>
-      </w:r>
-      <w:r>
-        <w:t xml:space="preserve"> — changes move through pull requests) and say </w:t>
-      </w:r>
-      <w:r>
-        <w:rPr>
-          <w:b/>
-          <w:bCs/>
-        </w:rPr>
-        <w:t xml:space="preserve">yes</w:t>
-      </w:r>
-      <w:r>
-        <w:t xml:space="preserve"> to switch it on now.</w:t>
-      </w:r>
-    </w:p>
-    <w:p>
-      <w:pPr>
+        <w:t xml:space="preserve">“propose the gated changes”</w:t>
+      </w:r>
+    </w:p>
+    <w:p>
+      <w:pPr>
+        <w:keepNext/>
         <w:pBdr>
           <w:left w:val="single" w:color="F46A4A" w:sz="18" w:space="8"/>
         </w:pBdr>
         <w:shd w:fill="EAF4FB" w:val="clear"/>
-        <w:spacing w:after="160" w:before="40" w:line="264"/>
+        <w:spacing w:after="0" w:before="40" w:line="240"/>
         <w:ind w:left="240"/>
       </w:pPr>
       <w:r>
@@ -26496,15 +27008,43 @@
           <w:sz w:val="15"/>
           <w:szCs w:val="15"/>
         </w:rPr>
-        <w:t xml:space="preserve">EXPECTED  </w:t>
-      </w:r>
+        <w:t xml:space="preserve">CHECK IN AZURE REPOS</w:t>
+      </w:r>
+    </w:p>
+    <w:p>
+      <w:pPr>
+        <w:pBdr>
+          <w:left w:val="single" w:color="F46A4A" w:sz="18" w:space="8"/>
+        </w:pBdr>
+        <w:shd w:fill="EAF4FB" w:val="clear"/>
+        <w:spacing w:after="160" w:before="0" w:line="264"/>
+        <w:ind w:left="240"/>
+      </w:pPr>
       <w:r>
         <w:rPr>
           <w:color w:val="0A2540"/>
           <w:sz w:val="19"/>
           <w:szCs w:val="19"/>
         </w:rPr>
-        <w:t xml:space="preserve">Claude confirms </w:t>
+        <w:t xml:space="preserve">Claude reports the pull request link. Open it: it is titled </w:t>
+      </w:r>
+      <w:r>
+        <w:rPr>
+          <w:i/>
+          <w:iCs/>
+          <w:color w:val="0A2540"/>
+          <w:sz w:val="19"/>
+          <w:szCs w:val="19"/>
+        </w:rPr>
+        <w:t xml:space="preserve">"gated: …"</w:t>
+      </w:r>
+      <w:r>
+        <w:rPr>
+          <w:color w:val="0A2540"/>
+          <w:sz w:val="19"/>
+          <w:szCs w:val="19"/>
+        </w:rPr>
+        <w:t xml:space="preserve">, shows </w:t>
       </w:r>
       <w:r>
         <w:rPr>
@@ -26514,7 +27054,7 @@
           <w:sz w:val="19"/>
           <w:szCs w:val="19"/>
         </w:rPr>
-        <w:t xml:space="preserve">"Auto-sync is ON — pr mode (main is pull-request-only)"</w:t>
+        <w:t xml:space="preserve">OS-Admins</w:t>
       </w:r>
       <w:r>
         <w:rPr>
@@ -26522,7 +27062,49 @@
           <w:sz w:val="19"/>
           <w:szCs w:val="19"/>
         </w:rPr>
-        <w:t xml:space="preserve"> and lists the gated files. From the next response on, your work is saved to your branch automatically; the customization changes are waiting there for approval.</w:t>
+        <w:t xml:space="preserve"> as a </w:t>
+      </w:r>
+      <w:r>
+        <w:rPr>
+          <w:i/>
+          <w:iCs/>
+          <w:color w:val="0A2540"/>
+          <w:sz w:val="19"/>
+          <w:szCs w:val="19"/>
+        </w:rPr>
+        <w:t xml:space="preserve">Required</w:t>
+      </w:r>
+      <w:r>
+        <w:rPr>
+          <w:color w:val="0A2540"/>
+          <w:sz w:val="19"/>
+          <w:szCs w:val="19"/>
+        </w:rPr>
+        <w:t xml:space="preserve"> reviewer</w:t>
+      </w:r>
+      <w:r>
+        <w:rPr>
+          <w:color w:val="0A2540"/>
+          <w:sz w:val="19"/>
+          <w:szCs w:val="19"/>
+        </w:rPr>
+        <w:t xml:space="preserve">, and the </w:t>
+      </w:r>
+      <w:r>
+        <w:rPr>
+          <w:color w:val="0A2540"/>
+          <w:sz w:val="19"/>
+          <w:szCs w:val="19"/>
+        </w:rPr>
+        <w:t xml:space="preserve">Complete</w:t>
+      </w:r>
+      <w:r>
+        <w:rPr>
+          <w:color w:val="0A2540"/>
+          <w:sz w:val="19"/>
+          <w:szCs w:val="19"/>
+        </w:rPr>
+        <w:t xml:space="preserve"> button is disabled for you.</w:t>
       </w:r>
     </w:p>
     <w:p>
@@ -26530,12 +27112,450 @@
         <w:pStyle w:val="ListParagraph"/>
         <w:numPr>
           <w:ilvl w:val="0"/>
-          <w:numId w:val="15"/>
+          <w:numId w:val="17"/>
         </w:numPr>
         <w:spacing w:after="80" w:line="276"/>
       </w:pPr>
       <w:r>
-        <w:t xml:space="preserve">Read the closing readout: what changed and where, and what is still open (Critical / Other). </w:t>
+        <w:t xml:space="preserve">Ask a Work OS admin to approve and merge it — in </w:t>
+      </w:r>
+      <w:r>
+        <w:t xml:space="preserve">Azure Repos</w:t>
+      </w:r>
+      <w:r>
+        <w:t xml:space="preserve">, or by telling their own Claude </w:t>
+      </w:r>
+      <w:r>
+        <w:rPr>
+          <w:i/>
+          <w:iCs/>
+        </w:rPr>
+        <w:t xml:space="preserve">"approve and </w:t>
+      </w:r>
+      <w:r>
+        <w:rPr>
+          <w:i/>
+          <w:iCs/>
+        </w:rPr>
+        <w:t xml:space="preserve">complete</w:t>
+      </w:r>
+      <w:r>
+        <w:rPr>
+          <w:i/>
+          <w:iCs/>
+        </w:rPr>
+        <w:t xml:space="preserve"> pull request &lt;number&gt;"</w:t>
+      </w:r>
+      <w:r>
+        <w:t xml:space="preserve">.</w:t>
+      </w:r>
+    </w:p>
+    <w:p>
+      <w:pPr>
+        <w:keepNext/>
+        <w:pBdr>
+          <w:left w:val="single" w:color="F46A4A" w:sz="18" w:space="8"/>
+        </w:pBdr>
+        <w:shd w:fill="EAF4FB" w:val="clear"/>
+        <w:spacing w:after="0" w:before="40" w:line="240"/>
+        <w:ind w:left="240"/>
+      </w:pPr>
+      <w:r>
+        <w:rPr>
+          <w:b/>
+          <w:bCs/>
+          <w:color w:val="F46A4A"/>
+          <w:spacing w:val="15"/>
+          <w:sz w:val="15"/>
+          <w:szCs w:val="15"/>
+        </w:rPr>
+        <w:t xml:space="preserve">CHECK IN AZURE REPOS</w:t>
+      </w:r>
+    </w:p>
+    <w:p>
+      <w:pPr>
+        <w:pBdr>
+          <w:left w:val="single" w:color="F46A4A" w:sz="18" w:space="8"/>
+        </w:pBdr>
+        <w:shd w:fill="EAF4FB" w:val="clear"/>
+        <w:spacing w:after="160" w:before="0" w:line="264"/>
+        <w:ind w:left="240"/>
+      </w:pPr>
+      <w:r>
+        <w:rPr>
+          <w:color w:val="0A2540"/>
+          <w:sz w:val="19"/>
+          <w:szCs w:val="19"/>
+        </w:rPr>
+        <w:t xml:space="preserve">Your change is on </w:t>
+      </w:r>
+      <w:r>
+        <w:rPr>
+          <w:rFonts w:ascii="Consolas" w:cs="Consolas" w:eastAsia="Consolas" w:hAnsi="Consolas"/>
+          <w:color w:val="0A2540"/>
+          <w:sz w:val="18"/>
+          <w:szCs w:val="18"/>
+          <w:shd w:fill="EDF0F2" w:val="clear"/>
+        </w:rPr>
+        <w:t xml:space="preserve">main</w:t>
+      </w:r>
+      <w:r>
+        <w:rPr>
+          <w:color w:val="0A2540"/>
+          <w:sz w:val="19"/>
+          <w:szCs w:val="19"/>
+        </w:rPr>
+        <w:t xml:space="preserve">. The next time Claude finishes a response, it notes that everything on your branch has landed and the branch is clean.</w:t>
+      </w:r>
+    </w:p>
+    <w:p>
+      <w:pPr>
+        <w:keepNext/>
+        <w:pBdr>
+          <w:left w:val="single" w:color="F46A4A" w:sz="18" w:space="8"/>
+        </w:pBdr>
+        <w:shd w:fill="EAF4FB" w:val="clear"/>
+        <w:spacing w:after="0" w:before="40" w:line="240"/>
+        <w:ind w:left="240"/>
+      </w:pPr>
+      <w:r>
+        <w:rPr>
+          <w:b/>
+          <w:bCs/>
+          <w:color w:val="F46A4A"/>
+          <w:spacing w:val="15"/>
+          <w:sz w:val="15"/>
+          <w:szCs w:val="15"/>
+        </w:rPr>
+        <w:t xml:space="preserve">YOU'RE DONE WHEN</w:t>
+      </w:r>
+    </w:p>
+    <w:p>
+      <w:pPr>
+        <w:pBdr>
+          <w:left w:val="single" w:color="F46A4A" w:sz="18" w:space="8"/>
+        </w:pBdr>
+        <w:shd w:fill="EAF4FB" w:val="clear"/>
+        <w:spacing w:after="160" w:before="0" w:line="264"/>
+        <w:ind w:left="240"/>
+      </w:pPr>
+      <w:r>
+        <w:rPr>
+          <w:color w:val="0A2540"/>
+          <w:sz w:val="19"/>
+          <w:szCs w:val="19"/>
+        </w:rPr>
+        <w:t xml:space="preserve">The everyday file landed by itself; the gated change could not be merged by you; it landed after an admin approved it. You're set — work as usual from here. If your team has connected tools or code, finish with your part of </w:t>
+      </w:r>
+      <w:r>
+        <w:rPr>
+          <w:color w:val="0E5E8B"/>
+          <w:sz w:val="19"/>
+          <w:szCs w:val="19"/>
+        </w:rPr>
+        <w:t xml:space="preserve">Connect your tools</w:t>
+      </w:r>
+      <w:r>
+        <w:rPr>
+          <w:color w:val="697386"/>
+          <w:sz w:val="17"/>
+          <w:szCs w:val="17"/>
+        </w:rPr>
+        <w:t xml:space="preserve"> (see “Connect your tools”)</w:t>
+      </w:r>
+      <w:r>
+        <w:rPr>
+          <w:color w:val="0A2540"/>
+          <w:sz w:val="19"/>
+          <w:szCs w:val="19"/>
+        </w:rPr>
+        <w:t xml:space="preserve"> and </w:t>
+      </w:r>
+      <w:r>
+        <w:rPr>
+          <w:color w:val="0E5E8B"/>
+          <w:sz w:val="19"/>
+          <w:szCs w:val="19"/>
+        </w:rPr>
+        <w:t xml:space="preserve">Connect your product's code</w:t>
+      </w:r>
+      <w:r>
+        <w:rPr>
+          <w:color w:val="697386"/>
+          <w:sz w:val="17"/>
+          <w:szCs w:val="17"/>
+        </w:rPr>
+        <w:t xml:space="preserve"> (see “Connect your product's code”)</w:t>
+      </w:r>
+      <w:r>
+        <w:rPr>
+          <w:color w:val="0A2540"/>
+          <w:sz w:val="19"/>
+          <w:szCs w:val="19"/>
+        </w:rPr>
+        <w:t xml:space="preserve">.</w:t>
+      </w:r>
+    </w:p>
+    <w:p>
+      <w:pPr>
+        <w:keepNext/>
+        <w:pBdr>
+          <w:left w:val="single" w:color="459FDD" w:sz="18" w:space="8"/>
+        </w:pBdr>
+        <w:shd w:fill="F6F9FC" w:val="clear"/>
+        <w:spacing w:after="0" w:before="40" w:line="240"/>
+        <w:ind w:left="240"/>
+      </w:pPr>
+      <w:r>
+        <w:rPr>
+          <w:b/>
+          <w:bCs/>
+          <w:color w:val="0E5E8B"/>
+          <w:spacing w:val="15"/>
+          <w:sz w:val="15"/>
+          <w:szCs w:val="15"/>
+        </w:rPr>
+        <w:t xml:space="preserve">TIP</w:t>
+      </w:r>
+    </w:p>
+    <w:p>
+      <w:pPr>
+        <w:pBdr>
+          <w:left w:val="single" w:color="459FDD" w:sz="18" w:space="8"/>
+        </w:pBdr>
+        <w:shd w:fill="F6F9FC" w:val="clear"/>
+        <w:spacing w:after="160" w:before="0" w:line="264"/>
+        <w:ind w:left="240"/>
+      </w:pPr>
+      <w:r>
+        <w:rPr>
+          <w:b/>
+          <w:bCs/>
+          <w:color w:val="425466"/>
+          <w:sz w:val="19"/>
+          <w:szCs w:val="19"/>
+        </w:rPr>
+        <w:t xml:space="preserve">Clean-up:</w:t>
+      </w:r>
+      <w:r>
+        <w:rPr>
+          <w:color w:val="425466"/>
+          <w:sz w:val="19"/>
+          <w:szCs w:val="19"/>
+        </w:rPr>
+        <w:t xml:space="preserve"> ask Claude to delete the TEST summary — an everyday change, it lands by itself. Keep the </w:t>
+      </w:r>
+      <w:r>
+        <w:rPr>
+          <w:rFonts w:ascii="Consolas" w:cs="Consolas" w:eastAsia="Consolas" w:hAnsi="Consolas"/>
+          <w:color w:val="425466"/>
+          <w:sz w:val="18"/>
+          <w:szCs w:val="18"/>
+          <w:shd w:fill="EDF0F2" w:val="clear"/>
+        </w:rPr>
+        <w:t xml:space="preserve">business-info.md</w:t>
+      </w:r>
+      <w:r>
+        <w:rPr>
+          <w:color w:val="425466"/>
+          <w:sz w:val="19"/>
+          <w:szCs w:val="19"/>
+        </w:rPr>
+        <w:t xml:space="preserve"> edit if it was a real correction.</w:t>
+      </w:r>
+    </w:p>
+    <w:p>
+      <w:r>
+        <w:br w:type="page"/>
+      </w:r>
+    </w:p>
+    <w:p>
+      <w:pPr>
+        <w:spacing w:after="40"/>
+      </w:pPr>
+      <w:r>
+        <w:rPr>
+          <w:b/>
+          <w:bCs/>
+          <w:color w:val="F46A4A"/>
+          <w:spacing w:val="30"/>
+          <w:sz w:val="15"/>
+          <w:szCs w:val="15"/>
+        </w:rPr>
+        <w:t xml:space="preserve">SETUP</w:t>
+      </w:r>
+    </w:p>
+    <w:p>
+      <w:pPr>
+        <w:pStyle w:val="Heading1"/>
+      </w:pPr>
+      <w:r>
+        <w:t xml:space="preserve">Customize the Work OS</w:t>
+      </w:r>
+    </w:p>
+    <w:p>
+      <w:pPr>
+        <w:spacing w:after="200"/>
+      </w:pPr>
+      <w:r>
+        <w:rPr>
+          <w:i/>
+          <w:iCs/>
+          <w:color w:val="697386"/>
+          <w:sz w:val="18"/>
+          <w:szCs w:val="18"/>
+        </w:rPr>
+        <w:t xml:space="preserve">For: Stage 2 · Work OS admin   ·   Time: 1–2 hours, once — resumable</w:t>
+      </w:r>
+    </w:p>
+    <w:p>
+      <w:pPr>
+        <w:spacing w:after="200" w:line="300"/>
+      </w:pPr>
+      <w:r>
+        <w:rPr>
+          <w:color w:val="425466"/>
+          <w:sz w:val="22"/>
+          <w:szCs w:val="22"/>
+        </w:rPr>
+        <w:t xml:space="preserve">You own the Work OS for your team. In this article you run the guided customization — which adapts the Work OS to your company and switches auto-sync on</w:t>
+      </w:r>
+      <w:r>
+        <w:rPr>
+          <w:color w:val="425466"/>
+          <w:sz w:val="22"/>
+          <w:szCs w:val="22"/>
+        </w:rPr>
+        <w:t xml:space="preserve">, publish the changes for everyone, and do the first access test. After that you invite the users.</w:t>
+      </w:r>
+    </w:p>
+    <w:p>
+      <w:pPr>
+        <w:keepNext/>
+        <w:pBdr>
+          <w:left w:val="single" w:color="459FDD" w:sz="18" w:space="8"/>
+        </w:pBdr>
+        <w:shd w:fill="F6F9FC" w:val="clear"/>
+        <w:spacing w:after="0" w:before="40" w:line="240"/>
+        <w:ind w:left="240"/>
+      </w:pPr>
+      <w:r>
+        <w:rPr>
+          <w:b/>
+          <w:bCs/>
+          <w:color w:val="0E5E8B"/>
+          <w:spacing w:val="15"/>
+          <w:sz w:val="15"/>
+          <w:szCs w:val="15"/>
+        </w:rPr>
+        <w:t xml:space="preserve">NOTE</w:t>
+      </w:r>
+    </w:p>
+    <w:p>
+      <w:pPr>
+        <w:pBdr>
+          <w:left w:val="single" w:color="459FDD" w:sz="18" w:space="8"/>
+        </w:pBdr>
+        <w:shd w:fill="F6F9FC" w:val="clear"/>
+        <w:spacing w:after="160" w:before="0" w:line="264"/>
+        <w:ind w:left="240"/>
+      </w:pPr>
+      <w:r>
+        <w:rPr>
+          <w:b/>
+          <w:bCs/>
+          <w:color w:val="425466"/>
+          <w:sz w:val="19"/>
+          <w:szCs w:val="19"/>
+        </w:rPr>
+        <w:t xml:space="preserve">Work in progress.</w:t>
+      </w:r>
+      <w:r>
+        <w:rPr>
+          <w:color w:val="425466"/>
+          <w:sz w:val="19"/>
+          <w:szCs w:val="19"/>
+        </w:rPr>
+        <w:t xml:space="preserve"> The detailed walkthrough of the </w:t>
+      </w:r>
+      <w:r>
+        <w:rPr>
+          <w:rFonts w:ascii="Consolas" w:cs="Consolas" w:eastAsia="Consolas" w:hAnsi="Consolas"/>
+          <w:color w:val="425466"/>
+          <w:sz w:val="18"/>
+          <w:szCs w:val="18"/>
+          <w:shd w:fill="EDF0F2" w:val="clear"/>
+        </w:rPr>
+        <w:t xml:space="preserve">/customize-os</w:t>
+      </w:r>
+      <w:r>
+        <w:rPr>
+          <w:color w:val="425466"/>
+          <w:sz w:val="19"/>
+          <w:szCs w:val="19"/>
+        </w:rPr>
+        <w:t xml:space="preserve"> conversation (naming, business context, templates) is being written. The steps below are complete for the access and auto-sync part.</w:t>
+      </w:r>
+    </w:p>
+    <w:p>
+      <w:pPr>
+        <w:pStyle w:val="Heading2"/>
+      </w:pPr>
+      <w:r>
+        <w:t xml:space="preserve">Before you start</w:t>
+      </w:r>
+    </w:p>
+    <w:p>
+      <w:pPr>
+        <w:pStyle w:val="ListParagraph"/>
+        <w:numPr>
+          <w:ilvl w:val="0"/>
+          <w:numId w:val="5"/>
+        </w:numPr>
+        <w:spacing w:after="60" w:line="276"/>
+      </w:pPr>
+      <w:r>
+        <w:t xml:space="preserve">You have finished </w:t>
+      </w:r>
+      <w:r>
+        <w:rPr>
+          <w:color w:val="0E5E8B"/>
+        </w:rPr>
+        <w:t xml:space="preserve">Set up your computer</w:t>
+      </w:r>
+      <w:r>
+        <w:rPr>
+          <w:color w:val="697386"/>
+          <w:sz w:val="18"/>
+          <w:szCs w:val="18"/>
+        </w:rPr>
+        <w:t xml:space="preserve"> (see “Set up your computer”)</w:t>
+      </w:r>
+      <w:r>
+        <w:t xml:space="preserve"> steps 1–6 (install, folder, clone, name, sign-in; auto-sync will show </w:t>
+      </w:r>
+      <w:r>
+        <w:rPr>
+          <w:i/>
+          <w:iCs/>
+        </w:rPr>
+        <w:t xml:space="preserve">off</w:t>
+      </w:r>
+      <w:r>
+        <w:t xml:space="preserve"> — expected).</w:t>
+      </w:r>
+    </w:p>
+    <w:p>
+      <w:pPr>
+        <w:pStyle w:val="ListParagraph"/>
+        <w:numPr>
+          <w:ilvl w:val="0"/>
+          <w:numId w:val="5"/>
+        </w:numPr>
+        <w:spacing w:after="60" w:line="276"/>
+      </w:pPr>
+      <w:r>
+        <w:t xml:space="preserve">The repository admin has confirmed you are in the </w:t>
       </w:r>
       <w:r>
         <w:rPr>
@@ -26545,10 +27565,26 @@
           <w:szCs w:val="19"/>
           <w:shd w:fill="EDF0F2" w:val="clear"/>
         </w:rPr>
-        <w:t xml:space="preserve">os-installation/customization-status.md</w:t>
-      </w:r>
-      <w:r>
-        <w:t xml:space="preserve"> keeps the state for the next session.</w:t>
+        <w:t xml:space="preserve">OS-Admins</w:t>
+      </w:r>
+      <w:r>
+        <w:t xml:space="preserve"> group</w:t>
+      </w:r>
+      <w:r>
+        <w:t xml:space="preserve">.</w:t>
+      </w:r>
+    </w:p>
+    <w:p>
+      <w:pPr>
+        <w:pStyle w:val="ListParagraph"/>
+        <w:numPr>
+          <w:ilvl w:val="0"/>
+          <w:numId w:val="5"/>
+        </w:numPr>
+        <w:spacing w:after="60" w:line="276"/>
+      </w:pPr>
+      <w:r>
+        <w:t xml:space="preserve">You have your company's basics at hand: product, customers, how you name your documents (PRD / brief / one-pager …), two to four example documents in your house format.</w:t>
       </w:r>
     </w:p>
     <w:p>
@@ -26556,16 +27592,13 @@
         <w:pStyle w:val="Heading2"/>
       </w:pPr>
       <w:r>
-        <w:t xml:space="preserve">Step 2 — Name the approvers</w:t>
+        <w:t xml:space="preserve">Step 1 — Run the guided customization</w:t>
       </w:r>
     </w:p>
     <w:p>
       <w:pPr>
         <w:spacing w:after="120" w:line="276"/>
       </w:pPr>
-      <w:r>
-        <w:t xml:space="preserve">Nothing to do on Azure Repos — the repository admin already chose </w:t>
-      </w:r>
       <w:r>
         <w:rPr>
           <w:rFonts w:ascii="Consolas" w:cs="Consolas" w:eastAsia="Consolas" w:hAnsi="Consolas"/>
@@ -26574,32 +27607,23 @@
           <w:szCs w:val="19"/>
           <w:shd w:fill="EDF0F2" w:val="clear"/>
         </w:rPr>
-        <w:t xml:space="preserve">OS-Admins</w:t>
-      </w:r>
-      <w:r>
-        <w:t xml:space="preserve"> as the required reviewer in the branch policy. Continue with step 3.</w:t>
-      </w:r>
-    </w:p>
-    <w:p>
-      <w:pPr>
-        <w:pStyle w:val="Heading2"/>
-      </w:pPr>
-      <w:r>
-        <w:t xml:space="preserve">Step 3 — Publish the changes for everyone</w:t>
-      </w:r>
-    </w:p>
-    <w:p>
-      <w:pPr>
-        <w:spacing w:after="120" w:line="276"/>
-      </w:pPr>
-      <w:r>
-        <w:t xml:space="preserve">Gated changes wait on your branch until they are approved. As a Work OS admin you can approve your own — so tell Claude to do the whole thing: open the pull request, approve it as you, and </w:t>
-      </w:r>
-      <w:r>
-        <w:t xml:space="preserve">complete</w:t>
-      </w:r>
-      <w:r>
-        <w:t xml:space="preserve"> it.</w:t>
+        <w:t xml:space="preserve">/customize-os</w:t>
+      </w:r>
+      <w:r>
+        <w:t xml:space="preserve"> is a conversation. It reads what is already customized, asks only for what is missing, writes the customized context files behind the 🔒 prompt, and ends with a readout of what changed and what is still needed. You can stop any time and continue later with </w:t>
+      </w:r>
+      <w:r>
+        <w:rPr>
+          <w:rFonts w:ascii="Consolas" w:cs="Consolas" w:eastAsia="Consolas" w:hAnsi="Consolas"/>
+          <w:color w:val="0E5E8B"/>
+          <w:sz w:val="19"/>
+          <w:szCs w:val="19"/>
+          <w:shd w:fill="EDF0F2" w:val="clear"/>
+        </w:rPr>
+        <w:t xml:space="preserve">/customize-os continue</w:t>
+      </w:r>
+      <w:r>
+        <w:t xml:space="preserve">.</w:t>
       </w:r>
     </w:p>
     <w:p>
@@ -26607,7 +27631,7 @@
         <w:pStyle w:val="ListParagraph"/>
         <w:numPr>
           <w:ilvl w:val="0"/>
-          <w:numId w:val="16"/>
+          <w:numId w:val="18"/>
         </w:numPr>
         <w:spacing w:after="80" w:line="276"/>
       </w:pPr>
@@ -26648,16 +27672,86 @@
           <w:sz w:val="20"/>
           <w:szCs w:val="20"/>
         </w:rPr>
-        <w:t xml:space="preserve">“Publish the gated changes for everyone — I'm a Work OS admin: open the pull request, approve it and complete it”</w:t>
-      </w:r>
-    </w:p>
-    <w:p>
-      <w:pPr>
+        <w:t xml:space="preserve">“/customize-os”</w:t>
+      </w:r>
+    </w:p>
+    <w:p>
+      <w:pPr>
+        <w:pStyle w:val="ListParagraph"/>
+        <w:numPr>
+          <w:ilvl w:val="0"/>
+          <w:numId w:val="18"/>
+        </w:numPr>
+        <w:spacing w:after="80" w:line="276"/>
+      </w:pPr>
+      <w:r>
+        <w:t xml:space="preserve">Answer the questions: how your company names its documents (keep the Work OS names or map them to yours), your business context, your document formats (from example documents). Approve each 🔒 prompt after reading the change.</w:t>
+      </w:r>
+    </w:p>
+    <w:p>
+      <w:pPr>
+        <w:pStyle w:val="ListParagraph"/>
+        <w:numPr>
+          <w:ilvl w:val="0"/>
+          <w:numId w:val="18"/>
+        </w:numPr>
+        <w:spacing w:after="80" w:line="276"/>
+      </w:pPr>
+      <w:r>
+        <w:t xml:space="preserve">Near the end Claude asks which </w:t>
+      </w:r>
+      <w:r>
+        <w:rPr>
+          <w:b/>
+          <w:bCs/>
+        </w:rPr>
+        <w:t xml:space="preserve">auto-sync mode</w:t>
+      </w:r>
+      <w:r>
+        <w:t xml:space="preserve"> the team wants. Answer </w:t>
+      </w:r>
+      <w:r>
+        <w:rPr>
+          <w:b/>
+          <w:bCs/>
+        </w:rPr>
+        <w:t xml:space="preserve">pr</w:t>
+      </w:r>
+      <w:r>
+        <w:t xml:space="preserve"> (the mode for a protected </w:t>
+      </w:r>
+      <w:r>
+        <w:rPr>
+          <w:rFonts w:ascii="Consolas" w:cs="Consolas" w:eastAsia="Consolas" w:hAnsi="Consolas"/>
+          <w:color w:val="0E5E8B"/>
+          <w:sz w:val="19"/>
+          <w:szCs w:val="19"/>
+          <w:shd w:fill="EDF0F2" w:val="clear"/>
+        </w:rPr>
+        <w:t xml:space="preserve">main</w:t>
+      </w:r>
+      <w:r>
+        <w:t xml:space="preserve"> — changes move through pull requests) and say </w:t>
+      </w:r>
+      <w:r>
+        <w:rPr>
+          <w:b/>
+          <w:bCs/>
+        </w:rPr>
+        <w:t xml:space="preserve">yes</w:t>
+      </w:r>
+      <w:r>
+        <w:t xml:space="preserve"> to switch it on now.</w:t>
+      </w:r>
+    </w:p>
+    <w:p>
+      <w:pPr>
+        <w:keepNext/>
         <w:pBdr>
           <w:left w:val="single" w:color="F46A4A" w:sz="18" w:space="8"/>
         </w:pBdr>
         <w:shd w:fill="EAF4FB" w:val="clear"/>
-        <w:spacing w:after="160" w:before="40" w:line="264"/>
+        <w:spacing w:after="0" w:before="40" w:line="240"/>
         <w:ind w:left="240"/>
       </w:pPr>
       <w:r>
@@ -26669,65 +27763,7 @@
           <w:sz w:val="15"/>
           <w:szCs w:val="15"/>
         </w:rPr>
-        <w:t xml:space="preserve">EXPECTED  </w:t>
-      </w:r>
-      <w:r>
-        <w:rPr>
-          <w:color w:val="0A2540"/>
-          <w:sz w:val="19"/>
-          <w:szCs w:val="19"/>
-        </w:rPr>
-        <w:t xml:space="preserve">Claude opens one pull request </w:t>
-      </w:r>
-      <w:r>
-        <w:rPr>
-          <w:i/>
-          <w:iCs/>
-          <w:color w:val="0A2540"/>
-          <w:sz w:val="19"/>
-          <w:szCs w:val="19"/>
-        </w:rPr>
-        <w:t xml:space="preserve">"gated: …"</w:t>
-      </w:r>
-      <w:r>
-        <w:rPr>
-          <w:color w:val="0A2540"/>
-          <w:sz w:val="19"/>
-          <w:szCs w:val="19"/>
-        </w:rPr>
-        <w:t xml:space="preserve"> with everything from </w:t>
-      </w:r>
-      <w:r>
-        <w:rPr>
-          <w:color w:val="0A2540"/>
-          <w:sz w:val="19"/>
-          <w:szCs w:val="19"/>
-        </w:rPr>
-        <w:t xml:space="preserve">step 1</w:t>
-      </w:r>
-      <w:r>
-        <w:rPr>
-          <w:color w:val="0A2540"/>
-          <w:sz w:val="19"/>
-          <w:szCs w:val="19"/>
-        </w:rPr>
-        <w:t xml:space="preserve">, approves it as you and </w:t>
-      </w:r>
-      <w:r>
-        <w:rPr>
-          <w:color w:val="0A2540"/>
-          <w:sz w:val="19"/>
-          <w:szCs w:val="19"/>
-        </w:rPr>
-        <w:t xml:space="preserve">completes it — the required-reviewer policy is satisfied by your own approval</w:t>
-      </w:r>
-      <w:r>
-        <w:rPr>
-          <w:color w:val="0A2540"/>
-          <w:sz w:val="19"/>
-          <w:szCs w:val="19"/>
-        </w:rPr>
-        <w:t xml:space="preserve"> — and reports the link.</w:t>
+        <w:t xml:space="preserve">EXPECTED</w:t>
       </w:r>
     </w:p>
     <w:p>
@@ -26736,35 +27772,26 @@
           <w:left w:val="single" w:color="F46A4A" w:sz="18" w:space="8"/>
         </w:pBdr>
         <w:shd w:fill="EAF4FB" w:val="clear"/>
-        <w:spacing w:after="160" w:before="40" w:line="264"/>
+        <w:spacing w:after="160" w:before="0" w:line="264"/>
         <w:ind w:left="240"/>
       </w:pPr>
-      <w:r>
-        <w:rPr>
-          <w:b/>
-          <w:bCs/>
-          <w:color w:val="F46A4A"/>
-          <w:spacing w:val="15"/>
-          <w:sz w:val="15"/>
-          <w:szCs w:val="15"/>
-        </w:rPr>
-        <w:t xml:space="preserve">CHECK IN AZURE REPOS  </w:t>
-      </w:r>
       <w:r>
         <w:rPr>
           <w:color w:val="0A2540"/>
           <w:sz w:val="19"/>
           <w:szCs w:val="19"/>
         </w:rPr>
-        <w:t xml:space="preserve">The pull request is </w:t>
-      </w:r>
-      <w:r>
-        <w:rPr>
+        <w:t xml:space="preserve">Claude confirms </w:t>
+      </w:r>
+      <w:r>
+        <w:rPr>
+          <w:b/>
+          <w:bCs/>
           <w:color w:val="0A2540"/>
           <w:sz w:val="19"/>
           <w:szCs w:val="19"/>
         </w:rPr>
-        <w:t xml:space="preserve">completed</w:t>
+        <w:t xml:space="preserve">"Auto-sync is ON — pr mode (main is pull-request-only)"</w:t>
       </w:r>
       <w:r>
         <w:rPr>
@@ -26772,156 +27799,7 @@
           <w:sz w:val="19"/>
           <w:szCs w:val="19"/>
         </w:rPr>
-        <w:t xml:space="preserve">. On </w:t>
-      </w:r>
-      <w:r>
-        <w:rPr>
-          <w:rFonts w:ascii="Consolas" w:cs="Consolas" w:eastAsia="Consolas" w:hAnsi="Consolas"/>
-          <w:color w:val="0A2540"/>
-          <w:sz w:val="18"/>
-          <w:szCs w:val="18"/>
-          <w:shd w:fill="EDF0F2" w:val="clear"/>
-        </w:rPr>
-        <w:t xml:space="preserve">main</w:t>
-      </w:r>
-      <w:r>
-        <w:rPr>
-          <w:color w:val="0A2540"/>
-          <w:sz w:val="19"/>
-          <w:szCs w:val="19"/>
-        </w:rPr>
-        <w:t xml:space="preserve">, </w:t>
-      </w:r>
-      <w:r>
-        <w:rPr>
-          <w:rFonts w:ascii="Consolas" w:cs="Consolas" w:eastAsia="Consolas" w:hAnsi="Consolas"/>
-          <w:color w:val="0A2540"/>
-          <w:sz w:val="18"/>
-          <w:szCs w:val="18"/>
-          <w:shd w:fill="EDF0F2" w:val="clear"/>
-        </w:rPr>
-        <w:t xml:space="preserve">governance/write-policy.yaml</w:t>
-      </w:r>
-      <w:r>
-        <w:rPr>
-          <w:color w:val="0A2540"/>
-          <w:sz w:val="19"/>
-          <w:szCs w:val="19"/>
-        </w:rPr>
-        <w:t xml:space="preserve"> shows </w:t>
-      </w:r>
-      <w:r>
-        <w:rPr>
-          <w:rFonts w:ascii="Consolas" w:cs="Consolas" w:eastAsia="Consolas" w:hAnsi="Consolas"/>
-          <w:color w:val="0A2540"/>
-          <w:sz w:val="18"/>
-          <w:szCs w:val="18"/>
-          <w:shd w:fill="EDF0F2" w:val="clear"/>
-        </w:rPr>
-        <w:t xml:space="preserve">auto-commit: enabled: true</w:t>
-      </w:r>
-      <w:r>
-        <w:rPr>
-          <w:color w:val="0A2540"/>
-          <w:sz w:val="19"/>
-          <w:szCs w:val="19"/>
-        </w:rPr>
-        <w:t xml:space="preserve">. From now on auto-sync is on for everyone who pulls.</w:t>
-      </w:r>
-    </w:p>
-    <w:p>
-      <w:pPr>
-        <w:pBdr>
-          <w:left w:val="single" w:color="459FDD" w:sz="18" w:space="8"/>
-        </w:pBdr>
-        <w:shd w:fill="F6F9FC" w:val="clear"/>
-        <w:spacing w:after="160" w:before="40" w:line="264"/>
-        <w:ind w:left="240"/>
-      </w:pPr>
-      <w:r>
-        <w:rPr>
-          <w:b/>
-          <w:bCs/>
-          <w:color w:val="0E5E8B"/>
-          <w:spacing w:val="15"/>
-          <w:sz w:val="15"/>
-          <w:szCs w:val="15"/>
-        </w:rPr>
-        <w:t xml:space="preserve">TIP  </w:t>
-      </w:r>
-      <w:r>
-        <w:rPr>
-          <w:color w:val="425466"/>
-          <w:sz w:val="19"/>
-          <w:szCs w:val="19"/>
-        </w:rPr>
-        <w:t xml:space="preserve">Prefer to look before it lands? Say </w:t>
-      </w:r>
-      <w:r>
-        <w:rPr>
-          <w:i/>
-          <w:iCs/>
-          <w:color w:val="425466"/>
-          <w:sz w:val="19"/>
-          <w:szCs w:val="19"/>
-        </w:rPr>
-        <w:t xml:space="preserve">"propose the gated changes"</w:t>
-      </w:r>
-      <w:r>
-        <w:rPr>
-          <w:color w:val="425466"/>
-          <w:sz w:val="19"/>
-          <w:szCs w:val="19"/>
-        </w:rPr>
-        <w:t xml:space="preserve"> instead — Claude only opens the pull request, and you approve and </w:t>
-      </w:r>
-      <w:r>
-        <w:rPr>
-          <w:color w:val="425466"/>
-          <w:sz w:val="19"/>
-          <w:szCs w:val="19"/>
-        </w:rPr>
-        <w:t xml:space="preserve">complete</w:t>
-      </w:r>
-      <w:r>
-        <w:rPr>
-          <w:color w:val="425466"/>
-          <w:sz w:val="19"/>
-          <w:szCs w:val="19"/>
-        </w:rPr>
-        <w:t xml:space="preserve"> it yourself in </w:t>
-      </w:r>
-      <w:r>
-        <w:rPr>
-          <w:color w:val="425466"/>
-          <w:sz w:val="19"/>
-          <w:szCs w:val="19"/>
-        </w:rPr>
-        <w:t xml:space="preserve">Azure Repos</w:t>
-      </w:r>
-      <w:r>
-        <w:rPr>
-          <w:color w:val="425466"/>
-          <w:sz w:val="19"/>
-          <w:szCs w:val="19"/>
-        </w:rPr>
-        <w:t xml:space="preserve">. Work OS users always take this route: their pull requests wait for an admin.</w:t>
-      </w:r>
-    </w:p>
-    <w:p>
-      <w:pPr>
-        <w:pStyle w:val="Heading2"/>
-      </w:pPr>
-      <w:r>
-        <w:t xml:space="preserve">Step 4 — Do the first access test</w:t>
-      </w:r>
-    </w:p>
-    <w:p>
-      <w:pPr>
-        <w:spacing w:after="120" w:line="276"/>
-      </w:pPr>
-      <w:r>
-        <w:t xml:space="preserve">Same two tests every user will do in Stage 3 — you go first, so you know the loop works before inviting the team.</w:t>
+        <w:t xml:space="preserve"> and lists the gated files. From the next response on, your work is saved to your branch automatically; the customization changes are waiting there for approval.</w:t>
       </w:r>
     </w:p>
     <w:p>
@@ -26929,12 +27807,89 @@
         <w:pStyle w:val="ListParagraph"/>
         <w:numPr>
           <w:ilvl w:val="0"/>
-          <w:numId w:val="17"/>
+          <w:numId w:val="18"/>
         </w:numPr>
         <w:spacing w:after="80" w:line="276"/>
       </w:pPr>
       <w:r>
-        <w:t xml:space="preserve">Everyday change:</w:t>
+        <w:t xml:space="preserve">Read the closing readout: what changed and where, and what is still open (Critical / Other). </w:t>
+      </w:r>
+      <w:r>
+        <w:rPr>
+          <w:rFonts w:ascii="Consolas" w:cs="Consolas" w:eastAsia="Consolas" w:hAnsi="Consolas"/>
+          <w:color w:val="0E5E8B"/>
+          <w:sz w:val="19"/>
+          <w:szCs w:val="19"/>
+          <w:shd w:fill="EDF0F2" w:val="clear"/>
+        </w:rPr>
+        <w:t xml:space="preserve">os-installation/customization-status.md</w:t>
+      </w:r>
+      <w:r>
+        <w:t xml:space="preserve"> keeps the state for the next session.</w:t>
+      </w:r>
+    </w:p>
+    <w:p>
+      <w:pPr>
+        <w:pStyle w:val="Heading2"/>
+      </w:pPr>
+      <w:r>
+        <w:t xml:space="preserve">Step 2 — Name the approvers</w:t>
+      </w:r>
+    </w:p>
+    <w:p>
+      <w:pPr>
+        <w:spacing w:after="120" w:line="276"/>
+      </w:pPr>
+      <w:r>
+        <w:t xml:space="preserve">Nothing to do on Azure Repos — the repository admin already chose </w:t>
+      </w:r>
+      <w:r>
+        <w:rPr>
+          <w:rFonts w:ascii="Consolas" w:cs="Consolas" w:eastAsia="Consolas" w:hAnsi="Consolas"/>
+          <w:color w:val="0E5E8B"/>
+          <w:sz w:val="19"/>
+          <w:szCs w:val="19"/>
+          <w:shd w:fill="EDF0F2" w:val="clear"/>
+        </w:rPr>
+        <w:t xml:space="preserve">OS-Admins</w:t>
+      </w:r>
+      <w:r>
+        <w:t xml:space="preserve"> as the required reviewer in the branch policy. Continue with step 3.</w:t>
+      </w:r>
+    </w:p>
+    <w:p>
+      <w:pPr>
+        <w:pStyle w:val="Heading2"/>
+      </w:pPr>
+      <w:r>
+        <w:t xml:space="preserve">Step 3 — Publish the changes for everyone</w:t>
+      </w:r>
+    </w:p>
+    <w:p>
+      <w:pPr>
+        <w:spacing w:after="120" w:line="276"/>
+      </w:pPr>
+      <w:r>
+        <w:t xml:space="preserve">Gated changes wait on your branch until they are approved. As a Work OS admin you can approve your own — so tell Claude to do the whole thing: open the pull request, approve it as you, and </w:t>
+      </w:r>
+      <w:r>
+        <w:t xml:space="preserve">complete</w:t>
+      </w:r>
+      <w:r>
+        <w:t xml:space="preserve"> it.</w:t>
+      </w:r>
+    </w:p>
+    <w:p>
+      <w:pPr>
+        <w:pStyle w:val="ListParagraph"/>
+        <w:numPr>
+          <w:ilvl w:val="0"/>
+          <w:numId w:val="19"/>
+        </w:numPr>
+        <w:spacing w:after="80" w:line="276"/>
+      </w:pPr>
+      <w:r>
+        <w:t xml:space="preserve">Ask Claude:</w:t>
       </w:r>
     </w:p>
     <w:p>
@@ -26970,16 +27925,17 @@
           <w:sz w:val="20"/>
           <w:szCs w:val="20"/>
         </w:rPr>
-        <w:t xml:space="preserve">“Create a short test meeting summary at product-development/product/meetings/other/summaries/&lt;today's date&gt;-access-test.md and mark it clearly as TEST”</w:t>
-      </w:r>
-    </w:p>
-    <w:p>
-      <w:pPr>
+        <w:t xml:space="preserve">“Publish the gated changes for everyone — I'm a Work OS admin: open the pull request, approve it and complete it”</w:t>
+      </w:r>
+    </w:p>
+    <w:p>
+      <w:pPr>
+        <w:keepNext/>
         <w:pBdr>
           <w:left w:val="single" w:color="F46A4A" w:sz="18" w:space="8"/>
         </w:pBdr>
         <w:shd w:fill="EAF4FB" w:val="clear"/>
-        <w:spacing w:after="160" w:before="40" w:line="264"/>
+        <w:spacing w:after="0" w:before="40" w:line="240"/>
         <w:ind w:left="240"/>
       </w:pPr>
       <w:r>
@@ -26991,15 +27947,131 @@
           <w:sz w:val="15"/>
           <w:szCs w:val="15"/>
         </w:rPr>
-        <w:t xml:space="preserve">CHECK IN AZURE REPOS  </w:t>
-      </w:r>
+        <w:t xml:space="preserve">EXPECTED</w:t>
+      </w:r>
+    </w:p>
+    <w:p>
+      <w:pPr>
+        <w:pBdr>
+          <w:left w:val="single" w:color="F46A4A" w:sz="18" w:space="8"/>
+        </w:pBdr>
+        <w:shd w:fill="EAF4FB" w:val="clear"/>
+        <w:spacing w:after="160" w:before="0" w:line="264"/>
+        <w:ind w:left="240"/>
+      </w:pPr>
       <w:r>
         <w:rPr>
           <w:color w:val="0A2540"/>
           <w:sz w:val="19"/>
           <w:szCs w:val="19"/>
         </w:rPr>
-        <w:t xml:space="preserve">Within about a minute the file is on </w:t>
+        <w:t xml:space="preserve">Claude opens one pull request </w:t>
+      </w:r>
+      <w:r>
+        <w:rPr>
+          <w:i/>
+          <w:iCs/>
+          <w:color w:val="0A2540"/>
+          <w:sz w:val="19"/>
+          <w:szCs w:val="19"/>
+        </w:rPr>
+        <w:t xml:space="preserve">"gated: …"</w:t>
+      </w:r>
+      <w:r>
+        <w:rPr>
+          <w:color w:val="0A2540"/>
+          <w:sz w:val="19"/>
+          <w:szCs w:val="19"/>
+        </w:rPr>
+        <w:t xml:space="preserve"> with everything from </w:t>
+      </w:r>
+      <w:r>
+        <w:rPr>
+          <w:color w:val="0A2540"/>
+          <w:sz w:val="19"/>
+          <w:szCs w:val="19"/>
+        </w:rPr>
+        <w:t xml:space="preserve">step 1</w:t>
+      </w:r>
+      <w:r>
+        <w:rPr>
+          <w:color w:val="0A2540"/>
+          <w:sz w:val="19"/>
+          <w:szCs w:val="19"/>
+        </w:rPr>
+        <w:t xml:space="preserve">, approves it as you and </w:t>
+      </w:r>
+      <w:r>
+        <w:rPr>
+          <w:color w:val="0A2540"/>
+          <w:sz w:val="19"/>
+          <w:szCs w:val="19"/>
+        </w:rPr>
+        <w:t xml:space="preserve">completes it — the required-reviewer policy is satisfied by your own approval</w:t>
+      </w:r>
+      <w:r>
+        <w:rPr>
+          <w:color w:val="0A2540"/>
+          <w:sz w:val="19"/>
+          <w:szCs w:val="19"/>
+        </w:rPr>
+        <w:t xml:space="preserve"> — and reports the link.</w:t>
+      </w:r>
+    </w:p>
+    <w:p>
+      <w:pPr>
+        <w:keepNext/>
+        <w:pBdr>
+          <w:left w:val="single" w:color="F46A4A" w:sz="18" w:space="8"/>
+        </w:pBdr>
+        <w:shd w:fill="EAF4FB" w:val="clear"/>
+        <w:spacing w:after="0" w:before="40" w:line="240"/>
+        <w:ind w:left="240"/>
+      </w:pPr>
+      <w:r>
+        <w:rPr>
+          <w:b/>
+          <w:bCs/>
+          <w:color w:val="F46A4A"/>
+          <w:spacing w:val="15"/>
+          <w:sz w:val="15"/>
+          <w:szCs w:val="15"/>
+        </w:rPr>
+        <w:t xml:space="preserve">CHECK IN AZURE REPOS</w:t>
+      </w:r>
+    </w:p>
+    <w:p>
+      <w:pPr>
+        <w:pBdr>
+          <w:left w:val="single" w:color="F46A4A" w:sz="18" w:space="8"/>
+        </w:pBdr>
+        <w:shd w:fill="EAF4FB" w:val="clear"/>
+        <w:spacing w:after="160" w:before="0" w:line="264"/>
+        <w:ind w:left="240"/>
+      </w:pPr>
+      <w:r>
+        <w:rPr>
+          <w:color w:val="0A2540"/>
+          <w:sz w:val="19"/>
+          <w:szCs w:val="19"/>
+        </w:rPr>
+        <w:t xml:space="preserve">The pull request is </w:t>
+      </w:r>
+      <w:r>
+        <w:rPr>
+          <w:color w:val="0A2540"/>
+          <w:sz w:val="19"/>
+          <w:szCs w:val="19"/>
+        </w:rPr>
+        <w:t xml:space="preserve">completed</w:t>
+      </w:r>
+      <w:r>
+        <w:rPr>
+          <w:color w:val="0A2540"/>
+          <w:sz w:val="19"/>
+          <w:szCs w:val="19"/>
+        </w:rPr>
+        <w:t xml:space="preserve">. On </w:t>
       </w:r>
       <w:r>
         <w:rPr>
@@ -27017,17 +28089,35 @@
           <w:sz w:val="19"/>
           <w:szCs w:val="19"/>
         </w:rPr>
-        <w:t xml:space="preserve">; a pull request </w:t>
-      </w:r>
-      <w:r>
-        <w:rPr>
-          <w:i/>
-          <w:iCs/>
+        <w:t xml:space="preserve">, </w:t>
+      </w:r>
+      <w:r>
+        <w:rPr>
+          <w:rFonts w:ascii="Consolas" w:cs="Consolas" w:eastAsia="Consolas" w:hAnsi="Consolas"/>
+          <w:color w:val="0A2540"/>
+          <w:sz w:val="18"/>
+          <w:szCs w:val="18"/>
+          <w:shd w:fill="EDF0F2" w:val="clear"/>
+        </w:rPr>
+        <w:t xml:space="preserve">governance/write-policy.yaml</w:t>
+      </w:r>
+      <w:r>
+        <w:rPr>
           <w:color w:val="0A2540"/>
           <w:sz w:val="19"/>
           <w:szCs w:val="19"/>
         </w:rPr>
-        <w:t xml:space="preserve">"context: sync from sync/&lt;your name&gt;"</w:t>
+        <w:t xml:space="preserve"> shows </w:t>
+      </w:r>
+      <w:r>
+        <w:rPr>
+          <w:rFonts w:ascii="Consolas" w:cs="Consolas" w:eastAsia="Consolas" w:hAnsi="Consolas"/>
+          <w:color w:val="0A2540"/>
+          <w:sz w:val="18"/>
+          <w:szCs w:val="18"/>
+          <w:shd w:fill="EDF0F2" w:val="clear"/>
+        </w:rPr>
+        <w:t xml:space="preserve">auto-commit: enabled: true</w:t>
       </w:r>
       <w:r>
         <w:rPr>
@@ -27035,7 +28125,113 @@
           <w:sz w:val="19"/>
           <w:szCs w:val="19"/>
         </w:rPr>
-        <w:t xml:space="preserve"> merged by itself.</w:t>
+        <w:t xml:space="preserve">. From now on auto-sync is on for everyone who pulls.</w:t>
+      </w:r>
+    </w:p>
+    <w:p>
+      <w:pPr>
+        <w:keepNext/>
+        <w:pBdr>
+          <w:left w:val="single" w:color="459FDD" w:sz="18" w:space="8"/>
+        </w:pBdr>
+        <w:shd w:fill="F6F9FC" w:val="clear"/>
+        <w:spacing w:after="0" w:before="40" w:line="240"/>
+        <w:ind w:left="240"/>
+      </w:pPr>
+      <w:r>
+        <w:rPr>
+          <w:b/>
+          <w:bCs/>
+          <w:color w:val="0E5E8B"/>
+          <w:spacing w:val="15"/>
+          <w:sz w:val="15"/>
+          <w:szCs w:val="15"/>
+        </w:rPr>
+        <w:t xml:space="preserve">TIP</w:t>
+      </w:r>
+    </w:p>
+    <w:p>
+      <w:pPr>
+        <w:pBdr>
+          <w:left w:val="single" w:color="459FDD" w:sz="18" w:space="8"/>
+        </w:pBdr>
+        <w:shd w:fill="F6F9FC" w:val="clear"/>
+        <w:spacing w:after="160" w:before="0" w:line="264"/>
+        <w:ind w:left="240"/>
+      </w:pPr>
+      <w:r>
+        <w:rPr>
+          <w:color w:val="425466"/>
+          <w:sz w:val="19"/>
+          <w:szCs w:val="19"/>
+        </w:rPr>
+        <w:t xml:space="preserve">Prefer to look before it lands? Say </w:t>
+      </w:r>
+      <w:r>
+        <w:rPr>
+          <w:i/>
+          <w:iCs/>
+          <w:color w:val="425466"/>
+          <w:sz w:val="19"/>
+          <w:szCs w:val="19"/>
+        </w:rPr>
+        <w:t xml:space="preserve">"propose the gated changes"</w:t>
+      </w:r>
+      <w:r>
+        <w:rPr>
+          <w:color w:val="425466"/>
+          <w:sz w:val="19"/>
+          <w:szCs w:val="19"/>
+        </w:rPr>
+        <w:t xml:space="preserve"> instead — Claude only opens the pull request, and you approve and </w:t>
+      </w:r>
+      <w:r>
+        <w:rPr>
+          <w:color w:val="425466"/>
+          <w:sz w:val="19"/>
+          <w:szCs w:val="19"/>
+        </w:rPr>
+        <w:t xml:space="preserve">complete</w:t>
+      </w:r>
+      <w:r>
+        <w:rPr>
+          <w:color w:val="425466"/>
+          <w:sz w:val="19"/>
+          <w:szCs w:val="19"/>
+        </w:rPr>
+        <w:t xml:space="preserve"> it yourself in </w:t>
+      </w:r>
+      <w:r>
+        <w:rPr>
+          <w:color w:val="425466"/>
+          <w:sz w:val="19"/>
+          <w:szCs w:val="19"/>
+        </w:rPr>
+        <w:t xml:space="preserve">Azure Repos</w:t>
+      </w:r>
+      <w:r>
+        <w:rPr>
+          <w:color w:val="425466"/>
+          <w:sz w:val="19"/>
+          <w:szCs w:val="19"/>
+        </w:rPr>
+        <w:t xml:space="preserve">. Work OS users always take this route: their pull requests wait for an admin.</w:t>
+      </w:r>
+    </w:p>
+    <w:p>
+      <w:pPr>
+        <w:pStyle w:val="Heading2"/>
+      </w:pPr>
+      <w:r>
+        <w:t xml:space="preserve">Step 4 — Do the first access test</w:t>
+      </w:r>
+    </w:p>
+    <w:p>
+      <w:pPr>
+        <w:spacing w:after="120" w:line="276"/>
+      </w:pPr>
+      <w:r>
+        <w:t xml:space="preserve">Same two tests every user will do in Stage 3 — you go first, so you know the loop works before inviting the team.</w:t>
       </w:r>
     </w:p>
     <w:p>
@@ -27043,12 +28239,12 @@
         <w:pStyle w:val="ListParagraph"/>
         <w:numPr>
           <w:ilvl w:val="0"/>
-          <w:numId w:val="17"/>
+          <w:numId w:val="20"/>
         </w:numPr>
         <w:spacing w:after="80" w:line="276"/>
       </w:pPr>
       <w:r>
-        <w:t xml:space="preserve">Gated change — approve the 🔒 prompt, wait for Claude to finish, then publish:</w:t>
+        <w:t xml:space="preserve">Everyday change:</w:t>
       </w:r>
     </w:p>
     <w:p>
@@ -27084,7 +28280,96 @@
           <w:sz w:val="20"/>
           <w:szCs w:val="20"/>
         </w:rPr>
-        <w:t xml:space="preserve">“In business-info.md, fill in the company name line”</w:t>
+        <w:t xml:space="preserve">“Create a short test meeting summary at product-development/product/meetings/other/summaries/&lt;today's date&gt;-access-test.md and mark it clearly as TEST”</w:t>
+      </w:r>
+    </w:p>
+    <w:p>
+      <w:pPr>
+        <w:keepNext/>
+        <w:pBdr>
+          <w:left w:val="single" w:color="F46A4A" w:sz="18" w:space="8"/>
+        </w:pBdr>
+        <w:shd w:fill="EAF4FB" w:val="clear"/>
+        <w:spacing w:after="0" w:before="40" w:line="240"/>
+        <w:ind w:left="240"/>
+      </w:pPr>
+      <w:r>
+        <w:rPr>
+          <w:b/>
+          <w:bCs/>
+          <w:color w:val="F46A4A"/>
+          <w:spacing w:val="15"/>
+          <w:sz w:val="15"/>
+          <w:szCs w:val="15"/>
+        </w:rPr>
+        <w:t xml:space="preserve">CHECK IN AZURE REPOS</w:t>
+      </w:r>
+    </w:p>
+    <w:p>
+      <w:pPr>
+        <w:pBdr>
+          <w:left w:val="single" w:color="F46A4A" w:sz="18" w:space="8"/>
+        </w:pBdr>
+        <w:shd w:fill="EAF4FB" w:val="clear"/>
+        <w:spacing w:after="160" w:before="0" w:line="264"/>
+        <w:ind w:left="240"/>
+      </w:pPr>
+      <w:r>
+        <w:rPr>
+          <w:color w:val="0A2540"/>
+          <w:sz w:val="19"/>
+          <w:szCs w:val="19"/>
+        </w:rPr>
+        <w:t xml:space="preserve">Within about a minute the file is on </w:t>
+      </w:r>
+      <w:r>
+        <w:rPr>
+          <w:rFonts w:ascii="Consolas" w:cs="Consolas" w:eastAsia="Consolas" w:hAnsi="Consolas"/>
+          <w:color w:val="0A2540"/>
+          <w:sz w:val="18"/>
+          <w:szCs w:val="18"/>
+          <w:shd w:fill="EDF0F2" w:val="clear"/>
+        </w:rPr>
+        <w:t xml:space="preserve">main</w:t>
+      </w:r>
+      <w:r>
+        <w:rPr>
+          <w:color w:val="0A2540"/>
+          <w:sz w:val="19"/>
+          <w:szCs w:val="19"/>
+        </w:rPr>
+        <w:t xml:space="preserve">; a pull request </w:t>
+      </w:r>
+      <w:r>
+        <w:rPr>
+          <w:i/>
+          <w:iCs/>
+          <w:color w:val="0A2540"/>
+          <w:sz w:val="19"/>
+          <w:szCs w:val="19"/>
+        </w:rPr>
+        <w:t xml:space="preserve">"context: sync from sync/&lt;your name&gt;"</w:t>
+      </w:r>
+      <w:r>
+        <w:rPr>
+          <w:color w:val="0A2540"/>
+          <w:sz w:val="19"/>
+          <w:szCs w:val="19"/>
+        </w:rPr>
+        <w:t xml:space="preserve"> merged by itself.</w:t>
+      </w:r>
+    </w:p>
+    <w:p>
+      <w:pPr>
+        <w:pStyle w:val="ListParagraph"/>
+        <w:numPr>
+          <w:ilvl w:val="0"/>
+          <w:numId w:val="20"/>
+        </w:numPr>
+        <w:spacing w:after="80" w:line="276"/>
+      </w:pPr>
+      <w:r>
+        <w:t xml:space="preserve">Gated change — approve the 🔒 prompt, wait for Claude to finish, then publish:</w:t>
       </w:r>
     </w:p>
     <w:p>
@@ -27120,16 +28405,53 @@
           <w:sz w:val="20"/>
           <w:szCs w:val="20"/>
         </w:rPr>
+        <w:t xml:space="preserve">“In business-info.md, fill in the company name line”</w:t>
+      </w:r>
+    </w:p>
+    <w:p>
+      <w:pPr>
+        <w:spacing w:after="20" w:before="60"/>
+        <w:ind w:left="240"/>
+      </w:pPr>
+      <w:r>
+        <w:rPr>
+          <w:b/>
+          <w:bCs/>
+          <w:caps/>
+          <w:color w:val="0E5E8B"/>
+          <w:spacing w:val="20"/>
+          <w:sz w:val="15"/>
+          <w:szCs w:val="15"/>
+        </w:rPr>
+        <w:t xml:space="preserve">Say to Claude</w:t>
+      </w:r>
+    </w:p>
+    <w:p>
+      <w:pPr>
+        <w:pBdr>
+          <w:left w:val="single" w:color="459FDD" w:sz="12" w:space="8"/>
+        </w:pBdr>
+        <w:shd w:fill="F0F7FC" w:val="clear"/>
+        <w:spacing w:after="160" w:line="264"/>
+        <w:ind w:left="240"/>
+      </w:pPr>
+      <w:r>
+        <w:rPr>
+          <w:color w:val="0A2540"/>
+          <w:sz w:val="20"/>
+          <w:szCs w:val="20"/>
+        </w:rPr>
         <w:t xml:space="preserve">“Publish the gated changes for everyone — I'm a Work OS admin: open the pull request, approve it and complete it”</w:t>
       </w:r>
     </w:p>
     <w:p>
       <w:pPr>
+        <w:keepNext/>
         <w:pBdr>
           <w:left w:val="single" w:color="F46A4A" w:sz="18" w:space="8"/>
         </w:pBdr>
         <w:shd w:fill="EAF4FB" w:val="clear"/>
-        <w:spacing w:after="160" w:before="40" w:line="264"/>
+        <w:spacing w:after="0" w:before="40" w:line="240"/>
         <w:ind w:left="240"/>
       </w:pPr>
       <w:r>
@@ -27141,8 +28463,18 @@
           <w:sz w:val="15"/>
           <w:szCs w:val="15"/>
         </w:rPr>
-        <w:t xml:space="preserve">CHECK IN AZURE REPOS  </w:t>
-      </w:r>
+        <w:t xml:space="preserve">CHECK IN AZURE REPOS</w:t>
+      </w:r>
+    </w:p>
+    <w:p>
+      <w:pPr>
+        <w:pBdr>
+          <w:left w:val="single" w:color="F46A4A" w:sz="18" w:space="8"/>
+        </w:pBdr>
+        <w:shd w:fill="EAF4FB" w:val="clear"/>
+        <w:spacing w:after="160" w:before="0" w:line="264"/>
+        <w:ind w:left="240"/>
+      </w:pPr>
       <w:r>
         <w:rPr>
           <w:color w:val="0A2540"/>
@@ -27232,11 +28564,12 @@
     </w:p>
     <w:p>
       <w:pPr>
+        <w:keepNext/>
         <w:pBdr>
           <w:left w:val="single" w:color="F46A4A" w:sz="18" w:space="8"/>
         </w:pBdr>
         <w:shd w:fill="EAF4FB" w:val="clear"/>
-        <w:spacing w:after="160" w:before="40" w:line="264"/>
+        <w:spacing w:after="0" w:before="40" w:line="240"/>
         <w:ind w:left="240"/>
       </w:pPr>
       <w:r>
@@ -27248,8 +28581,18 @@
           <w:sz w:val="15"/>
           <w:szCs w:val="15"/>
         </w:rPr>
-        <w:t xml:space="preserve">YOU'RE DONE WHEN  </w:t>
-      </w:r>
+        <w:t xml:space="preserve">YOU'RE DONE WHEN</w:t>
+      </w:r>
+    </w:p>
+    <w:p>
+      <w:pPr>
+        <w:pBdr>
+          <w:left w:val="single" w:color="F46A4A" w:sz="18" w:space="8"/>
+        </w:pBdr>
+        <w:shd w:fill="EAF4FB" w:val="clear"/>
+        <w:spacing w:after="160" w:before="0" w:line="264"/>
+        <w:ind w:left="240"/>
+      </w:pPr>
       <w:r>
         <w:rPr>
           <w:color w:val="0A2540"/>
@@ -28967,11 +30310,12 @@
     </w:p>
     <w:p>
       <w:pPr>
+        <w:keepNext/>
         <w:pBdr>
           <w:left w:val="single" w:color="459FDD" w:sz="18" w:space="8"/>
         </w:pBdr>
         <w:shd w:fill="F6F9FC" w:val="clear"/>
-        <w:spacing w:after="160" w:before="40" w:line="264"/>
+        <w:spacing w:after="0" w:before="40" w:line="240"/>
         <w:ind w:left="240"/>
       </w:pPr>
       <w:r>
@@ -28983,8 +30327,18 @@
           <w:sz w:val="15"/>
           <w:szCs w:val="15"/>
         </w:rPr>
-        <w:t xml:space="preserve">TIP  </w:t>
-      </w:r>
+        <w:t xml:space="preserve">TIP</w:t>
+      </w:r>
+    </w:p>
+    <w:p>
+      <w:pPr>
+        <w:pBdr>
+          <w:left w:val="single" w:color="459FDD" w:sz="18" w:space="8"/>
+        </w:pBdr>
+        <w:shd w:fill="F6F9FC" w:val="clear"/>
+        <w:spacing w:after="160" w:before="0" w:line="264"/>
+        <w:ind w:left="240"/>
+      </w:pPr>
       <w:r>
         <w:rPr>
           <w:color w:val="425466"/>
@@ -29096,11 +30450,12 @@
     </w:p>
     <w:p>
       <w:pPr>
+        <w:keepNext/>
         <w:pBdr>
           <w:left w:val="single" w:color="459FDD" w:sz="18" w:space="8"/>
         </w:pBdr>
         <w:shd w:fill="F6F9FC" w:val="clear"/>
-        <w:spacing w:after="160" w:before="40" w:line="264"/>
+        <w:spacing w:after="0" w:before="40" w:line="240"/>
         <w:ind w:left="240"/>
       </w:pPr>
       <w:r>
@@ -29112,8 +30467,18 @@
           <w:sz w:val="15"/>
           <w:szCs w:val="15"/>
         </w:rPr>
-        <w:t xml:space="preserve">NOTE  </w:t>
-      </w:r>
+        <w:t xml:space="preserve">NOTE</w:t>
+      </w:r>
+    </w:p>
+    <w:p>
+      <w:pPr>
+        <w:pBdr>
+          <w:left w:val="single" w:color="459FDD" w:sz="18" w:space="8"/>
+        </w:pBdr>
+        <w:shd w:fill="F6F9FC" w:val="clear"/>
+        <w:spacing w:after="160" w:before="0" w:line="264"/>
+        <w:ind w:left="240"/>
+      </w:pPr>
       <w:r>
         <w:rPr>
           <w:color w:val="425466"/>
@@ -29136,7 +30501,7 @@
         <w:pStyle w:val="ListParagraph"/>
         <w:numPr>
           <w:ilvl w:val="0"/>
-          <w:numId w:val="18"/>
+          <w:numId w:val="21"/>
         </w:numPr>
         <w:spacing w:after="80" w:line="276"/>
       </w:pPr>
@@ -29185,7 +30550,7 @@
         <w:pStyle w:val="ListParagraph"/>
         <w:numPr>
           <w:ilvl w:val="0"/>
-          <w:numId w:val="18"/>
+          <w:numId w:val="21"/>
         </w:numPr>
         <w:spacing w:after="80" w:line="276"/>
       </w:pPr>
@@ -29198,7 +30563,7 @@
         <w:pStyle w:val="ListParagraph"/>
         <w:numPr>
           <w:ilvl w:val="0"/>
-          <w:numId w:val="18"/>
+          <w:numId w:val="21"/>
         </w:numPr>
         <w:spacing w:after="80" w:line="276"/>
       </w:pPr>
@@ -29208,11 +30573,12 @@
     </w:p>
     <w:p>
       <w:pPr>
+        <w:keepNext/>
         <w:pBdr>
           <w:left w:val="single" w:color="F46A4A" w:sz="18" w:space="8"/>
         </w:pBdr>
         <w:shd w:fill="EAF4FB" w:val="clear"/>
-        <w:spacing w:after="160" w:before="40" w:line="264"/>
+        <w:spacing w:after="0" w:before="40" w:line="240"/>
         <w:ind w:left="240"/>
       </w:pPr>
       <w:r>
@@ -29224,8 +30590,18 @@
           <w:sz w:val="15"/>
           <w:szCs w:val="15"/>
         </w:rPr>
-        <w:t xml:space="preserve">EXPECTED  </w:t>
-      </w:r>
+        <w:t xml:space="preserve">EXPECTED</w:t>
+      </w:r>
+    </w:p>
+    <w:p>
+      <w:pPr>
+        <w:pBdr>
+          <w:left w:val="single" w:color="F46A4A" w:sz="18" w:space="8"/>
+        </w:pBdr>
+        <w:shd w:fill="EAF4FB" w:val="clear"/>
+        <w:spacing w:after="160" w:before="0" w:line="264"/>
+        <w:ind w:left="240"/>
+      </w:pPr>
       <w:r>
         <w:rPr>
           <w:color w:val="0A2540"/>
@@ -29276,7 +30652,7 @@
         <w:pStyle w:val="ListParagraph"/>
         <w:numPr>
           <w:ilvl w:val="0"/>
-          <w:numId w:val="18"/>
+          <w:numId w:val="21"/>
         </w:numPr>
         <w:spacing w:after="80" w:line="276"/>
       </w:pPr>
@@ -29339,7 +30715,7 @@
         <w:pStyle w:val="ListParagraph"/>
         <w:numPr>
           <w:ilvl w:val="0"/>
-          <w:numId w:val="19"/>
+          <w:numId w:val="22"/>
         </w:numPr>
         <w:spacing w:after="80" w:line="276"/>
       </w:pPr>
@@ -29385,11 +30761,12 @@
     </w:p>
     <w:p>
       <w:pPr>
+        <w:keepNext/>
         <w:pBdr>
           <w:left w:val="single" w:color="F46A4A" w:sz="18" w:space="8"/>
         </w:pBdr>
         <w:shd w:fill="EAF4FB" w:val="clear"/>
-        <w:spacing w:after="160" w:before="40" w:line="264"/>
+        <w:spacing w:after="0" w:before="40" w:line="240"/>
         <w:ind w:left="240"/>
       </w:pPr>
       <w:r>
@@ -29401,15 +30778,7 @@
           <w:sz w:val="15"/>
           <w:szCs w:val="15"/>
         </w:rPr>
-        <w:t xml:space="preserve">EXPECTED  </w:t>
-      </w:r>
-      <w:r>
-        <w:rPr>
-          <w:color w:val="0A2540"/>
-          <w:sz w:val="19"/>
-          <w:szCs w:val="19"/>
-        </w:rPr>
-        <w:t xml:space="preserve">Claude sees the tool is already registered for the team, sets up the connection on your computer, and asks you to sign in with your own account. Done in a minute or two.</w:t>
+        <w:t xml:space="preserve">EXPECTED</w:t>
       </w:r>
     </w:p>
     <w:p>
@@ -29418,7 +30787,26 @@
           <w:left w:val="single" w:color="F46A4A" w:sz="18" w:space="8"/>
         </w:pBdr>
         <w:shd w:fill="EAF4FB" w:val="clear"/>
-        <w:spacing w:after="160" w:before="40" w:line="264"/>
+        <w:spacing w:after="160" w:before="0" w:line="264"/>
+        <w:ind w:left="240"/>
+      </w:pPr>
+      <w:r>
+        <w:rPr>
+          <w:color w:val="0A2540"/>
+          <w:sz w:val="19"/>
+          <w:szCs w:val="19"/>
+        </w:rPr>
+        <w:t xml:space="preserve">Claude sees the tool is already registered for the team, sets up the connection on your computer, and asks you to sign in with your own account. Done in a minute or two.</w:t>
+      </w:r>
+    </w:p>
+    <w:p>
+      <w:pPr>
+        <w:keepNext/>
+        <w:pBdr>
+          <w:left w:val="single" w:color="F46A4A" w:sz="18" w:space="8"/>
+        </w:pBdr>
+        <w:shd w:fill="EAF4FB" w:val="clear"/>
+        <w:spacing w:after="0" w:before="40" w:line="240"/>
         <w:ind w:left="240"/>
       </w:pPr>
       <w:r>
@@ -29430,8 +30818,18 @@
           <w:sz w:val="15"/>
           <w:szCs w:val="15"/>
         </w:rPr>
-        <w:t xml:space="preserve">YOU'RE DONE WHEN  </w:t>
-      </w:r>
+        <w:t xml:space="preserve">YOU'RE DONE WHEN</w:t>
+      </w:r>
+    </w:p>
+    <w:p>
+      <w:pPr>
+        <w:pBdr>
+          <w:left w:val="single" w:color="F46A4A" w:sz="18" w:space="8"/>
+        </w:pBdr>
+        <w:shd w:fill="EAF4FB" w:val="clear"/>
+        <w:spacing w:after="160" w:before="0" w:line="264"/>
+        <w:ind w:left="240"/>
+      </w:pPr>
       <w:r>
         <w:rPr>
           <w:color w:val="0A2540"/>
@@ -30060,7 +31458,7 @@
         <w:pStyle w:val="ListParagraph"/>
         <w:numPr>
           <w:ilvl w:val="0"/>
-          <w:numId w:val="3"/>
+          <w:numId w:val="5"/>
         </w:numPr>
         <w:spacing w:after="60" w:line="276"/>
       </w:pPr>
@@ -30073,7 +31471,7 @@
         <w:pStyle w:val="ListParagraph"/>
         <w:numPr>
           <w:ilvl w:val="0"/>
-          <w:numId w:val="3"/>
+          <w:numId w:val="5"/>
         </w:numPr>
         <w:spacing w:after="60" w:line="276"/>
       </w:pPr>
@@ -30117,7 +31515,7 @@
         <w:pStyle w:val="ListParagraph"/>
         <w:numPr>
           <w:ilvl w:val="0"/>
-          <w:numId w:val="20"/>
+          <w:numId w:val="23"/>
         </w:numPr>
         <w:spacing w:after="80" w:line="276"/>
       </w:pPr>
@@ -30166,7 +31564,7 @@
         <w:pStyle w:val="ListParagraph"/>
         <w:numPr>
           <w:ilvl w:val="0"/>
-          <w:numId w:val="20"/>
+          <w:numId w:val="23"/>
         </w:numPr>
         <w:spacing w:after="80" w:line="276"/>
       </w:pPr>
@@ -30179,7 +31577,7 @@
         <w:pStyle w:val="ListParagraph"/>
         <w:numPr>
           <w:ilvl w:val="0"/>
-          <w:numId w:val="20"/>
+          <w:numId w:val="23"/>
         </w:numPr>
         <w:spacing w:after="80" w:line="276"/>
       </w:pPr>
@@ -30189,11 +31587,12 @@
     </w:p>
     <w:p>
       <w:pPr>
+        <w:keepNext/>
         <w:pBdr>
           <w:left w:val="single" w:color="F46A4A" w:sz="18" w:space="8"/>
         </w:pBdr>
         <w:shd w:fill="EAF4FB" w:val="clear"/>
-        <w:spacing w:after="160" w:before="40" w:line="264"/>
+        <w:spacing w:after="0" w:before="40" w:line="240"/>
         <w:ind w:left="240"/>
       </w:pPr>
       <w:r>
@@ -30205,8 +31604,18 @@
           <w:sz w:val="15"/>
           <w:szCs w:val="15"/>
         </w:rPr>
-        <w:t xml:space="preserve">EXPECTED  </w:t>
-      </w:r>
+        <w:t xml:space="preserve">EXPECTED</w:t>
+      </w:r>
+    </w:p>
+    <w:p>
+      <w:pPr>
+        <w:pBdr>
+          <w:left w:val="single" w:color="F46A4A" w:sz="18" w:space="8"/>
+        </w:pBdr>
+        <w:shd w:fill="EAF4FB" w:val="clear"/>
+        <w:spacing w:after="160" w:before="0" w:line="264"/>
+        <w:ind w:left="240"/>
+      </w:pPr>
       <w:r>
         <w:rPr>
           <w:rFonts w:ascii="Consolas" w:cs="Consolas" w:eastAsia="Consolas" w:hAnsi="Consolas"/>
@@ -30231,7 +31640,7 @@
         <w:pStyle w:val="ListParagraph"/>
         <w:numPr>
           <w:ilvl w:val="0"/>
-          <w:numId w:val="20"/>
+          <w:numId w:val="23"/>
         </w:numPr>
         <w:spacing w:after="80" w:line="276"/>
       </w:pPr>
@@ -30294,7 +31703,7 @@
         <w:pStyle w:val="ListParagraph"/>
         <w:numPr>
           <w:ilvl w:val="0"/>
-          <w:numId w:val="21"/>
+          <w:numId w:val="24"/>
         </w:numPr>
         <w:spacing w:after="80" w:line="276"/>
       </w:pPr>
@@ -30340,11 +31749,12 @@
     </w:p>
     <w:p>
       <w:pPr>
+        <w:keepNext/>
         <w:pBdr>
           <w:left w:val="single" w:color="F46A4A" w:sz="18" w:space="8"/>
         </w:pBdr>
         <w:shd w:fill="EAF4FB" w:val="clear"/>
-        <w:spacing w:after="160" w:before="40" w:line="264"/>
+        <w:spacing w:after="0" w:before="40" w:line="240"/>
         <w:ind w:left="240"/>
       </w:pPr>
       <w:r>
@@ -30356,8 +31766,18 @@
           <w:sz w:val="15"/>
           <w:szCs w:val="15"/>
         </w:rPr>
-        <w:t xml:space="preserve">EXPECTED  </w:t>
-      </w:r>
+        <w:t xml:space="preserve">EXPECTED</w:t>
+      </w:r>
+    </w:p>
+    <w:p>
+      <w:pPr>
+        <w:pBdr>
+          <w:left w:val="single" w:color="F46A4A" w:sz="18" w:space="8"/>
+        </w:pBdr>
+        <w:shd w:fill="EAF4FB" w:val="clear"/>
+        <w:spacing w:after="160" w:before="0" w:line="264"/>
+        <w:ind w:left="240"/>
+      </w:pPr>
       <w:r>
         <w:rPr>
           <w:color w:val="0A2540"/>
@@ -30408,11 +31828,12 @@
     </w:p>
     <w:p>
       <w:pPr>
+        <w:keepNext/>
         <w:pBdr>
           <w:left w:val="single" w:color="F46A4A" w:sz="18" w:space="8"/>
         </w:pBdr>
         <w:shd w:fill="EAF4FB" w:val="clear"/>
-        <w:spacing w:after="160" w:before="40" w:line="264"/>
+        <w:spacing w:after="0" w:before="40" w:line="240"/>
         <w:ind w:left="240"/>
       </w:pPr>
       <w:r>
@@ -30424,8 +31845,18 @@
           <w:sz w:val="15"/>
           <w:szCs w:val="15"/>
         </w:rPr>
-        <w:t xml:space="preserve">YOU'RE DONE WHEN  </w:t>
-      </w:r>
+        <w:t xml:space="preserve">YOU'RE DONE WHEN</w:t>
+      </w:r>
+    </w:p>
+    <w:p>
+      <w:pPr>
+        <w:pBdr>
+          <w:left w:val="single" w:color="F46A4A" w:sz="18" w:space="8"/>
+        </w:pBdr>
+        <w:shd w:fill="EAF4FB" w:val="clear"/>
+        <w:spacing w:after="160" w:before="0" w:line="264"/>
+        <w:ind w:left="240"/>
+      </w:pPr>
       <w:r>
         <w:rPr>
           <w:color w:val="0A2540"/>
@@ -30489,7 +31920,7 @@
           <w:sz w:val="15"/>
           <w:szCs w:val="15"/>
         </w:rPr>
-        <w:t xml:space="preserve">FAQ</w:t>
+        <w:t xml:space="preserve">SETUP</w:t>
       </w:r>
     </w:p>
     <w:p>
@@ -30563,7 +31994,7 @@
         <w:rPr>
           <w:color w:val="0E5E8B"/>
         </w:rPr>
-        <w:t xml:space="preserve">Set up your computer, step 4</w:t>
+        <w:t xml:space="preserve">Set up your computer, step 5</w:t>
       </w:r>
       <w:r>
         <w:rPr>
@@ -30571,7 +32002,7 @@
           <w:sz w:val="18"/>
           <w:szCs w:val="18"/>
         </w:rPr>
-        <w:t xml:space="preserve"> (see “Set up your computer” → Step 4 — Sign in to Azure DevOps once)</w:t>
+        <w:t xml:space="preserve"> (see “Set up your computer” → Step 5 — Sign in to Azure DevOps once)</w:t>
       </w:r>
       <w:r>
         <w:t xml:space="preserve">. The note names the branch that was pushed — a Work OS admin can merge it once by hand from the repository page.</w:t>
@@ -30822,1865 +32253,6 @@
       </w:pPr>
       <w:r>
         <w:t xml:space="preserve">Yes. Each person has their own branch; changes to different files never conflict. Changes to the same file are combined automatically when possible — see the rebase-conflict entry above for the rare case they aren't.</w:t>
-      </w:r>
-    </w:p>
-    <w:p>
-      <w:r>
-        <w:br w:type="page"/>
-      </w:r>
-    </w:p>
-    <w:p>
-      <w:pPr>
-        <w:spacing w:after="40"/>
-      </w:pPr>
-      <w:r>
-        <w:rPr>
-          <w:b/>
-          <w:bCs/>
-          <w:color w:val="F46A4A"/>
-          <w:spacing w:val="30"/>
-          <w:sz w:val="15"/>
-          <w:szCs w:val="15"/>
-        </w:rPr>
-        <w:t xml:space="preserve">FAQ</w:t>
-      </w:r>
-    </w:p>
-    <w:p>
-      <w:pPr>
-        <w:pStyle w:val="Heading1"/>
-      </w:pPr>
-      <w:r>
-        <w:t xml:space="preserve">How changes flow</w:t>
-      </w:r>
-    </w:p>
-    <w:p>
-      <w:pPr>
-        <w:spacing w:after="200"/>
-      </w:pPr>
-      <w:r>
-        <w:rPr>
-          <w:i/>
-          <w:iCs/>
-          <w:color w:val="697386"/>
-          <w:sz w:val="18"/>
-          <w:szCs w:val="18"/>
-        </w:rPr>
-        <w:t xml:space="preserve">For: Everyone   ·   Time: 3 min read</w:t>
-      </w:r>
-    </w:p>
-    <w:p>
-      <w:pPr>
-        <w:spacing w:after="200" w:line="300"/>
-      </w:pPr>
-      <w:r>
-        <w:rPr>
-          <w:color w:val="425466"/>
-          <w:sz w:val="22"/>
-          <w:szCs w:val="22"/>
-        </w:rPr>
-        <w:t xml:space="preserve">What happens between "Claude finished a response" and "the team can see it" — in plain words, and what you will see in </w:t>
-      </w:r>
-      <w:r>
-        <w:rPr>
-          <w:color w:val="425466"/>
-          <w:sz w:val="22"/>
-          <w:szCs w:val="22"/>
-        </w:rPr>
-        <w:t xml:space="preserve">Azure Repos</w:t>
-      </w:r>
-      <w:r>
-        <w:rPr>
-          <w:color w:val="425466"/>
-          <w:sz w:val="22"/>
-          <w:szCs w:val="22"/>
-        </w:rPr>
-        <w:t xml:space="preserve">.</w:t>
-      </w:r>
-    </w:p>
-    <w:p>
-      <w:pPr>
-        <w:pStyle w:val="Heading2"/>
-      </w:pPr>
-      <w:r>
-        <w:t xml:space="preserve">Everyday changes</w:t>
-      </w:r>
-    </w:p>
-    <w:p>
-      <w:pPr>
-        <w:pStyle w:val="ListParagraph"/>
-        <w:numPr>
-          <w:ilvl w:val="0"/>
-          <w:numId w:val="22"/>
-        </w:numPr>
-        <w:spacing w:after="80" w:line="276"/>
-      </w:pPr>
-      <w:r>
-        <w:t xml:space="preserve">You ask Claude for something — a meeting summary, a decision record, a customer note. Claude writes the file.</w:t>
-      </w:r>
-    </w:p>
-    <w:p>
-      <w:pPr>
-        <w:pStyle w:val="ListParagraph"/>
-        <w:numPr>
-          <w:ilvl w:val="0"/>
-          <w:numId w:val="22"/>
-        </w:numPr>
-        <w:spacing w:after="80" w:line="276"/>
-      </w:pPr>
-      <w:r>
-        <w:t xml:space="preserve">When Claude finishes the response, auto-sync saves the change to your personal branch in the shared repository (a branch is a private working line; yours is named </w:t>
-      </w:r>
-      <w:r>
-        <w:rPr>
-          <w:rFonts w:ascii="Consolas" w:cs="Consolas" w:eastAsia="Consolas" w:hAnsi="Consolas"/>
-          <w:color w:val="0E5E8B"/>
-          <w:sz w:val="19"/>
-          <w:szCs w:val="19"/>
-          <w:shd w:fill="EDF0F2" w:val="clear"/>
-        </w:rPr>
-        <w:t xml:space="preserve">sync/&lt;your git name&gt;</w:t>
-      </w:r>
-      <w:r>
-        <w:t xml:space="preserve">).</w:t>
-      </w:r>
-    </w:p>
-    <w:p>
-      <w:pPr>
-        <w:pStyle w:val="ListParagraph"/>
-        <w:numPr>
-          <w:ilvl w:val="0"/>
-          <w:numId w:val="22"/>
-        </w:numPr>
-        <w:spacing w:after="80" w:line="276"/>
-      </w:pPr>
-      <w:r>
-        <w:t xml:space="preserve">Auto-sync opens a small pull request from that branch into </w:t>
-      </w:r>
-      <w:r>
-        <w:rPr>
-          <w:rFonts w:ascii="Consolas" w:cs="Consolas" w:eastAsia="Consolas" w:hAnsi="Consolas"/>
-          <w:color w:val="0E5E8B"/>
-          <w:sz w:val="19"/>
-          <w:szCs w:val="19"/>
-          <w:shd w:fill="EDF0F2" w:val="clear"/>
-        </w:rPr>
-        <w:t xml:space="preserve">main</w:t>
-      </w:r>
-      <w:r>
-        <w:t xml:space="preserve"> — the team's shared line — and it merges by itself. Nobody has to look at it.</w:t>
-      </w:r>
-    </w:p>
-    <w:p>
-      <w:pPr>
-        <w:pBdr>
-          <w:left w:val="single" w:color="F46A4A" w:sz="18" w:space="8"/>
-        </w:pBdr>
-        <w:shd w:fill="EAF4FB" w:val="clear"/>
-        <w:spacing w:after="160" w:before="40" w:line="264"/>
-        <w:ind w:left="240"/>
-      </w:pPr>
-      <w:r>
-        <w:rPr>
-          <w:b/>
-          <w:bCs/>
-          <w:color w:val="F46A4A"/>
-          <w:spacing w:val="15"/>
-          <w:sz w:val="15"/>
-          <w:szCs w:val="15"/>
-        </w:rPr>
-        <w:t xml:space="preserve">CHECK IN AZURE REPOS  </w:t>
-      </w:r>
-      <w:r>
-        <w:rPr>
-          <w:color w:val="0A2540"/>
-          <w:sz w:val="19"/>
-          <w:szCs w:val="19"/>
-        </w:rPr>
-        <w:t xml:space="preserve">On the repository page you'll see the file on </w:t>
-      </w:r>
-      <w:r>
-        <w:rPr>
-          <w:rFonts w:ascii="Consolas" w:cs="Consolas" w:eastAsia="Consolas" w:hAnsi="Consolas"/>
-          <w:color w:val="0A2540"/>
-          <w:sz w:val="18"/>
-          <w:szCs w:val="18"/>
-          <w:shd w:fill="EDF0F2" w:val="clear"/>
-        </w:rPr>
-        <w:t xml:space="preserve">main</w:t>
-      </w:r>
-      <w:r>
-        <w:rPr>
-          <w:color w:val="0A2540"/>
-          <w:sz w:val="19"/>
-          <w:szCs w:val="19"/>
-        </w:rPr>
-        <w:t xml:space="preserve"> within about a minute, and under </w:t>
-      </w:r>
-      <w:r>
-        <w:rPr>
-          <w:b/>
-          <w:bCs/>
-          <w:color w:val="0A2540"/>
-          <w:sz w:val="19"/>
-          <w:szCs w:val="19"/>
-        </w:rPr>
-        <w:t xml:space="preserve">Pull requests › </w:t>
-      </w:r>
-      <w:r>
-        <w:rPr>
-          <w:b/>
-          <w:bCs/>
-          <w:color w:val="0A2540"/>
-          <w:sz w:val="19"/>
-          <w:szCs w:val="19"/>
-        </w:rPr>
-        <w:t xml:space="preserve">Completed</w:t>
-      </w:r>
-      <w:r>
-        <w:rPr>
-          <w:color w:val="0A2540"/>
-          <w:sz w:val="19"/>
-          <w:szCs w:val="19"/>
-        </w:rPr>
-        <w:t xml:space="preserve"> a pull request called </w:t>
-      </w:r>
-      <w:r>
-        <w:rPr>
-          <w:i/>
-          <w:iCs/>
-          <w:color w:val="0A2540"/>
-          <w:sz w:val="19"/>
-          <w:szCs w:val="19"/>
-        </w:rPr>
-        <w:t xml:space="preserve">"context: sync from sync/&lt;name&gt;"</w:t>
-      </w:r>
-      <w:r>
-        <w:rPr>
-          <w:color w:val="0A2540"/>
-          <w:sz w:val="19"/>
-          <w:szCs w:val="19"/>
-        </w:rPr>
-        <w:t xml:space="preserve">.</w:t>
-      </w:r>
-    </w:p>
-    <w:p>
-      <w:pPr>
-        <w:pStyle w:val="Heading2"/>
-      </w:pPr>
-      <w:r>
-        <w:t xml:space="preserve">Changes to gated files</w:t>
-      </w:r>
-    </w:p>
-    <w:p>
-      <w:pPr>
-        <w:pStyle w:val="ListParagraph"/>
-        <w:numPr>
-          <w:ilvl w:val="0"/>
-          <w:numId w:val="23"/>
-        </w:numPr>
-        <w:spacing w:after="80" w:line="276"/>
-      </w:pPr>
-      <w:r>
-        <w:t xml:space="preserve">You ask Claude to change a gated file. Before writing, Claude shows a </w:t>
-      </w:r>
-      <w:r>
-        <w:rPr>
-          <w:b/>
-          <w:bCs/>
-        </w:rPr>
-        <w:t xml:space="preserve">🔒 GATED FILE</w:t>
-      </w:r>
-      <w:r>
-        <w:t xml:space="preserve"> prompt — you read the change and approve it.</w:t>
-      </w:r>
-    </w:p>
-    <w:p>
-      <w:pPr>
-        <w:pStyle w:val="ListParagraph"/>
-        <w:numPr>
-          <w:ilvl w:val="0"/>
-          <w:numId w:val="23"/>
-        </w:numPr>
-        <w:spacing w:after="80" w:line="276"/>
-      </w:pPr>
-      <w:r>
-        <w:t xml:space="preserve">When Claude finishes, auto-sync saves the change to your personal branch — but not to </w:t>
-      </w:r>
-      <w:r>
-        <w:rPr>
-          <w:rFonts w:ascii="Consolas" w:cs="Consolas" w:eastAsia="Consolas" w:hAnsi="Consolas"/>
-          <w:color w:val="0E5E8B"/>
-          <w:sz w:val="19"/>
-          <w:szCs w:val="19"/>
-          <w:shd w:fill="EDF0F2" w:val="clear"/>
-        </w:rPr>
-        <w:t xml:space="preserve">main</w:t>
-      </w:r>
-      <w:r>
-        <w:t xml:space="preserve">. It waits there while you keep iterating.</w:t>
-      </w:r>
-    </w:p>
-    <w:p>
-      <w:pPr>
-        <w:pStyle w:val="ListParagraph"/>
-        <w:numPr>
-          <w:ilvl w:val="0"/>
-          <w:numId w:val="23"/>
-        </w:numPr>
-        <w:spacing w:after="80" w:line="276"/>
-      </w:pPr>
-      <w:r>
-        <w:t xml:space="preserve">When you're done, you say </w:t>
-      </w:r>
-      <w:r>
-        <w:rPr>
-          <w:b/>
-          <w:bCs/>
-        </w:rPr>
-        <w:t xml:space="preserve">"propose the gated changes"</w:t>
-      </w:r>
-      <w:r>
-        <w:t xml:space="preserve">. Claude opens a pull request with a plain-language description of everything that changed.</w:t>
-      </w:r>
-    </w:p>
-    <w:p>
-      <w:pPr>
-        <w:pStyle w:val="ListParagraph"/>
-        <w:numPr>
-          <w:ilvl w:val="0"/>
-          <w:numId w:val="23"/>
-        </w:numPr>
-        <w:spacing w:after="80" w:line="276"/>
-      </w:pPr>
-      <w:r>
-        <w:t xml:space="preserve">A Work OS admin reviews it — in </w:t>
-      </w:r>
-      <w:r>
-        <w:t xml:space="preserve">Azure Repos</w:t>
-      </w:r>
-      <w:r>
-        <w:t xml:space="preserve">, or by asking their own Claude — approves, and </w:t>
-      </w:r>
-      <w:r>
-        <w:t xml:space="preserve">completes</w:t>
-      </w:r>
-      <w:r>
-        <w:t xml:space="preserve"> it. </w:t>
-      </w:r>
-      <w:r>
-        <w:t xml:space="preserve">Azure Repos</w:t>
-      </w:r>
-      <w:r>
-        <w:t xml:space="preserve"> won't let anyone else. (An admin publishing their </w:t>
-      </w:r>
-      <w:r>
-        <w:rPr>
-          <w:i/>
-          <w:iCs/>
-        </w:rPr>
-        <w:t xml:space="preserve">own</w:t>
-      </w:r>
-      <w:r>
-        <w:t xml:space="preserve"> gated change can ask Claude to do all three at once — see </w:t>
-      </w:r>
-      <w:r>
-        <w:rPr>
-          <w:color w:val="0E5E8B"/>
-        </w:rPr>
-        <w:t xml:space="preserve">Customize the Work OS, step 3</w:t>
-      </w:r>
-      <w:r>
-        <w:rPr>
-          <w:color w:val="697386"/>
-          <w:sz w:val="18"/>
-          <w:szCs w:val="18"/>
-        </w:rPr>
-        <w:t xml:space="preserve"> (see “Customize the Work OS” → Step 3 — Publish the changes for everyone)</w:t>
-      </w:r>
-      <w:r>
-        <w:t xml:space="preserve">.)</w:t>
-      </w:r>
-    </w:p>
-    <w:p>
-      <w:pPr>
-        <w:pStyle w:val="ListParagraph"/>
-        <w:numPr>
-          <w:ilvl w:val="0"/>
-          <w:numId w:val="23"/>
-        </w:numPr>
-        <w:spacing w:after="80" w:line="276"/>
-      </w:pPr>
-      <w:r>
-        <w:t xml:space="preserve">Next time Claude finishes a response, your branch tidies itself — the approved change is now part of </w:t>
-      </w:r>
-      <w:r>
-        <w:rPr>
-          <w:rFonts w:ascii="Consolas" w:cs="Consolas" w:eastAsia="Consolas" w:hAnsi="Consolas"/>
-          <w:color w:val="0E5E8B"/>
-          <w:sz w:val="19"/>
-          <w:szCs w:val="19"/>
-          <w:shd w:fill="EDF0F2" w:val="clear"/>
-        </w:rPr>
-        <w:t xml:space="preserve">main</w:t>
-      </w:r>
-      <w:r>
-        <w:t xml:space="preserve"> for everyone.</w:t>
-      </w:r>
-    </w:p>
-    <w:p>
-      <w:pPr>
-        <w:pBdr>
-          <w:left w:val="single" w:color="F46A4A" w:sz="18" w:space="8"/>
-        </w:pBdr>
-        <w:shd w:fill="EAF4FB" w:val="clear"/>
-        <w:spacing w:after="160" w:before="40" w:line="264"/>
-        <w:ind w:left="240"/>
-      </w:pPr>
-      <w:r>
-        <w:rPr>
-          <w:b/>
-          <w:bCs/>
-          <w:color w:val="F46A4A"/>
-          <w:spacing w:val="15"/>
-          <w:sz w:val="15"/>
-          <w:szCs w:val="15"/>
-        </w:rPr>
-        <w:t xml:space="preserve">CHECK IN AZURE REPOS  </w:t>
-      </w:r>
-      <w:r>
-        <w:rPr>
-          <w:color w:val="0A2540"/>
-          <w:sz w:val="19"/>
-          <w:szCs w:val="19"/>
-        </w:rPr>
-        <w:t xml:space="preserve">The pull request is titled </w:t>
-      </w:r>
-      <w:r>
-        <w:rPr>
-          <w:i/>
-          <w:iCs/>
-          <w:color w:val="0A2540"/>
-          <w:sz w:val="19"/>
-          <w:szCs w:val="19"/>
-        </w:rPr>
-        <w:t xml:space="preserve">"gated: …"</w:t>
-      </w:r>
-      <w:r>
-        <w:rPr>
-          <w:color w:val="0A2540"/>
-          <w:sz w:val="19"/>
-          <w:szCs w:val="19"/>
-        </w:rPr>
-        <w:t xml:space="preserve"> and shows </w:t>
-      </w:r>
-      <w:r>
-        <w:rPr>
-          <w:b/>
-          <w:bCs/>
-          <w:color w:val="0A2540"/>
-          <w:sz w:val="19"/>
-          <w:szCs w:val="19"/>
-        </w:rPr>
-        <w:t xml:space="preserve">OS-Admins</w:t>
-      </w:r>
-      <w:r>
-        <w:rPr>
-          <w:color w:val="0A2540"/>
-          <w:sz w:val="19"/>
-          <w:szCs w:val="19"/>
-        </w:rPr>
-        <w:t xml:space="preserve"> as a required reviewer</w:t>
-      </w:r>
-      <w:r>
-        <w:rPr>
-          <w:color w:val="0A2540"/>
-          <w:sz w:val="19"/>
-          <w:szCs w:val="19"/>
-        </w:rPr>
-        <w:t xml:space="preserve">.</w:t>
-      </w:r>
-    </w:p>
-    <w:p>
-      <w:pPr>
-        <w:pStyle w:val="Heading2"/>
-      </w:pPr>
-      <w:r>
-        <w:t xml:space="preserve">Two people, one file</w:t>
-      </w:r>
-    </w:p>
-    <w:p>
-      <w:pPr>
-        <w:spacing w:after="120" w:line="276"/>
-      </w:pPr>
-      <w:r>
-        <w:t xml:space="preserve">If two people change the same file, auto-sync tries to combine the changes; when it can't, it tells the person whose save is waiting exactly what to do (see </w:t>
-      </w:r>
-      <w:r>
-        <w:rPr>
-          <w:color w:val="0E5E8B"/>
-        </w:rPr>
-        <w:t xml:space="preserve">Troubleshooting</w:t>
-      </w:r>
-      <w:r>
-        <w:rPr>
-          <w:color w:val="697386"/>
-          <w:sz w:val="18"/>
-          <w:szCs w:val="18"/>
-        </w:rPr>
-        <w:t xml:space="preserve"> (see “Troubleshooting”)</w:t>
-      </w:r>
-      <w:r>
-        <w:t xml:space="preserve">). Nothing is lost — the change stays on their branch.</w:t>
-      </w:r>
-    </w:p>
-    <w:p>
-      <w:r>
-        <w:br w:type="page"/>
-      </w:r>
-    </w:p>
-    <w:p>
-      <w:pPr>
-        <w:spacing w:after="40"/>
-      </w:pPr>
-      <w:r>
-        <w:rPr>
-          <w:b/>
-          <w:bCs/>
-          <w:color w:val="F46A4A"/>
-          <w:spacing w:val="30"/>
-          <w:sz w:val="15"/>
-          <w:szCs w:val="15"/>
-        </w:rPr>
-        <w:t xml:space="preserve">FAQ</w:t>
-      </w:r>
-    </w:p>
-    <w:p>
-      <w:pPr>
-        <w:pStyle w:val="Heading1"/>
-      </w:pPr>
-      <w:r>
-        <w:t xml:space="preserve">Reference</w:t>
-      </w:r>
-    </w:p>
-    <w:p>
-      <w:pPr>
-        <w:spacing w:after="200"/>
-      </w:pPr>
-      <w:r>
-        <w:rPr>
-          <w:i/>
-          <w:iCs/>
-          <w:color w:val="697386"/>
-          <w:sz w:val="18"/>
-          <w:szCs w:val="18"/>
-        </w:rPr>
-        <w:t xml:space="preserve">For: Everyone</w:t>
-      </w:r>
-    </w:p>
-    <w:p>
-      <w:pPr>
-        <w:pStyle w:val="Heading2"/>
-      </w:pPr>
-      <w:r>
-        <w:t xml:space="preserve">Gated files</w:t>
-      </w:r>
-    </w:p>
-    <w:p>
-      <w:pPr>
-        <w:spacing w:after="120" w:line="276"/>
-      </w:pPr>
-      <w:r>
-        <w:t xml:space="preserve">The list lives in </w:t>
-      </w:r>
-      <w:r>
-        <w:rPr>
-          <w:rFonts w:ascii="Consolas" w:cs="Consolas" w:eastAsia="Consolas" w:hAnsi="Consolas"/>
-          <w:color w:val="0E5E8B"/>
-          <w:sz w:val="19"/>
-          <w:szCs w:val="19"/>
-          <w:shd w:fill="EDF0F2" w:val="clear"/>
-        </w:rPr>
-        <w:t xml:space="preserve">governance/write-policy.yaml</w:t>
-      </w:r>
-      <w:r>
-        <w:t xml:space="preserve"> (</w:t>
-      </w:r>
-      <w:r>
-        <w:rPr>
-          <w:rFonts w:ascii="Consolas" w:cs="Consolas" w:eastAsia="Consolas" w:hAnsi="Consolas"/>
-          <w:color w:val="0E5E8B"/>
-          <w:sz w:val="19"/>
-          <w:szCs w:val="19"/>
-          <w:shd w:fill="EDF0F2" w:val="clear"/>
-        </w:rPr>
-        <w:t xml:space="preserve">tiers → gated</w:t>
-      </w:r>
-      <w:r>
-        <w:t xml:space="preserve">) — this is a copy for orientation. Everything else is an everyday file.</w:t>
-      </w:r>
-    </w:p>
-    <w:p>
-      <w:pPr>
-        <w:pStyle w:val="ListParagraph"/>
-        <w:numPr>
-          <w:ilvl w:val="0"/>
-          <w:numId w:val="2"/>
-        </w:numPr>
-        <w:spacing w:after="60" w:line="276"/>
-      </w:pPr>
-      <w:r>
-        <w:rPr>
-          <w:rFonts w:ascii="Consolas" w:cs="Consolas" w:eastAsia="Consolas" w:hAnsi="Consolas"/>
-          <w:color w:val="0E5E8B"/>
-          <w:sz w:val="19"/>
-          <w:szCs w:val="19"/>
-          <w:shd w:fill="EDF0F2" w:val="clear"/>
-        </w:rPr>
-        <w:t xml:space="preserve">CLAUDE.md</w:t>
-      </w:r>
-      <w:r>
-        <w:t xml:space="preserve"> · </w:t>
-      </w:r>
-      <w:r>
-        <w:rPr>
-          <w:rFonts w:ascii="Consolas" w:cs="Consolas" w:eastAsia="Consolas" w:hAnsi="Consolas"/>
-          <w:color w:val="0E5E8B"/>
-          <w:sz w:val="19"/>
-          <w:szCs w:val="19"/>
-          <w:shd w:fill="EDF0F2" w:val="clear"/>
-        </w:rPr>
-        <w:t xml:space="preserve">governance/</w:t>
-      </w:r>
-      <w:r>
-        <w:t xml:space="preserve"> · </w:t>
-      </w:r>
-      <w:r>
-        <w:rPr>
-          <w:rFonts w:ascii="Consolas" w:cs="Consolas" w:eastAsia="Consolas" w:hAnsi="Consolas"/>
-          <w:color w:val="0E5E8B"/>
-          <w:sz w:val="19"/>
-          <w:szCs w:val="19"/>
-          <w:shd w:fill="EDF0F2" w:val="clear"/>
-        </w:rPr>
-        <w:t xml:space="preserve">os-installation/</w:t>
-      </w:r>
-      <w:r>
-        <w:t xml:space="preserve"> · </w:t>
-      </w:r>
-      <w:r>
-        <w:rPr>
-          <w:rFonts w:ascii="Consolas" w:cs="Consolas" w:eastAsia="Consolas" w:hAnsi="Consolas"/>
-          <w:color w:val="0E5E8B"/>
-          <w:sz w:val="19"/>
-          <w:szCs w:val="19"/>
-          <w:shd w:fill="EDF0F2" w:val="clear"/>
-        </w:rPr>
-        <w:t xml:space="preserve">Documentation/</w:t>
-      </w:r>
-      <w:r>
-        <w:t xml:space="preserve"> · </w:t>
-      </w:r>
-      <w:r>
-        <w:rPr>
-          <w:rFonts w:ascii="Consolas" w:cs="Consolas" w:eastAsia="Consolas" w:hAnsi="Consolas"/>
-          <w:color w:val="0E5E8B"/>
-          <w:sz w:val="19"/>
-          <w:szCs w:val="19"/>
-          <w:shd w:fill="EDF0F2" w:val="clear"/>
-        </w:rPr>
-        <w:t xml:space="preserve">.claude/</w:t>
-      </w:r>
-      <w:r>
-        <w:t xml:space="preserve"> · </w:t>
-      </w:r>
-      <w:r>
-        <w:rPr>
-          <w:rFonts w:ascii="Consolas" w:cs="Consolas" w:eastAsia="Consolas" w:hAnsi="Consolas"/>
-          <w:color w:val="0E5E8B"/>
-          <w:sz w:val="19"/>
-          <w:szCs w:val="19"/>
-          <w:shd w:fill="EDF0F2" w:val="clear"/>
-        </w:rPr>
-        <w:t xml:space="preserve">.github/</w:t>
-      </w:r>
-    </w:p>
-    <w:p>
-      <w:pPr>
-        <w:pStyle w:val="ListParagraph"/>
-        <w:numPr>
-          <w:ilvl w:val="0"/>
-          <w:numId w:val="2"/>
-        </w:numPr>
-        <w:spacing w:after="60" w:line="276"/>
-      </w:pPr>
-      <w:r>
-        <w:rPr>
-          <w:rFonts w:ascii="Consolas" w:cs="Consolas" w:eastAsia="Consolas" w:hAnsi="Consolas"/>
-          <w:color w:val="0E5E8B"/>
-          <w:sz w:val="19"/>
-          <w:szCs w:val="19"/>
-          <w:shd w:fill="EDF0F2" w:val="clear"/>
-        </w:rPr>
-        <w:t xml:space="preserve">product-development/feature-index.yaml</w:t>
-      </w:r>
-    </w:p>
-    <w:p>
-      <w:pPr>
-        <w:pStyle w:val="ListParagraph"/>
-        <w:numPr>
-          <w:ilvl w:val="0"/>
-          <w:numId w:val="2"/>
-        </w:numPr>
-        <w:spacing w:after="60" w:line="276"/>
-      </w:pPr>
-      <w:r>
-        <w:rPr>
-          <w:rFonts w:ascii="Consolas" w:cs="Consolas" w:eastAsia="Consolas" w:hAnsi="Consolas"/>
-          <w:color w:val="0E5E8B"/>
-          <w:sz w:val="19"/>
-          <w:szCs w:val="19"/>
-          <w:shd w:fill="EDF0F2" w:val="clear"/>
-        </w:rPr>
-        <w:t xml:space="preserve">product-development/product/strategy/business-context/</w:t>
-      </w:r>
-      <w:r>
-        <w:t xml:space="preserve"> (business-info, stakeholders, segmentation)</w:t>
-      </w:r>
-    </w:p>
-    <w:p>
-      <w:pPr>
-        <w:pStyle w:val="ListParagraph"/>
-        <w:numPr>
-          <w:ilvl w:val="0"/>
-          <w:numId w:val="2"/>
-        </w:numPr>
-        <w:spacing w:after="60" w:line="276"/>
-      </w:pPr>
-      <w:r>
-        <w:rPr>
-          <w:rFonts w:ascii="Consolas" w:cs="Consolas" w:eastAsia="Consolas" w:hAnsi="Consolas"/>
-          <w:color w:val="0E5E8B"/>
-          <w:sz w:val="19"/>
-          <w:szCs w:val="19"/>
-          <w:shd w:fill="EDF0F2" w:val="clear"/>
-        </w:rPr>
-        <w:t xml:space="preserve">product-development/product/handbook/templates/</w:t>
-      </w:r>
-    </w:p>
-    <w:p>
-      <w:pPr>
-        <w:pStyle w:val="ListParagraph"/>
-        <w:numPr>
-          <w:ilvl w:val="0"/>
-          <w:numId w:val="2"/>
-        </w:numPr>
-        <w:spacing w:after="60" w:line="276"/>
-      </w:pPr>
-      <w:r>
-        <w:rPr>
-          <w:rFonts w:ascii="Consolas" w:cs="Consolas" w:eastAsia="Consolas" w:hAnsi="Consolas"/>
-          <w:color w:val="0E5E8B"/>
-          <w:sz w:val="19"/>
-          <w:szCs w:val="19"/>
-          <w:shd w:fill="EDF0F2" w:val="clear"/>
-        </w:rPr>
-        <w:t xml:space="preserve">product-development/engineering/</w:t>
-      </w:r>
-    </w:p>
-    <w:p>
-      <w:pPr>
-        <w:pStyle w:val="Heading2"/>
-      </w:pPr>
-      <w:r>
-        <w:t xml:space="preserve">Things you say to Claude</w:t>
-      </w:r>
-    </w:p>
-    <w:tbl>
-      <w:tblPr>
-        <w:tblW w:type="dxa" w:w="9412"/>
-        <w:tblBorders>
-          <w:top w:val="single" w:color="auto" w:sz="4"/>
-          <w:left w:val="single" w:color="auto" w:sz="4"/>
-          <w:bottom w:val="single" w:color="auto" w:sz="4"/>
-          <w:right w:val="single" w:color="auto" w:sz="4"/>
-          <w:insideH w:val="single" w:color="auto" w:sz="4"/>
-          <w:insideV w:val="single" w:color="auto" w:sz="4"/>
-        </w:tblBorders>
-      </w:tblPr>
-      <w:tblGrid>
-        <w:gridCol w:w="3805"/>
-        <w:gridCol w:w="5607"/>
-      </w:tblGrid>
-      <w:tr>
-        <w:trPr>
-          <w:cantSplit/>
-          <w:tblHeader/>
-        </w:trPr>
-        <w:tc>
-          <w:tcPr>
-            <w:tcW w:type="dxa" w:w="3805"/>
-            <w:tcBorders>
-              <w:top w:val="single" w:color="D1DAE2" w:sz="4"/>
-              <w:left w:val="single" w:color="D1DAE2" w:sz="4"/>
-              <w:bottom w:val="single" w:color="D1DAE2" w:sz="4"/>
-              <w:right w:val="single" w:color="D1DAE2" w:sz="4"/>
-            </w:tcBorders>
-            <w:shd w:fill="1485C4" w:color="auto" w:val="clear"/>
-            <w:tcMar>
-              <w:top w:type="dxa" w:w="70"/>
-              <w:left w:type="dxa" w:w="100"/>
-              <w:bottom w:type="dxa" w:w="70"/>
-              <w:right w:type="dxa" w:w="100"/>
-            </w:tcMar>
-            <w:vAlign w:val="top"/>
-          </w:tcPr>
-          <w:p>
-            <w:pPr>
-              <w:spacing w:after="0" w:line="252"/>
-            </w:pPr>
-            <w:r>
-              <w:rPr>
-                <w:b/>
-                <w:bCs/>
-                <w:color w:val="FFFFFF"/>
-                <w:sz w:val="17"/>
-                <w:szCs w:val="17"/>
-              </w:rPr>
-              <w:t xml:space="preserve">Say</w:t>
-            </w:r>
-          </w:p>
-        </w:tc>
-        <w:tc>
-          <w:tcPr>
-            <w:tcW w:type="dxa" w:w="5607"/>
-            <w:tcBorders>
-              <w:top w:val="single" w:color="D1DAE2" w:sz="4"/>
-              <w:left w:val="single" w:color="D1DAE2" w:sz="4"/>
-              <w:bottom w:val="single" w:color="D1DAE2" w:sz="4"/>
-              <w:right w:val="single" w:color="D1DAE2" w:sz="4"/>
-            </w:tcBorders>
-            <w:shd w:fill="1485C4" w:color="auto" w:val="clear"/>
-            <w:tcMar>
-              <w:top w:type="dxa" w:w="70"/>
-              <w:left w:type="dxa" w:w="100"/>
-              <w:bottom w:type="dxa" w:w="70"/>
-              <w:right w:type="dxa" w:w="100"/>
-            </w:tcMar>
-            <w:vAlign w:val="top"/>
-          </w:tcPr>
-          <w:p>
-            <w:pPr>
-              <w:spacing w:after="0" w:line="252"/>
-            </w:pPr>
-            <w:r>
-              <w:rPr>
-                <w:b/>
-                <w:bCs/>
-                <w:color w:val="FFFFFF"/>
-                <w:sz w:val="17"/>
-                <w:szCs w:val="17"/>
-              </w:rPr>
-              <w:t xml:space="preserve">What happens</w:t>
-            </w:r>
-          </w:p>
-        </w:tc>
-      </w:tr>
-      <w:tr>
-        <w:trPr>
-          <w:cantSplit/>
-          <w:tblHeader w:val="false"/>
-        </w:trPr>
-        <w:tc>
-          <w:tcPr>
-            <w:tcW w:type="dxa" w:w="3805"/>
-            <w:tcBorders>
-              <w:top w:val="single" w:color="D1DAE2" w:sz="4"/>
-              <w:left w:val="single" w:color="D1DAE2" w:sz="4"/>
-              <w:bottom w:val="single" w:color="D1DAE2" w:sz="4"/>
-              <w:right w:val="single" w:color="D1DAE2" w:sz="4"/>
-            </w:tcBorders>
-            <w:tcMar>
-              <w:top w:type="dxa" w:w="70"/>
-              <w:left w:type="dxa" w:w="100"/>
-              <w:bottom w:type="dxa" w:w="70"/>
-              <w:right w:type="dxa" w:w="100"/>
-            </w:tcMar>
-            <w:vAlign w:val="top"/>
-          </w:tcPr>
-          <w:p>
-            <w:pPr>
-              <w:spacing w:after="0" w:line="252"/>
-            </w:pPr>
-            <w:r>
-              <w:rPr>
-                <w:rFonts w:ascii="Consolas" w:cs="Consolas" w:eastAsia="Consolas" w:hAnsi="Consolas"/>
-                <w:color w:val="0E5E8B"/>
-                <w:sz w:val="16"/>
-                <w:szCs w:val="16"/>
-                <w:shd w:fill="EDF0F2" w:val="clear"/>
-              </w:rPr>
-              <w:t xml:space="preserve">/auto-sync status</w:t>
-            </w:r>
-          </w:p>
-        </w:tc>
-        <w:tc>
-          <w:tcPr>
-            <w:tcW w:type="dxa" w:w="5607"/>
-            <w:tcBorders>
-              <w:top w:val="single" w:color="D1DAE2" w:sz="4"/>
-              <w:left w:val="single" w:color="D1DAE2" w:sz="4"/>
-              <w:bottom w:val="single" w:color="D1DAE2" w:sz="4"/>
-              <w:right w:val="single" w:color="D1DAE2" w:sz="4"/>
-            </w:tcBorders>
-            <w:tcMar>
-              <w:top w:type="dxa" w:w="70"/>
-              <w:left w:type="dxa" w:w="100"/>
-              <w:bottom w:type="dxa" w:w="70"/>
-              <w:right w:type="dxa" w:w="100"/>
-            </w:tcMar>
-            <w:vAlign w:val="top"/>
-          </w:tcPr>
-          <w:p>
-            <w:pPr>
-              <w:spacing w:after="0" w:line="252"/>
-            </w:pPr>
-            <w:r>
-              <w:rPr>
-                <w:sz w:val="17"/>
-                <w:szCs w:val="17"/>
-              </w:rPr>
-              <w:t xml:space="preserve">Shows whether auto-sync is on, in which mode, and what is waiting on your branch</w:t>
-            </w:r>
-          </w:p>
-        </w:tc>
-      </w:tr>
-      <w:tr>
-        <w:trPr>
-          <w:cantSplit/>
-          <w:tblHeader w:val="false"/>
-        </w:trPr>
-        <w:tc>
-          <w:tcPr>
-            <w:tcW w:type="dxa" w:w="3805"/>
-            <w:tcBorders>
-              <w:top w:val="single" w:color="D1DAE2" w:sz="4"/>
-              <w:left w:val="single" w:color="D1DAE2" w:sz="4"/>
-              <w:bottom w:val="single" w:color="D1DAE2" w:sz="4"/>
-              <w:right w:val="single" w:color="D1DAE2" w:sz="4"/>
-            </w:tcBorders>
-            <w:shd w:fill="F6F9FC" w:color="auto" w:val="clear"/>
-            <w:tcMar>
-              <w:top w:type="dxa" w:w="70"/>
-              <w:left w:type="dxa" w:w="100"/>
-              <w:bottom w:type="dxa" w:w="70"/>
-              <w:right w:type="dxa" w:w="100"/>
-            </w:tcMar>
-            <w:vAlign w:val="top"/>
-          </w:tcPr>
-          <w:p>
-            <w:pPr>
-              <w:spacing w:after="0" w:line="252"/>
-            </w:pPr>
-            <w:r>
-              <w:rPr>
-                <w:rFonts w:ascii="Consolas" w:cs="Consolas" w:eastAsia="Consolas" w:hAnsi="Consolas"/>
-                <w:color w:val="0E5E8B"/>
-                <w:sz w:val="16"/>
-                <w:szCs w:val="16"/>
-                <w:shd w:fill="EDF0F2" w:val="clear"/>
-              </w:rPr>
-              <w:t xml:space="preserve">/auto-sync on pr</w:t>
-            </w:r>
-          </w:p>
-        </w:tc>
-        <w:tc>
-          <w:tcPr>
-            <w:tcW w:type="dxa" w:w="5607"/>
-            <w:tcBorders>
-              <w:top w:val="single" w:color="D1DAE2" w:sz="4"/>
-              <w:left w:val="single" w:color="D1DAE2" w:sz="4"/>
-              <w:bottom w:val="single" w:color="D1DAE2" w:sz="4"/>
-              <w:right w:val="single" w:color="D1DAE2" w:sz="4"/>
-            </w:tcBorders>
-            <w:shd w:fill="F6F9FC" w:color="auto" w:val="clear"/>
-            <w:tcMar>
-              <w:top w:type="dxa" w:w="70"/>
-              <w:left w:type="dxa" w:w="100"/>
-              <w:bottom w:type="dxa" w:w="70"/>
-              <w:right w:type="dxa" w:w="100"/>
-            </w:tcMar>
-            <w:vAlign w:val="top"/>
-          </w:tcPr>
-          <w:p>
-            <w:pPr>
-              <w:spacing w:after="0" w:line="252"/>
-            </w:pPr>
-            <w:r>
-              <w:rPr>
-                <w:sz w:val="17"/>
-                <w:szCs w:val="17"/>
-              </w:rPr>
-              <w:t xml:space="preserve">Turns auto-sync on for a protected </w:t>
-            </w:r>
-            <w:r>
-              <w:rPr>
-                <w:rFonts w:ascii="Consolas" w:cs="Consolas" w:eastAsia="Consolas" w:hAnsi="Consolas"/>
-                <w:color w:val="0E5E8B"/>
-                <w:sz w:val="16"/>
-                <w:szCs w:val="16"/>
-                <w:shd w:fill="EDF0F2" w:val="clear"/>
-              </w:rPr>
-              <w:t xml:space="preserve">main</w:t>
-            </w:r>
-            <w:r>
-              <w:rPr>
-                <w:sz w:val="17"/>
-                <w:szCs w:val="17"/>
-              </w:rPr>
-              <w:t xml:space="preserve"> — normally done inside </w:t>
-            </w:r>
-            <w:r>
-              <w:rPr>
-                <w:rFonts w:ascii="Consolas" w:cs="Consolas" w:eastAsia="Consolas" w:hAnsi="Consolas"/>
-                <w:color w:val="0E5E8B"/>
-                <w:sz w:val="16"/>
-                <w:szCs w:val="16"/>
-                <w:shd w:fill="EDF0F2" w:val="clear"/>
-              </w:rPr>
-              <w:t xml:space="preserve">/customize-os</w:t>
-            </w:r>
-            <w:r>
-              <w:rPr>
-                <w:sz w:val="17"/>
-                <w:szCs w:val="17"/>
-              </w:rPr>
-              <w:t xml:space="preserve"> (Work OS admin, once)</w:t>
-            </w:r>
-          </w:p>
-        </w:tc>
-      </w:tr>
-      <w:tr>
-        <w:trPr>
-          <w:cantSplit/>
-          <w:tblHeader w:val="false"/>
-        </w:trPr>
-        <w:tc>
-          <w:tcPr>
-            <w:tcW w:type="dxa" w:w="3805"/>
-            <w:tcBorders>
-              <w:top w:val="single" w:color="D1DAE2" w:sz="4"/>
-              <w:left w:val="single" w:color="D1DAE2" w:sz="4"/>
-              <w:bottom w:val="single" w:color="D1DAE2" w:sz="4"/>
-              <w:right w:val="single" w:color="D1DAE2" w:sz="4"/>
-            </w:tcBorders>
-            <w:tcMar>
-              <w:top w:type="dxa" w:w="70"/>
-              <w:left w:type="dxa" w:w="100"/>
-              <w:bottom w:type="dxa" w:w="70"/>
-              <w:right w:type="dxa" w:w="100"/>
-            </w:tcMar>
-            <w:vAlign w:val="top"/>
-          </w:tcPr>
-          <w:p>
-            <w:pPr>
-              <w:spacing w:after="0" w:line="252"/>
-            </w:pPr>
-            <w:r>
-              <w:rPr>
-                <w:rFonts w:ascii="Consolas" w:cs="Consolas" w:eastAsia="Consolas" w:hAnsi="Consolas"/>
-                <w:color w:val="0E5E8B"/>
-                <w:sz w:val="16"/>
-                <w:szCs w:val="16"/>
-                <w:shd w:fill="EDF0F2" w:val="clear"/>
-              </w:rPr>
-              <w:t xml:space="preserve">/connect-mcps connect to &lt;tool&gt;</w:t>
-            </w:r>
-          </w:p>
-        </w:tc>
-        <w:tc>
-          <w:tcPr>
-            <w:tcW w:type="dxa" w:w="5607"/>
-            <w:tcBorders>
-              <w:top w:val="single" w:color="D1DAE2" w:sz="4"/>
-              <w:left w:val="single" w:color="D1DAE2" w:sz="4"/>
-              <w:bottom w:val="single" w:color="D1DAE2" w:sz="4"/>
-              <w:right w:val="single" w:color="D1DAE2" w:sz="4"/>
-            </w:tcBorders>
-            <w:tcMar>
-              <w:top w:type="dxa" w:w="70"/>
-              <w:left w:type="dxa" w:w="100"/>
-              <w:bottom w:type="dxa" w:w="70"/>
-              <w:right w:type="dxa" w:w="100"/>
-            </w:tcMar>
-            <w:vAlign w:val="top"/>
-          </w:tcPr>
-          <w:p>
-            <w:pPr>
-              <w:spacing w:after="0" w:line="252"/>
-            </w:pPr>
-            <w:r>
-              <w:rPr>
-                <w:sz w:val="17"/>
-                <w:szCs w:val="17"/>
-              </w:rPr>
-              <w:t xml:space="preserve">Connects a tool (Linear, Slack, Amplitude, …) so Claude can read it live — see </w:t>
-            </w:r>
-            <w:r>
-              <w:rPr>
-                <w:color w:val="0E5E8B"/>
-                <w:sz w:val="17"/>
-                <w:szCs w:val="17"/>
-              </w:rPr>
-              <w:t xml:space="preserve">Connect your tools</w:t>
-            </w:r>
-            <w:r>
-              <w:rPr>
-                <w:color w:val="697386"/>
-                <w:sz w:val="15"/>
-                <w:szCs w:val="15"/>
-              </w:rPr>
-              <w:t xml:space="preserve"> (see “Connect your tools”)</w:t>
-            </w:r>
-          </w:p>
-        </w:tc>
-      </w:tr>
-      <w:tr>
-        <w:trPr>
-          <w:cantSplit/>
-          <w:tblHeader w:val="false"/>
-        </w:trPr>
-        <w:tc>
-          <w:tcPr>
-            <w:tcW w:type="dxa" w:w="3805"/>
-            <w:tcBorders>
-              <w:top w:val="single" w:color="D1DAE2" w:sz="4"/>
-              <w:left w:val="single" w:color="D1DAE2" w:sz="4"/>
-              <w:bottom w:val="single" w:color="D1DAE2" w:sz="4"/>
-              <w:right w:val="single" w:color="D1DAE2" w:sz="4"/>
-            </w:tcBorders>
-            <w:shd w:fill="F6F9FC" w:color="auto" w:val="clear"/>
-            <w:tcMar>
-              <w:top w:type="dxa" w:w="70"/>
-              <w:left w:type="dxa" w:w="100"/>
-              <w:bottom w:type="dxa" w:w="70"/>
-              <w:right w:type="dxa" w:w="100"/>
-            </w:tcMar>
-            <w:vAlign w:val="top"/>
-          </w:tcPr>
-          <w:p>
-            <w:pPr>
-              <w:spacing w:after="0" w:line="252"/>
-            </w:pPr>
-            <w:r>
-              <w:rPr>
-                <w:rFonts w:ascii="Consolas" w:cs="Consolas" w:eastAsia="Consolas" w:hAnsi="Consolas"/>
-                <w:color w:val="0E5E8B"/>
-                <w:sz w:val="16"/>
-                <w:szCs w:val="16"/>
-                <w:shd w:fill="EDF0F2" w:val="clear"/>
-              </w:rPr>
-              <w:t xml:space="preserve">/connect-code &lt;repository link&gt;</w:t>
-            </w:r>
-          </w:p>
-        </w:tc>
-        <w:tc>
-          <w:tcPr>
-            <w:tcW w:type="dxa" w:w="5607"/>
-            <w:tcBorders>
-              <w:top w:val="single" w:color="D1DAE2" w:sz="4"/>
-              <w:left w:val="single" w:color="D1DAE2" w:sz="4"/>
-              <w:bottom w:val="single" w:color="D1DAE2" w:sz="4"/>
-              <w:right w:val="single" w:color="D1DAE2" w:sz="4"/>
-            </w:tcBorders>
-            <w:shd w:fill="F6F9FC" w:color="auto" w:val="clear"/>
-            <w:tcMar>
-              <w:top w:type="dxa" w:w="70"/>
-              <w:left w:type="dxa" w:w="100"/>
-              <w:bottom w:type="dxa" w:w="70"/>
-              <w:right w:type="dxa" w:w="100"/>
-            </w:tcMar>
-            <w:vAlign w:val="top"/>
-          </w:tcPr>
-          <w:p>
-            <w:pPr>
-              <w:spacing w:after="0" w:line="252"/>
-            </w:pPr>
-            <w:r>
-              <w:rPr>
-                <w:sz w:val="17"/>
-                <w:szCs w:val="17"/>
-              </w:rPr>
-              <w:t xml:space="preserve">Registers a product code repository and gives Claude read access on this computer — see </w:t>
-            </w:r>
-            <w:r>
-              <w:rPr>
-                <w:color w:val="0E5E8B"/>
-                <w:sz w:val="17"/>
-                <w:szCs w:val="17"/>
-              </w:rPr>
-              <w:t xml:space="preserve">Connect your product's code</w:t>
-            </w:r>
-            <w:r>
-              <w:rPr>
-                <w:color w:val="697386"/>
-                <w:sz w:val="15"/>
-                <w:szCs w:val="15"/>
-              </w:rPr>
-              <w:t xml:space="preserve"> (see “Connect your product's code”)</w:t>
-            </w:r>
-          </w:p>
-        </w:tc>
-      </w:tr>
-      <w:tr>
-        <w:trPr>
-          <w:cantSplit/>
-          <w:tblHeader w:val="false"/>
-        </w:trPr>
-        <w:tc>
-          <w:tcPr>
-            <w:tcW w:type="dxa" w:w="3805"/>
-            <w:tcBorders>
-              <w:top w:val="single" w:color="D1DAE2" w:sz="4"/>
-              <w:left w:val="single" w:color="D1DAE2" w:sz="4"/>
-              <w:bottom w:val="single" w:color="D1DAE2" w:sz="4"/>
-              <w:right w:val="single" w:color="D1DAE2" w:sz="4"/>
-            </w:tcBorders>
-            <w:tcMar>
-              <w:top w:type="dxa" w:w="70"/>
-              <w:left w:type="dxa" w:w="100"/>
-              <w:bottom w:type="dxa" w:w="70"/>
-              <w:right w:type="dxa" w:w="100"/>
-            </w:tcMar>
-            <w:vAlign w:val="top"/>
-          </w:tcPr>
-          <w:p>
-            <w:pPr>
-              <w:spacing w:after="0" w:line="252"/>
-            </w:pPr>
-            <w:r>
-              <w:rPr>
-                <w:rFonts w:ascii="Consolas" w:cs="Consolas" w:eastAsia="Consolas" w:hAnsi="Consolas"/>
-                <w:color w:val="0E5E8B"/>
-                <w:sz w:val="16"/>
-                <w:szCs w:val="16"/>
-                <w:shd w:fill="EDF0F2" w:val="clear"/>
-              </w:rPr>
-              <w:t xml:space="preserve">propose the gated changes</w:t>
-            </w:r>
-            <w:r>
-              <w:rPr>
-                <w:sz w:val="17"/>
-                <w:szCs w:val="17"/>
-              </w:rPr>
-              <w:t xml:space="preserve"> (or </w:t>
-            </w:r>
-            <w:r>
-              <w:rPr>
-                <w:rFonts w:ascii="Consolas" w:cs="Consolas" w:eastAsia="Consolas" w:hAnsi="Consolas"/>
-                <w:color w:val="0E5E8B"/>
-                <w:sz w:val="16"/>
-                <w:szCs w:val="16"/>
-                <w:shd w:fill="EDF0F2" w:val="clear"/>
-              </w:rPr>
-              <w:t xml:space="preserve">/propose</w:t>
-            </w:r>
-            <w:r>
-              <w:rPr>
-                <w:sz w:val="17"/>
-                <w:szCs w:val="17"/>
-              </w:rPr>
-              <w:t xml:space="preserve">)</w:t>
-            </w:r>
-          </w:p>
-        </w:tc>
-        <w:tc>
-          <w:tcPr>
-            <w:tcW w:type="dxa" w:w="5607"/>
-            <w:tcBorders>
-              <w:top w:val="single" w:color="D1DAE2" w:sz="4"/>
-              <w:left w:val="single" w:color="D1DAE2" w:sz="4"/>
-              <w:bottom w:val="single" w:color="D1DAE2" w:sz="4"/>
-              <w:right w:val="single" w:color="D1DAE2" w:sz="4"/>
-            </w:tcBorders>
-            <w:tcMar>
-              <w:top w:type="dxa" w:w="70"/>
-              <w:left w:type="dxa" w:w="100"/>
-              <w:bottom w:type="dxa" w:w="70"/>
-              <w:right w:type="dxa" w:w="100"/>
-            </w:tcMar>
-            <w:vAlign w:val="top"/>
-          </w:tcPr>
-          <w:p>
-            <w:pPr>
-              <w:spacing w:after="0" w:line="252"/>
-            </w:pPr>
-            <w:r>
-              <w:rPr>
-                <w:sz w:val="17"/>
-                <w:szCs w:val="17"/>
-              </w:rPr>
-              <w:t xml:space="preserve">Opens the pull request that carries your gated changes to the Work OS admins</w:t>
-            </w:r>
-          </w:p>
-        </w:tc>
-      </w:tr>
-      <w:tr>
-        <w:trPr>
-          <w:cantSplit/>
-          <w:tblHeader w:val="false"/>
-        </w:trPr>
-        <w:tc>
-          <w:tcPr>
-            <w:tcW w:type="dxa" w:w="3805"/>
-            <w:tcBorders>
-              <w:top w:val="single" w:color="D1DAE2" w:sz="4"/>
-              <w:left w:val="single" w:color="D1DAE2" w:sz="4"/>
-              <w:bottom w:val="single" w:color="D1DAE2" w:sz="4"/>
-              <w:right w:val="single" w:color="D1DAE2" w:sz="4"/>
-            </w:tcBorders>
-            <w:shd w:fill="F6F9FC" w:color="auto" w:val="clear"/>
-            <w:tcMar>
-              <w:top w:type="dxa" w:w="70"/>
-              <w:left w:type="dxa" w:w="100"/>
-              <w:bottom w:type="dxa" w:w="70"/>
-              <w:right w:type="dxa" w:w="100"/>
-            </w:tcMar>
-            <w:vAlign w:val="top"/>
-          </w:tcPr>
-          <w:p>
-            <w:pPr>
-              <w:spacing w:after="0" w:line="252"/>
-            </w:pPr>
-            <w:r>
-              <w:rPr>
-                <w:rFonts w:ascii="Consolas" w:cs="Consolas" w:eastAsia="Consolas" w:hAnsi="Consolas"/>
-                <w:color w:val="0E5E8B"/>
-                <w:sz w:val="16"/>
-                <w:szCs w:val="16"/>
-                <w:shd w:fill="EDF0F2" w:val="clear"/>
-              </w:rPr>
-              <w:t xml:space="preserve">publish the gated changes for everyone — I'm a Work OS admin: open the pull request, approve it and complete it</w:t>
-            </w:r>
-          </w:p>
-        </w:tc>
-        <w:tc>
-          <w:tcPr>
-            <w:tcW w:type="dxa" w:w="5607"/>
-            <w:tcBorders>
-              <w:top w:val="single" w:color="D1DAE2" w:sz="4"/>
-              <w:left w:val="single" w:color="D1DAE2" w:sz="4"/>
-              <w:bottom w:val="single" w:color="D1DAE2" w:sz="4"/>
-              <w:right w:val="single" w:color="D1DAE2" w:sz="4"/>
-            </w:tcBorders>
-            <w:shd w:fill="F6F9FC" w:color="auto" w:val="clear"/>
-            <w:tcMar>
-              <w:top w:type="dxa" w:w="70"/>
-              <w:left w:type="dxa" w:w="100"/>
-              <w:bottom w:type="dxa" w:w="70"/>
-              <w:right w:type="dxa" w:w="100"/>
-            </w:tcMar>
-            <w:vAlign w:val="top"/>
-          </w:tcPr>
-          <w:p>
-            <w:pPr>
-              <w:spacing w:after="0" w:line="252"/>
-            </w:pPr>
-            <w:r>
-              <w:rPr>
-                <w:sz w:val="17"/>
-                <w:szCs w:val="17"/>
-              </w:rPr>
-              <w:t xml:space="preserve">Work OS admins only — Claude opens the pull request, approves it as you and </w:t>
-            </w:r>
-            <w:r>
-              <w:rPr>
-                <w:sz w:val="17"/>
-                <w:szCs w:val="17"/>
-              </w:rPr>
-              <w:t xml:space="preserve">completes</w:t>
-            </w:r>
-            <w:r>
-              <w:rPr>
-                <w:sz w:val="17"/>
-                <w:szCs w:val="17"/>
-              </w:rPr>
-              <w:t xml:space="preserve"> it, using your admin rights (</w:t>
-            </w:r>
-            <w:r>
-              <w:rPr>
-                <w:sz w:val="17"/>
-                <w:szCs w:val="17"/>
-              </w:rPr>
-              <w:t xml:space="preserve">Azure Repos</w:t>
-            </w:r>
-            <w:r>
-              <w:rPr>
-                <w:sz w:val="17"/>
-                <w:szCs w:val="17"/>
-              </w:rPr>
-              <w:t xml:space="preserve"> refuses the same request from a user). See </w:t>
-            </w:r>
-            <w:r>
-              <w:rPr>
-                <w:color w:val="0E5E8B"/>
-                <w:sz w:val="17"/>
-                <w:szCs w:val="17"/>
-              </w:rPr>
-              <w:t xml:space="preserve">Customize the Work OS, step 3</w:t>
-            </w:r>
-            <w:r>
-              <w:rPr>
-                <w:color w:val="697386"/>
-                <w:sz w:val="15"/>
-                <w:szCs w:val="15"/>
-              </w:rPr>
-              <w:t xml:space="preserve"> (see “Customize the Work OS” → Step 3 — Publish the changes for everyone)</w:t>
-            </w:r>
-          </w:p>
-        </w:tc>
-      </w:tr>
-      <w:tr>
-        <w:trPr>
-          <w:cantSplit/>
-          <w:tblHeader w:val="false"/>
-        </w:trPr>
-        <w:tc>
-          <w:tcPr>
-            <w:tcW w:type="dxa" w:w="3805"/>
-            <w:tcBorders>
-              <w:top w:val="single" w:color="D1DAE2" w:sz="4"/>
-              <w:left w:val="single" w:color="D1DAE2" w:sz="4"/>
-              <w:bottom w:val="single" w:color="D1DAE2" w:sz="4"/>
-              <w:right w:val="single" w:color="D1DAE2" w:sz="4"/>
-            </w:tcBorders>
-            <w:tcMar>
-              <w:top w:type="dxa" w:w="70"/>
-              <w:left w:type="dxa" w:w="100"/>
-              <w:bottom w:type="dxa" w:w="70"/>
-              <w:right w:type="dxa" w:w="100"/>
-            </w:tcMar>
-            <w:vAlign w:val="top"/>
-          </w:tcPr>
-          <w:p>
-            <w:pPr>
-              <w:spacing w:after="0" w:line="252"/>
-            </w:pPr>
-            <w:r>
-              <w:rPr>
-                <w:rFonts w:ascii="Consolas" w:cs="Consolas" w:eastAsia="Consolas" w:hAnsi="Consolas"/>
-                <w:color w:val="0E5E8B"/>
-                <w:sz w:val="16"/>
-                <w:szCs w:val="16"/>
-                <w:shd w:fill="EDF0F2" w:val="clear"/>
-              </w:rPr>
-              <w:t xml:space="preserve">/customize-os</w:t>
-            </w:r>
-            <w:r>
-              <w:rPr>
-                <w:sz w:val="17"/>
-                <w:szCs w:val="17"/>
-              </w:rPr>
-              <w:t xml:space="preserve"> · </w:t>
-            </w:r>
-            <w:r>
-              <w:rPr>
-                <w:rFonts w:ascii="Consolas" w:cs="Consolas" w:eastAsia="Consolas" w:hAnsi="Consolas"/>
-                <w:color w:val="0E5E8B"/>
-                <w:sz w:val="16"/>
-                <w:szCs w:val="16"/>
-                <w:shd w:fill="EDF0F2" w:val="clear"/>
-              </w:rPr>
-              <w:t xml:space="preserve">/customize-os continue</w:t>
-            </w:r>
-          </w:p>
-        </w:tc>
-        <w:tc>
-          <w:tcPr>
-            <w:tcW w:type="dxa" w:w="5607"/>
-            <w:tcBorders>
-              <w:top w:val="single" w:color="D1DAE2" w:sz="4"/>
-              <w:left w:val="single" w:color="D1DAE2" w:sz="4"/>
-              <w:bottom w:val="single" w:color="D1DAE2" w:sz="4"/>
-              <w:right w:val="single" w:color="D1DAE2" w:sz="4"/>
-            </w:tcBorders>
-            <w:tcMar>
-              <w:top w:type="dxa" w:w="70"/>
-              <w:left w:type="dxa" w:w="100"/>
-              <w:bottom w:type="dxa" w:w="70"/>
-              <w:right w:type="dxa" w:w="100"/>
-            </w:tcMar>
-            <w:vAlign w:val="top"/>
-          </w:tcPr>
-          <w:p>
-            <w:pPr>
-              <w:spacing w:after="0" w:line="252"/>
-            </w:pPr>
-            <w:r>
-              <w:rPr>
-                <w:sz w:val="17"/>
-                <w:szCs w:val="17"/>
-              </w:rPr>
-              <w:t xml:space="preserve">Runs or resumes the guided customization (Work OS admin)</w:t>
-            </w:r>
-          </w:p>
-        </w:tc>
-      </w:tr>
-      <w:tr>
-        <w:trPr>
-          <w:cantSplit/>
-          <w:tblHeader w:val="false"/>
-        </w:trPr>
-        <w:tc>
-          <w:tcPr>
-            <w:tcW w:type="dxa" w:w="3805"/>
-            <w:tcBorders>
-              <w:top w:val="single" w:color="D1DAE2" w:sz="4"/>
-              <w:left w:val="single" w:color="D1DAE2" w:sz="4"/>
-              <w:bottom w:val="single" w:color="D1DAE2" w:sz="4"/>
-              <w:right w:val="single" w:color="D1DAE2" w:sz="4"/>
-            </w:tcBorders>
-            <w:shd w:fill="F6F9FC" w:color="auto" w:val="clear"/>
-            <w:tcMar>
-              <w:top w:type="dxa" w:w="70"/>
-              <w:left w:type="dxa" w:w="100"/>
-              <w:bottom w:type="dxa" w:w="70"/>
-              <w:right w:type="dxa" w:w="100"/>
-            </w:tcMar>
-            <w:vAlign w:val="top"/>
-          </w:tcPr>
-          <w:p>
-            <w:pPr>
-              <w:spacing w:after="0" w:line="252"/>
-            </w:pPr>
-            <w:r>
-              <w:rPr>
-                <w:rFonts w:ascii="Consolas" w:cs="Consolas" w:eastAsia="Consolas" w:hAnsi="Consolas"/>
-                <w:color w:val="0E5E8B"/>
-                <w:sz w:val="16"/>
-                <w:szCs w:val="16"/>
-                <w:shd w:fill="EDF0F2" w:val="clear"/>
-              </w:rPr>
-              <w:t xml:space="preserve">what did auto-sync report?</w:t>
-            </w:r>
-          </w:p>
-        </w:tc>
-        <w:tc>
-          <w:tcPr>
-            <w:tcW w:type="dxa" w:w="5607"/>
-            <w:tcBorders>
-              <w:top w:val="single" w:color="D1DAE2" w:sz="4"/>
-              <w:left w:val="single" w:color="D1DAE2" w:sz="4"/>
-              <w:bottom w:val="single" w:color="D1DAE2" w:sz="4"/>
-              <w:right w:val="single" w:color="D1DAE2" w:sz="4"/>
-            </w:tcBorders>
-            <w:shd w:fill="F6F9FC" w:color="auto" w:val="clear"/>
-            <w:tcMar>
-              <w:top w:type="dxa" w:w="70"/>
-              <w:left w:type="dxa" w:w="100"/>
-              <w:bottom w:type="dxa" w:w="70"/>
-              <w:right w:type="dxa" w:w="100"/>
-            </w:tcMar>
-            <w:vAlign w:val="top"/>
-          </w:tcPr>
-          <w:p>
-            <w:pPr>
-              <w:spacing w:after="0" w:line="252"/>
-            </w:pPr>
-            <w:r>
-              <w:rPr>
-                <w:sz w:val="17"/>
-                <w:szCs w:val="17"/>
-              </w:rPr>
-              <w:t xml:space="preserve">Repeats the last auto-sync note</w:t>
-            </w:r>
-          </w:p>
-        </w:tc>
-      </w:tr>
-    </w:tbl>
-    <w:p>
-      <w:pPr>
-        <w:spacing w:after="120"/>
-      </w:pPr>
-    </w:p>
-    <w:p>
-      <w:pPr>
-        <w:pStyle w:val="Heading2"/>
-      </w:pPr>
-      <w:r>
-        <w:t xml:space="preserve">Behind the scenes</w:t>
-      </w:r>
-    </w:p>
-    <w:p>
-      <w:pPr>
-        <w:pBdr>
-          <w:left w:val="single" w:color="459FDD" w:sz="18" w:space="8"/>
-        </w:pBdr>
-        <w:shd w:fill="F6F9FC" w:val="clear"/>
-        <w:spacing w:after="200" w:before="60" w:line="264"/>
-        <w:ind w:left="240"/>
-      </w:pPr>
-      <w:r>
-        <w:rPr>
-          <w:b/>
-          <w:bCs/>
-          <w:color w:val="0A2540"/>
-          <w:sz w:val="19"/>
-          <w:szCs w:val="19"/>
-        </w:rPr>
-        <w:t xml:space="preserve">For the curious — the mechanics. </w:t>
-      </w:r>
-      <w:r>
-        <w:rPr>
-          <w:color w:val="425466"/>
-          <w:sz w:val="19"/>
-          <w:szCs w:val="19"/>
-        </w:rPr>
-        <w:t xml:space="preserve">Each person works on a personal branch </w:t>
-      </w:r>
-      <w:r>
-        <w:rPr>
-          <w:rFonts w:ascii="Consolas" w:cs="Consolas" w:eastAsia="Consolas" w:hAnsi="Consolas"/>
-          <w:color w:val="425466"/>
-          <w:sz w:val="18"/>
-          <w:szCs w:val="18"/>
-          <w:shd w:fill="EDF0F2" w:val="clear"/>
-        </w:rPr>
-        <w:t xml:space="preserve">sync/&lt;git name&gt;</w:t>
-      </w:r>
-      <w:r>
-        <w:rPr>
-          <w:color w:val="425466"/>
-          <w:sz w:val="19"/>
-          <w:szCs w:val="19"/>
-        </w:rPr>
-        <w:t xml:space="preserve">. When Claude finishes a response, a script commits the changed files there — everyday files in one commit, gated files in another. Everyday commits are copied onto </w:t>
-      </w:r>
-      <w:r>
-        <w:rPr>
-          <w:rFonts w:ascii="Consolas" w:cs="Consolas" w:eastAsia="Consolas" w:hAnsi="Consolas"/>
-          <w:color w:val="425466"/>
-          <w:sz w:val="18"/>
-          <w:szCs w:val="18"/>
-          <w:shd w:fill="EDF0F2" w:val="clear"/>
-        </w:rPr>
-        <w:t xml:space="preserve">main</w:t>
-      </w:r>
-      <w:r>
-        <w:rPr>
-          <w:color w:val="425466"/>
-          <w:sz w:val="19"/>
-          <w:szCs w:val="19"/>
-        </w:rPr>
-        <w:t xml:space="preserve"> through a small pull request that auto-merges (rebase); gated commits stay on the branch until </w:t>
-      </w:r>
-      <w:r>
-        <w:rPr>
-          <w:i/>
-          <w:iCs/>
-          <w:color w:val="425466"/>
-          <w:sz w:val="19"/>
-          <w:szCs w:val="19"/>
-        </w:rPr>
-        <w:t xml:space="preserve">"propose the gated changes"</w:t>
-      </w:r>
-      <w:r>
-        <w:rPr>
-          <w:color w:val="425466"/>
-          <w:sz w:val="19"/>
-          <w:szCs w:val="19"/>
-        </w:rPr>
-        <w:t xml:space="preserve"> opens their pull request. The gated list is read from </w:t>
-      </w:r>
-      <w:r>
-        <w:rPr>
-          <w:rFonts w:ascii="Consolas" w:cs="Consolas" w:eastAsia="Consolas" w:hAnsi="Consolas"/>
-          <w:color w:val="425466"/>
-          <w:sz w:val="18"/>
-          <w:szCs w:val="18"/>
-          <w:shd w:fill="EDF0F2" w:val="clear"/>
-        </w:rPr>
-        <w:t xml:space="preserve">governance/write-policy.yaml</w:t>
-      </w:r>
-      <w:r>
-        <w:rPr>
-          <w:color w:val="425466"/>
-          <w:sz w:val="19"/>
-          <w:szCs w:val="19"/>
-        </w:rPr>
-        <w:t xml:space="preserve"> at every run; </w:t>
-      </w:r>
-      <w:r>
-        <w:rPr>
-          <w:color w:val="425466"/>
-          <w:sz w:val="19"/>
-          <w:szCs w:val="19"/>
-        </w:rPr>
-        <w:t xml:space="preserve">the branch policy's path filter</w:t>
-      </w:r>
-      <w:r>
-        <w:rPr>
-          <w:color w:val="425466"/>
-          <w:sz w:val="19"/>
-          <w:szCs w:val="19"/>
-        </w:rPr>
-        <w:t xml:space="preserve"> is generated from the same list. Full technical guides in the repository: </w:t>
-      </w:r>
-      <w:r>
-        <w:rPr>
-          <w:rFonts w:ascii="Consolas" w:cs="Consolas" w:eastAsia="Consolas" w:hAnsi="Consolas"/>
-          <w:color w:val="425466"/>
-          <w:sz w:val="18"/>
-          <w:szCs w:val="18"/>
-          <w:shd w:fill="EDF0F2" w:val="clear"/>
-        </w:rPr>
-        <w:t xml:space="preserve">os-installation/admin-setup-github.md</w:t>
-      </w:r>
-      <w:r>
-        <w:rPr>
-          <w:color w:val="425466"/>
-          <w:sz w:val="19"/>
-          <w:szCs w:val="19"/>
-        </w:rPr>
-        <w:t xml:space="preserve">, </w:t>
-      </w:r>
-      <w:r>
-        <w:rPr>
-          <w:rFonts w:ascii="Consolas" w:cs="Consolas" w:eastAsia="Consolas" w:hAnsi="Consolas"/>
-          <w:color w:val="425466"/>
-          <w:sz w:val="18"/>
-          <w:szCs w:val="18"/>
-          <w:shd w:fill="EDF0F2" w:val="clear"/>
-        </w:rPr>
-        <w:t xml:space="preserve">os-installation/admin-setup-azure-devops.md</w:t>
-      </w:r>
-      <w:r>
-        <w:rPr>
-          <w:color w:val="425466"/>
-          <w:sz w:val="19"/>
-          <w:szCs w:val="19"/>
-        </w:rPr>
-        <w:t xml:space="preserve">, </w:t>
-      </w:r>
-      <w:r>
-        <w:rPr>
-          <w:rFonts w:ascii="Consolas" w:cs="Consolas" w:eastAsia="Consolas" w:hAnsi="Consolas"/>
-          <w:color w:val="425466"/>
-          <w:sz w:val="18"/>
-          <w:szCs w:val="18"/>
-          <w:shd w:fill="EDF0F2" w:val="clear"/>
-        </w:rPr>
-        <w:t xml:space="preserve">os-installation/claude-code/scheduled-governance.md</w:t>
-      </w:r>
-      <w:r>
-        <w:rPr>
-          <w:color w:val="425466"/>
-          <w:sz w:val="19"/>
-          <w:szCs w:val="19"/>
-        </w:rPr>
-        <w:t xml:space="preserve">, </w:t>
-      </w:r>
-      <w:r>
-        <w:rPr>
-          <w:rFonts w:ascii="Consolas" w:cs="Consolas" w:eastAsia="Consolas" w:hAnsi="Consolas"/>
-          <w:color w:val="425466"/>
-          <w:sz w:val="18"/>
-          <w:szCs w:val="18"/>
-          <w:shd w:fill="EDF0F2" w:val="clear"/>
-        </w:rPr>
-        <w:t xml:space="preserve">governance/CLAUDE.md</w:t>
-      </w:r>
-      <w:r>
-        <w:rPr>
-          <w:color w:val="425466"/>
-          <w:sz w:val="19"/>
-          <w:szCs w:val="19"/>
-        </w:rPr>
-        <w:t xml:space="preserve">.</w:t>
-      </w:r>
-    </w:p>
-    <w:p>
-      <w:pPr>
-        <w:pStyle w:val="Heading2"/>
-      </w:pPr>
-      <w:r>
-        <w:t xml:space="preserve">Where this documentation lives</w:t>
-      </w:r>
-    </w:p>
-    <w:p>
-      <w:pPr>
-        <w:pStyle w:val="ListParagraph"/>
-        <w:numPr>
-          <w:ilvl w:val="0"/>
-          <w:numId w:val="2"/>
-        </w:numPr>
-        <w:spacing w:after="60" w:line="276"/>
-      </w:pPr>
-      <w:r>
-        <w:t xml:space="preserve">In the repository: </w:t>
-      </w:r>
-      <w:r>
-        <w:rPr>
-          <w:rFonts w:ascii="Consolas" w:cs="Consolas" w:eastAsia="Consolas" w:hAnsi="Consolas"/>
-          <w:color w:val="0E5E8B"/>
-          <w:sz w:val="19"/>
-          <w:szCs w:val="19"/>
-          <w:shd w:fill="EDF0F2" w:val="clear"/>
-        </w:rPr>
-        <w:t xml:space="preserve">Documentation/</w:t>
-      </w:r>
-      <w:r>
-        <w:t xml:space="preserve"> — the site (</w:t>
-      </w:r>
-      <w:r>
-        <w:rPr>
-          <w:rFonts w:ascii="Consolas" w:cs="Consolas" w:eastAsia="Consolas" w:hAnsi="Consolas"/>
-          <w:color w:val="0E5E8B"/>
-          <w:sz w:val="19"/>
-          <w:szCs w:val="19"/>
-          <w:shd w:fill="EDF0F2" w:val="clear"/>
-        </w:rPr>
-        <w:t xml:space="preserve">work-os-docs.html</w:t>
-      </w:r>
-      <w:r>
-        <w:t xml:space="preserve">), one Word edition per platform, and the single source they are built from (</w:t>
-      </w:r>
-      <w:r>
-        <w:rPr>
-          <w:rFonts w:ascii="Consolas" w:cs="Consolas" w:eastAsia="Consolas" w:hAnsi="Consolas"/>
-          <w:color w:val="0E5E8B"/>
-          <w:sz w:val="19"/>
-          <w:szCs w:val="19"/>
-          <w:shd w:fill="EDF0F2" w:val="clear"/>
-        </w:rPr>
-        <w:t xml:space="preserve">src/</w:t>
-      </w:r>
-      <w:r>
-        <w:t xml:space="preserve">). Gated: changes go through review like any core file.</w:t>
-      </w:r>
-    </w:p>
-    <w:p>
-      <w:pPr>
-        <w:pStyle w:val="ListParagraph"/>
-        <w:numPr>
-          <w:ilvl w:val="0"/>
-          <w:numId w:val="2"/>
-        </w:numPr>
-        <w:spacing w:after="60" w:line="276"/>
-      </w:pPr>
-      <w:r>
-        <w:t xml:space="preserve">The source of the Work OS: </w:t>
-      </w:r>
-      <w:hyperlink w:history="1" r:id="rIdrc2ie1ejfyw3fxu95q537">
-        <w:r>
-          <w:rPr>
-            <w:color w:val="0E5E8B"/>
-            <w:u w:val="single"/>
-          </w:rPr>
-          <w:t xml:space="preserve">SoftServe Work OS on GitHub</w:t>
-        </w:r>
-      </w:hyperlink>
-      <w:r>
-        <w:t xml:space="preserve"> — maintained by SoftServe.</w:t>
       </w:r>
     </w:p>
     <w:sectPr>
@@ -32753,7 +32325,7 @@
         <w:sz w:val="16"/>
         <w:szCs w:val="16"/>
       </w:rPr>
-      <w:t xml:space="preserve">SoftServe · Work OS team setup · Azure Repos edition · v2.2 · August 2026</w:t>
+      <w:t xml:space="preserve">SoftServe · Work OS team setup · Azure Repos edition · v2.3 · August 2026</w:t>
     </w:r>
     <w:r>
       <w:rPr>
@@ -33044,7 +32616,7 @@
     </w:lvlOverride>
   </w:num>
   <w:num w:numId="3">
-    <w:abstractNumId w:val="3"/>
+    <w:abstractNumId w:val="4"/>
     <w:lvlOverride w:ilvl="0">
       <w:startOverride w:val="1"/>
     </w:lvlOverride>
@@ -33056,7 +32628,7 @@
     </w:lvlOverride>
   </w:num>
   <w:num w:numId="5">
-    <w:abstractNumId w:val="4"/>
+    <w:abstractNumId w:val="3"/>
     <w:lvlOverride w:ilvl="0">
       <w:startOverride w:val="1"/>
     </w:lvlOverride>
@@ -33164,6 +32736,12 @@
     </w:lvlOverride>
   </w:num>
   <w:num w:numId="23">
+    <w:abstractNumId w:val="4"/>
+    <w:lvlOverride w:ilvl="0">
+      <w:startOverride w:val="1"/>
+    </w:lvlOverride>
+  </w:num>
+  <w:num w:numId="24">
     <w:abstractNumId w:val="4"/>
     <w:lvlOverride w:ilvl="0">
       <w:startOverride w:val="1"/>

--- a/Documentation/Work-OS-Team-Setup-Azure-Repos.docx
+++ b/Documentation/Work-OS-Team-Setup-Azure-Repos.docx
@@ -23446,7 +23446,43 @@
           <w:sz w:val="22"/>
           <w:szCs w:val="22"/>
         </w:rPr>
-        <w:t xml:space="preserve">. In this article you import the Work OS from SoftServe, create the admin group, give people access, and protect the main branch — all in the </w:t>
+        <w:t xml:space="preserve">. The repository you are about to create is the team's shared knowledge base: Claude Code reads it on each teammate's computer before it drafts anything and saves their finished work straight back into it — so everyone needs read </w:t>
+      </w:r>
+      <w:r>
+        <w:rPr>
+          <w:i/>
+          <w:iCs/>
+          <w:color w:val="425466"/>
+          <w:sz w:val="22"/>
+          <w:szCs w:val="22"/>
+        </w:rPr>
+        <w:t xml:space="preserve">and</w:t>
+      </w:r>
+      <w:r>
+        <w:rPr>
+          <w:color w:val="425466"/>
+          <w:sz w:val="22"/>
+          <w:szCs w:val="22"/>
+        </w:rPr>
+        <w:t xml:space="preserve"> write access, not read-only, while step 4 protects </w:t>
+      </w:r>
+      <w:r>
+        <w:rPr>
+          <w:rFonts w:ascii="Consolas" w:cs="Consolas" w:eastAsia="Consolas" w:hAnsi="Consolas"/>
+          <w:color w:val="425466"/>
+          <w:sz w:val="21"/>
+          <w:szCs w:val="21"/>
+          <w:shd w:fill="EDF0F2" w:val="clear"/>
+        </w:rPr>
+        <w:t xml:space="preserve">main</w:t>
+      </w:r>
+      <w:r>
+        <w:rPr>
+          <w:color w:val="425466"/>
+          <w:sz w:val="22"/>
+          <w:szCs w:val="22"/>
+        </w:rPr>
+        <w:t xml:space="preserve"> so that the few files steering the whole system still need a Work OS admin's approval. In this article you import the Work OS from SoftServe, create the admin group, give people access, and protect the main branch — all in the </w:t>
       </w:r>
       <w:r>
         <w:rPr>
@@ -25708,7 +25744,7 @@
       <w:r>
         <w:t xml:space="preserve"> — the tool the Work OS runs on: it brings the repository to your computer, and auto-sync uses it to save your work. Install it from your organization's software catalog, or from </w:t>
       </w:r>
-      <w:hyperlink w:history="1" r:id="rIdmlnlo_g-g9ckoxwutefdh">
+      <w:hyperlink w:history="1" r:id="rIdl2fjvblebcfg5nnukgttg">
         <w:r>
           <w:rPr>
             <w:color w:val="0E5E8B"/>
@@ -25808,7 +25844,7 @@
       <w:r>
         <w:t xml:space="preserve"> — install it from your organization's software catalog, or from </w:t>
       </w:r>
-      <w:hyperlink w:history="1" r:id="rIdn5hevj0dendyw58q_d6gx">
+      <w:hyperlink w:history="1" r:id="rIdm9dporbglforg_wahqx9u">
         <w:r>
           <w:rPr>
             <w:color w:val="0E5E8B"/>
@@ -32325,7 +32361,7 @@
         <w:sz w:val="16"/>
         <w:szCs w:val="16"/>
       </w:rPr>
-      <w:t xml:space="preserve">SoftServe · Work OS team setup · Azure Repos edition · v2.3 · August 2026</w:t>
+      <w:t xml:space="preserve">SoftServe · Work OS team setup · Azure Repos edition · v2.4 · August 2026</w:t>
     </w:r>
     <w:r>
       <w:rPr>

--- a/Documentation/Work-OS-Team-Setup-Azure-Repos.docx
+++ b/Documentation/Work-OS-Team-Setup-Azure-Repos.docx
@@ -345,7 +345,7 @@
           <w:sz w:val="20"/>
           <w:szCs w:val="20"/>
         </w:rPr>
-        <w:t xml:space="preserve">Connect your product's code</w:t>
+        <w:t xml:space="preserve">Connect your product's codebase</w:t>
       </w:r>
       <w:r>
         <w:rPr>
@@ -353,7 +353,7 @@
           <w:sz w:val="17"/>
           <w:szCs w:val="17"/>
         </w:rPr>
-        <w:t xml:space="preserve">   Stage 2 · Work OS admin, then each user on their own computer · 15 minutes per repository — optional</w:t>
+        <w:t xml:space="preserve">   Stage 2 · Work OS admin, with the admin of your code repositories — then each user on their own computer · about 30 minutes, plus 15 per extra repository — optional</w:t>
       </w:r>
     </w:p>
     <w:p>
@@ -12215,7 +12215,7 @@
                 <w:sz w:val="17"/>
                 <w:szCs w:val="17"/>
               </w:rPr>
-              <w:t xml:space="preserve">Registers product code repositories and grants read-only access on your computer</w:t>
+              <w:t xml:space="preserve">Registers your product's code repositories and grants read-only access on your computer</w:t>
             </w:r>
           </w:p>
         </w:tc>
@@ -14002,7 +14002,7 @@
                 <w:sz w:val="17"/>
                 <w:szCs w:val="17"/>
               </w:rPr>
-              <w:t xml:space="preserve">Read-only investigator of your product code; returns findings with file-and-line citations</w:t>
+              <w:t xml:space="preserve">Read-only investigator of your product's codebase; returns findings with file-and-line citations</w:t>
             </w:r>
           </w:p>
         </w:tc>
@@ -20718,7 +20718,7 @@
                 <w:sz w:val="17"/>
                 <w:szCs w:val="17"/>
               </w:rPr>
-              <w:t xml:space="preserve">Your product code repositories: purpose, coverage keywords, entry points, access tier</w:t>
+              <w:t xml:space="preserve">Your product's code repositories: purpose, coverage keywords, entry points, access tier</w:t>
             </w:r>
           </w:p>
         </w:tc>
@@ -20790,7 +20790,7 @@
                 <w:sz w:val="17"/>
                 <w:szCs w:val="17"/>
               </w:rPr>
-              <w:t xml:space="preserve">Connect your product's code</w:t>
+              <w:t xml:space="preserve">Connect your product's codebase</w:t>
             </w:r>
             <w:r>
               <w:rPr>
@@ -20798,7 +20798,7 @@
                 <w:sz w:val="15"/>
                 <w:szCs w:val="15"/>
               </w:rPr>
-              <w:t xml:space="preserve"> (see “Connect your product's code”)</w:t>
+              <w:t xml:space="preserve"> (see “Connect your product's codebase”)</w:t>
             </w:r>
           </w:p>
         </w:tc>
@@ -20900,7 +20900,7 @@
                 <w:sz w:val="17"/>
                 <w:szCs w:val="17"/>
               </w:rPr>
-              <w:t xml:space="preserve">The rules every claim about product code follows: access tiers, citations, honesty rules</w:t>
+              <w:t xml:space="preserve">The rules every claim about the product's codebase follows: access tiers, citations, honesty rules</w:t>
             </w:r>
           </w:p>
         </w:tc>
@@ -22186,7 +22186,7 @@
           <w:sz w:val="22"/>
           <w:szCs w:val="22"/>
         </w:rPr>
-        <w:t xml:space="preserve">This guide helps you set up and customize the Work OS for your organization: one shared repository that every teammate and Claude Code work in, adapted to your company, and — where useful — connected to your tools and your product's code. Three roles, three stages, about half a day in total.</w:t>
+        <w:t xml:space="preserve">This guide helps you set up and customize the Work OS for your organization: one shared repository that every teammate and Claude Code work in, adapted to your company, and — where useful — connected to your tools and your product's codebase. Three roles, three stages, about half a day in total.</w:t>
       </w:r>
     </w:p>
     <w:p>
@@ -23150,7 +23150,7 @@
           <w:b/>
           <w:bCs/>
         </w:rPr>
-        <w:t xml:space="preserve">Connect your product's code</w:t>
+        <w:t xml:space="preserve">Connect your product's codebase</w:t>
       </w:r>
       <w:r>
         <w:t xml:space="preserve">.</w:t>
@@ -25744,7 +25744,7 @@
       <w:r>
         <w:t xml:space="preserve"> — the tool the Work OS runs on: it brings the repository to your computer, and auto-sync uses it to save your work. Install it from your organization's software catalog, or from </w:t>
       </w:r>
-      <w:hyperlink w:history="1" r:id="rIdl2fjvblebcfg5nnukgttg">
+      <w:hyperlink w:history="1" r:id="rId9t98ri4pixcasxbdxyqyr">
         <w:r>
           <w:rPr>
             <w:color w:val="0E5E8B"/>
@@ -25844,7 +25844,7 @@
       <w:r>
         <w:t xml:space="preserve"> — install it from your organization's software catalog, or from </w:t>
       </w:r>
-      <w:hyperlink w:history="1" r:id="rIdm9dporbglforg_wahqx9u">
+      <w:hyperlink w:history="1" r:id="rIdvgnq3kde9hzsykjrqfi5b">
         <w:r>
           <w:rPr>
             <w:color w:val="0E5E8B"/>
@@ -27313,7 +27313,7 @@
           <w:sz w:val="19"/>
           <w:szCs w:val="19"/>
         </w:rPr>
-        <w:t xml:space="preserve">Connect your product's code</w:t>
+        <w:t xml:space="preserve">Connect your product's codebase</w:t>
       </w:r>
       <w:r>
         <w:rPr>
@@ -27321,7 +27321,7 @@
           <w:sz w:val="17"/>
           <w:szCs w:val="17"/>
         </w:rPr>
-        <w:t xml:space="preserve"> (see “Connect your product's code”)</w:t>
+        <w:t xml:space="preserve"> (see “Connect your product's codebase”)</w:t>
       </w:r>
       <w:r>
         <w:rPr>
@@ -27467,6 +27467,637 @@
     </w:p>
     <w:p>
       <w:pPr>
+        <w:pStyle w:val="Heading2"/>
+      </w:pPr>
+      <w:r>
+        <w:t xml:space="preserve">Before you start</w:t>
+      </w:r>
+    </w:p>
+    <w:p>
+      <w:pPr>
+        <w:pStyle w:val="ListParagraph"/>
+        <w:numPr>
+          <w:ilvl w:val="0"/>
+          <w:numId w:val="5"/>
+        </w:numPr>
+        <w:spacing w:after="60" w:line="276"/>
+      </w:pPr>
+      <w:r>
+        <w:t xml:space="preserve">You have finished </w:t>
+      </w:r>
+      <w:r>
+        <w:rPr>
+          <w:color w:val="0E5E8B"/>
+        </w:rPr>
+        <w:t xml:space="preserve">Set up your computer</w:t>
+      </w:r>
+      <w:r>
+        <w:rPr>
+          <w:color w:val="697386"/>
+          <w:sz w:val="18"/>
+          <w:szCs w:val="18"/>
+        </w:rPr>
+        <w:t xml:space="preserve"> (see “Set up your computer”)</w:t>
+      </w:r>
+      <w:r>
+        <w:t xml:space="preserve"> steps 1–6 (install, folder, clone, name, sign-in; auto-sync will show </w:t>
+      </w:r>
+      <w:r>
+        <w:rPr>
+          <w:i/>
+          <w:iCs/>
+        </w:rPr>
+        <w:t xml:space="preserve">off</w:t>
+      </w:r>
+      <w:r>
+        <w:t xml:space="preserve"> — expected).</w:t>
+      </w:r>
+    </w:p>
+    <w:p>
+      <w:pPr>
+        <w:pStyle w:val="ListParagraph"/>
+        <w:numPr>
+          <w:ilvl w:val="0"/>
+          <w:numId w:val="5"/>
+        </w:numPr>
+        <w:spacing w:after="60" w:line="276"/>
+      </w:pPr>
+      <w:r>
+        <w:t xml:space="preserve">The repository admin has confirmed you are in the </w:t>
+      </w:r>
+      <w:r>
+        <w:rPr>
+          <w:rFonts w:ascii="Consolas" w:cs="Consolas" w:eastAsia="Consolas" w:hAnsi="Consolas"/>
+          <w:color w:val="0E5E8B"/>
+          <w:sz w:val="19"/>
+          <w:szCs w:val="19"/>
+          <w:shd w:fill="EDF0F2" w:val="clear"/>
+        </w:rPr>
+        <w:t xml:space="preserve">OS-Admins</w:t>
+      </w:r>
+      <w:r>
+        <w:t xml:space="preserve"> group</w:t>
+      </w:r>
+      <w:r>
+        <w:t xml:space="preserve">.</w:t>
+      </w:r>
+    </w:p>
+    <w:p>
+      <w:pPr>
+        <w:pStyle w:val="ListParagraph"/>
+        <w:numPr>
+          <w:ilvl w:val="0"/>
+          <w:numId w:val="5"/>
+        </w:numPr>
+        <w:spacing w:after="60" w:line="276"/>
+      </w:pPr>
+      <w:r>
+        <w:t xml:space="preserve">You have your company's basics at hand: product, customers, how you name your documents (PRD / brief / one-pager …), two to four example documents in your house format.</w:t>
+      </w:r>
+    </w:p>
+    <w:p>
+      <w:pPr>
+        <w:pStyle w:val="Heading2"/>
+      </w:pPr>
+      <w:r>
+        <w:t xml:space="preserve">Step 1 — Run the guided customization</w:t>
+      </w:r>
+    </w:p>
+    <w:p>
+      <w:pPr>
+        <w:spacing w:after="120" w:line="276"/>
+      </w:pPr>
+      <w:r>
+        <w:rPr>
+          <w:rFonts w:ascii="Consolas" w:cs="Consolas" w:eastAsia="Consolas" w:hAnsi="Consolas"/>
+          <w:color w:val="0E5E8B"/>
+          <w:sz w:val="19"/>
+          <w:szCs w:val="19"/>
+          <w:shd w:fill="EDF0F2" w:val="clear"/>
+        </w:rPr>
+        <w:t xml:space="preserve">/customize-os</w:t>
+      </w:r>
+      <w:r>
+        <w:t xml:space="preserve"> is a conversation. It reads what is already customized, asks only for what is missing, writes the customized context files behind the 🔒 prompt, and ends with a readout of what changed and what is still needed. You can stop any time and continue later with </w:t>
+      </w:r>
+      <w:r>
+        <w:rPr>
+          <w:rFonts w:ascii="Consolas" w:cs="Consolas" w:eastAsia="Consolas" w:hAnsi="Consolas"/>
+          <w:color w:val="0E5E8B"/>
+          <w:sz w:val="19"/>
+          <w:szCs w:val="19"/>
+          <w:shd w:fill="EDF0F2" w:val="clear"/>
+        </w:rPr>
+        <w:t xml:space="preserve">/customize-os continue</w:t>
+      </w:r>
+      <w:r>
+        <w:t xml:space="preserve">.</w:t>
+      </w:r>
+    </w:p>
+    <w:p>
+      <w:pPr>
+        <w:pStyle w:val="ListParagraph"/>
+        <w:numPr>
+          <w:ilvl w:val="0"/>
+          <w:numId w:val="18"/>
+        </w:numPr>
+        <w:spacing w:after="80" w:line="276"/>
+      </w:pPr>
+      <w:r>
+        <w:t xml:space="preserve">Ask Claude:</w:t>
+      </w:r>
+    </w:p>
+    <w:p>
+      <w:pPr>
+        <w:spacing w:after="20" w:before="60"/>
+        <w:ind w:left="240"/>
+      </w:pPr>
+      <w:r>
+        <w:rPr>
+          <w:b/>
+          <w:bCs/>
+          <w:caps/>
+          <w:color w:val="0E5E8B"/>
+          <w:spacing w:val="20"/>
+          <w:sz w:val="15"/>
+          <w:szCs w:val="15"/>
+        </w:rPr>
+        <w:t xml:space="preserve">Say to Claude</w:t>
+      </w:r>
+    </w:p>
+    <w:p>
+      <w:pPr>
+        <w:pBdr>
+          <w:left w:val="single" w:color="459FDD" w:sz="12" w:space="8"/>
+        </w:pBdr>
+        <w:shd w:fill="F0F7FC" w:val="clear"/>
+        <w:spacing w:after="160" w:line="264"/>
+        <w:ind w:left="240"/>
+      </w:pPr>
+      <w:r>
+        <w:rPr>
+          <w:color w:val="0A2540"/>
+          <w:sz w:val="20"/>
+          <w:szCs w:val="20"/>
+        </w:rPr>
+        <w:t xml:space="preserve">“/customize-os”</w:t>
+      </w:r>
+    </w:p>
+    <w:p>
+      <w:pPr>
+        <w:pStyle w:val="ListParagraph"/>
+        <w:numPr>
+          <w:ilvl w:val="0"/>
+          <w:numId w:val="18"/>
+        </w:numPr>
+        <w:spacing w:after="80" w:line="276"/>
+      </w:pPr>
+      <w:r>
+        <w:t xml:space="preserve">Answer the questions: how your company names its documents (keep the Work OS names or map them to yours), your business context, your document formats (from example documents). Approve each 🔒 prompt after reading the change.</w:t>
+      </w:r>
+    </w:p>
+    <w:p>
+      <w:pPr>
+        <w:pStyle w:val="ListParagraph"/>
+        <w:numPr>
+          <w:ilvl w:val="0"/>
+          <w:numId w:val="18"/>
+        </w:numPr>
+        <w:spacing w:after="80" w:line="276"/>
+      </w:pPr>
+      <w:r>
+        <w:t xml:space="preserve">Near the end Claude asks which </w:t>
+      </w:r>
+      <w:r>
+        <w:rPr>
+          <w:b/>
+          <w:bCs/>
+        </w:rPr>
+        <w:t xml:space="preserve">auto-sync mode</w:t>
+      </w:r>
+      <w:r>
+        <w:t xml:space="preserve"> the team wants. Answer </w:t>
+      </w:r>
+      <w:r>
+        <w:rPr>
+          <w:b/>
+          <w:bCs/>
+        </w:rPr>
+        <w:t xml:space="preserve">pr</w:t>
+      </w:r>
+      <w:r>
+        <w:t xml:space="preserve"> (the mode for a protected </w:t>
+      </w:r>
+      <w:r>
+        <w:rPr>
+          <w:rFonts w:ascii="Consolas" w:cs="Consolas" w:eastAsia="Consolas" w:hAnsi="Consolas"/>
+          <w:color w:val="0E5E8B"/>
+          <w:sz w:val="19"/>
+          <w:szCs w:val="19"/>
+          <w:shd w:fill="EDF0F2" w:val="clear"/>
+        </w:rPr>
+        <w:t xml:space="preserve">main</w:t>
+      </w:r>
+      <w:r>
+        <w:t xml:space="preserve"> — changes move through pull requests) and say </w:t>
+      </w:r>
+      <w:r>
+        <w:rPr>
+          <w:b/>
+          <w:bCs/>
+        </w:rPr>
+        <w:t xml:space="preserve">yes</w:t>
+      </w:r>
+      <w:r>
+        <w:t xml:space="preserve"> to switch it on now.</w:t>
+      </w:r>
+    </w:p>
+    <w:p>
+      <w:pPr>
+        <w:keepNext/>
+        <w:pBdr>
+          <w:left w:val="single" w:color="F46A4A" w:sz="18" w:space="8"/>
+        </w:pBdr>
+        <w:shd w:fill="EAF4FB" w:val="clear"/>
+        <w:spacing w:after="0" w:before="40" w:line="240"/>
+        <w:ind w:left="240"/>
+      </w:pPr>
+      <w:r>
+        <w:rPr>
+          <w:b/>
+          <w:bCs/>
+          <w:color w:val="F46A4A"/>
+          <w:spacing w:val="15"/>
+          <w:sz w:val="15"/>
+          <w:szCs w:val="15"/>
+        </w:rPr>
+        <w:t xml:space="preserve">EXPECTED</w:t>
+      </w:r>
+    </w:p>
+    <w:p>
+      <w:pPr>
+        <w:pBdr>
+          <w:left w:val="single" w:color="F46A4A" w:sz="18" w:space="8"/>
+        </w:pBdr>
+        <w:shd w:fill="EAF4FB" w:val="clear"/>
+        <w:spacing w:after="160" w:before="0" w:line="264"/>
+        <w:ind w:left="240"/>
+      </w:pPr>
+      <w:r>
+        <w:rPr>
+          <w:color w:val="0A2540"/>
+          <w:sz w:val="19"/>
+          <w:szCs w:val="19"/>
+        </w:rPr>
+        <w:t xml:space="preserve">Claude confirms </w:t>
+      </w:r>
+      <w:r>
+        <w:rPr>
+          <w:b/>
+          <w:bCs/>
+          <w:color w:val="0A2540"/>
+          <w:sz w:val="19"/>
+          <w:szCs w:val="19"/>
+        </w:rPr>
+        <w:t xml:space="preserve">"Auto-sync is ON — pr mode (main is pull-request-only)"</w:t>
+      </w:r>
+      <w:r>
+        <w:rPr>
+          <w:color w:val="0A2540"/>
+          <w:sz w:val="19"/>
+          <w:szCs w:val="19"/>
+        </w:rPr>
+        <w:t xml:space="preserve"> and lists the gated files. From the next response on, your work is saved to your branch automatically; the customization changes are waiting there for approval.</w:t>
+      </w:r>
+    </w:p>
+    <w:p>
+      <w:pPr>
+        <w:pStyle w:val="ListParagraph"/>
+        <w:numPr>
+          <w:ilvl w:val="0"/>
+          <w:numId w:val="18"/>
+        </w:numPr>
+        <w:spacing w:after="80" w:line="276"/>
+      </w:pPr>
+      <w:r>
+        <w:t xml:space="preserve">Read the closing readout: what changed and where, and what is still open (Critical / Other). </w:t>
+      </w:r>
+      <w:r>
+        <w:rPr>
+          <w:rFonts w:ascii="Consolas" w:cs="Consolas" w:eastAsia="Consolas" w:hAnsi="Consolas"/>
+          <w:color w:val="0E5E8B"/>
+          <w:sz w:val="19"/>
+          <w:szCs w:val="19"/>
+          <w:shd w:fill="EDF0F2" w:val="clear"/>
+        </w:rPr>
+        <w:t xml:space="preserve">os-installation/customization-status.md</w:t>
+      </w:r>
+      <w:r>
+        <w:t xml:space="preserve"> keeps the state for the next session.</w:t>
+      </w:r>
+    </w:p>
+    <w:p>
+      <w:pPr>
+        <w:pStyle w:val="Heading2"/>
+      </w:pPr>
+      <w:r>
+        <w:t xml:space="preserve">Step 2 — Name the approvers</w:t>
+      </w:r>
+    </w:p>
+    <w:p>
+      <w:pPr>
+        <w:spacing w:after="120" w:line="276"/>
+      </w:pPr>
+      <w:r>
+        <w:t xml:space="preserve">Nothing to do on Azure Repos — the repository admin already chose </w:t>
+      </w:r>
+      <w:r>
+        <w:rPr>
+          <w:rFonts w:ascii="Consolas" w:cs="Consolas" w:eastAsia="Consolas" w:hAnsi="Consolas"/>
+          <w:color w:val="0E5E8B"/>
+          <w:sz w:val="19"/>
+          <w:szCs w:val="19"/>
+          <w:shd w:fill="EDF0F2" w:val="clear"/>
+        </w:rPr>
+        <w:t xml:space="preserve">OS-Admins</w:t>
+      </w:r>
+      <w:r>
+        <w:t xml:space="preserve"> as the required reviewer in the branch policy. Continue with step 3.</w:t>
+      </w:r>
+    </w:p>
+    <w:p>
+      <w:pPr>
+        <w:pStyle w:val="Heading2"/>
+      </w:pPr>
+      <w:r>
+        <w:t xml:space="preserve">Step 3 — Publish the changes for everyone</w:t>
+      </w:r>
+    </w:p>
+    <w:p>
+      <w:pPr>
+        <w:spacing w:after="120" w:line="276"/>
+      </w:pPr>
+      <w:r>
+        <w:t xml:space="preserve">Gated changes wait on your branch until they are approved. As a Work OS admin you can approve your own — so tell Claude to do the whole thing: open the pull request, approve it as you, and </w:t>
+      </w:r>
+      <w:r>
+        <w:t xml:space="preserve">complete</w:t>
+      </w:r>
+      <w:r>
+        <w:t xml:space="preserve"> it.</w:t>
+      </w:r>
+    </w:p>
+    <w:p>
+      <w:pPr>
+        <w:pStyle w:val="ListParagraph"/>
+        <w:numPr>
+          <w:ilvl w:val="0"/>
+          <w:numId w:val="19"/>
+        </w:numPr>
+        <w:spacing w:after="80" w:line="276"/>
+      </w:pPr>
+      <w:r>
+        <w:t xml:space="preserve">Ask Claude:</w:t>
+      </w:r>
+    </w:p>
+    <w:p>
+      <w:pPr>
+        <w:spacing w:after="20" w:before="60"/>
+        <w:ind w:left="240"/>
+      </w:pPr>
+      <w:r>
+        <w:rPr>
+          <w:b/>
+          <w:bCs/>
+          <w:caps/>
+          <w:color w:val="0E5E8B"/>
+          <w:spacing w:val="20"/>
+          <w:sz w:val="15"/>
+          <w:szCs w:val="15"/>
+        </w:rPr>
+        <w:t xml:space="preserve">Say to Claude</w:t>
+      </w:r>
+    </w:p>
+    <w:p>
+      <w:pPr>
+        <w:pBdr>
+          <w:left w:val="single" w:color="459FDD" w:sz="12" w:space="8"/>
+        </w:pBdr>
+        <w:shd w:fill="F0F7FC" w:val="clear"/>
+        <w:spacing w:after="160" w:line="264"/>
+        <w:ind w:left="240"/>
+      </w:pPr>
+      <w:r>
+        <w:rPr>
+          <w:color w:val="0A2540"/>
+          <w:sz w:val="20"/>
+          <w:szCs w:val="20"/>
+        </w:rPr>
+        <w:t xml:space="preserve">“Publish the gated changes for everyone — I'm a Work OS admin: open the pull request, approve it and complete it”</w:t>
+      </w:r>
+    </w:p>
+    <w:p>
+      <w:pPr>
+        <w:keepNext/>
+        <w:pBdr>
+          <w:left w:val="single" w:color="F46A4A" w:sz="18" w:space="8"/>
+        </w:pBdr>
+        <w:shd w:fill="EAF4FB" w:val="clear"/>
+        <w:spacing w:after="0" w:before="40" w:line="240"/>
+        <w:ind w:left="240"/>
+      </w:pPr>
+      <w:r>
+        <w:rPr>
+          <w:b/>
+          <w:bCs/>
+          <w:color w:val="F46A4A"/>
+          <w:spacing w:val="15"/>
+          <w:sz w:val="15"/>
+          <w:szCs w:val="15"/>
+        </w:rPr>
+        <w:t xml:space="preserve">EXPECTED</w:t>
+      </w:r>
+    </w:p>
+    <w:p>
+      <w:pPr>
+        <w:pBdr>
+          <w:left w:val="single" w:color="F46A4A" w:sz="18" w:space="8"/>
+        </w:pBdr>
+        <w:shd w:fill="EAF4FB" w:val="clear"/>
+        <w:spacing w:after="160" w:before="0" w:line="264"/>
+        <w:ind w:left="240"/>
+      </w:pPr>
+      <w:r>
+        <w:rPr>
+          <w:color w:val="0A2540"/>
+          <w:sz w:val="19"/>
+          <w:szCs w:val="19"/>
+        </w:rPr>
+        <w:t xml:space="preserve">Claude opens one pull request </w:t>
+      </w:r>
+      <w:r>
+        <w:rPr>
+          <w:i/>
+          <w:iCs/>
+          <w:color w:val="0A2540"/>
+          <w:sz w:val="19"/>
+          <w:szCs w:val="19"/>
+        </w:rPr>
+        <w:t xml:space="preserve">"gated: …"</w:t>
+      </w:r>
+      <w:r>
+        <w:rPr>
+          <w:color w:val="0A2540"/>
+          <w:sz w:val="19"/>
+          <w:szCs w:val="19"/>
+        </w:rPr>
+        <w:t xml:space="preserve"> with everything from </w:t>
+      </w:r>
+      <w:r>
+        <w:rPr>
+          <w:color w:val="0A2540"/>
+          <w:sz w:val="19"/>
+          <w:szCs w:val="19"/>
+        </w:rPr>
+        <w:t xml:space="preserve">step 1</w:t>
+      </w:r>
+      <w:r>
+        <w:rPr>
+          <w:color w:val="0A2540"/>
+          <w:sz w:val="19"/>
+          <w:szCs w:val="19"/>
+        </w:rPr>
+        <w:t xml:space="preserve">, approves it as you and </w:t>
+      </w:r>
+      <w:r>
+        <w:rPr>
+          <w:color w:val="0A2540"/>
+          <w:sz w:val="19"/>
+          <w:szCs w:val="19"/>
+        </w:rPr>
+        <w:t xml:space="preserve">completes it — the required-reviewer policy is satisfied by your own approval</w:t>
+      </w:r>
+      <w:r>
+        <w:rPr>
+          <w:color w:val="0A2540"/>
+          <w:sz w:val="19"/>
+          <w:szCs w:val="19"/>
+        </w:rPr>
+        <w:t xml:space="preserve"> — and reports the link.</w:t>
+      </w:r>
+    </w:p>
+    <w:p>
+      <w:pPr>
+        <w:keepNext/>
+        <w:pBdr>
+          <w:left w:val="single" w:color="F46A4A" w:sz="18" w:space="8"/>
+        </w:pBdr>
+        <w:shd w:fill="EAF4FB" w:val="clear"/>
+        <w:spacing w:after="0" w:before="40" w:line="240"/>
+        <w:ind w:left="240"/>
+      </w:pPr>
+      <w:r>
+        <w:rPr>
+          <w:b/>
+          <w:bCs/>
+          <w:color w:val="F46A4A"/>
+          <w:spacing w:val="15"/>
+          <w:sz w:val="15"/>
+          <w:szCs w:val="15"/>
+        </w:rPr>
+        <w:t xml:space="preserve">CHECK IN AZURE REPOS</w:t>
+      </w:r>
+    </w:p>
+    <w:p>
+      <w:pPr>
+        <w:pBdr>
+          <w:left w:val="single" w:color="F46A4A" w:sz="18" w:space="8"/>
+        </w:pBdr>
+        <w:shd w:fill="EAF4FB" w:val="clear"/>
+        <w:spacing w:after="160" w:before="0" w:line="264"/>
+        <w:ind w:left="240"/>
+      </w:pPr>
+      <w:r>
+        <w:rPr>
+          <w:color w:val="0A2540"/>
+          <w:sz w:val="19"/>
+          <w:szCs w:val="19"/>
+        </w:rPr>
+        <w:t xml:space="preserve">The pull request is </w:t>
+      </w:r>
+      <w:r>
+        <w:rPr>
+          <w:color w:val="0A2540"/>
+          <w:sz w:val="19"/>
+          <w:szCs w:val="19"/>
+        </w:rPr>
+        <w:t xml:space="preserve">completed</w:t>
+      </w:r>
+      <w:r>
+        <w:rPr>
+          <w:color w:val="0A2540"/>
+          <w:sz w:val="19"/>
+          <w:szCs w:val="19"/>
+        </w:rPr>
+        <w:t xml:space="preserve">. On </w:t>
+      </w:r>
+      <w:r>
+        <w:rPr>
+          <w:rFonts w:ascii="Consolas" w:cs="Consolas" w:eastAsia="Consolas" w:hAnsi="Consolas"/>
+          <w:color w:val="0A2540"/>
+          <w:sz w:val="18"/>
+          <w:szCs w:val="18"/>
+          <w:shd w:fill="EDF0F2" w:val="clear"/>
+        </w:rPr>
+        <w:t xml:space="preserve">main</w:t>
+      </w:r>
+      <w:r>
+        <w:rPr>
+          <w:color w:val="0A2540"/>
+          <w:sz w:val="19"/>
+          <w:szCs w:val="19"/>
+        </w:rPr>
+        <w:t xml:space="preserve">, </w:t>
+      </w:r>
+      <w:r>
+        <w:rPr>
+          <w:rFonts w:ascii="Consolas" w:cs="Consolas" w:eastAsia="Consolas" w:hAnsi="Consolas"/>
+          <w:color w:val="0A2540"/>
+          <w:sz w:val="18"/>
+          <w:szCs w:val="18"/>
+          <w:shd w:fill="EDF0F2" w:val="clear"/>
+        </w:rPr>
+        <w:t xml:space="preserve">governance/write-policy.yaml</w:t>
+      </w:r>
+      <w:r>
+        <w:rPr>
+          <w:color w:val="0A2540"/>
+          <w:sz w:val="19"/>
+          <w:szCs w:val="19"/>
+        </w:rPr>
+        <w:t xml:space="preserve"> shows </w:t>
+      </w:r>
+      <w:r>
+        <w:rPr>
+          <w:rFonts w:ascii="Consolas" w:cs="Consolas" w:eastAsia="Consolas" w:hAnsi="Consolas"/>
+          <w:color w:val="0A2540"/>
+          <w:sz w:val="18"/>
+          <w:szCs w:val="18"/>
+          <w:shd w:fill="EDF0F2" w:val="clear"/>
+        </w:rPr>
+        <w:t xml:space="preserve">auto-commit: enabled: true</w:t>
+      </w:r>
+      <w:r>
+        <w:rPr>
+          <w:color w:val="0A2540"/>
+          <w:sz w:val="19"/>
+          <w:szCs w:val="19"/>
+        </w:rPr>
+        <w:t xml:space="preserve">. From now on auto-sync is on for everyone who pulls.</w:t>
+      </w:r>
+    </w:p>
+    <w:p>
+      <w:pPr>
         <w:keepNext/>
         <w:pBdr>
           <w:left w:val="single" w:color="459FDD" w:sz="18" w:space="8"/>
@@ -27484,7 +28115,7 @@
           <w:sz w:val="15"/>
           <w:szCs w:val="15"/>
         </w:rPr>
-        <w:t xml:space="preserve">NOTE</w:t>
+        <w:t xml:space="preserve">TIP</w:t>
       </w:r>
     </w:p>
     <w:p>
@@ -27498,31 +28129,21 @@
       </w:pPr>
       <w:r>
         <w:rPr>
-          <w:b/>
-          <w:bCs/>
           <w:color w:val="425466"/>
           <w:sz w:val="19"/>
           <w:szCs w:val="19"/>
         </w:rPr>
-        <w:t xml:space="preserve">Work in progress.</w:t>
-      </w:r>
-      <w:r>
-        <w:rPr>
+        <w:t xml:space="preserve">Prefer to look before it lands? Say </w:t>
+      </w:r>
+      <w:r>
+        <w:rPr>
+          <w:i/>
+          <w:iCs/>
           <w:color w:val="425466"/>
           <w:sz w:val="19"/>
           <w:szCs w:val="19"/>
         </w:rPr>
-        <w:t xml:space="preserve"> The detailed walkthrough of the </w:t>
-      </w:r>
-      <w:r>
-        <w:rPr>
-          <w:rFonts w:ascii="Consolas" w:cs="Consolas" w:eastAsia="Consolas" w:hAnsi="Consolas"/>
-          <w:color w:val="425466"/>
-          <w:sz w:val="18"/>
-          <w:szCs w:val="18"/>
-          <w:shd w:fill="EDF0F2" w:val="clear"/>
-        </w:rPr>
-        <w:t xml:space="preserve">/customize-os</w:t>
+        <w:t xml:space="preserve">"propose the gated changes"</w:t>
       </w:r>
       <w:r>
         <w:rPr>
@@ -27530,7 +28151,39 @@
           <w:sz w:val="19"/>
           <w:szCs w:val="19"/>
         </w:rPr>
-        <w:t xml:space="preserve"> conversation (naming, business context, templates) is being written. The steps below are complete for the access and auto-sync part.</w:t>
+        <w:t xml:space="preserve"> instead — Claude only opens the pull request, and you approve and </w:t>
+      </w:r>
+      <w:r>
+        <w:rPr>
+          <w:color w:val="425466"/>
+          <w:sz w:val="19"/>
+          <w:szCs w:val="19"/>
+        </w:rPr>
+        <w:t xml:space="preserve">complete</w:t>
+      </w:r>
+      <w:r>
+        <w:rPr>
+          <w:color w:val="425466"/>
+          <w:sz w:val="19"/>
+          <w:szCs w:val="19"/>
+        </w:rPr>
+        <w:t xml:space="preserve"> it yourself in </w:t>
+      </w:r>
+      <w:r>
+        <w:rPr>
+          <w:color w:val="425466"/>
+          <w:sz w:val="19"/>
+          <w:szCs w:val="19"/>
+        </w:rPr>
+        <w:t xml:space="preserve">Azure Repos</w:t>
+      </w:r>
+      <w:r>
+        <w:rPr>
+          <w:color w:val="425466"/>
+          <w:sz w:val="19"/>
+          <w:szCs w:val="19"/>
+        </w:rPr>
+        <w:t xml:space="preserve">. Work OS users always take this route: their pull requests wait for an admin.</w:t>
       </w:r>
     </w:p>
     <w:p>
@@ -27538,7 +28191,15 @@
         <w:pStyle w:val="Heading2"/>
       </w:pPr>
       <w:r>
-        <w:t xml:space="preserve">Before you start</w:t>
+        <w:t xml:space="preserve">Step 4 — Do the first access test</w:t>
+      </w:r>
+    </w:p>
+    <w:p>
+      <w:pPr>
+        <w:spacing w:after="120" w:line="276"/>
+      </w:pPr>
+      <w:r>
+        <w:t xml:space="preserve">Same two tests every user will do in Stage 3 — you go first, so you know the loop works before inviting the team.</w:t>
       </w:r>
     </w:p>
     <w:p>
@@ -27546,133 +28207,12 @@
         <w:pStyle w:val="ListParagraph"/>
         <w:numPr>
           <w:ilvl w:val="0"/>
-          <w:numId w:val="5"/>
-        </w:numPr>
-        <w:spacing w:after="60" w:line="276"/>
-      </w:pPr>
-      <w:r>
-        <w:t xml:space="preserve">You have finished </w:t>
-      </w:r>
-      <w:r>
-        <w:rPr>
-          <w:color w:val="0E5E8B"/>
-        </w:rPr>
-        <w:t xml:space="preserve">Set up your computer</w:t>
-      </w:r>
-      <w:r>
-        <w:rPr>
-          <w:color w:val="697386"/>
-          <w:sz w:val="18"/>
-          <w:szCs w:val="18"/>
-        </w:rPr>
-        <w:t xml:space="preserve"> (see “Set up your computer”)</w:t>
-      </w:r>
-      <w:r>
-        <w:t xml:space="preserve"> steps 1–6 (install, folder, clone, name, sign-in; auto-sync will show </w:t>
-      </w:r>
-      <w:r>
-        <w:rPr>
-          <w:i/>
-          <w:iCs/>
-        </w:rPr>
-        <w:t xml:space="preserve">off</w:t>
-      </w:r>
-      <w:r>
-        <w:t xml:space="preserve"> — expected).</w:t>
-      </w:r>
-    </w:p>
-    <w:p>
-      <w:pPr>
-        <w:pStyle w:val="ListParagraph"/>
-        <w:numPr>
-          <w:ilvl w:val="0"/>
-          <w:numId w:val="5"/>
-        </w:numPr>
-        <w:spacing w:after="60" w:line="276"/>
-      </w:pPr>
-      <w:r>
-        <w:t xml:space="preserve">The repository admin has confirmed you are in the </w:t>
-      </w:r>
-      <w:r>
-        <w:rPr>
-          <w:rFonts w:ascii="Consolas" w:cs="Consolas" w:eastAsia="Consolas" w:hAnsi="Consolas"/>
-          <w:color w:val="0E5E8B"/>
-          <w:sz w:val="19"/>
-          <w:szCs w:val="19"/>
-          <w:shd w:fill="EDF0F2" w:val="clear"/>
-        </w:rPr>
-        <w:t xml:space="preserve">OS-Admins</w:t>
-      </w:r>
-      <w:r>
-        <w:t xml:space="preserve"> group</w:t>
-      </w:r>
-      <w:r>
-        <w:t xml:space="preserve">.</w:t>
-      </w:r>
-    </w:p>
-    <w:p>
-      <w:pPr>
-        <w:pStyle w:val="ListParagraph"/>
-        <w:numPr>
-          <w:ilvl w:val="0"/>
-          <w:numId w:val="5"/>
-        </w:numPr>
-        <w:spacing w:after="60" w:line="276"/>
-      </w:pPr>
-      <w:r>
-        <w:t xml:space="preserve">You have your company's basics at hand: product, customers, how you name your documents (PRD / brief / one-pager …), two to four example documents in your house format.</w:t>
-      </w:r>
-    </w:p>
-    <w:p>
-      <w:pPr>
-        <w:pStyle w:val="Heading2"/>
-      </w:pPr>
-      <w:r>
-        <w:t xml:space="preserve">Step 1 — Run the guided customization</w:t>
-      </w:r>
-    </w:p>
-    <w:p>
-      <w:pPr>
-        <w:spacing w:after="120" w:line="276"/>
-      </w:pPr>
-      <w:r>
-        <w:rPr>
-          <w:rFonts w:ascii="Consolas" w:cs="Consolas" w:eastAsia="Consolas" w:hAnsi="Consolas"/>
-          <w:color w:val="0E5E8B"/>
-          <w:sz w:val="19"/>
-          <w:szCs w:val="19"/>
-          <w:shd w:fill="EDF0F2" w:val="clear"/>
-        </w:rPr>
-        <w:t xml:space="preserve">/customize-os</w:t>
-      </w:r>
-      <w:r>
-        <w:t xml:space="preserve"> is a conversation. It reads what is already customized, asks only for what is missing, writes the customized context files behind the 🔒 prompt, and ends with a readout of what changed and what is still needed. You can stop any time and continue later with </w:t>
-      </w:r>
-      <w:r>
-        <w:rPr>
-          <w:rFonts w:ascii="Consolas" w:cs="Consolas" w:eastAsia="Consolas" w:hAnsi="Consolas"/>
-          <w:color w:val="0E5E8B"/>
-          <w:sz w:val="19"/>
-          <w:szCs w:val="19"/>
-          <w:shd w:fill="EDF0F2" w:val="clear"/>
-        </w:rPr>
-        <w:t xml:space="preserve">/customize-os continue</w:t>
-      </w:r>
-      <w:r>
-        <w:t xml:space="preserve">.</w:t>
-      </w:r>
-    </w:p>
-    <w:p>
-      <w:pPr>
-        <w:pStyle w:val="ListParagraph"/>
-        <w:numPr>
-          <w:ilvl w:val="0"/>
-          <w:numId w:val="18"/>
+          <w:numId w:val="20"/>
         </w:numPr>
         <w:spacing w:after="80" w:line="276"/>
       </w:pPr>
       <w:r>
-        <w:t xml:space="preserve">Ask Claude:</w:t>
+        <w:t xml:space="preserve">Everyday change:</w:t>
       </w:r>
     </w:p>
     <w:p>
@@ -27708,76 +28248,7 @@
           <w:sz w:val="20"/>
           <w:szCs w:val="20"/>
         </w:rPr>
-        <w:t xml:space="preserve">“/customize-os”</w:t>
-      </w:r>
-    </w:p>
-    <w:p>
-      <w:pPr>
-        <w:pStyle w:val="ListParagraph"/>
-        <w:numPr>
-          <w:ilvl w:val="0"/>
-          <w:numId w:val="18"/>
-        </w:numPr>
-        <w:spacing w:after="80" w:line="276"/>
-      </w:pPr>
-      <w:r>
-        <w:t xml:space="preserve">Answer the questions: how your company names its documents (keep the Work OS names or map them to yours), your business context, your document formats (from example documents). Approve each 🔒 prompt after reading the change.</w:t>
-      </w:r>
-    </w:p>
-    <w:p>
-      <w:pPr>
-        <w:pStyle w:val="ListParagraph"/>
-        <w:numPr>
-          <w:ilvl w:val="0"/>
-          <w:numId w:val="18"/>
-        </w:numPr>
-        <w:spacing w:after="80" w:line="276"/>
-      </w:pPr>
-      <w:r>
-        <w:t xml:space="preserve">Near the end Claude asks which </w:t>
-      </w:r>
-      <w:r>
-        <w:rPr>
-          <w:b/>
-          <w:bCs/>
-        </w:rPr>
-        <w:t xml:space="preserve">auto-sync mode</w:t>
-      </w:r>
-      <w:r>
-        <w:t xml:space="preserve"> the team wants. Answer </w:t>
-      </w:r>
-      <w:r>
-        <w:rPr>
-          <w:b/>
-          <w:bCs/>
-        </w:rPr>
-        <w:t xml:space="preserve">pr</w:t>
-      </w:r>
-      <w:r>
-        <w:t xml:space="preserve"> (the mode for a protected </w:t>
-      </w:r>
-      <w:r>
-        <w:rPr>
-          <w:rFonts w:ascii="Consolas" w:cs="Consolas" w:eastAsia="Consolas" w:hAnsi="Consolas"/>
-          <w:color w:val="0E5E8B"/>
-          <w:sz w:val="19"/>
-          <w:szCs w:val="19"/>
-          <w:shd w:fill="EDF0F2" w:val="clear"/>
-        </w:rPr>
-        <w:t xml:space="preserve">main</w:t>
-      </w:r>
-      <w:r>
-        <w:t xml:space="preserve"> — changes move through pull requests) and say </w:t>
-      </w:r>
-      <w:r>
-        <w:rPr>
-          <w:b/>
-          <w:bCs/>
-        </w:rPr>
-        <w:t xml:space="preserve">yes</w:t>
-      </w:r>
-      <w:r>
-        <w:t xml:space="preserve"> to switch it on now.</w:t>
+        <w:t xml:space="preserve">“Create a short test meeting summary at product-development/product/meetings/other/summaries/&lt;today's date&gt;-access-test.md and mark it clearly as TEST”</w:t>
       </w:r>
     </w:p>
     <w:p>
@@ -27799,7 +28270,7 @@
           <w:sz w:val="15"/>
           <w:szCs w:val="15"/>
         </w:rPr>
-        <w:t xml:space="preserve">EXPECTED</w:t>
+        <w:t xml:space="preserve">CHECK IN AZURE REPOS</w:t>
       </w:r>
     </w:p>
     <w:p>
@@ -27817,25 +28288,43 @@
           <w:sz w:val="19"/>
           <w:szCs w:val="19"/>
         </w:rPr>
-        <w:t xml:space="preserve">Claude confirms </w:t>
-      </w:r>
-      <w:r>
-        <w:rPr>
-          <w:b/>
-          <w:bCs/>
+        <w:t xml:space="preserve">Within about a minute the file is on </w:t>
+      </w:r>
+      <w:r>
+        <w:rPr>
+          <w:rFonts w:ascii="Consolas" w:cs="Consolas" w:eastAsia="Consolas" w:hAnsi="Consolas"/>
+          <w:color w:val="0A2540"/>
+          <w:sz w:val="18"/>
+          <w:szCs w:val="18"/>
+          <w:shd w:fill="EDF0F2" w:val="clear"/>
+        </w:rPr>
+        <w:t xml:space="preserve">main</w:t>
+      </w:r>
+      <w:r>
+        <w:rPr>
           <w:color w:val="0A2540"/>
           <w:sz w:val="19"/>
           <w:szCs w:val="19"/>
         </w:rPr>
-        <w:t xml:space="preserve">"Auto-sync is ON — pr mode (main is pull-request-only)"</w:t>
-      </w:r>
-      <w:r>
-        <w:rPr>
+        <w:t xml:space="preserve">; a pull request </w:t>
+      </w:r>
+      <w:r>
+        <w:rPr>
+          <w:i/>
+          <w:iCs/>
           <w:color w:val="0A2540"/>
           <w:sz w:val="19"/>
           <w:szCs w:val="19"/>
         </w:rPr>
-        <w:t xml:space="preserve"> and lists the gated files. From the next response on, your work is saved to your branch automatically; the customization changes are waiting there for approval.</w:t>
+        <w:t xml:space="preserve">"context: sync from sync/&lt;your name&gt;"</w:t>
+      </w:r>
+      <w:r>
+        <w:rPr>
+          <w:color w:val="0A2540"/>
+          <w:sz w:val="19"/>
+          <w:szCs w:val="19"/>
+        </w:rPr>
+        <w:t xml:space="preserve"> merged by itself.</w:t>
       </w:r>
     </w:p>
     <w:p>
@@ -27843,89 +28332,12 @@
         <w:pStyle w:val="ListParagraph"/>
         <w:numPr>
           <w:ilvl w:val="0"/>
-          <w:numId w:val="18"/>
+          <w:numId w:val="20"/>
         </w:numPr>
         <w:spacing w:after="80" w:line="276"/>
       </w:pPr>
       <w:r>
-        <w:t xml:space="preserve">Read the closing readout: what changed and where, and what is still open (Critical / Other). </w:t>
-      </w:r>
-      <w:r>
-        <w:rPr>
-          <w:rFonts w:ascii="Consolas" w:cs="Consolas" w:eastAsia="Consolas" w:hAnsi="Consolas"/>
-          <w:color w:val="0E5E8B"/>
-          <w:sz w:val="19"/>
-          <w:szCs w:val="19"/>
-          <w:shd w:fill="EDF0F2" w:val="clear"/>
-        </w:rPr>
-        <w:t xml:space="preserve">os-installation/customization-status.md</w:t>
-      </w:r>
-      <w:r>
-        <w:t xml:space="preserve"> keeps the state for the next session.</w:t>
-      </w:r>
-    </w:p>
-    <w:p>
-      <w:pPr>
-        <w:pStyle w:val="Heading2"/>
-      </w:pPr>
-      <w:r>
-        <w:t xml:space="preserve">Step 2 — Name the approvers</w:t>
-      </w:r>
-    </w:p>
-    <w:p>
-      <w:pPr>
-        <w:spacing w:after="120" w:line="276"/>
-      </w:pPr>
-      <w:r>
-        <w:t xml:space="preserve">Nothing to do on Azure Repos — the repository admin already chose </w:t>
-      </w:r>
-      <w:r>
-        <w:rPr>
-          <w:rFonts w:ascii="Consolas" w:cs="Consolas" w:eastAsia="Consolas" w:hAnsi="Consolas"/>
-          <w:color w:val="0E5E8B"/>
-          <w:sz w:val="19"/>
-          <w:szCs w:val="19"/>
-          <w:shd w:fill="EDF0F2" w:val="clear"/>
-        </w:rPr>
-        <w:t xml:space="preserve">OS-Admins</w:t>
-      </w:r>
-      <w:r>
-        <w:t xml:space="preserve"> as the required reviewer in the branch policy. Continue with step 3.</w:t>
-      </w:r>
-    </w:p>
-    <w:p>
-      <w:pPr>
-        <w:pStyle w:val="Heading2"/>
-      </w:pPr>
-      <w:r>
-        <w:t xml:space="preserve">Step 3 — Publish the changes for everyone</w:t>
-      </w:r>
-    </w:p>
-    <w:p>
-      <w:pPr>
-        <w:spacing w:after="120" w:line="276"/>
-      </w:pPr>
-      <w:r>
-        <w:t xml:space="preserve">Gated changes wait on your branch until they are approved. As a Work OS admin you can approve your own — so tell Claude to do the whole thing: open the pull request, approve it as you, and </w:t>
-      </w:r>
-      <w:r>
-        <w:t xml:space="preserve">complete</w:t>
-      </w:r>
-      <w:r>
-        <w:t xml:space="preserve"> it.</w:t>
-      </w:r>
-    </w:p>
-    <w:p>
-      <w:pPr>
-        <w:pStyle w:val="ListParagraph"/>
-        <w:numPr>
-          <w:ilvl w:val="0"/>
-          <w:numId w:val="19"/>
-        </w:numPr>
-        <w:spacing w:after="80" w:line="276"/>
-      </w:pPr>
-      <w:r>
-        <w:t xml:space="preserve">Ask Claude:</w:t>
+        <w:t xml:space="preserve">Gated change — approve the 🔒 prompt, wait for Claude to finish, then publish:</w:t>
       </w:r>
     </w:p>
     <w:p>
@@ -27961,6 +28373,42 @@
           <w:sz w:val="20"/>
           <w:szCs w:val="20"/>
         </w:rPr>
+        <w:t xml:space="preserve">“In business-info.md, fill in the company name line”</w:t>
+      </w:r>
+    </w:p>
+    <w:p>
+      <w:pPr>
+        <w:spacing w:after="20" w:before="60"/>
+        <w:ind w:left="240"/>
+      </w:pPr>
+      <w:r>
+        <w:rPr>
+          <w:b/>
+          <w:bCs/>
+          <w:caps/>
+          <w:color w:val="0E5E8B"/>
+          <w:spacing w:val="20"/>
+          <w:sz w:val="15"/>
+          <w:szCs w:val="15"/>
+        </w:rPr>
+        <w:t xml:space="preserve">Say to Claude</w:t>
+      </w:r>
+    </w:p>
+    <w:p>
+      <w:pPr>
+        <w:pBdr>
+          <w:left w:val="single" w:color="459FDD" w:sz="12" w:space="8"/>
+        </w:pBdr>
+        <w:shd w:fill="F0F7FC" w:val="clear"/>
+        <w:spacing w:after="160" w:line="264"/>
+        <w:ind w:left="240"/>
+      </w:pPr>
+      <w:r>
+        <w:rPr>
+          <w:color w:val="0A2540"/>
+          <w:sz w:val="20"/>
+          <w:szCs w:val="20"/>
+        </w:rPr>
         <w:t xml:space="preserve">“Publish the gated changes for everyone — I'm a Work OS admin: open the pull request, approve it and complete it”</w:t>
       </w:r>
     </w:p>
@@ -27983,7 +28431,7 @@
           <w:sz w:val="15"/>
           <w:szCs w:val="15"/>
         </w:rPr>
-        <w:t xml:space="preserve">EXPECTED</w:t>
+        <w:t xml:space="preserve">CHECK IN AZURE REPOS</w:t>
       </w:r>
     </w:p>
     <w:p>
@@ -28001,7 +28449,23 @@
           <w:sz w:val="19"/>
           <w:szCs w:val="19"/>
         </w:rPr>
-        <w:t xml:space="preserve">Claude opens one pull request </w:t>
+        <w:t xml:space="preserve">The </w:t>
+      </w:r>
+      <w:r>
+        <w:rPr>
+          <w:color w:val="0A2540"/>
+          <w:sz w:val="19"/>
+          <w:szCs w:val="19"/>
+        </w:rPr>
+        <w:t xml:space="preserve">completed</w:t>
+      </w:r>
+      <w:r>
+        <w:rPr>
+          <w:color w:val="0A2540"/>
+          <w:sz w:val="19"/>
+          <w:szCs w:val="19"/>
+        </w:rPr>
+        <w:t xml:space="preserve"> pull request </w:t>
       </w:r>
       <w:r>
         <w:rPr>
@@ -28019,7 +28483,17 @@
           <w:sz w:val="19"/>
           <w:szCs w:val="19"/>
         </w:rPr>
-        <w:t xml:space="preserve"> with everything from </w:t>
+        <w:t xml:space="preserve"> shows </w:t>
+      </w:r>
+      <w:r>
+        <w:rPr>
+          <w:rFonts w:ascii="Consolas" w:cs="Consolas" w:eastAsia="Consolas" w:hAnsi="Consolas"/>
+          <w:color w:val="0A2540"/>
+          <w:sz w:val="18"/>
+          <w:szCs w:val="18"/>
+          <w:shd w:fill="EDF0F2" w:val="clear"/>
+        </w:rPr>
+        <w:t xml:space="preserve">OS-Admins</w:t>
       </w:r>
       <w:r>
         <w:rPr>
@@ -28027,7 +28501,7 @@
           <w:sz w:val="19"/>
           <w:szCs w:val="19"/>
         </w:rPr>
-        <w:t xml:space="preserve">step 1</w:t>
+        <w:t xml:space="preserve"> as required reviewer, approved by you</w:t>
       </w:r>
       <w:r>
         <w:rPr>
@@ -28035,7 +28509,17 @@
           <w:sz w:val="19"/>
           <w:szCs w:val="19"/>
         </w:rPr>
-        <w:t xml:space="preserve">, approves it as you and </w:t>
+        <w:t xml:space="preserve">; the change is on </w:t>
+      </w:r>
+      <w:r>
+        <w:rPr>
+          <w:rFonts w:ascii="Consolas" w:cs="Consolas" w:eastAsia="Consolas" w:hAnsi="Consolas"/>
+          <w:color w:val="0A2540"/>
+          <w:sz w:val="18"/>
+          <w:szCs w:val="18"/>
+          <w:shd w:fill="EDF0F2" w:val="clear"/>
+        </w:rPr>
+        <w:t xml:space="preserve">main</w:t>
       </w:r>
       <w:r>
         <w:rPr>
@@ -28043,15 +28527,7 @@
           <w:sz w:val="19"/>
           <w:szCs w:val="19"/>
         </w:rPr>
-        <w:t xml:space="preserve">completes it — the required-reviewer policy is satisfied by your own approval</w:t>
-      </w:r>
-      <w:r>
-        <w:rPr>
-          <w:color w:val="0A2540"/>
-          <w:sz w:val="19"/>
-          <w:szCs w:val="19"/>
-        </w:rPr>
-        <w:t xml:space="preserve"> — and reports the link.</w:t>
+        <w:t xml:space="preserve">.</w:t>
       </w:r>
     </w:p>
     <w:p>
@@ -28073,7 +28549,7 @@
           <w:sz w:val="15"/>
           <w:szCs w:val="15"/>
         </w:rPr>
-        <w:t xml:space="preserve">CHECK IN AZURE REPOS</w:t>
+        <w:t xml:space="preserve">YOU'RE DONE WHEN</w:t>
       </w:r>
     </w:p>
     <w:p>
@@ -28091,23 +28567,7 @@
           <w:sz w:val="19"/>
           <w:szCs w:val="19"/>
         </w:rPr>
-        <w:t xml:space="preserve">The pull request is </w:t>
-      </w:r>
-      <w:r>
-        <w:rPr>
-          <w:color w:val="0A2540"/>
-          <w:sz w:val="19"/>
-          <w:szCs w:val="19"/>
-        </w:rPr>
-        <w:t xml:space="preserve">completed</w:t>
-      </w:r>
-      <w:r>
-        <w:rPr>
-          <w:color w:val="0A2540"/>
-          <w:sz w:val="19"/>
-          <w:szCs w:val="19"/>
-        </w:rPr>
-        <w:t xml:space="preserve">. On </w:t>
+        <w:t xml:space="preserve">Both tests landed on </w:t>
       </w:r>
       <w:r>
         <w:rPr>
@@ -28125,17 +28585,23 @@
           <w:sz w:val="19"/>
           <w:szCs w:val="19"/>
         </w:rPr>
-        <w:t xml:space="preserve">, </w:t>
-      </w:r>
-      <w:r>
-        <w:rPr>
-          <w:rFonts w:ascii="Consolas" w:cs="Consolas" w:eastAsia="Consolas" w:hAnsi="Consolas"/>
-          <w:color w:val="0A2540"/>
-          <w:sz w:val="18"/>
-          <w:szCs w:val="18"/>
-          <w:shd w:fill="EDF0F2" w:val="clear"/>
-        </w:rPr>
-        <w:t xml:space="preserve">governance/write-policy.yaml</w:t>
+        <w:t xml:space="preserve">, and the gated one needed an admin. Stage 2 is complete — tell the users they can start Stage 3: </w:t>
+      </w:r>
+      <w:r>
+        <w:rPr>
+          <w:color w:val="0E5E8B"/>
+          <w:sz w:val="19"/>
+          <w:szCs w:val="19"/>
+        </w:rPr>
+        <w:t xml:space="preserve">Set up your computer</w:t>
+      </w:r>
+      <w:r>
+        <w:rPr>
+          <w:color w:val="697386"/>
+          <w:sz w:val="17"/>
+          <w:szCs w:val="17"/>
+        </w:rPr>
+        <w:t xml:space="preserve"> (see “Set up your computer”)</w:t>
       </w:r>
       <w:r>
         <w:rPr>
@@ -28143,17 +28609,23 @@
           <w:sz w:val="19"/>
           <w:szCs w:val="19"/>
         </w:rPr>
-        <w:t xml:space="preserve"> shows </w:t>
-      </w:r>
-      <w:r>
-        <w:rPr>
-          <w:rFonts w:ascii="Consolas" w:cs="Consolas" w:eastAsia="Consolas" w:hAnsi="Consolas"/>
-          <w:color w:val="0A2540"/>
-          <w:sz w:val="18"/>
-          <w:szCs w:val="18"/>
-          <w:shd w:fill="EDF0F2" w:val="clear"/>
-        </w:rPr>
-        <w:t xml:space="preserve">auto-commit: enabled: true</w:t>
+        <w:t xml:space="preserve">. When you're ready, continue with the optional </w:t>
+      </w:r>
+      <w:r>
+        <w:rPr>
+          <w:color w:val="0E5E8B"/>
+          <w:sz w:val="19"/>
+          <w:szCs w:val="19"/>
+        </w:rPr>
+        <w:t xml:space="preserve">Connect your tools</w:t>
+      </w:r>
+      <w:r>
+        <w:rPr>
+          <w:color w:val="697386"/>
+          <w:sz w:val="17"/>
+          <w:szCs w:val="17"/>
+        </w:rPr>
+        <w:t xml:space="preserve"> (see “Connect your tools”)</w:t>
       </w:r>
       <w:r>
         <w:rPr>
@@ -28161,499 +28633,7 @@
           <w:sz w:val="19"/>
           <w:szCs w:val="19"/>
         </w:rPr>
-        <w:t xml:space="preserve">. From now on auto-sync is on for everyone who pulls.</w:t>
-      </w:r>
-    </w:p>
-    <w:p>
-      <w:pPr>
-        <w:keepNext/>
-        <w:pBdr>
-          <w:left w:val="single" w:color="459FDD" w:sz="18" w:space="8"/>
-        </w:pBdr>
-        <w:shd w:fill="F6F9FC" w:val="clear"/>
-        <w:spacing w:after="0" w:before="40" w:line="240"/>
-        <w:ind w:left="240"/>
-      </w:pPr>
-      <w:r>
-        <w:rPr>
-          <w:b/>
-          <w:bCs/>
-          <w:color w:val="0E5E8B"/>
-          <w:spacing w:val="15"/>
-          <w:sz w:val="15"/>
-          <w:szCs w:val="15"/>
-        </w:rPr>
-        <w:t xml:space="preserve">TIP</w:t>
-      </w:r>
-    </w:p>
-    <w:p>
-      <w:pPr>
-        <w:pBdr>
-          <w:left w:val="single" w:color="459FDD" w:sz="18" w:space="8"/>
-        </w:pBdr>
-        <w:shd w:fill="F6F9FC" w:val="clear"/>
-        <w:spacing w:after="160" w:before="0" w:line="264"/>
-        <w:ind w:left="240"/>
-      </w:pPr>
-      <w:r>
-        <w:rPr>
-          <w:color w:val="425466"/>
-          <w:sz w:val="19"/>
-          <w:szCs w:val="19"/>
-        </w:rPr>
-        <w:t xml:space="preserve">Prefer to look before it lands? Say </w:t>
-      </w:r>
-      <w:r>
-        <w:rPr>
-          <w:i/>
-          <w:iCs/>
-          <w:color w:val="425466"/>
-          <w:sz w:val="19"/>
-          <w:szCs w:val="19"/>
-        </w:rPr>
-        <w:t xml:space="preserve">"propose the gated changes"</w:t>
-      </w:r>
-      <w:r>
-        <w:rPr>
-          <w:color w:val="425466"/>
-          <w:sz w:val="19"/>
-          <w:szCs w:val="19"/>
-        </w:rPr>
-        <w:t xml:space="preserve"> instead — Claude only opens the pull request, and you approve and </w:t>
-      </w:r>
-      <w:r>
-        <w:rPr>
-          <w:color w:val="425466"/>
-          <w:sz w:val="19"/>
-          <w:szCs w:val="19"/>
-        </w:rPr>
-        <w:t xml:space="preserve">complete</w:t>
-      </w:r>
-      <w:r>
-        <w:rPr>
-          <w:color w:val="425466"/>
-          <w:sz w:val="19"/>
-          <w:szCs w:val="19"/>
-        </w:rPr>
-        <w:t xml:space="preserve"> it yourself in </w:t>
-      </w:r>
-      <w:r>
-        <w:rPr>
-          <w:color w:val="425466"/>
-          <w:sz w:val="19"/>
-          <w:szCs w:val="19"/>
-        </w:rPr>
-        <w:t xml:space="preserve">Azure Repos</w:t>
-      </w:r>
-      <w:r>
-        <w:rPr>
-          <w:color w:val="425466"/>
-          <w:sz w:val="19"/>
-          <w:szCs w:val="19"/>
-        </w:rPr>
-        <w:t xml:space="preserve">. Work OS users always take this route: their pull requests wait for an admin.</w:t>
-      </w:r>
-    </w:p>
-    <w:p>
-      <w:pPr>
-        <w:pStyle w:val="Heading2"/>
-      </w:pPr>
-      <w:r>
-        <w:t xml:space="preserve">Step 4 — Do the first access test</w:t>
-      </w:r>
-    </w:p>
-    <w:p>
-      <w:pPr>
-        <w:spacing w:after="120" w:line="276"/>
-      </w:pPr>
-      <w:r>
-        <w:t xml:space="preserve">Same two tests every user will do in Stage 3 — you go first, so you know the loop works before inviting the team.</w:t>
-      </w:r>
-    </w:p>
-    <w:p>
-      <w:pPr>
-        <w:pStyle w:val="ListParagraph"/>
-        <w:numPr>
-          <w:ilvl w:val="0"/>
-          <w:numId w:val="20"/>
-        </w:numPr>
-        <w:spacing w:after="80" w:line="276"/>
-      </w:pPr>
-      <w:r>
-        <w:t xml:space="preserve">Everyday change:</w:t>
-      </w:r>
-    </w:p>
-    <w:p>
-      <w:pPr>
-        <w:spacing w:after="20" w:before="60"/>
-        <w:ind w:left="240"/>
-      </w:pPr>
-      <w:r>
-        <w:rPr>
-          <w:b/>
-          <w:bCs/>
-          <w:caps/>
-          <w:color w:val="0E5E8B"/>
-          <w:spacing w:val="20"/>
-          <w:sz w:val="15"/>
-          <w:szCs w:val="15"/>
-        </w:rPr>
-        <w:t xml:space="preserve">Say to Claude</w:t>
-      </w:r>
-    </w:p>
-    <w:p>
-      <w:pPr>
-        <w:pBdr>
-          <w:left w:val="single" w:color="459FDD" w:sz="12" w:space="8"/>
-        </w:pBdr>
-        <w:shd w:fill="F0F7FC" w:val="clear"/>
-        <w:spacing w:after="160" w:line="264"/>
-        <w:ind w:left="240"/>
-      </w:pPr>
-      <w:r>
-        <w:rPr>
-          <w:color w:val="0A2540"/>
-          <w:sz w:val="20"/>
-          <w:szCs w:val="20"/>
-        </w:rPr>
-        <w:t xml:space="preserve">“Create a short test meeting summary at product-development/product/meetings/other/summaries/&lt;today's date&gt;-access-test.md and mark it clearly as TEST”</w:t>
-      </w:r>
-    </w:p>
-    <w:p>
-      <w:pPr>
-        <w:keepNext/>
-        <w:pBdr>
-          <w:left w:val="single" w:color="F46A4A" w:sz="18" w:space="8"/>
-        </w:pBdr>
-        <w:shd w:fill="EAF4FB" w:val="clear"/>
-        <w:spacing w:after="0" w:before="40" w:line="240"/>
-        <w:ind w:left="240"/>
-      </w:pPr>
-      <w:r>
-        <w:rPr>
-          <w:b/>
-          <w:bCs/>
-          <w:color w:val="F46A4A"/>
-          <w:spacing w:val="15"/>
-          <w:sz w:val="15"/>
-          <w:szCs w:val="15"/>
-        </w:rPr>
-        <w:t xml:space="preserve">CHECK IN AZURE REPOS</w:t>
-      </w:r>
-    </w:p>
-    <w:p>
-      <w:pPr>
-        <w:pBdr>
-          <w:left w:val="single" w:color="F46A4A" w:sz="18" w:space="8"/>
-        </w:pBdr>
-        <w:shd w:fill="EAF4FB" w:val="clear"/>
-        <w:spacing w:after="160" w:before="0" w:line="264"/>
-        <w:ind w:left="240"/>
-      </w:pPr>
-      <w:r>
-        <w:rPr>
-          <w:color w:val="0A2540"/>
-          <w:sz w:val="19"/>
-          <w:szCs w:val="19"/>
-        </w:rPr>
-        <w:t xml:space="preserve">Within about a minute the file is on </w:t>
-      </w:r>
-      <w:r>
-        <w:rPr>
-          <w:rFonts w:ascii="Consolas" w:cs="Consolas" w:eastAsia="Consolas" w:hAnsi="Consolas"/>
-          <w:color w:val="0A2540"/>
-          <w:sz w:val="18"/>
-          <w:szCs w:val="18"/>
-          <w:shd w:fill="EDF0F2" w:val="clear"/>
-        </w:rPr>
-        <w:t xml:space="preserve">main</w:t>
-      </w:r>
-      <w:r>
-        <w:rPr>
-          <w:color w:val="0A2540"/>
-          <w:sz w:val="19"/>
-          <w:szCs w:val="19"/>
-        </w:rPr>
-        <w:t xml:space="preserve">; a pull request </w:t>
-      </w:r>
-      <w:r>
-        <w:rPr>
-          <w:i/>
-          <w:iCs/>
-          <w:color w:val="0A2540"/>
-          <w:sz w:val="19"/>
-          <w:szCs w:val="19"/>
-        </w:rPr>
-        <w:t xml:space="preserve">"context: sync from sync/&lt;your name&gt;"</w:t>
-      </w:r>
-      <w:r>
-        <w:rPr>
-          <w:color w:val="0A2540"/>
-          <w:sz w:val="19"/>
-          <w:szCs w:val="19"/>
-        </w:rPr>
-        <w:t xml:space="preserve"> merged by itself.</w:t>
-      </w:r>
-    </w:p>
-    <w:p>
-      <w:pPr>
-        <w:pStyle w:val="ListParagraph"/>
-        <w:numPr>
-          <w:ilvl w:val="0"/>
-          <w:numId w:val="20"/>
-        </w:numPr>
-        <w:spacing w:after="80" w:line="276"/>
-      </w:pPr>
-      <w:r>
-        <w:t xml:space="preserve">Gated change — approve the 🔒 prompt, wait for Claude to finish, then publish:</w:t>
-      </w:r>
-    </w:p>
-    <w:p>
-      <w:pPr>
-        <w:spacing w:after="20" w:before="60"/>
-        <w:ind w:left="240"/>
-      </w:pPr>
-      <w:r>
-        <w:rPr>
-          <w:b/>
-          <w:bCs/>
-          <w:caps/>
-          <w:color w:val="0E5E8B"/>
-          <w:spacing w:val="20"/>
-          <w:sz w:val="15"/>
-          <w:szCs w:val="15"/>
-        </w:rPr>
-        <w:t xml:space="preserve">Say to Claude</w:t>
-      </w:r>
-    </w:p>
-    <w:p>
-      <w:pPr>
-        <w:pBdr>
-          <w:left w:val="single" w:color="459FDD" w:sz="12" w:space="8"/>
-        </w:pBdr>
-        <w:shd w:fill="F0F7FC" w:val="clear"/>
-        <w:spacing w:after="160" w:line="264"/>
-        <w:ind w:left="240"/>
-      </w:pPr>
-      <w:r>
-        <w:rPr>
-          <w:color w:val="0A2540"/>
-          <w:sz w:val="20"/>
-          <w:szCs w:val="20"/>
-        </w:rPr>
-        <w:t xml:space="preserve">“In business-info.md, fill in the company name line”</w:t>
-      </w:r>
-    </w:p>
-    <w:p>
-      <w:pPr>
-        <w:spacing w:after="20" w:before="60"/>
-        <w:ind w:left="240"/>
-      </w:pPr>
-      <w:r>
-        <w:rPr>
-          <w:b/>
-          <w:bCs/>
-          <w:caps/>
-          <w:color w:val="0E5E8B"/>
-          <w:spacing w:val="20"/>
-          <w:sz w:val="15"/>
-          <w:szCs w:val="15"/>
-        </w:rPr>
-        <w:t xml:space="preserve">Say to Claude</w:t>
-      </w:r>
-    </w:p>
-    <w:p>
-      <w:pPr>
-        <w:pBdr>
-          <w:left w:val="single" w:color="459FDD" w:sz="12" w:space="8"/>
-        </w:pBdr>
-        <w:shd w:fill="F0F7FC" w:val="clear"/>
-        <w:spacing w:after="160" w:line="264"/>
-        <w:ind w:left="240"/>
-      </w:pPr>
-      <w:r>
-        <w:rPr>
-          <w:color w:val="0A2540"/>
-          <w:sz w:val="20"/>
-          <w:szCs w:val="20"/>
-        </w:rPr>
-        <w:t xml:space="preserve">“Publish the gated changes for everyone — I'm a Work OS admin: open the pull request, approve it and complete it”</w:t>
-      </w:r>
-    </w:p>
-    <w:p>
-      <w:pPr>
-        <w:keepNext/>
-        <w:pBdr>
-          <w:left w:val="single" w:color="F46A4A" w:sz="18" w:space="8"/>
-        </w:pBdr>
-        <w:shd w:fill="EAF4FB" w:val="clear"/>
-        <w:spacing w:after="0" w:before="40" w:line="240"/>
-        <w:ind w:left="240"/>
-      </w:pPr>
-      <w:r>
-        <w:rPr>
-          <w:b/>
-          <w:bCs/>
-          <w:color w:val="F46A4A"/>
-          <w:spacing w:val="15"/>
-          <w:sz w:val="15"/>
-          <w:szCs w:val="15"/>
-        </w:rPr>
-        <w:t xml:space="preserve">CHECK IN AZURE REPOS</w:t>
-      </w:r>
-    </w:p>
-    <w:p>
-      <w:pPr>
-        <w:pBdr>
-          <w:left w:val="single" w:color="F46A4A" w:sz="18" w:space="8"/>
-        </w:pBdr>
-        <w:shd w:fill="EAF4FB" w:val="clear"/>
-        <w:spacing w:after="160" w:before="0" w:line="264"/>
-        <w:ind w:left="240"/>
-      </w:pPr>
-      <w:r>
-        <w:rPr>
-          <w:color w:val="0A2540"/>
-          <w:sz w:val="19"/>
-          <w:szCs w:val="19"/>
-        </w:rPr>
-        <w:t xml:space="preserve">The </w:t>
-      </w:r>
-      <w:r>
-        <w:rPr>
-          <w:color w:val="0A2540"/>
-          <w:sz w:val="19"/>
-          <w:szCs w:val="19"/>
-        </w:rPr>
-        <w:t xml:space="preserve">completed</w:t>
-      </w:r>
-      <w:r>
-        <w:rPr>
-          <w:color w:val="0A2540"/>
-          <w:sz w:val="19"/>
-          <w:szCs w:val="19"/>
-        </w:rPr>
-        <w:t xml:space="preserve"> pull request </w:t>
-      </w:r>
-      <w:r>
-        <w:rPr>
-          <w:i/>
-          <w:iCs/>
-          <w:color w:val="0A2540"/>
-          <w:sz w:val="19"/>
-          <w:szCs w:val="19"/>
-        </w:rPr>
-        <w:t xml:space="preserve">"gated: …"</w:t>
-      </w:r>
-      <w:r>
-        <w:rPr>
-          <w:color w:val="0A2540"/>
-          <w:sz w:val="19"/>
-          <w:szCs w:val="19"/>
-        </w:rPr>
-        <w:t xml:space="preserve"> shows </w:t>
-      </w:r>
-      <w:r>
-        <w:rPr>
-          <w:rFonts w:ascii="Consolas" w:cs="Consolas" w:eastAsia="Consolas" w:hAnsi="Consolas"/>
-          <w:color w:val="0A2540"/>
-          <w:sz w:val="18"/>
-          <w:szCs w:val="18"/>
-          <w:shd w:fill="EDF0F2" w:val="clear"/>
-        </w:rPr>
-        <w:t xml:space="preserve">OS-Admins</w:t>
-      </w:r>
-      <w:r>
-        <w:rPr>
-          <w:color w:val="0A2540"/>
-          <w:sz w:val="19"/>
-          <w:szCs w:val="19"/>
-        </w:rPr>
-        <w:t xml:space="preserve"> as required reviewer, approved by you</w:t>
-      </w:r>
-      <w:r>
-        <w:rPr>
-          <w:color w:val="0A2540"/>
-          <w:sz w:val="19"/>
-          <w:szCs w:val="19"/>
-        </w:rPr>
-        <w:t xml:space="preserve">; the change is on </w:t>
-      </w:r>
-      <w:r>
-        <w:rPr>
-          <w:rFonts w:ascii="Consolas" w:cs="Consolas" w:eastAsia="Consolas" w:hAnsi="Consolas"/>
-          <w:color w:val="0A2540"/>
-          <w:sz w:val="18"/>
-          <w:szCs w:val="18"/>
-          <w:shd w:fill="EDF0F2" w:val="clear"/>
-        </w:rPr>
-        <w:t xml:space="preserve">main</w:t>
-      </w:r>
-      <w:r>
-        <w:rPr>
-          <w:color w:val="0A2540"/>
-          <w:sz w:val="19"/>
-          <w:szCs w:val="19"/>
-        </w:rPr>
-        <w:t xml:space="preserve">.</w:t>
-      </w:r>
-    </w:p>
-    <w:p>
-      <w:pPr>
-        <w:keepNext/>
-        <w:pBdr>
-          <w:left w:val="single" w:color="F46A4A" w:sz="18" w:space="8"/>
-        </w:pBdr>
-        <w:shd w:fill="EAF4FB" w:val="clear"/>
-        <w:spacing w:after="0" w:before="40" w:line="240"/>
-        <w:ind w:left="240"/>
-      </w:pPr>
-      <w:r>
-        <w:rPr>
-          <w:b/>
-          <w:bCs/>
-          <w:color w:val="F46A4A"/>
-          <w:spacing w:val="15"/>
-          <w:sz w:val="15"/>
-          <w:szCs w:val="15"/>
-        </w:rPr>
-        <w:t xml:space="preserve">YOU'RE DONE WHEN</w:t>
-      </w:r>
-    </w:p>
-    <w:p>
-      <w:pPr>
-        <w:pBdr>
-          <w:left w:val="single" w:color="F46A4A" w:sz="18" w:space="8"/>
-        </w:pBdr>
-        <w:shd w:fill="EAF4FB" w:val="clear"/>
-        <w:spacing w:after="160" w:before="0" w:line="264"/>
-        <w:ind w:left="240"/>
-      </w:pPr>
-      <w:r>
-        <w:rPr>
-          <w:color w:val="0A2540"/>
-          <w:sz w:val="19"/>
-          <w:szCs w:val="19"/>
-        </w:rPr>
-        <w:t xml:space="preserve">Both tests landed on </w:t>
-      </w:r>
-      <w:r>
-        <w:rPr>
-          <w:rFonts w:ascii="Consolas" w:cs="Consolas" w:eastAsia="Consolas" w:hAnsi="Consolas"/>
-          <w:color w:val="0A2540"/>
-          <w:sz w:val="18"/>
-          <w:szCs w:val="18"/>
-          <w:shd w:fill="EDF0F2" w:val="clear"/>
-        </w:rPr>
-        <w:t xml:space="preserve">main</w:t>
-      </w:r>
-      <w:r>
-        <w:rPr>
-          <w:color w:val="0A2540"/>
-          <w:sz w:val="19"/>
-          <w:szCs w:val="19"/>
-        </w:rPr>
-        <w:t xml:space="preserve">, and the gated one needed an admin. Stage 2 is complete — tell the users they can start Stage 3: </w:t>
+        <w:t xml:space="preserve"> and </w:t>
       </w:r>
       <w:r>
         <w:rPr>
@@ -28661,7 +28641,7 @@
           <w:sz w:val="19"/>
           <w:szCs w:val="19"/>
         </w:rPr>
-        <w:t xml:space="preserve">Set up your computer</w:t>
+        <w:t xml:space="preserve">Connect your product's codebase</w:t>
       </w:r>
       <w:r>
         <w:rPr>
@@ -28669,55 +28649,7 @@
           <w:sz w:val="17"/>
           <w:szCs w:val="17"/>
         </w:rPr>
-        <w:t xml:space="preserve"> (see “Set up your computer”)</w:t>
-      </w:r>
-      <w:r>
-        <w:rPr>
-          <w:color w:val="0A2540"/>
-          <w:sz w:val="19"/>
-          <w:szCs w:val="19"/>
-        </w:rPr>
-        <w:t xml:space="preserve">. When you're ready, continue with the optional </w:t>
-      </w:r>
-      <w:r>
-        <w:rPr>
-          <w:color w:val="0E5E8B"/>
-          <w:sz w:val="19"/>
-          <w:szCs w:val="19"/>
-        </w:rPr>
-        <w:t xml:space="preserve">Connect your tools</w:t>
-      </w:r>
-      <w:r>
-        <w:rPr>
-          <w:color w:val="697386"/>
-          <w:sz w:val="17"/>
-          <w:szCs w:val="17"/>
-        </w:rPr>
-        <w:t xml:space="preserve"> (see “Connect your tools”)</w:t>
-      </w:r>
-      <w:r>
-        <w:rPr>
-          <w:color w:val="0A2540"/>
-          <w:sz w:val="19"/>
-          <w:szCs w:val="19"/>
-        </w:rPr>
-        <w:t xml:space="preserve"> and </w:t>
-      </w:r>
-      <w:r>
-        <w:rPr>
-          <w:color w:val="0E5E8B"/>
-          <w:sz w:val="19"/>
-          <w:szCs w:val="19"/>
-        </w:rPr>
-        <w:t xml:space="preserve">Connect your product's code</w:t>
-      </w:r>
-      <w:r>
-        <w:rPr>
-          <w:color w:val="697386"/>
-          <w:sz w:val="17"/>
-          <w:szCs w:val="17"/>
-        </w:rPr>
-        <w:t xml:space="preserve"> (see “Connect your product's code”)</w:t>
+        <w:t xml:space="preserve"> (see “Connect your product's codebase”)</w:t>
       </w:r>
       <w:r>
         <w:rPr>
@@ -30937,7 +30869,7 @@
         <w:pStyle w:val="Heading1"/>
       </w:pPr>
       <w:r>
-        <w:t xml:space="preserve">Connect your product's code</w:t>
+        <w:t xml:space="preserve">Connect your product's codebase</w:t>
       </w:r>
     </w:p>
     <w:p>
@@ -30952,7 +30884,7 @@
           <w:sz w:val="18"/>
           <w:szCs w:val="18"/>
         </w:rPr>
-        <w:t xml:space="preserve">For: Stage 2 · Work OS admin, then each user on their own computer   ·   Time: 15 minutes per repository — optional</w:t>
+        <w:t xml:space="preserve">For: Stage 2 · Work OS admin, with the admin of your code repositories — then each user on their own computer   ·   Time: about 30 minutes, plus 15 per extra repository — optional</w:t>
       </w:r>
     </w:p>
     <w:p>
@@ -30965,7 +30897,7 @@
           <w:sz w:val="22"/>
           <w:szCs w:val="22"/>
         </w:rPr>
-        <w:t xml:space="preserve">With read access to your product's source code, Claude answers product questions from the code itself — how a feature actually works today, what limits apply, whether a change is live — in plain language, with the evidence available on request. Optional. Read-only: Claude never changes the product code from the Work OS.</w:t>
+        <w:t xml:space="preserve">With read access to your product's source code, Claude answers product questions from the code itself — how a feature actually works today, what limits apply, whether a change is live — in plain language, with the evidence available on request. Optional. Read-only: Claude never changes the product's codebase from the Work OS.</w:t>
       </w:r>
     </w:p>
     <w:p>
@@ -31458,27 +31390,93 @@
         <w:spacing w:after="120" w:line="276"/>
       </w:pPr>
       <w:r>
-        <w:t xml:space="preserve">Two parts, like tools. The Work OS keeps a small </w:t>
+        <w:t xml:space="preserve">Three parts. </w:t>
       </w:r>
       <w:r>
         <w:rPr>
           <w:b/>
           <w:bCs/>
         </w:rPr>
-        <w:t xml:space="preserve">registry</w:t>
-      </w:r>
-      <w:r>
-        <w:t xml:space="preserve"> of your code repositories — what each one is for and which product areas it covers, in your own words. That is shared. Each person's </w:t>
+        <w:t xml:space="preserve">Permission</w:t>
+      </w:r>
+      <w:r>
+        <w:t xml:space="preserve"> comes first: everyone who will ask questions about the code needs read access to it, and only the person who administers those repositories can give it — the Work OS cannot grant it for them. Then the Work OS keeps a small shared </w:t>
       </w:r>
       <w:r>
         <w:rPr>
           <w:b/>
           <w:bCs/>
         </w:rPr>
+        <w:t xml:space="preserve">registry</w:t>
+      </w:r>
+      <w:r>
+        <w:t xml:space="preserve"> of your repositories: what each one is for and which product areas it covers, in your own words. Finally, each person's </w:t>
+      </w:r>
+      <w:r>
+        <w:rPr>
+          <w:b/>
+          <w:bCs/>
+        </w:rPr>
         <w:t xml:space="preserve">computer</w:t>
       </w:r>
       <w:r>
-        <w:t xml:space="preserve"> holds a read-only copy of the code that Claude may read but never edit — that stays private and is never uploaded to the Work OS.</w:t>
+        <w:t xml:space="preserve"> holds a read-only copy of the code that Claude may read but never edit — that copy stays private and is never uploaded to the Work OS.</w:t>
+      </w:r>
+    </w:p>
+    <w:p>
+      <w:pPr>
+        <w:pStyle w:val="Heading3"/>
+      </w:pPr>
+      <w:r>
+        <w:t xml:space="preserve">If your product lives in several repositories</w:t>
+      </w:r>
+    </w:p>
+    <w:p>
+      <w:pPr>
+        <w:spacing w:after="120" w:line="276"/>
+      </w:pPr>
+      <w:r>
+        <w:t xml:space="preserve">Most do — the app your customers use in one, the services behind it in another, mobile apps in a third. Each repository is connected separately and described in one sentence; that sentence is what lets Claude send a question to the right code, and when a question spans several repositories Claude looks in each of them. You don't have to do them all at once: start with the one or two that would answer most of your questions, and add the rest whenever you need them.</w:t>
+      </w:r>
+    </w:p>
+    <w:p>
+      <w:pPr>
+        <w:keepNext/>
+        <w:pBdr>
+          <w:left w:val="single" w:color="459FDD" w:sz="18" w:space="8"/>
+        </w:pBdr>
+        <w:shd w:fill="F6F9FC" w:val="clear"/>
+        <w:spacing w:after="0" w:before="40" w:line="240"/>
+        <w:ind w:left="240"/>
+      </w:pPr>
+      <w:r>
+        <w:rPr>
+          <w:b/>
+          <w:bCs/>
+          <w:color w:val="0E5E8B"/>
+          <w:spacing w:val="15"/>
+          <w:sz w:val="15"/>
+          <w:szCs w:val="15"/>
+        </w:rPr>
+        <w:t xml:space="preserve">TIP</w:t>
+      </w:r>
+    </w:p>
+    <w:p>
+      <w:pPr>
+        <w:pBdr>
+          <w:left w:val="single" w:color="459FDD" w:sz="18" w:space="8"/>
+        </w:pBdr>
+        <w:shd w:fill="F6F9FC" w:val="clear"/>
+        <w:spacing w:after="160" w:before="0" w:line="264"/>
+        <w:ind w:left="240"/>
+      </w:pPr>
+      <w:r>
+        <w:rPr>
+          <w:color w:val="425466"/>
+          <w:sz w:val="19"/>
+          <w:szCs w:val="19"/>
+        </w:rPr>
+        <w:t xml:space="preserve">If instead all your product's code sits in one large repository, that is the simplest case — connect it once, and Claude will ask which folders matter so it doesn't wander through the rest.</w:t>
       </w:r>
     </w:p>
     <w:p>
@@ -31499,7 +31497,7 @@
         <w:spacing w:after="60" w:line="276"/>
       </w:pPr>
       <w:r>
-        <w:t xml:space="preserve">You know which repositories matter to product questions and have their links (skip infrastructure and tooling repositories).</w:t>
+        <w:t xml:space="preserve">You have the links to the repositories that hold your product's code. Not sure which ones? Ask an engineer — step 1 is about narrowing the list.</w:t>
       </w:r>
     </w:p>
     <w:p>
@@ -31512,19 +31510,26 @@
         <w:spacing w:after="60" w:line="276"/>
       </w:pPr>
       <w:r>
-        <w:t xml:space="preserve">The people who will use it have read access to those repositories — their normal developer access. The </w:t>
-      </w:r>
-      <w:r>
-        <w:t xml:space="preserve">Azure DevOps</w:t>
-      </w:r>
-      <w:r>
-        <w:t xml:space="preserve"> sign-in from </w:t>
+        <w:t xml:space="preserve">You know who administers those repositories — often an engineering lead, sometimes the same person who created the Work OS repository. Step 2 is theirs to do, and nothing else works until it is done.</w:t>
+      </w:r>
+    </w:p>
+    <w:p>
+      <w:pPr>
+        <w:pStyle w:val="ListParagraph"/>
+        <w:numPr>
+          <w:ilvl w:val="0"/>
+          <w:numId w:val="5"/>
+        </w:numPr>
+        <w:spacing w:after="60" w:line="276"/>
+      </w:pPr>
+      <w:r>
+        <w:t xml:space="preserve">You have the list of people who will use the Work OS — the same list as in </w:t>
       </w:r>
       <w:r>
         <w:rPr>
           <w:color w:val="0E5E8B"/>
         </w:rPr>
-        <w:t xml:space="preserve">Set up your computer</w:t>
+        <w:t xml:space="preserve">Set up the repository</w:t>
       </w:r>
       <w:r>
         <w:rPr>
@@ -31532,10 +31537,10 @@
           <w:sz w:val="18"/>
           <w:szCs w:val="18"/>
         </w:rPr>
-        <w:t xml:space="preserve"> (see “Set up your computer”)</w:t>
-      </w:r>
-      <w:r>
-        <w:t xml:space="preserve"> usually covers it.</w:t>
+        <w:t xml:space="preserve"> (see “Set up the repository” → Step 3 — Give people access to the repository)</w:t>
+      </w:r>
+      <w:r>
+        <w:t xml:space="preserve">. Every one of them needs read access to the code.</w:t>
       </w:r>
     </w:p>
     <w:p>
@@ -31543,7 +31548,7 @@
         <w:pStyle w:val="Heading2"/>
       </w:pPr>
       <w:r>
-        <w:t xml:space="preserve">Step 1 — Register a repository for the team (Work OS admin)</w:t>
+        <w:t xml:space="preserve">Step 1 — Decide which repositories to connect (Work OS admin)</w:t>
       </w:r>
     </w:p>
     <w:p>
@@ -31552,6 +31557,622 @@
         <w:numPr>
           <w:ilvl w:val="0"/>
           <w:numId w:val="23"/>
+        </w:numPr>
+        <w:spacing w:after="80" w:line="276"/>
+      </w:pPr>
+      <w:r>
+        <w:t xml:space="preserve">List the repositories holding the code behind the product decisions you make: the app your customers use, the services behind it, the mobile apps. Ask an engineer to confirm the list — it takes them a minute.</w:t>
+      </w:r>
+    </w:p>
+    <w:p>
+      <w:pPr>
+        <w:pStyle w:val="ListParagraph"/>
+        <w:numPr>
+          <w:ilvl w:val="0"/>
+          <w:numId w:val="23"/>
+        </w:numPr>
+        <w:spacing w:after="80" w:line="276"/>
+      </w:pPr>
+      <w:r>
+        <w:t xml:space="preserve">Leave out infrastructure, deployment and internal tooling repositories. They don't answer product questions, and they make every search noisier.</w:t>
+      </w:r>
+    </w:p>
+    <w:p>
+      <w:pPr>
+        <w:pStyle w:val="ListParagraph"/>
+        <w:numPr>
+          <w:ilvl w:val="0"/>
+          <w:numId w:val="23"/>
+        </w:numPr>
+        <w:spacing w:after="80" w:line="276"/>
+      </w:pPr>
+      <w:r>
+        <w:t xml:space="preserve">Order what's left by how often you would ask about it. Connect the top one or two now; the rest can follow at any time.</w:t>
+      </w:r>
+    </w:p>
+    <w:p>
+      <w:pPr>
+        <w:keepNext/>
+        <w:pBdr>
+          <w:left w:val="single" w:color="459FDD" w:sz="18" w:space="8"/>
+        </w:pBdr>
+        <w:shd w:fill="F6F9FC" w:val="clear"/>
+        <w:spacing w:after="0" w:before="40" w:line="240"/>
+        <w:ind w:left="240"/>
+      </w:pPr>
+      <w:r>
+        <w:rPr>
+          <w:b/>
+          <w:bCs/>
+          <w:color w:val="0E5E8B"/>
+          <w:spacing w:val="15"/>
+          <w:sz w:val="15"/>
+          <w:szCs w:val="15"/>
+        </w:rPr>
+        <w:t xml:space="preserve">NOTE</w:t>
+      </w:r>
+    </w:p>
+    <w:p>
+      <w:pPr>
+        <w:pBdr>
+          <w:left w:val="single" w:color="459FDD" w:sz="18" w:space="8"/>
+        </w:pBdr>
+        <w:shd w:fill="F6F9FC" w:val="clear"/>
+        <w:spacing w:after="160" w:before="0" w:line="264"/>
+        <w:ind w:left="240"/>
+      </w:pPr>
+      <w:r>
+        <w:rPr>
+          <w:color w:val="425466"/>
+          <w:sz w:val="19"/>
+          <w:szCs w:val="19"/>
+        </w:rPr>
+        <w:t xml:space="preserve">Two or three repositories is a good place to start. Each one you add is another entry to keep fresh — and another place Claude has to look.</w:t>
+      </w:r>
+    </w:p>
+    <w:p>
+      <w:pPr>
+        <w:pStyle w:val="Heading2"/>
+      </w:pPr>
+      <w:r>
+        <w:t xml:space="preserve">Step 2 — Give everyone read access to the code (repository admin)</w:t>
+      </w:r>
+    </w:p>
+    <w:p>
+      <w:pPr>
+        <w:spacing w:after="120" w:line="276"/>
+      </w:pPr>
+      <w:r>
+        <w:t xml:space="preserve">Permission lives with the code, not with the Work OS: Claude reads your repositories using each person's own </w:t>
+      </w:r>
+      <w:r>
+        <w:t xml:space="preserve">Azure DevOps</w:t>
+      </w:r>
+      <w:r>
+        <w:t xml:space="preserve"> sign-in, so every person must be allowed to read them. Product managers often are not — which is why this step is the one most easily missed. Send the request to whoever administers the repositories from step 1:</w:t>
+      </w:r>
+    </w:p>
+    <w:p>
+      <w:pPr>
+        <w:spacing w:after="20" w:before="60"/>
+        <w:ind w:left="240"/>
+      </w:pPr>
+      <w:r>
+        <w:rPr>
+          <w:b/>
+          <w:bCs/>
+          <w:caps/>
+          <w:color w:val="697386"/>
+          <w:spacing w:val="20"/>
+          <w:sz w:val="15"/>
+          <w:szCs w:val="15"/>
+        </w:rPr>
+        <w:t xml:space="preserve">Message to send</w:t>
+      </w:r>
+    </w:p>
+    <w:p>
+      <w:pPr>
+        <w:pBdr>
+          <w:top w:val="single" w:color="D1DAE2" w:sz="4" w:space="4"/>
+          <w:left w:val="single" w:color="1485C4" w:sz="12" w:space="8"/>
+        </w:pBdr>
+        <w:shd w:fill="F6F9FC" w:val="clear"/>
+        <w:spacing w:after="0" w:before="0" w:line="260"/>
+        <w:ind w:left="240"/>
+      </w:pPr>
+      <w:r>
+        <w:rPr>
+          <w:rFonts w:ascii="Consolas" w:cs="Consolas" w:eastAsia="Consolas" w:hAnsi="Consolas"/>
+          <w:color w:val="0A2540"/>
+          <w:sz w:val="17"/>
+          <w:szCs w:val="17"/>
+        </w:rPr>
+        <w:t xml:space="preserve">Could you give the people below read access to these repositories:</w:t>
+      </w:r>
+    </w:p>
+    <w:p>
+      <w:pPr>
+        <w:pBdr>
+          <w:left w:val="single" w:color="1485C4" w:sz="12" w:space="8"/>
+        </w:pBdr>
+        <w:shd w:fill="F6F9FC" w:val="clear"/>
+        <w:spacing w:after="0" w:before="0" w:line="260"/>
+        <w:ind w:left="240"/>
+      </w:pPr>
+      <w:r>
+        <w:rPr>
+          <w:rFonts w:ascii="Consolas" w:cs="Consolas" w:eastAsia="Consolas" w:hAnsi="Consolas"/>
+          <w:color w:val="0A2540"/>
+          <w:sz w:val="17"/>
+          <w:szCs w:val="17"/>
+        </w:rPr>
+        <w:t xml:space="preserve">  &lt;the links from step 1&gt;</w:t>
+      </w:r>
+    </w:p>
+    <w:p>
+      <w:pPr>
+        <w:pBdr>
+          <w:left w:val="single" w:color="1485C4" w:sz="12" w:space="8"/>
+        </w:pBdr>
+        <w:shd w:fill="F6F9FC" w:val="clear"/>
+        <w:spacing w:after="0" w:before="0" w:line="260"/>
+        <w:ind w:left="240"/>
+      </w:pPr>
+      <w:r>
+        <w:rPr>
+          <w:rFonts w:ascii="Consolas" w:cs="Consolas" w:eastAsia="Consolas" w:hAnsi="Consolas"/>
+          <w:color w:val="0A2540"/>
+          <w:sz w:val="17"/>
+          <w:szCs w:val="17"/>
+        </w:rPr>
+        <w:t xml:space="preserve">  &lt;the people, or the team or group they are all in&gt;</w:t>
+      </w:r>
+    </w:p>
+    <w:p>
+      <w:pPr>
+        <w:pBdr>
+          <w:left w:val="single" w:color="1485C4" w:sz="12" w:space="8"/>
+        </w:pBdr>
+        <w:shd w:fill="F6F9FC" w:val="clear"/>
+        <w:spacing w:after="0" w:before="0" w:line="260"/>
+        <w:ind w:left="240"/>
+      </w:pPr>
+      <w:r>
+        <w:rPr>
+          <w:rFonts w:ascii="Consolas" w:cs="Consolas" w:eastAsia="Consolas" w:hAnsi="Consolas"/>
+          <w:color w:val="0A2540"/>
+          <w:sz w:val="17"/>
+          <w:szCs w:val="17"/>
+        </w:rPr>
+        <w:t xml:space="preserve"/>
+      </w:r>
+    </w:p>
+    <w:p>
+      <w:pPr>
+        <w:pBdr>
+          <w:left w:val="single" w:color="1485C4" w:sz="12" w:space="8"/>
+        </w:pBdr>
+        <w:shd w:fill="F6F9FC" w:val="clear"/>
+        <w:spacing w:after="0" w:before="0" w:line="260"/>
+        <w:ind w:left="240"/>
+      </w:pPr>
+      <w:r>
+        <w:rPr>
+          <w:rFonts w:ascii="Consolas" w:cs="Consolas" w:eastAsia="Consolas" w:hAnsi="Consolas"/>
+          <w:color w:val="0A2540"/>
+          <w:sz w:val="17"/>
+          <w:szCs w:val="17"/>
+        </w:rPr>
+        <w:t xml:space="preserve">Read access only, no write. It is for our Work OS: Claude Code answers</w:t>
+      </w:r>
+    </w:p>
+    <w:p>
+      <w:pPr>
+        <w:pBdr>
+          <w:left w:val="single" w:color="1485C4" w:sz="12" w:space="8"/>
+          <w:bottom w:val="single" w:color="D1DAE2" w:sz="4" w:space="4"/>
+        </w:pBdr>
+        <w:shd w:fill="F6F9FC" w:val="clear"/>
+        <w:spacing w:after="160" w:before="0" w:line="260"/>
+        <w:ind w:left="240"/>
+      </w:pPr>
+      <w:r>
+        <w:rPr>
+          <w:rFonts w:ascii="Consolas" w:cs="Consolas" w:eastAsia="Consolas" w:hAnsi="Consolas"/>
+          <w:color w:val="0A2540"/>
+          <w:sz w:val="17"/>
+          <w:szCs w:val="17"/>
+        </w:rPr>
+        <w:t xml:space="preserve">product questions from the code and never changes it.</w:t>
+      </w:r>
+    </w:p>
+    <w:p>
+      <w:pPr>
+        <w:spacing w:after="120" w:line="276"/>
+      </w:pPr>
+      <w:r>
+        <w:t xml:space="preserve">What they do — in the </w:t>
+      </w:r>
+      <w:r>
+        <w:t xml:space="preserve">Azure DevOps</w:t>
+      </w:r>
+      <w:r>
+        <w:t xml:space="preserve"> web interface, no command line:</w:t>
+      </w:r>
+    </w:p>
+    <w:p>
+      <w:pPr>
+        <w:pStyle w:val="ListParagraph"/>
+        <w:numPr>
+          <w:ilvl w:val="0"/>
+          <w:numId w:val="24"/>
+        </w:numPr>
+        <w:spacing w:after="80" w:line="276"/>
+      </w:pPr>
+      <w:r>
+        <w:t xml:space="preserve">Open </w:t>
+      </w:r>
+      <w:r>
+        <w:rPr>
+          <w:b/>
+          <w:bCs/>
+        </w:rPr>
+        <w:t xml:space="preserve">Project settings › Permissions</w:t>
+      </w:r>
+      <w:r>
+        <w:t xml:space="preserve"> in the project that holds the code.</w:t>
+      </w:r>
+    </w:p>
+    <w:p>
+      <w:pPr>
+        <w:pStyle w:val="ListParagraph"/>
+        <w:numPr>
+          <w:ilvl w:val="0"/>
+          <w:numId w:val="24"/>
+        </w:numPr>
+        <w:spacing w:after="80" w:line="276"/>
+      </w:pPr>
+      <w:r>
+        <w:t xml:space="preserve">Select the </w:t>
+      </w:r>
+      <w:r>
+        <w:rPr>
+          <w:b/>
+          <w:bCs/>
+        </w:rPr>
+        <w:t xml:space="preserve">Readers</w:t>
+      </w:r>
+      <w:r>
+        <w:t xml:space="preserve"> group → </w:t>
+      </w:r>
+      <w:r>
+        <w:rPr>
+          <w:b/>
+          <w:bCs/>
+        </w:rPr>
+        <w:t xml:space="preserve">Members › Add</w:t>
+      </w:r>
+      <w:r>
+        <w:t xml:space="preserve"> → add every Work OS user. That gives them read access to the project's repositories.</w:t>
+      </w:r>
+    </w:p>
+    <w:p>
+      <w:pPr>
+        <w:pStyle w:val="ListParagraph"/>
+        <w:numPr>
+          <w:ilvl w:val="0"/>
+          <w:numId w:val="24"/>
+        </w:numPr>
+        <w:spacing w:after="80" w:line="276"/>
+      </w:pPr>
+      <w:r>
+        <w:t xml:space="preserve">Only some repositories should be visible? Do it per repository instead: </w:t>
+      </w:r>
+      <w:r>
+        <w:rPr>
+          <w:b/>
+          <w:bCs/>
+        </w:rPr>
+        <w:t xml:space="preserve">Project settings › Repositories</w:t>
+      </w:r>
+      <w:r>
+        <w:t xml:space="preserve">, select the repository, open the </w:t>
+      </w:r>
+      <w:r>
+        <w:rPr>
+          <w:b/>
+          <w:bCs/>
+        </w:rPr>
+        <w:t xml:space="preserve">Security</w:t>
+      </w:r>
+      <w:r>
+        <w:t xml:space="preserve"> tab, select the group or person, and set </w:t>
+      </w:r>
+      <w:r>
+        <w:rPr>
+          <w:b/>
+          <w:bCs/>
+        </w:rPr>
+        <w:t xml:space="preserve">Read</w:t>
+      </w:r>
+      <w:r>
+        <w:t xml:space="preserve"> to </w:t>
+      </w:r>
+      <w:r>
+        <w:rPr>
+          <w:b/>
+          <w:bCs/>
+        </w:rPr>
+        <w:t xml:space="preserve">Allow</w:t>
+      </w:r>
+      <w:r>
+        <w:t xml:space="preserve">.</w:t>
+      </w:r>
+    </w:p>
+    <w:p>
+      <w:pPr>
+        <w:keepNext/>
+        <w:pBdr>
+          <w:left w:val="single" w:color="C74040" w:sz="18" w:space="8"/>
+        </w:pBdr>
+        <w:shd w:fill="F6F9FC" w:val="clear"/>
+        <w:spacing w:after="0" w:before="40" w:line="240"/>
+        <w:ind w:left="240"/>
+      </w:pPr>
+      <w:r>
+        <w:rPr>
+          <w:b/>
+          <w:bCs/>
+          <w:color w:val="C74040"/>
+          <w:spacing w:val="15"/>
+          <w:sz w:val="15"/>
+          <w:szCs w:val="15"/>
+        </w:rPr>
+        <w:t xml:space="preserve">DON'T</w:t>
+      </w:r>
+    </w:p>
+    <w:p>
+      <w:pPr>
+        <w:pBdr>
+          <w:left w:val="single" w:color="C74040" w:sz="18" w:space="8"/>
+        </w:pBdr>
+        <w:shd w:fill="F6F9FC" w:val="clear"/>
+        <w:spacing w:after="160" w:before="0" w:line="264"/>
+        <w:ind w:left="240"/>
+      </w:pPr>
+      <w:r>
+        <w:rPr>
+          <w:color w:val="425466"/>
+          <w:sz w:val="19"/>
+          <w:szCs w:val="19"/>
+        </w:rPr>
+        <w:t xml:space="preserve">Give </w:t>
+      </w:r>
+      <w:r>
+        <w:rPr>
+          <w:b/>
+          <w:bCs/>
+          <w:color w:val="425466"/>
+          <w:sz w:val="19"/>
+          <w:szCs w:val="19"/>
+        </w:rPr>
+        <w:t xml:space="preserve">Contribute</w:t>
+      </w:r>
+      <w:r>
+        <w:rPr>
+          <w:color w:val="425466"/>
+          <w:sz w:val="19"/>
+          <w:szCs w:val="19"/>
+        </w:rPr>
+        <w:t xml:space="preserve"> or higher. Claude reads product code and never changes it — </w:t>
+      </w:r>
+      <w:r>
+        <w:rPr>
+          <w:i/>
+          <w:iCs/>
+          <w:color w:val="425466"/>
+          <w:sz w:val="19"/>
+          <w:szCs w:val="19"/>
+        </w:rPr>
+        <w:t xml:space="preserve">Read</w:t>
+      </w:r>
+      <w:r>
+        <w:rPr>
+          <w:color w:val="425466"/>
+          <w:sz w:val="19"/>
+          <w:szCs w:val="19"/>
+        </w:rPr>
+        <w:t xml:space="preserve"> is all the Work OS needs, on every repository.</w:t>
+      </w:r>
+    </w:p>
+    <w:p>
+      <w:pPr>
+        <w:keepNext/>
+        <w:pBdr>
+          <w:left w:val="single" w:color="459FDD" w:sz="18" w:space="8"/>
+        </w:pBdr>
+        <w:shd w:fill="F6F9FC" w:val="clear"/>
+        <w:spacing w:after="0" w:before="40" w:line="240"/>
+        <w:ind w:left="240"/>
+      </w:pPr>
+      <w:r>
+        <w:rPr>
+          <w:b/>
+          <w:bCs/>
+          <w:color w:val="0E5E8B"/>
+          <w:spacing w:val="15"/>
+          <w:sz w:val="15"/>
+          <w:szCs w:val="15"/>
+        </w:rPr>
+        <w:t xml:space="preserve">NOTE</w:t>
+      </w:r>
+    </w:p>
+    <w:p>
+      <w:pPr>
+        <w:pBdr>
+          <w:left w:val="single" w:color="459FDD" w:sz="18" w:space="8"/>
+        </w:pBdr>
+        <w:shd w:fill="F6F9FC" w:val="clear"/>
+        <w:spacing w:after="160" w:before="0" w:line="264"/>
+        <w:ind w:left="240"/>
+      </w:pPr>
+      <w:r>
+        <w:rPr>
+          <w:color w:val="425466"/>
+          <w:sz w:val="19"/>
+          <w:szCs w:val="19"/>
+        </w:rPr>
+        <w:t xml:space="preserve">If the code sits in a </w:t>
+      </w:r>
+      <w:r>
+        <w:rPr>
+          <w:b/>
+          <w:bCs/>
+          <w:color w:val="425466"/>
+          <w:sz w:val="19"/>
+          <w:szCs w:val="19"/>
+        </w:rPr>
+        <w:t xml:space="preserve">different Azure DevOps project or organization</w:t>
+      </w:r>
+      <w:r>
+        <w:rPr>
+          <w:color w:val="425466"/>
+          <w:sz w:val="19"/>
+          <w:szCs w:val="19"/>
+        </w:rPr>
+        <w:t xml:space="preserve"> than the Work OS repository, each person also needs to be a user there first — a </w:t>
+      </w:r>
+      <w:r>
+        <w:rPr>
+          <w:b/>
+          <w:bCs/>
+          <w:color w:val="425466"/>
+          <w:sz w:val="19"/>
+          <w:szCs w:val="19"/>
+        </w:rPr>
+        <w:t xml:space="preserve">Basic</w:t>
+      </w:r>
+      <w:r>
+        <w:rPr>
+          <w:color w:val="425466"/>
+          <w:sz w:val="19"/>
+          <w:szCs w:val="19"/>
+        </w:rPr>
+        <w:t xml:space="preserve"> access level is enough.</w:t>
+      </w:r>
+    </w:p>
+    <w:p>
+      <w:pPr>
+        <w:keepNext/>
+        <w:pBdr>
+          <w:left w:val="single" w:color="F46A4A" w:sz="18" w:space="8"/>
+        </w:pBdr>
+        <w:shd w:fill="EAF4FB" w:val="clear"/>
+        <w:spacing w:after="0" w:before="40" w:line="240"/>
+        <w:ind w:left="240"/>
+      </w:pPr>
+      <w:r>
+        <w:rPr>
+          <w:b/>
+          <w:bCs/>
+          <w:color w:val="F46A4A"/>
+          <w:spacing w:val="15"/>
+          <w:sz w:val="15"/>
+          <w:szCs w:val="15"/>
+        </w:rPr>
+        <w:t xml:space="preserve">EXPECTED</w:t>
+      </w:r>
+    </w:p>
+    <w:p>
+      <w:pPr>
+        <w:pBdr>
+          <w:left w:val="single" w:color="F46A4A" w:sz="18" w:space="8"/>
+        </w:pBdr>
+        <w:shd w:fill="EAF4FB" w:val="clear"/>
+        <w:spacing w:after="160" w:before="0" w:line="264"/>
+        <w:ind w:left="240"/>
+      </w:pPr>
+      <w:r>
+        <w:rPr>
+          <w:color w:val="0A2540"/>
+          <w:sz w:val="19"/>
+          <w:szCs w:val="19"/>
+        </w:rPr>
+        <w:t xml:space="preserve">Every person can open every repository under </w:t>
+      </w:r>
+      <w:r>
+        <w:rPr>
+          <w:b/>
+          <w:bCs/>
+          <w:color w:val="0A2540"/>
+          <w:sz w:val="19"/>
+          <w:szCs w:val="19"/>
+        </w:rPr>
+        <w:t xml:space="preserve">Repos › Files</w:t>
+      </w:r>
+      <w:r>
+        <w:rPr>
+          <w:color w:val="0A2540"/>
+          <w:sz w:val="19"/>
+          <w:szCs w:val="19"/>
+        </w:rPr>
+        <w:t xml:space="preserve"> and see the code. If the page asks someone to sign in and then says they don't have access, they are not in the group yet.</w:t>
+      </w:r>
+    </w:p>
+    <w:p>
+      <w:pPr>
+        <w:keepNext/>
+        <w:pBdr>
+          <w:left w:val="single" w:color="F46A4A" w:sz="18" w:space="8"/>
+        </w:pBdr>
+        <w:shd w:fill="EAF4FB" w:val="clear"/>
+        <w:spacing w:after="0" w:before="40" w:line="240"/>
+        <w:ind w:left="240"/>
+      </w:pPr>
+      <w:r>
+        <w:rPr>
+          <w:b/>
+          <w:bCs/>
+          <w:color w:val="F46A4A"/>
+          <w:spacing w:val="15"/>
+          <w:sz w:val="15"/>
+          <w:szCs w:val="15"/>
+        </w:rPr>
+        <w:t xml:space="preserve">CHECK IN AZURE REPOS</w:t>
+      </w:r>
+    </w:p>
+    <w:p>
+      <w:pPr>
+        <w:pBdr>
+          <w:left w:val="single" w:color="F46A4A" w:sz="18" w:space="8"/>
+        </w:pBdr>
+        <w:shd w:fill="EAF4FB" w:val="clear"/>
+        <w:spacing w:after="160" w:before="0" w:line="264"/>
+        <w:ind w:left="240"/>
+      </w:pPr>
+      <w:r>
+        <w:rPr>
+          <w:color w:val="0A2540"/>
+          <w:sz w:val="19"/>
+          <w:szCs w:val="19"/>
+        </w:rPr>
+        <w:t xml:space="preserve">Ask one of the Work OS users — not just yourself — to open a repository link in their browser. If they can see the files, Claude will be able to read that code on their computer too. Note any repository the admin left out: Claude simply won't be able to answer about it.</w:t>
+      </w:r>
+    </w:p>
+    <w:p>
+      <w:pPr>
+        <w:pStyle w:val="Heading2"/>
+      </w:pPr>
+      <w:r>
+        <w:t xml:space="preserve">Step 3 — Register the repositories for the team (Work OS admin)</w:t>
+      </w:r>
+    </w:p>
+    <w:p>
+      <w:pPr>
+        <w:pStyle w:val="ListParagraph"/>
+        <w:numPr>
+          <w:ilvl w:val="0"/>
+          <w:numId w:val="25"/>
         </w:numPr>
         <w:spacing w:after="80" w:line="276"/>
       </w:pPr>
@@ -31600,7 +32221,7 @@
         <w:pStyle w:val="ListParagraph"/>
         <w:numPr>
           <w:ilvl w:val="0"/>
-          <w:numId w:val="23"/>
+          <w:numId w:val="25"/>
         </w:numPr>
         <w:spacing w:after="80" w:line="276"/>
       </w:pPr>
@@ -31613,7 +32234,7 @@
         <w:pStyle w:val="ListParagraph"/>
         <w:numPr>
           <w:ilvl w:val="0"/>
-          <w:numId w:val="23"/>
+          <w:numId w:val="25"/>
         </w:numPr>
         <w:spacing w:after="80" w:line="276"/>
       </w:pPr>
@@ -31676,12 +32297,25 @@
         <w:pStyle w:val="ListParagraph"/>
         <w:numPr>
           <w:ilvl w:val="0"/>
-          <w:numId w:val="23"/>
+          <w:numId w:val="25"/>
         </w:numPr>
         <w:spacing w:after="80" w:line="276"/>
       </w:pPr>
       <w:r>
-        <w:t xml:space="preserve">Publish the registry entry for everyone — as a Work OS admin, Claude opens the pull request, approves it as you and </w:t>
+        <w:t xml:space="preserve">Repeat for the next repository on your list. Registering several before you publish is fine — they travel together as one change.</w:t>
+      </w:r>
+    </w:p>
+    <w:p>
+      <w:pPr>
+        <w:pStyle w:val="ListParagraph"/>
+        <w:numPr>
+          <w:ilvl w:val="0"/>
+          <w:numId w:val="25"/>
+        </w:numPr>
+        <w:spacing w:after="80" w:line="276"/>
+      </w:pPr>
+      <w:r>
+        <w:t xml:space="preserve">Publish the registry entries for everyone — as a Work OS admin, Claude opens the pull request, approves it as you and </w:t>
       </w:r>
       <w:r>
         <w:t xml:space="preserve">completes</w:t>
@@ -31731,7 +32365,7 @@
         <w:pStyle w:val="Heading2"/>
       </w:pPr>
       <w:r>
-        <w:t xml:space="preserve">Step 2 — Get access on your own computer (each user)</w:t>
+        <w:t xml:space="preserve">Step 4 — Get access on your own computer (each user)</w:t>
       </w:r>
     </w:p>
     <w:p>
@@ -31739,7 +32373,7 @@
         <w:pStyle w:val="ListParagraph"/>
         <w:numPr>
           <w:ilvl w:val="0"/>
-          <w:numId w:val="24"/>
+          <w:numId w:val="26"/>
         </w:numPr>
         <w:spacing w:after="80" w:line="276"/>
       </w:pPr>
@@ -31820,7 +32454,87 @@
           <w:sz w:val="19"/>
           <w:szCs w:val="19"/>
         </w:rPr>
-        <w:t xml:space="preserve">Claude finds the repositories the admin registered, copies them to your computer, and grants itself read-only access. It never changes the shared repository in this run.</w:t>
+        <w:t xml:space="preserve">Claude finds every repository the admin registered, copies each one to your computer, and grants itself read-only access. It never changes the shared repository in this run.</w:t>
+      </w:r>
+    </w:p>
+    <w:p>
+      <w:pPr>
+        <w:keepNext/>
+        <w:pBdr>
+          <w:left w:val="single" w:color="459FDD" w:sz="18" w:space="8"/>
+        </w:pBdr>
+        <w:shd w:fill="F6F9FC" w:val="clear"/>
+        <w:spacing w:after="0" w:before="40" w:line="240"/>
+        <w:ind w:left="240"/>
+      </w:pPr>
+      <w:r>
+        <w:rPr>
+          <w:b/>
+          <w:bCs/>
+          <w:color w:val="0E5E8B"/>
+          <w:spacing w:val="15"/>
+          <w:sz w:val="15"/>
+          <w:szCs w:val="15"/>
+        </w:rPr>
+        <w:t xml:space="preserve">NOTE</w:t>
+      </w:r>
+    </w:p>
+    <w:p>
+      <w:pPr>
+        <w:pBdr>
+          <w:left w:val="single" w:color="459FDD" w:sz="18" w:space="8"/>
+        </w:pBdr>
+        <w:shd w:fill="F6F9FC" w:val="clear"/>
+        <w:spacing w:after="160" w:before="0" w:line="264"/>
+        <w:ind w:left="240"/>
+      </w:pPr>
+      <w:r>
+        <w:rPr>
+          <w:color w:val="425466"/>
+          <w:sz w:val="19"/>
+          <w:szCs w:val="19"/>
+        </w:rPr>
+        <w:t xml:space="preserve">Nothing extra to sign in to — Claude uses the </w:t>
+      </w:r>
+      <w:r>
+        <w:rPr>
+          <w:color w:val="425466"/>
+          <w:sz w:val="19"/>
+          <w:szCs w:val="19"/>
+        </w:rPr>
+        <w:t xml:space="preserve">Azure DevOps</w:t>
+      </w:r>
+      <w:r>
+        <w:rPr>
+          <w:color w:val="425466"/>
+          <w:sz w:val="19"/>
+          <w:szCs w:val="19"/>
+        </w:rPr>
+        <w:t xml:space="preserve"> sign-in from </w:t>
+      </w:r>
+      <w:r>
+        <w:rPr>
+          <w:color w:val="0E5E8B"/>
+          <w:sz w:val="19"/>
+          <w:szCs w:val="19"/>
+        </w:rPr>
+        <w:t xml:space="preserve">Set up your computer</w:t>
+      </w:r>
+      <w:r>
+        <w:rPr>
+          <w:color w:val="697386"/>
+          <w:sz w:val="17"/>
+          <w:szCs w:val="17"/>
+        </w:rPr>
+        <w:t xml:space="preserve"> (see “Set up your computer” → Step 5 — Sign in to Azure DevOps once)</w:t>
+      </w:r>
+      <w:r>
+        <w:rPr>
+          <w:color w:val="425466"/>
+          <w:sz w:val="19"/>
+          <w:szCs w:val="19"/>
+        </w:rPr>
+        <w:t xml:space="preserve">. If it reports that it cannot reach one of the repositories, you don't have read access to that one yet: ask the repository admin to add you (step 2).</w:t>
       </w:r>
     </w:p>
     <w:p>
@@ -31859,7 +32573,28 @@
         <w:t xml:space="preserve">/connect-code --refresh</w:t>
       </w:r>
       <w:r>
-        <w:t xml:space="preserve">) now and then — it pulls the latest code and updates the maps. The weekly health check reminds you when the registry goes stale.</w:t>
+        <w:t xml:space="preserve">) now and then — it pulls the latest code for every repository you have and updates the maps. The weekly health check reminds you when the registry goes stale.</w:t>
+      </w:r>
+    </w:p>
+    <w:p>
+      <w:pPr>
+        <w:spacing w:after="120" w:line="276"/>
+      </w:pPr>
+      <w:r>
+        <w:t xml:space="preserve">Adding a repository later is the same two moves in the same order: read access for everyone first (step 2), then </w:t>
+      </w:r>
+      <w:r>
+        <w:rPr>
+          <w:rFonts w:ascii="Consolas" w:cs="Consolas" w:eastAsia="Consolas" w:hAnsi="Consolas"/>
+          <w:color w:val="0E5E8B"/>
+          <w:sz w:val="19"/>
+          <w:szCs w:val="19"/>
+          <w:shd w:fill="EDF0F2" w:val="clear"/>
+        </w:rPr>
+        <w:t xml:space="preserve">/connect-code</w:t>
+      </w:r>
+      <w:r>
+        <w:t xml:space="preserve"> with its link (step 3). New teammates need both — the repository admin adds them to the team or group, then they run step 4.</w:t>
       </w:r>
     </w:p>
     <w:p>
@@ -32361,7 +33096,7 @@
         <w:sz w:val="16"/>
         <w:szCs w:val="16"/>
       </w:rPr>
-      <w:t xml:space="preserve">SoftServe · Work OS team setup · Azure Repos edition · v2.4 · August 2026</w:t>
+      <w:t xml:space="preserve">SoftServe · Work OS team setup · Azure Repos edition · v2.5 · August 2026</w:t>
     </w:r>
     <w:r>
       <w:rPr>
@@ -32778,6 +33513,18 @@
     </w:lvlOverride>
   </w:num>
   <w:num w:numId="24">
+    <w:abstractNumId w:val="4"/>
+    <w:lvlOverride w:ilvl="0">
+      <w:startOverride w:val="1"/>
+    </w:lvlOverride>
+  </w:num>
+  <w:num w:numId="25">
+    <w:abstractNumId w:val="4"/>
+    <w:lvlOverride w:ilvl="0">
+      <w:startOverride w:val="1"/>
+    </w:lvlOverride>
+  </w:num>
+  <w:num w:numId="26">
     <w:abstractNumId w:val="4"/>
     <w:lvlOverride w:ilvl="0">
       <w:startOverride w:val="1"/>
